--- a/tesi/grafici.docx
+++ b/tesi/grafici.docx
@@ -8,10 +8,10 @@
           <w:noProof/>
         </w:rPr>
         <w:drawing>
-          <wp:inline distT="0" distB="0" distL="0" distR="0" wp14:anchorId="4E0D95B2" wp14:editId="67BC09B3">
-            <wp:extent cx="6120130" cy="2178050"/>
-            <wp:effectExtent l="0" t="0" r="0" b="0"/>
-            <wp:docPr id="260251920" name="Immagine 1" descr="Immagine che contiene Diagramma, diagramma, testo, linea&#10;&#10;Il contenuto generato dall'IA potrebbe non essere corretto."/>
+          <wp:inline distT="0" distB="0" distL="0" distR="0" wp14:anchorId="58BA5ADC" wp14:editId="7374D587">
+            <wp:extent cx="6120130" cy="1876425"/>
+            <wp:effectExtent l="0" t="0" r="0" b="9525"/>
+            <wp:docPr id="249476642" name="Immagine 1" descr="Immagine che contiene testo, Diagramma, diagramma, linea&#10;&#10;Il contenuto generato dall'IA potrebbe non essere corretto."/>
             <wp:cNvGraphicFramePr>
               <a:graphicFrameLocks xmlns:a="http://schemas.openxmlformats.org/drawingml/2006/main" noChangeAspect="1"/>
             </wp:cNvGraphicFramePr>
@@ -19,7 +19,7 @@
               <a:graphicData uri="http://schemas.openxmlformats.org/drawingml/2006/picture">
                 <pic:pic xmlns:pic="http://schemas.openxmlformats.org/drawingml/2006/picture">
                   <pic:nvPicPr>
-                    <pic:cNvPr id="260251920" name="Immagine 1" descr="Immagine che contiene Diagramma, diagramma, testo, linea&#10;&#10;Il contenuto generato dall'IA potrebbe non essere corretto."/>
+                    <pic:cNvPr id="249476642" name="Immagine 1" descr="Immagine che contiene testo, Diagramma, diagramma, linea&#10;&#10;Il contenuto generato dall'IA potrebbe non essere corretto."/>
                     <pic:cNvPicPr/>
                   </pic:nvPicPr>
                   <pic:blipFill>
@@ -31,7 +31,7 @@
                   <pic:spPr>
                     <a:xfrm>
                       <a:off x="0" y="0"/>
-                      <a:ext cx="6120130" cy="2178050"/>
+                      <a:ext cx="6120130" cy="1876425"/>
                     </a:xfrm>
                     <a:prstGeom prst="rect">
                       <a:avLst/>
@@ -46,7 +46,10 @@
     </w:p>
     <w:p>
       <w:r>
-        <w:t>Riferimento T= 5, k=7, tmax=10. LineWidth = 1.5, margine top-bottom = 0.01 unita.</w:t>
+        <w:t>Riferimento T= 5, k=</w:t>
+      </w:r>
+      <w:r>
+        <w:t>5, A=.2</w:t>
       </w:r>
     </w:p>
     <w:p/>
@@ -93,9 +96,11 @@
       </w:r>
     </w:p>
     <w:p>
+      <w:proofErr w:type="spellStart"/>
       <w:r>
         <w:t>sanity_check.mat</w:t>
       </w:r>
+      <w:proofErr w:type="spellEnd"/>
     </w:p>
     <w:p>
       <w:r>
@@ -118,8 +123,13 @@
       <w:r>
         <w:t xml:space="preserve">, </w:t>
       </w:r>
-      <w:r>
-        <w:t>t_max = 20;</w:t>
+      <w:proofErr w:type="spellStart"/>
+      <w:r>
+        <w:t>t_max</w:t>
+      </w:r>
+      <w:proofErr w:type="spellEnd"/>
+      <w:r>
+        <w:t xml:space="preserve"> = 20;</w:t>
       </w:r>
       <w:r>
         <w:t xml:space="preserve"> </w:t>
@@ -195,19 +205,48 @@
         </w:drawing>
       </w:r>
     </w:p>
-    <w:p>
+    <w:p/>
+    <w:p>
+      <w:proofErr w:type="spellStart"/>
       <w:r>
         <w:t>Pid_preliminare.mat</w:t>
       </w:r>
-    </w:p>
-    <w:p>
-      <w:r>
-        <w:t>ctrl1 = PIDController(1000, 10, 85);</w:t>
-      </w:r>
-    </w:p>
-    <w:p>
-      <w:r>
-        <w:t>ctrl2 = PIDController(-500, -100, -300);</w:t>
+      <w:proofErr w:type="spellEnd"/>
+    </w:p>
+    <w:p>
+      <w:r>
+        <w:t xml:space="preserve">ctrl1 = </w:t>
+      </w:r>
+      <w:proofErr w:type="spellStart"/>
+      <w:proofErr w:type="gramStart"/>
+      <w:r>
+        <w:t>PIDController</w:t>
+      </w:r>
+      <w:proofErr w:type="spellEnd"/>
+      <w:r>
+        <w:t>(</w:t>
+      </w:r>
+      <w:proofErr w:type="gramEnd"/>
+      <w:r>
+        <w:t>1000, 10, 85);</w:t>
+      </w:r>
+    </w:p>
+    <w:p>
+      <w:r>
+        <w:t xml:space="preserve">ctrl2 = </w:t>
+      </w:r>
+      <w:proofErr w:type="spellStart"/>
+      <w:proofErr w:type="gramStart"/>
+      <w:r>
+        <w:t>PIDController</w:t>
+      </w:r>
+      <w:proofErr w:type="spellEnd"/>
+      <w:r>
+        <w:t>(</w:t>
+      </w:r>
+      <w:proofErr w:type="gramEnd"/>
+      <w:r>
+        <w:t>-500, -100, -300);</w:t>
       </w:r>
     </w:p>
     <w:p>
@@ -231,8 +270,13 @@
       <w:r>
         <w:t xml:space="preserve">, </w:t>
       </w:r>
-      <w:r>
-        <w:t xml:space="preserve">t_max = </w:t>
+      <w:proofErr w:type="spellStart"/>
+      <w:r>
+        <w:t>t_max</w:t>
+      </w:r>
+      <w:proofErr w:type="spellEnd"/>
+      <w:r>
+        <w:t xml:space="preserve"> = </w:t>
       </w:r>
       <w:r>
         <w:t>15</w:t>
@@ -246,7 +290,15 @@
     </w:p>
     <w:p>
       <w:r>
-        <w:t>Riferimento T= 5, k=7, tmax=10.</w:t>
+        <w:t xml:space="preserve">Riferimento T= 5, k=7, </w:t>
+      </w:r>
+      <w:proofErr w:type="spellStart"/>
+      <w:r>
+        <w:t>tmax</w:t>
+      </w:r>
+      <w:proofErr w:type="spellEnd"/>
+      <w:r>
+        <w:t>=10.</w:t>
       </w:r>
       <w:r>
         <w:t xml:space="preserve"> </w:t>
@@ -271,11 +323,5769 @@
     <w:p/>
     <w:p/>
     <w:p>
-      <w:r>
+      <w:pPr>
         <w:rPr>
           <w:noProof/>
         </w:rPr>
+      </w:pPr>
+      <w:r>
+        <w:rPr>
+          <w:noProof/>
+        </w:rPr>
         <w:t xml:space="preserve"> </w:t>
+      </w:r>
+    </w:p>
+    <w:p>
+      <w:pPr>
+        <w:rPr>
+          <w:noProof/>
+        </w:rPr>
+      </w:pPr>
+    </w:p>
+    <w:p>
+      <w:pPr>
+        <w:rPr>
+          <w:noProof/>
+        </w:rPr>
+      </w:pPr>
+    </w:p>
+    <w:p>
+      <w:pPr>
+        <w:rPr>
+          <w:noProof/>
+        </w:rPr>
+      </w:pPr>
+    </w:p>
+    <w:p>
+      <w:pPr>
+        <w:rPr>
+          <w:noProof/>
+        </w:rPr>
+      </w:pPr>
+    </w:p>
+    <w:p>
+      <w:pPr>
+        <w:rPr>
+          <w:noProof/>
+        </w:rPr>
+      </w:pPr>
+    </w:p>
+    <w:p>
+      <w:pPr>
+        <w:rPr>
+          <w:noProof/>
+        </w:rPr>
+      </w:pPr>
+    </w:p>
+    <w:p>
+      <w:pPr>
+        <w:rPr>
+          <w:noProof/>
+        </w:rPr>
+      </w:pPr>
+    </w:p>
+    <w:p>
+      <w:pPr>
+        <w:rPr>
+          <w:noProof/>
+        </w:rPr>
+      </w:pPr>
+    </w:p>
+    <w:p>
+      <w:pPr>
+        <w:rPr>
+          <w:noProof/>
+        </w:rPr>
+      </w:pPr>
+    </w:p>
+    <w:p>
+      <w:r>
+        <w:rPr>
+          <w:noProof/>
+        </w:rPr>
+        <w:drawing>
+          <wp:inline distT="0" distB="0" distL="0" distR="0" wp14:anchorId="409B5C26" wp14:editId="65E501A1">
+            <wp:extent cx="6120130" cy="3994150"/>
+            <wp:effectExtent l="0" t="0" r="0" b="6350"/>
+            <wp:docPr id="1731258977" name="Immagine 1" descr="Immagine che contiene testo, linea, diagramma, Diagramma&#10;&#10;Il contenuto generato dall'IA potrebbe non essere corretto."/>
+            <wp:cNvGraphicFramePr>
+              <a:graphicFrameLocks xmlns:a="http://schemas.openxmlformats.org/drawingml/2006/main" noChangeAspect="1"/>
+            </wp:cNvGraphicFramePr>
+            <a:graphic xmlns:a="http://schemas.openxmlformats.org/drawingml/2006/main">
+              <a:graphicData uri="http://schemas.openxmlformats.org/drawingml/2006/picture">
+                <pic:pic xmlns:pic="http://schemas.openxmlformats.org/drawingml/2006/picture">
+                  <pic:nvPicPr>
+                    <pic:cNvPr id="1731258977" name="Immagine 1" descr="Immagine che contiene testo, linea, diagramma, Diagramma&#10;&#10;Il contenuto generato dall'IA potrebbe non essere corretto."/>
+                    <pic:cNvPicPr/>
+                  </pic:nvPicPr>
+                  <pic:blipFill>
+                    <a:blip r:embed="rId7"/>
+                    <a:stretch>
+                      <a:fillRect/>
+                    </a:stretch>
+                  </pic:blipFill>
+                  <pic:spPr>
+                    <a:xfrm>
+                      <a:off x="0" y="0"/>
+                      <a:ext cx="6120130" cy="3994150"/>
+                    </a:xfrm>
+                    <a:prstGeom prst="rect">
+                      <a:avLst/>
+                    </a:prstGeom>
+                  </pic:spPr>
+                </pic:pic>
+              </a:graphicData>
+            </a:graphic>
+          </wp:inline>
+        </w:drawing>
+      </w:r>
+    </w:p>
+    <w:p>
+      <w:proofErr w:type="spellStart"/>
+      <w:r>
+        <w:t>p</w:t>
+      </w:r>
+      <w:r>
+        <w:t>id_</w:t>
+      </w:r>
+      <w:r>
+        <w:t>train</w:t>
+      </w:r>
+      <w:r>
+        <w:t>.mat</w:t>
+      </w:r>
+      <w:proofErr w:type="spellEnd"/>
+    </w:p>
+    <w:p>
+      <w:r>
+        <w:t xml:space="preserve">ctrl1 = </w:t>
+      </w:r>
+      <w:proofErr w:type="spellStart"/>
+      <w:proofErr w:type="gramStart"/>
+      <w:r>
+        <w:t>PIDController</w:t>
+      </w:r>
+      <w:proofErr w:type="spellEnd"/>
+      <w:r>
+        <w:t>(</w:t>
+      </w:r>
+      <w:proofErr w:type="gramEnd"/>
+      <w:r>
+        <w:t>1000, 10, 85);</w:t>
+      </w:r>
+    </w:p>
+    <w:p>
+      <w:r>
+        <w:t xml:space="preserve">ctrl2 = </w:t>
+      </w:r>
+      <w:proofErr w:type="spellStart"/>
+      <w:proofErr w:type="gramStart"/>
+      <w:r>
+        <w:t>PIDController</w:t>
+      </w:r>
+      <w:proofErr w:type="spellEnd"/>
+      <w:r>
+        <w:t>(</w:t>
+      </w:r>
+      <w:proofErr w:type="gramEnd"/>
+      <w:r>
+        <w:t>-500, -100, -300);</w:t>
+      </w:r>
+    </w:p>
+    <w:p>
+      <w:r>
+        <w:t>condizioni iniziali =</w:t>
+      </w:r>
+      <w:r>
+        <w:rPr>
+          <w:rFonts w:ascii="Consolas" w:eastAsia="Times New Roman" w:hAnsi="Consolas" w:cs="Times New Roman"/>
+          <w:kern w:val="0"/>
+          <w:sz w:val="20"/>
+          <w:szCs w:val="20"/>
+          <w:lang w:eastAsia="it-IT"/>
+          <w14:ligatures w14:val="none"/>
+        </w:rPr>
+        <w:t xml:space="preserve"> </w:t>
+      </w:r>
+      <w:r>
+        <w:t>x0 = [-.01, .02, .1, -.1]'</w:t>
+      </w:r>
+      <w:r>
+        <w:t xml:space="preserve">, </w:t>
+      </w:r>
+      <w:proofErr w:type="spellStart"/>
+      <w:r>
+        <w:t>t_max</w:t>
+      </w:r>
+      <w:proofErr w:type="spellEnd"/>
+      <w:r>
+        <w:t xml:space="preserve"> = </w:t>
+      </w:r>
+      <w:r>
+        <w:t>50</w:t>
+      </w:r>
+      <w:r>
+        <w:t>;</w:t>
+      </w:r>
+      <w:r>
+        <w:t xml:space="preserve"> </w:t>
+      </w:r>
+    </w:p>
+    <w:p>
+      <w:r>
+        <w:t xml:space="preserve">Riferimento T= </w:t>
+      </w:r>
+      <w:r>
+        <w:t>10</w:t>
+      </w:r>
+      <w:r>
+        <w:t>, k=</w:t>
+      </w:r>
+      <w:r>
+        <w:t>4</w:t>
+      </w:r>
+      <w:r>
+        <w:t xml:space="preserve">. </w:t>
+      </w:r>
+    </w:p>
+    <w:p>
+      <w:pPr>
+        <w:rPr>
+          <w:b/>
+          <w:bCs/>
+        </w:rPr>
+      </w:pPr>
+      <w:r>
+        <w:rPr>
+          <w:b/>
+          <w:bCs/>
+        </w:rPr>
+        <w:t>Dimensione finestra 800x350 pixels</w:t>
+      </w:r>
+      <w:r>
+        <w:rPr>
+          <w:b/>
+          <w:bCs/>
+        </w:rPr>
+        <w:t>, line with = 1.</w:t>
+      </w:r>
+    </w:p>
+    <w:p>
+      <w:pPr>
+        <w:rPr>
+          <w:b/>
+          <w:bCs/>
+        </w:rPr>
+      </w:pPr>
+    </w:p>
+    <w:p/>
+    <w:p>
+      <w:r>
+        <w:lastRenderedPageBreak/>
+        <w:t>ù</w:t>
+      </w:r>
+      <w:r>
+        <w:rPr>
+          <w:noProof/>
+        </w:rPr>
+        <w:drawing>
+          <wp:inline distT="0" distB="0" distL="0" distR="0" wp14:anchorId="4B6E0732" wp14:editId="0B443E92">
+            <wp:extent cx="6120130" cy="2940685"/>
+            <wp:effectExtent l="0" t="0" r="0" b="0"/>
+            <wp:docPr id="1534846731" name="Immagine 1" descr="Immagine che contiene testo, schermata, linea, diagramma&#10;&#10;Il contenuto generato dall'IA potrebbe non essere corretto."/>
+            <wp:cNvGraphicFramePr>
+              <a:graphicFrameLocks xmlns:a="http://schemas.openxmlformats.org/drawingml/2006/main" noChangeAspect="1"/>
+            </wp:cNvGraphicFramePr>
+            <a:graphic xmlns:a="http://schemas.openxmlformats.org/drawingml/2006/main">
+              <a:graphicData uri="http://schemas.openxmlformats.org/drawingml/2006/picture">
+                <pic:pic xmlns:pic="http://schemas.openxmlformats.org/drawingml/2006/picture">
+                  <pic:nvPicPr>
+                    <pic:cNvPr id="1534846731" name="Immagine 1" descr="Immagine che contiene testo, schermata, linea, diagramma&#10;&#10;Il contenuto generato dall'IA potrebbe non essere corretto."/>
+                    <pic:cNvPicPr/>
+                  </pic:nvPicPr>
+                  <pic:blipFill>
+                    <a:blip r:embed="rId8"/>
+                    <a:stretch>
+                      <a:fillRect/>
+                    </a:stretch>
+                  </pic:blipFill>
+                  <pic:spPr>
+                    <a:xfrm>
+                      <a:off x="0" y="0"/>
+                      <a:ext cx="6120130" cy="2940685"/>
+                    </a:xfrm>
+                    <a:prstGeom prst="rect">
+                      <a:avLst/>
+                    </a:prstGeom>
+                  </pic:spPr>
+                </pic:pic>
+              </a:graphicData>
+            </a:graphic>
+          </wp:inline>
+        </w:drawing>
+      </w:r>
+    </w:p>
+    <w:p>
+      <w:pPr>
+        <w:rPr>
+          <w:noProof/>
+        </w:rPr>
+      </w:pPr>
+      <w:r>
+        <w:rPr>
+          <w:noProof/>
+        </w:rPr>
+        <w:t>0</w:t>
+      </w:r>
+    </w:p>
+    <w:p>
+      <w:pPr>
+        <w:rPr>
+          <w:noProof/>
+        </w:rPr>
+      </w:pPr>
+    </w:p>
+    <w:p>
+      <w:pPr>
+        <w:rPr>
+          <w:noProof/>
+        </w:rPr>
+      </w:pPr>
+    </w:p>
+    <w:p>
+      <w:r>
+        <w:rPr>
+          <w:noProof/>
+        </w:rPr>
+        <w:drawing>
+          <wp:inline distT="0" distB="0" distL="0" distR="0" wp14:anchorId="191719D1" wp14:editId="16845862">
+            <wp:extent cx="6120130" cy="2940685"/>
+            <wp:effectExtent l="0" t="0" r="0" b="0"/>
+            <wp:docPr id="617218403" name="Immagine 1" descr="Immagine che contiene schermata, testo, linea, diagramma&#10;&#10;Il contenuto generato dall'IA potrebbe non essere corretto."/>
+            <wp:cNvGraphicFramePr>
+              <a:graphicFrameLocks xmlns:a="http://schemas.openxmlformats.org/drawingml/2006/main" noChangeAspect="1"/>
+            </wp:cNvGraphicFramePr>
+            <a:graphic xmlns:a="http://schemas.openxmlformats.org/drawingml/2006/main">
+              <a:graphicData uri="http://schemas.openxmlformats.org/drawingml/2006/picture">
+                <pic:pic xmlns:pic="http://schemas.openxmlformats.org/drawingml/2006/picture">
+                  <pic:nvPicPr>
+                    <pic:cNvPr id="617218403" name="Immagine 1" descr="Immagine che contiene schermata, testo, linea, diagramma&#10;&#10;Il contenuto generato dall'IA potrebbe non essere corretto."/>
+                    <pic:cNvPicPr/>
+                  </pic:nvPicPr>
+                  <pic:blipFill>
+                    <a:blip r:embed="rId9"/>
+                    <a:stretch>
+                      <a:fillRect/>
+                    </a:stretch>
+                  </pic:blipFill>
+                  <pic:spPr>
+                    <a:xfrm>
+                      <a:off x="0" y="0"/>
+                      <a:ext cx="6120130" cy="2940685"/>
+                    </a:xfrm>
+                    <a:prstGeom prst="rect">
+                      <a:avLst/>
+                    </a:prstGeom>
+                  </pic:spPr>
+                </pic:pic>
+              </a:graphicData>
+            </a:graphic>
+          </wp:inline>
+        </w:drawing>
+      </w:r>
+    </w:p>
+    <w:p/>
+    <w:p/>
+    <w:p/>
+    <w:p>
+      <w:r>
+        <w:br w:type="page"/>
+      </w:r>
+    </w:p>
+    <w:p>
+      <w:pPr>
+        <w:rPr>
+          <w:sz w:val="72"/>
+          <w:szCs w:val="72"/>
+        </w:rPr>
+      </w:pPr>
+      <w:r>
+        <w:rPr>
+          <w:sz w:val="72"/>
+          <w:szCs w:val="72"/>
+        </w:rPr>
+        <w:lastRenderedPageBreak/>
+        <w:t>NUOVA VERSIONE</w:t>
+      </w:r>
+    </w:p>
+    <w:p>
+      <w:r>
+        <w:rPr>
+          <w:b/>
+          <w:bCs/>
+        </w:rPr>
+        <w:t>Dimensione finestra 800x350 pixels</w:t>
+      </w:r>
+      <w:r>
+        <w:rPr>
+          <w:b/>
+          <w:bCs/>
+        </w:rPr>
+        <w:t>, line with = 1.</w:t>
+      </w:r>
+    </w:p>
+    <w:p>
+      <w:pPr>
+        <w:rPr>
+          <w:sz w:val="24"/>
+          <w:szCs w:val="24"/>
+        </w:rPr>
+      </w:pPr>
+      <w:r>
+        <w:rPr>
+          <w:sz w:val="24"/>
+          <w:szCs w:val="24"/>
+        </w:rPr>
+        <w:t>Funzione di riferimento aggiornata</w:t>
+      </w:r>
+    </w:p>
+    <w:p>
+      <w:pPr>
+        <w:rPr>
+          <w:sz w:val="24"/>
+          <w:szCs w:val="24"/>
+        </w:rPr>
+      </w:pPr>
+      <w:r>
+        <w:rPr>
+          <w:noProof/>
+        </w:rPr>
+        <w:drawing>
+          <wp:inline distT="0" distB="0" distL="0" distR="0" wp14:anchorId="6F372740" wp14:editId="7C5B7233">
+            <wp:extent cx="6120130" cy="3645535"/>
+            <wp:effectExtent l="0" t="0" r="0" b="0"/>
+            <wp:docPr id="1314698343" name="Immagine 1" descr="Immagine che contiene testo, diagramma, linea, Diagramma&#10;&#10;Il contenuto generato dall'IA potrebbe non essere corretto."/>
+            <wp:cNvGraphicFramePr>
+              <a:graphicFrameLocks xmlns:a="http://schemas.openxmlformats.org/drawingml/2006/main" noChangeAspect="1"/>
+            </wp:cNvGraphicFramePr>
+            <a:graphic xmlns:a="http://schemas.openxmlformats.org/drawingml/2006/main">
+              <a:graphicData uri="http://schemas.openxmlformats.org/drawingml/2006/picture">
+                <pic:pic xmlns:pic="http://schemas.openxmlformats.org/drawingml/2006/picture">
+                  <pic:nvPicPr>
+                    <pic:cNvPr id="1314698343" name="Immagine 1" descr="Immagine che contiene testo, diagramma, linea, Diagramma&#10;&#10;Il contenuto generato dall'IA potrebbe non essere corretto."/>
+                    <pic:cNvPicPr/>
+                  </pic:nvPicPr>
+                  <pic:blipFill>
+                    <a:blip r:embed="rId10"/>
+                    <a:stretch>
+                      <a:fillRect/>
+                    </a:stretch>
+                  </pic:blipFill>
+                  <pic:spPr>
+                    <a:xfrm>
+                      <a:off x="0" y="0"/>
+                      <a:ext cx="6120130" cy="3645535"/>
+                    </a:xfrm>
+                    <a:prstGeom prst="rect">
+                      <a:avLst/>
+                    </a:prstGeom>
+                  </pic:spPr>
+                </pic:pic>
+              </a:graphicData>
+            </a:graphic>
+          </wp:inline>
+        </w:drawing>
+      </w:r>
+    </w:p>
+    <w:p>
+      <w:pPr>
+        <w:rPr>
+          <w:sz w:val="24"/>
+          <w:szCs w:val="24"/>
+        </w:rPr>
+      </w:pPr>
+      <w:proofErr w:type="spellStart"/>
+      <w:r>
+        <w:rPr>
+          <w:sz w:val="24"/>
+          <w:szCs w:val="24"/>
+        </w:rPr>
+        <w:t>pid_preliminare.mat</w:t>
+      </w:r>
+      <w:proofErr w:type="spellEnd"/>
+    </w:p>
+    <w:p>
+      <w:pPr>
+        <w:rPr>
+          <w:sz w:val="24"/>
+          <w:szCs w:val="24"/>
+          <w:highlight w:val="yellow"/>
+        </w:rPr>
+      </w:pPr>
+      <w:r>
+        <w:rPr>
+          <w:sz w:val="24"/>
+          <w:szCs w:val="24"/>
+          <w:highlight w:val="yellow"/>
+        </w:rPr>
+        <w:t xml:space="preserve">ctrl1 = </w:t>
+      </w:r>
+      <w:proofErr w:type="spellStart"/>
+      <w:proofErr w:type="gramStart"/>
+      <w:r>
+        <w:rPr>
+          <w:sz w:val="24"/>
+          <w:szCs w:val="24"/>
+          <w:highlight w:val="yellow"/>
+        </w:rPr>
+        <w:t>PIDController</w:t>
+      </w:r>
+      <w:proofErr w:type="spellEnd"/>
+      <w:r>
+        <w:rPr>
+          <w:sz w:val="24"/>
+          <w:szCs w:val="24"/>
+          <w:highlight w:val="yellow"/>
+        </w:rPr>
+        <w:t>(</w:t>
+      </w:r>
+      <w:proofErr w:type="gramEnd"/>
+      <w:r>
+        <w:rPr>
+          <w:sz w:val="24"/>
+          <w:szCs w:val="24"/>
+          <w:highlight w:val="yellow"/>
+        </w:rPr>
+        <w:t xml:space="preserve">1000, </w:t>
+      </w:r>
+      <w:r>
+        <w:rPr>
+          <w:sz w:val="24"/>
+          <w:szCs w:val="24"/>
+          <w:highlight w:val="yellow"/>
+        </w:rPr>
+        <w:t>1</w:t>
+      </w:r>
+      <w:r>
+        <w:rPr>
+          <w:sz w:val="24"/>
+          <w:szCs w:val="24"/>
+          <w:highlight w:val="yellow"/>
+        </w:rPr>
+        <w:t>0, 100);</w:t>
+      </w:r>
+    </w:p>
+    <w:p>
+      <w:pPr>
+        <w:rPr>
+          <w:sz w:val="24"/>
+          <w:szCs w:val="24"/>
+        </w:rPr>
+      </w:pPr>
+      <w:r>
+        <w:rPr>
+          <w:sz w:val="24"/>
+          <w:szCs w:val="24"/>
+          <w:highlight w:val="yellow"/>
+        </w:rPr>
+        <w:t xml:space="preserve">ctrl2 = </w:t>
+      </w:r>
+      <w:proofErr w:type="spellStart"/>
+      <w:proofErr w:type="gramStart"/>
+      <w:r>
+        <w:rPr>
+          <w:sz w:val="24"/>
+          <w:szCs w:val="24"/>
+          <w:highlight w:val="yellow"/>
+        </w:rPr>
+        <w:t>PIDController</w:t>
+      </w:r>
+      <w:proofErr w:type="spellEnd"/>
+      <w:r>
+        <w:rPr>
+          <w:sz w:val="24"/>
+          <w:szCs w:val="24"/>
+          <w:highlight w:val="yellow"/>
+        </w:rPr>
+        <w:t>(</w:t>
+      </w:r>
+      <w:proofErr w:type="gramEnd"/>
+      <w:r>
+        <w:rPr>
+          <w:sz w:val="24"/>
+          <w:szCs w:val="24"/>
+          <w:highlight w:val="yellow"/>
+        </w:rPr>
+        <w:t>-500, -</w:t>
+      </w:r>
+      <w:r>
+        <w:rPr>
+          <w:sz w:val="24"/>
+          <w:szCs w:val="24"/>
+          <w:highlight w:val="yellow"/>
+        </w:rPr>
+        <w:t>5</w:t>
+      </w:r>
+      <w:r>
+        <w:rPr>
+          <w:sz w:val="24"/>
+          <w:szCs w:val="24"/>
+          <w:highlight w:val="yellow"/>
+        </w:rPr>
+        <w:t>0, -300);</w:t>
+      </w:r>
+    </w:p>
+    <w:p>
+      <w:pPr>
+        <w:rPr>
+          <w:sz w:val="24"/>
+          <w:szCs w:val="24"/>
+          <w:highlight w:val="green"/>
+        </w:rPr>
+      </w:pPr>
+      <w:r>
+        <w:rPr>
+          <w:sz w:val="24"/>
+          <w:szCs w:val="24"/>
+          <w:highlight w:val="green"/>
+        </w:rPr>
+        <w:t xml:space="preserve">T = 5; % </w:t>
+      </w:r>
+      <w:proofErr w:type="spellStart"/>
+      <w:r>
+        <w:rPr>
+          <w:sz w:val="24"/>
+          <w:szCs w:val="24"/>
+          <w:highlight w:val="green"/>
+        </w:rPr>
+        <w:t>period</w:t>
+      </w:r>
+      <w:proofErr w:type="spellEnd"/>
+    </w:p>
+    <w:p>
+      <w:pPr>
+        <w:rPr>
+          <w:sz w:val="24"/>
+          <w:szCs w:val="24"/>
+          <w:highlight w:val="green"/>
+        </w:rPr>
+      </w:pPr>
+      <w:r>
+        <w:rPr>
+          <w:sz w:val="24"/>
+          <w:szCs w:val="24"/>
+          <w:highlight w:val="green"/>
+        </w:rPr>
+        <w:t xml:space="preserve">k = 5; % the </w:t>
+      </w:r>
+      <w:proofErr w:type="spellStart"/>
+      <w:r>
+        <w:rPr>
+          <w:sz w:val="24"/>
+          <w:szCs w:val="24"/>
+          <w:highlight w:val="green"/>
+        </w:rPr>
+        <w:t>lower</w:t>
+      </w:r>
+      <w:proofErr w:type="spellEnd"/>
+      <w:r>
+        <w:rPr>
+          <w:sz w:val="24"/>
+          <w:szCs w:val="24"/>
+          <w:highlight w:val="green"/>
+        </w:rPr>
+        <w:t xml:space="preserve"> the </w:t>
+      </w:r>
+      <w:proofErr w:type="spellStart"/>
+      <w:r>
+        <w:rPr>
+          <w:sz w:val="24"/>
+          <w:szCs w:val="24"/>
+          <w:highlight w:val="green"/>
+        </w:rPr>
+        <w:t>smoother</w:t>
+      </w:r>
+      <w:proofErr w:type="spellEnd"/>
+    </w:p>
+    <w:p>
+      <w:pPr>
+        <w:rPr>
+          <w:sz w:val="24"/>
+          <w:szCs w:val="24"/>
+          <w:highlight w:val="green"/>
+        </w:rPr>
+      </w:pPr>
+      <w:r>
+        <w:rPr>
+          <w:sz w:val="24"/>
+          <w:szCs w:val="24"/>
+          <w:highlight w:val="green"/>
+        </w:rPr>
+        <w:t xml:space="preserve">A = .1; % </w:t>
+      </w:r>
+      <w:proofErr w:type="spellStart"/>
+      <w:r>
+        <w:rPr>
+          <w:sz w:val="24"/>
+          <w:szCs w:val="24"/>
+          <w:highlight w:val="green"/>
+        </w:rPr>
+        <w:t>amplitude</w:t>
+      </w:r>
+      <w:proofErr w:type="spellEnd"/>
+    </w:p>
+    <w:p>
+      <w:pPr>
+        <w:rPr>
+          <w:sz w:val="24"/>
+          <w:szCs w:val="24"/>
+        </w:rPr>
+      </w:pPr>
+      <w:proofErr w:type="spellStart"/>
+      <w:r>
+        <w:rPr>
+          <w:sz w:val="24"/>
+          <w:szCs w:val="24"/>
+          <w:highlight w:val="green"/>
+        </w:rPr>
+        <w:t>smooth_wave</w:t>
+      </w:r>
+      <w:proofErr w:type="spellEnd"/>
+      <w:r>
+        <w:rPr>
+          <w:sz w:val="24"/>
+          <w:szCs w:val="24"/>
+          <w:highlight w:val="green"/>
+        </w:rPr>
+        <w:t xml:space="preserve"> = @(t) A * </w:t>
+      </w:r>
+      <w:proofErr w:type="spellStart"/>
+      <w:proofErr w:type="gramStart"/>
+      <w:r>
+        <w:rPr>
+          <w:sz w:val="24"/>
+          <w:szCs w:val="24"/>
+          <w:highlight w:val="green"/>
+        </w:rPr>
+        <w:t>tanh</w:t>
+      </w:r>
+      <w:proofErr w:type="spellEnd"/>
+      <w:r>
+        <w:rPr>
+          <w:sz w:val="24"/>
+          <w:szCs w:val="24"/>
+          <w:highlight w:val="green"/>
+        </w:rPr>
+        <w:t>(</w:t>
+      </w:r>
+      <w:proofErr w:type="gramEnd"/>
+      <w:r>
+        <w:rPr>
+          <w:sz w:val="24"/>
+          <w:szCs w:val="24"/>
+          <w:highlight w:val="green"/>
+        </w:rPr>
+        <w:t>k * sin(2*pi*(t-T/</w:t>
+      </w:r>
+      <w:proofErr w:type="gramStart"/>
+      <w:r>
+        <w:rPr>
+          <w:sz w:val="24"/>
+          <w:szCs w:val="24"/>
+          <w:highlight w:val="green"/>
+        </w:rPr>
+        <w:t>4)/</w:t>
+      </w:r>
+      <w:proofErr w:type="gramEnd"/>
+      <w:r>
+        <w:rPr>
+          <w:sz w:val="24"/>
+          <w:szCs w:val="24"/>
+          <w:highlight w:val="green"/>
+        </w:rPr>
+        <w:t>T)) + A;</w:t>
+      </w:r>
+    </w:p>
+    <w:p>
+      <w:pPr>
+        <w:rPr>
+          <w:sz w:val="24"/>
+          <w:szCs w:val="24"/>
+          <w:highlight w:val="red"/>
+        </w:rPr>
+      </w:pPr>
+      <w:r>
+        <w:rPr>
+          <w:sz w:val="24"/>
+          <w:szCs w:val="24"/>
+          <w:highlight w:val="red"/>
+        </w:rPr>
+        <w:t>x0 = [0, .2, .1, -.1]';</w:t>
+      </w:r>
+    </w:p>
+    <w:p>
+      <w:pPr>
+        <w:rPr>
+          <w:sz w:val="24"/>
+          <w:szCs w:val="24"/>
+        </w:rPr>
+      </w:pPr>
+      <w:proofErr w:type="spellStart"/>
+      <w:r>
+        <w:rPr>
+          <w:sz w:val="24"/>
+          <w:szCs w:val="24"/>
+          <w:highlight w:val="red"/>
+        </w:rPr>
+        <w:t>t_max</w:t>
+      </w:r>
+      <w:proofErr w:type="spellEnd"/>
+      <w:r>
+        <w:rPr>
+          <w:sz w:val="24"/>
+          <w:szCs w:val="24"/>
+          <w:highlight w:val="red"/>
+        </w:rPr>
+        <w:t xml:space="preserve"> = 15;</w:t>
+      </w:r>
+    </w:p>
+    <w:p>
+      <w:pPr>
+        <w:rPr>
+          <w:sz w:val="24"/>
+          <w:szCs w:val="24"/>
+        </w:rPr>
+      </w:pPr>
+    </w:p>
+    <w:p>
+      <w:pPr>
+        <w:rPr>
+          <w:sz w:val="24"/>
+          <w:szCs w:val="24"/>
+        </w:rPr>
+      </w:pPr>
+    </w:p>
+    <w:p>
+      <w:pPr>
+        <w:rPr>
+          <w:sz w:val="24"/>
+          <w:szCs w:val="24"/>
+        </w:rPr>
+      </w:pPr>
+    </w:p>
+    <w:p>
+      <w:pPr>
+        <w:rPr>
+          <w:sz w:val="24"/>
+          <w:szCs w:val="24"/>
+        </w:rPr>
+      </w:pPr>
+      <w:r>
+        <w:rPr>
+          <w:sz w:val="24"/>
+          <w:szCs w:val="24"/>
+        </w:rPr>
+        <w:br w:type="page"/>
+      </w:r>
+    </w:p>
+    <w:p>
+      <w:pPr>
+        <w:rPr>
+          <w:sz w:val="24"/>
+          <w:szCs w:val="24"/>
+        </w:rPr>
+      </w:pPr>
+      <w:r>
+        <w:rPr>
+          <w:sz w:val="24"/>
+          <w:szCs w:val="24"/>
+        </w:rPr>
+        <w:lastRenderedPageBreak/>
+        <w:t>TRAIN</w:t>
+      </w:r>
+    </w:p>
+    <w:p>
+      <w:pPr>
+        <w:rPr>
+          <w:sz w:val="24"/>
+          <w:szCs w:val="24"/>
+        </w:rPr>
+      </w:pPr>
+      <w:r>
+        <w:rPr>
+          <w:noProof/>
+        </w:rPr>
+        <w:drawing>
+          <wp:inline distT="0" distB="0" distL="0" distR="0" wp14:anchorId="409263CD" wp14:editId="7B36B8EF">
+            <wp:extent cx="6120130" cy="3648075"/>
+            <wp:effectExtent l="0" t="0" r="0" b="9525"/>
+            <wp:docPr id="1105060157" name="Immagine 1"/>
+            <wp:cNvGraphicFramePr>
+              <a:graphicFrameLocks xmlns:a="http://schemas.openxmlformats.org/drawingml/2006/main" noChangeAspect="1"/>
+            </wp:cNvGraphicFramePr>
+            <a:graphic xmlns:a="http://schemas.openxmlformats.org/drawingml/2006/main">
+              <a:graphicData uri="http://schemas.openxmlformats.org/drawingml/2006/picture">
+                <pic:pic xmlns:pic="http://schemas.openxmlformats.org/drawingml/2006/picture">
+                  <pic:nvPicPr>
+                    <pic:cNvPr id="1105060157" name=""/>
+                    <pic:cNvPicPr/>
+                  </pic:nvPicPr>
+                  <pic:blipFill>
+                    <a:blip r:embed="rId11"/>
+                    <a:stretch>
+                      <a:fillRect/>
+                    </a:stretch>
+                  </pic:blipFill>
+                  <pic:spPr>
+                    <a:xfrm>
+                      <a:off x="0" y="0"/>
+                      <a:ext cx="6120130" cy="3648075"/>
+                    </a:xfrm>
+                    <a:prstGeom prst="rect">
+                      <a:avLst/>
+                    </a:prstGeom>
+                  </pic:spPr>
+                </pic:pic>
+              </a:graphicData>
+            </a:graphic>
+          </wp:inline>
+        </w:drawing>
+      </w:r>
+      <w:r>
+        <w:rPr>
+          <w:sz w:val="24"/>
+          <w:szCs w:val="24"/>
+        </w:rPr>
+        <w:br/>
+      </w:r>
+      <w:r>
+        <w:rPr>
+          <w:sz w:val="24"/>
+          <w:szCs w:val="24"/>
+        </w:rPr>
+        <w:t xml:space="preserve">Data </w:t>
+      </w:r>
+      <w:proofErr w:type="spellStart"/>
+      <w:r>
+        <w:rPr>
+          <w:sz w:val="24"/>
+          <w:szCs w:val="24"/>
+        </w:rPr>
+        <w:t>saved</w:t>
+      </w:r>
+      <w:proofErr w:type="spellEnd"/>
+      <w:r>
+        <w:rPr>
+          <w:sz w:val="24"/>
+          <w:szCs w:val="24"/>
+        </w:rPr>
+        <w:t xml:space="preserve"> </w:t>
+      </w:r>
+      <w:proofErr w:type="spellStart"/>
+      <w:r>
+        <w:rPr>
+          <w:sz w:val="24"/>
+          <w:szCs w:val="24"/>
+        </w:rPr>
+        <w:t>at</w:t>
+      </w:r>
+      <w:proofErr w:type="spellEnd"/>
+      <w:r>
+        <w:rPr>
+          <w:sz w:val="24"/>
+          <w:szCs w:val="24"/>
+        </w:rPr>
+        <w:t xml:space="preserve">: </w:t>
+      </w:r>
+      <w:proofErr w:type="spellStart"/>
+      <w:r>
+        <w:rPr>
+          <w:sz w:val="24"/>
+          <w:szCs w:val="24"/>
+        </w:rPr>
+        <w:t>readings_final</w:t>
+      </w:r>
+      <w:proofErr w:type="spellEnd"/>
+      <w:r>
+        <w:rPr>
+          <w:sz w:val="24"/>
+          <w:szCs w:val="24"/>
+        </w:rPr>
+        <w:t>/</w:t>
+      </w:r>
+      <w:proofErr w:type="spellStart"/>
+      <w:r>
+        <w:rPr>
+          <w:sz w:val="24"/>
+          <w:szCs w:val="24"/>
+        </w:rPr>
+        <w:t>pid_train</w:t>
+      </w:r>
+      <w:r>
+        <w:rPr>
+          <w:sz w:val="24"/>
+          <w:szCs w:val="24"/>
+        </w:rPr>
+        <w:t>.mat</w:t>
+      </w:r>
+      <w:proofErr w:type="spellEnd"/>
+    </w:p>
+    <w:p>
+      <w:pPr>
+        <w:rPr>
+          <w:sz w:val="16"/>
+          <w:szCs w:val="16"/>
+        </w:rPr>
+      </w:pPr>
+      <w:r>
+        <w:rPr>
+          <w:sz w:val="16"/>
+          <w:szCs w:val="16"/>
+        </w:rPr>
+        <w:t xml:space="preserve">Reference </w:t>
+      </w:r>
+      <w:proofErr w:type="spellStart"/>
+      <w:r>
+        <w:rPr>
+          <w:sz w:val="16"/>
+          <w:szCs w:val="16"/>
+        </w:rPr>
+        <w:t>parameters</w:t>
+      </w:r>
+      <w:proofErr w:type="spellEnd"/>
+      <w:r>
+        <w:rPr>
+          <w:sz w:val="16"/>
+          <w:szCs w:val="16"/>
+        </w:rPr>
+        <w:t>:</w:t>
+      </w:r>
+      <w:r>
+        <w:rPr>
+          <w:sz w:val="16"/>
+          <w:szCs w:val="16"/>
+        </w:rPr>
+        <w:br/>
+        <w:t xml:space="preserve">T: </w:t>
+      </w:r>
+      <w:bookmarkStart w:id="0" w:name="_Hlk203173815"/>
+      <w:r>
+        <w:rPr>
+          <w:sz w:val="16"/>
+          <w:szCs w:val="16"/>
+        </w:rPr>
+        <w:t>8.00, k: 5.00, A: 0.10</w:t>
+      </w:r>
+      <w:bookmarkEnd w:id="0"/>
+      <w:r>
+        <w:rPr>
+          <w:sz w:val="16"/>
+          <w:szCs w:val="16"/>
+        </w:rPr>
+        <w:br/>
+      </w:r>
+      <w:r>
+        <w:rPr>
+          <w:sz w:val="16"/>
+          <w:szCs w:val="16"/>
+        </w:rPr>
+        <w:br/>
+      </w:r>
+      <w:proofErr w:type="spellStart"/>
+      <w:r>
+        <w:rPr>
+          <w:sz w:val="16"/>
+          <w:szCs w:val="16"/>
+        </w:rPr>
+        <w:t>Simulation</w:t>
+      </w:r>
+      <w:proofErr w:type="spellEnd"/>
+      <w:r>
+        <w:rPr>
+          <w:sz w:val="16"/>
+          <w:szCs w:val="16"/>
+        </w:rPr>
+        <w:t xml:space="preserve"> </w:t>
+      </w:r>
+      <w:proofErr w:type="spellStart"/>
+      <w:r>
+        <w:rPr>
+          <w:sz w:val="16"/>
+          <w:szCs w:val="16"/>
+        </w:rPr>
+        <w:t>parameters</w:t>
+      </w:r>
+      <w:proofErr w:type="spellEnd"/>
+      <w:r>
+        <w:rPr>
+          <w:sz w:val="16"/>
+          <w:szCs w:val="16"/>
+        </w:rPr>
+        <w:t>:</w:t>
+      </w:r>
+      <w:r>
+        <w:rPr>
+          <w:sz w:val="16"/>
+          <w:szCs w:val="16"/>
+        </w:rPr>
+        <w:br/>
+      </w:r>
+      <w:proofErr w:type="spellStart"/>
+      <w:r>
+        <w:rPr>
+          <w:sz w:val="16"/>
+          <w:szCs w:val="16"/>
+        </w:rPr>
+        <w:t>t_max</w:t>
+      </w:r>
+      <w:proofErr w:type="spellEnd"/>
+      <w:r>
+        <w:rPr>
+          <w:sz w:val="16"/>
+          <w:szCs w:val="16"/>
+        </w:rPr>
+        <w:t>: 50.00,</w:t>
+      </w:r>
+      <w:bookmarkStart w:id="1" w:name="_Hlk203173852"/>
+      <w:r>
+        <w:rPr>
+          <w:sz w:val="16"/>
+          <w:szCs w:val="16"/>
+        </w:rPr>
+        <w:t xml:space="preserve"> x0: [0.00, 0.20, 0.10, -0.10]</w:t>
+      </w:r>
+      <w:r>
+        <w:rPr>
+          <w:sz w:val="16"/>
+          <w:szCs w:val="16"/>
+        </w:rPr>
+        <w:br/>
+      </w:r>
+      <w:bookmarkEnd w:id="1"/>
+      <w:r>
+        <w:rPr>
+          <w:sz w:val="16"/>
+          <w:szCs w:val="16"/>
+        </w:rPr>
+        <w:br/>
+        <w:t>PID Gains for ctrl1:</w:t>
+      </w:r>
+      <w:r>
+        <w:rPr>
+          <w:sz w:val="16"/>
+          <w:szCs w:val="16"/>
+        </w:rPr>
+        <w:br/>
+      </w:r>
+      <w:proofErr w:type="spellStart"/>
+      <w:r>
+        <w:rPr>
+          <w:sz w:val="16"/>
+          <w:szCs w:val="16"/>
+        </w:rPr>
+        <w:t>Kp</w:t>
+      </w:r>
+      <w:proofErr w:type="spellEnd"/>
+      <w:r>
+        <w:rPr>
+          <w:sz w:val="16"/>
+          <w:szCs w:val="16"/>
+        </w:rPr>
+        <w:t xml:space="preserve">: 1000.00, </w:t>
+      </w:r>
+      <w:proofErr w:type="spellStart"/>
+      <w:r>
+        <w:rPr>
+          <w:sz w:val="16"/>
+          <w:szCs w:val="16"/>
+        </w:rPr>
+        <w:t>Ki</w:t>
+      </w:r>
+      <w:proofErr w:type="spellEnd"/>
+      <w:r>
+        <w:rPr>
+          <w:sz w:val="16"/>
+          <w:szCs w:val="16"/>
+        </w:rPr>
+        <w:t xml:space="preserve">: 10.00, </w:t>
+      </w:r>
+      <w:proofErr w:type="spellStart"/>
+      <w:r>
+        <w:rPr>
+          <w:sz w:val="16"/>
+          <w:szCs w:val="16"/>
+        </w:rPr>
+        <w:t>Kd</w:t>
+      </w:r>
+      <w:proofErr w:type="spellEnd"/>
+      <w:r>
+        <w:rPr>
+          <w:sz w:val="16"/>
+          <w:szCs w:val="16"/>
+        </w:rPr>
+        <w:t>: 100.00</w:t>
+      </w:r>
+      <w:r>
+        <w:rPr>
+          <w:sz w:val="16"/>
+          <w:szCs w:val="16"/>
+        </w:rPr>
+        <w:br/>
+        <w:t>PID Gains for ctrl2:</w:t>
+      </w:r>
+      <w:r>
+        <w:rPr>
+          <w:sz w:val="16"/>
+          <w:szCs w:val="16"/>
+        </w:rPr>
+        <w:br/>
+      </w:r>
+      <w:proofErr w:type="spellStart"/>
+      <w:r>
+        <w:rPr>
+          <w:sz w:val="16"/>
+          <w:szCs w:val="16"/>
+        </w:rPr>
+        <w:t>Kp</w:t>
+      </w:r>
+      <w:proofErr w:type="spellEnd"/>
+      <w:r>
+        <w:rPr>
+          <w:sz w:val="16"/>
+          <w:szCs w:val="16"/>
+        </w:rPr>
+        <w:t xml:space="preserve">: -500.00, </w:t>
+      </w:r>
+      <w:proofErr w:type="spellStart"/>
+      <w:r>
+        <w:rPr>
+          <w:sz w:val="16"/>
+          <w:szCs w:val="16"/>
+        </w:rPr>
+        <w:t>Ki</w:t>
+      </w:r>
+      <w:proofErr w:type="spellEnd"/>
+      <w:r>
+        <w:rPr>
+          <w:sz w:val="16"/>
+          <w:szCs w:val="16"/>
+        </w:rPr>
+        <w:t xml:space="preserve">: -50.00, </w:t>
+      </w:r>
+      <w:proofErr w:type="spellStart"/>
+      <w:r>
+        <w:rPr>
+          <w:sz w:val="16"/>
+          <w:szCs w:val="16"/>
+        </w:rPr>
+        <w:t>Kd</w:t>
+      </w:r>
+      <w:proofErr w:type="spellEnd"/>
+      <w:r>
+        <w:rPr>
+          <w:sz w:val="16"/>
+          <w:szCs w:val="16"/>
+        </w:rPr>
+        <w:t>: -300.00</w:t>
+      </w:r>
+    </w:p>
+    <w:p>
+      <w:pPr>
+        <w:rPr>
+          <w:sz w:val="16"/>
+          <w:szCs w:val="16"/>
+        </w:rPr>
+      </w:pPr>
+      <w:r>
+        <w:rPr>
+          <w:sz w:val="16"/>
+          <w:szCs w:val="16"/>
+        </w:rPr>
+        <w:t xml:space="preserve">Reference </w:t>
+      </w:r>
+      <w:proofErr w:type="spellStart"/>
+      <w:r>
+        <w:rPr>
+          <w:sz w:val="16"/>
+          <w:szCs w:val="16"/>
+        </w:rPr>
+        <w:t>parameters</w:t>
+      </w:r>
+      <w:proofErr w:type="spellEnd"/>
+      <w:r>
+        <w:rPr>
+          <w:sz w:val="16"/>
+          <w:szCs w:val="16"/>
+        </w:rPr>
+        <w:t>:</w:t>
+      </w:r>
+      <w:r>
+        <w:rPr>
+          <w:sz w:val="16"/>
+          <w:szCs w:val="16"/>
+        </w:rPr>
+        <w:br/>
+        <w:t>T: 8.00, k: 5.00, A: 0.10</w:t>
+      </w:r>
+      <w:r>
+        <w:rPr>
+          <w:sz w:val="16"/>
+          <w:szCs w:val="16"/>
+        </w:rPr>
+        <w:br/>
+      </w:r>
+      <w:r>
+        <w:rPr>
+          <w:sz w:val="16"/>
+          <w:szCs w:val="16"/>
+        </w:rPr>
+        <w:br/>
+      </w:r>
+      <w:proofErr w:type="spellStart"/>
+      <w:r>
+        <w:rPr>
+          <w:sz w:val="16"/>
+          <w:szCs w:val="16"/>
+        </w:rPr>
+        <w:t>Simulation</w:t>
+      </w:r>
+      <w:proofErr w:type="spellEnd"/>
+      <w:r>
+        <w:rPr>
+          <w:sz w:val="16"/>
+          <w:szCs w:val="16"/>
+        </w:rPr>
+        <w:t xml:space="preserve"> </w:t>
+      </w:r>
+      <w:proofErr w:type="spellStart"/>
+      <w:r>
+        <w:rPr>
+          <w:sz w:val="16"/>
+          <w:szCs w:val="16"/>
+        </w:rPr>
+        <w:t>parameters</w:t>
+      </w:r>
+      <w:proofErr w:type="spellEnd"/>
+      <w:r>
+        <w:rPr>
+          <w:sz w:val="16"/>
+          <w:szCs w:val="16"/>
+        </w:rPr>
+        <w:t>:</w:t>
+      </w:r>
+      <w:r>
+        <w:rPr>
+          <w:sz w:val="16"/>
+          <w:szCs w:val="16"/>
+        </w:rPr>
+        <w:br/>
+      </w:r>
+      <w:proofErr w:type="spellStart"/>
+      <w:r>
+        <w:rPr>
+          <w:sz w:val="16"/>
+          <w:szCs w:val="16"/>
+        </w:rPr>
+        <w:t>t_max</w:t>
+      </w:r>
+      <w:proofErr w:type="spellEnd"/>
+      <w:r>
+        <w:rPr>
+          <w:sz w:val="16"/>
+          <w:szCs w:val="16"/>
+        </w:rPr>
+        <w:t>: 50.00, x0: [0.00, 0.20, 0.10, -0.10]</w:t>
+      </w:r>
+      <w:r>
+        <w:rPr>
+          <w:sz w:val="16"/>
+          <w:szCs w:val="16"/>
+        </w:rPr>
+        <w:br/>
+      </w:r>
+      <w:r>
+        <w:rPr>
+          <w:sz w:val="16"/>
+          <w:szCs w:val="16"/>
+        </w:rPr>
+        <w:br/>
+        <w:t>PID Gains for ctrl1:</w:t>
+      </w:r>
+      <w:r>
+        <w:rPr>
+          <w:sz w:val="16"/>
+          <w:szCs w:val="16"/>
+        </w:rPr>
+        <w:br/>
+      </w:r>
+      <w:proofErr w:type="spellStart"/>
+      <w:r>
+        <w:rPr>
+          <w:sz w:val="16"/>
+          <w:szCs w:val="16"/>
+        </w:rPr>
+        <w:t>Kp</w:t>
+      </w:r>
+      <w:proofErr w:type="spellEnd"/>
+      <w:r>
+        <w:rPr>
+          <w:sz w:val="16"/>
+          <w:szCs w:val="16"/>
+        </w:rPr>
+        <w:t xml:space="preserve">: 1000.00, </w:t>
+      </w:r>
+      <w:proofErr w:type="spellStart"/>
+      <w:r>
+        <w:rPr>
+          <w:sz w:val="16"/>
+          <w:szCs w:val="16"/>
+        </w:rPr>
+        <w:t>Ki</w:t>
+      </w:r>
+      <w:proofErr w:type="spellEnd"/>
+      <w:r>
+        <w:rPr>
+          <w:sz w:val="16"/>
+          <w:szCs w:val="16"/>
+        </w:rPr>
+        <w:t xml:space="preserve">: 10.00, </w:t>
+      </w:r>
+      <w:proofErr w:type="spellStart"/>
+      <w:r>
+        <w:rPr>
+          <w:sz w:val="16"/>
+          <w:szCs w:val="16"/>
+        </w:rPr>
+        <w:t>Kd</w:t>
+      </w:r>
+      <w:proofErr w:type="spellEnd"/>
+      <w:r>
+        <w:rPr>
+          <w:sz w:val="16"/>
+          <w:szCs w:val="16"/>
+        </w:rPr>
+        <w:t>: 100.00</w:t>
+      </w:r>
+      <w:r>
+        <w:rPr>
+          <w:sz w:val="16"/>
+          <w:szCs w:val="16"/>
+        </w:rPr>
+        <w:br/>
+        <w:t>PID Gains for ctrl2:</w:t>
+      </w:r>
+      <w:r>
+        <w:rPr>
+          <w:sz w:val="16"/>
+          <w:szCs w:val="16"/>
+        </w:rPr>
+        <w:br/>
+      </w:r>
+      <w:proofErr w:type="spellStart"/>
+      <w:r>
+        <w:rPr>
+          <w:sz w:val="16"/>
+          <w:szCs w:val="16"/>
+        </w:rPr>
+        <w:t>Kp</w:t>
+      </w:r>
+      <w:proofErr w:type="spellEnd"/>
+      <w:r>
+        <w:rPr>
+          <w:sz w:val="16"/>
+          <w:szCs w:val="16"/>
+        </w:rPr>
+        <w:t xml:space="preserve">: -500.00, </w:t>
+      </w:r>
+      <w:proofErr w:type="spellStart"/>
+      <w:r>
+        <w:rPr>
+          <w:sz w:val="16"/>
+          <w:szCs w:val="16"/>
+        </w:rPr>
+        <w:t>Ki</w:t>
+      </w:r>
+      <w:proofErr w:type="spellEnd"/>
+      <w:r>
+        <w:rPr>
+          <w:sz w:val="16"/>
+          <w:szCs w:val="16"/>
+        </w:rPr>
+        <w:t xml:space="preserve">: -50.00, </w:t>
+      </w:r>
+      <w:proofErr w:type="spellStart"/>
+      <w:r>
+        <w:rPr>
+          <w:sz w:val="16"/>
+          <w:szCs w:val="16"/>
+        </w:rPr>
+        <w:t>Kd</w:t>
+      </w:r>
+      <w:proofErr w:type="spellEnd"/>
+      <w:r>
+        <w:rPr>
+          <w:sz w:val="16"/>
+          <w:szCs w:val="16"/>
+        </w:rPr>
+        <w:t>: -300.00</w:t>
+      </w:r>
+      <w:r>
+        <w:rPr>
+          <w:sz w:val="16"/>
+          <w:szCs w:val="16"/>
+        </w:rPr>
+        <w:br/>
+      </w:r>
+      <w:r>
+        <w:rPr>
+          <w:sz w:val="16"/>
+          <w:szCs w:val="16"/>
+        </w:rPr>
+        <w:br/>
+      </w:r>
+      <w:proofErr w:type="spellStart"/>
+      <w:r>
+        <w:rPr>
+          <w:sz w:val="16"/>
+          <w:szCs w:val="16"/>
+        </w:rPr>
+        <w:t>poly_f</w:t>
+      </w:r>
+      <w:proofErr w:type="spellEnd"/>
+      <w:r>
+        <w:rPr>
+          <w:sz w:val="16"/>
+          <w:szCs w:val="16"/>
+        </w:rPr>
+        <w:t xml:space="preserve"> =</w:t>
+      </w:r>
+      <w:r>
+        <w:rPr>
+          <w:sz w:val="16"/>
+          <w:szCs w:val="16"/>
+        </w:rPr>
+        <w:br/>
+      </w:r>
+      <w:r>
+        <w:rPr>
+          <w:sz w:val="16"/>
+          <w:szCs w:val="16"/>
+        </w:rPr>
+        <w:br/>
+        <w:t xml:space="preserve">  </w:t>
+      </w:r>
+      <w:hyperlink r:id="rId12" w:history="1">
+        <w:proofErr w:type="spellStart"/>
+        <w:r>
+          <w:rPr>
+            <w:rStyle w:val="Collegamentoipertestuale"/>
+            <w:b/>
+            <w:bCs/>
+            <w:sz w:val="16"/>
+            <w:szCs w:val="16"/>
+          </w:rPr>
+          <w:t>function_handle</w:t>
+        </w:r>
+        <w:proofErr w:type="spellEnd"/>
+      </w:hyperlink>
+      <w:r>
+        <w:rPr>
+          <w:sz w:val="16"/>
+          <w:szCs w:val="16"/>
+        </w:rPr>
+        <w:t xml:space="preserve"> with </w:t>
+      </w:r>
+      <w:proofErr w:type="spellStart"/>
+      <w:r>
+        <w:rPr>
+          <w:sz w:val="16"/>
+          <w:szCs w:val="16"/>
+        </w:rPr>
+        <w:t>value</w:t>
+      </w:r>
+      <w:proofErr w:type="spellEnd"/>
+      <w:r>
+        <w:rPr>
+          <w:sz w:val="16"/>
+          <w:szCs w:val="16"/>
+        </w:rPr>
+        <w:t>:</w:t>
+      </w:r>
+      <w:r>
+        <w:rPr>
+          <w:sz w:val="16"/>
+          <w:szCs w:val="16"/>
+        </w:rPr>
+        <w:br/>
+      </w:r>
+      <w:r>
+        <w:rPr>
+          <w:sz w:val="16"/>
+          <w:szCs w:val="16"/>
+        </w:rPr>
+        <w:br/>
+        <w:t xml:space="preserve">    @(f,t)</w:t>
+      </w:r>
+      <w:bookmarkStart w:id="2" w:name="_Hlk203173871"/>
+      <w:r>
+        <w:rPr>
+          <w:sz w:val="16"/>
+          <w:szCs w:val="16"/>
+        </w:rPr>
+        <w:t>f(t)+0.4*f(t*2.15)-0.4*f(t*0.5)+f(t*1.5)</w:t>
+      </w:r>
+      <w:bookmarkEnd w:id="2"/>
+    </w:p>
+    <w:p>
+      <w:pPr>
+        <w:rPr>
+          <w:sz w:val="16"/>
+          <w:szCs w:val="16"/>
+        </w:rPr>
+      </w:pPr>
+    </w:p>
+    <w:p>
+      <w:pPr>
+        <w:rPr>
+          <w:sz w:val="16"/>
+          <w:szCs w:val="16"/>
+        </w:rPr>
+      </w:pPr>
+      <w:r>
+        <w:rPr>
+          <w:sz w:val="16"/>
+          <w:szCs w:val="16"/>
+        </w:rPr>
+        <w:t xml:space="preserve">&gt;&gt; </w:t>
+      </w:r>
+    </w:p>
+    <w:p>
+      <w:pPr>
+        <w:rPr>
+          <w:sz w:val="16"/>
+          <w:szCs w:val="16"/>
+        </w:rPr>
+      </w:pPr>
+      <w:r>
+        <w:rPr>
+          <w:sz w:val="16"/>
+          <w:szCs w:val="16"/>
+        </w:rPr>
+        <w:br w:type="page"/>
+      </w:r>
+    </w:p>
+    <w:p>
+      <w:pPr>
+        <w:rPr>
+          <w:sz w:val="16"/>
+          <w:szCs w:val="16"/>
+        </w:rPr>
+      </w:pPr>
+      <w:r>
+        <w:rPr>
+          <w:sz w:val="16"/>
+          <w:szCs w:val="16"/>
+        </w:rPr>
+        <w:lastRenderedPageBreak/>
+        <w:t>TEST</w:t>
+      </w:r>
+    </w:p>
+    <w:p>
+      <w:pPr>
+        <w:rPr>
+          <w:sz w:val="16"/>
+          <w:szCs w:val="16"/>
+        </w:rPr>
+      </w:pPr>
+      <w:r>
+        <w:rPr>
+          <w:noProof/>
+        </w:rPr>
+        <w:drawing>
+          <wp:inline distT="0" distB="0" distL="0" distR="0" wp14:anchorId="301D3E33" wp14:editId="30EF290E">
+            <wp:extent cx="6120130" cy="3648075"/>
+            <wp:effectExtent l="0" t="0" r="0" b="9525"/>
+            <wp:docPr id="143430802" name="Immagine 1" descr="Immagine che contiene testo, calligrafia, linea, Carattere&#10;&#10;Il contenuto generato dall'IA potrebbe non essere corretto."/>
+            <wp:cNvGraphicFramePr>
+              <a:graphicFrameLocks xmlns:a="http://schemas.openxmlformats.org/drawingml/2006/main" noChangeAspect="1"/>
+            </wp:cNvGraphicFramePr>
+            <a:graphic xmlns:a="http://schemas.openxmlformats.org/drawingml/2006/main">
+              <a:graphicData uri="http://schemas.openxmlformats.org/drawingml/2006/picture">
+                <pic:pic xmlns:pic="http://schemas.openxmlformats.org/drawingml/2006/picture">
+                  <pic:nvPicPr>
+                    <pic:cNvPr id="143430802" name="Immagine 1" descr="Immagine che contiene testo, calligrafia, linea, Carattere&#10;&#10;Il contenuto generato dall'IA potrebbe non essere corretto."/>
+                    <pic:cNvPicPr/>
+                  </pic:nvPicPr>
+                  <pic:blipFill>
+                    <a:blip r:embed="rId13"/>
+                    <a:stretch>
+                      <a:fillRect/>
+                    </a:stretch>
+                  </pic:blipFill>
+                  <pic:spPr>
+                    <a:xfrm>
+                      <a:off x="0" y="0"/>
+                      <a:ext cx="6120130" cy="3648075"/>
+                    </a:xfrm>
+                    <a:prstGeom prst="rect">
+                      <a:avLst/>
+                    </a:prstGeom>
+                  </pic:spPr>
+                </pic:pic>
+              </a:graphicData>
+            </a:graphic>
+          </wp:inline>
+        </w:drawing>
+      </w:r>
+    </w:p>
+    <w:p>
+      <w:pPr>
+        <w:rPr>
+          <w:sz w:val="16"/>
+          <w:szCs w:val="16"/>
+        </w:rPr>
+      </w:pPr>
+      <w:r>
+        <w:rPr>
+          <w:sz w:val="16"/>
+          <w:szCs w:val="16"/>
+        </w:rPr>
+        <w:t xml:space="preserve">Data </w:t>
+      </w:r>
+      <w:proofErr w:type="spellStart"/>
+      <w:r>
+        <w:rPr>
+          <w:sz w:val="16"/>
+          <w:szCs w:val="16"/>
+        </w:rPr>
+        <w:t>saved</w:t>
+      </w:r>
+      <w:proofErr w:type="spellEnd"/>
+      <w:r>
+        <w:rPr>
+          <w:sz w:val="16"/>
+          <w:szCs w:val="16"/>
+        </w:rPr>
+        <w:t xml:space="preserve"> </w:t>
+      </w:r>
+      <w:proofErr w:type="spellStart"/>
+      <w:r>
+        <w:rPr>
+          <w:sz w:val="16"/>
+          <w:szCs w:val="16"/>
+        </w:rPr>
+        <w:t>at</w:t>
+      </w:r>
+      <w:proofErr w:type="spellEnd"/>
+      <w:r>
+        <w:rPr>
+          <w:sz w:val="16"/>
+          <w:szCs w:val="16"/>
+        </w:rPr>
+        <w:t xml:space="preserve">: </w:t>
+      </w:r>
+      <w:proofErr w:type="spellStart"/>
+      <w:r>
+        <w:rPr>
+          <w:sz w:val="16"/>
+          <w:szCs w:val="16"/>
+        </w:rPr>
+        <w:t>readings_final</w:t>
+      </w:r>
+      <w:proofErr w:type="spellEnd"/>
+      <w:r>
+        <w:rPr>
+          <w:sz w:val="16"/>
+          <w:szCs w:val="16"/>
+        </w:rPr>
+        <w:t>/</w:t>
+      </w:r>
+      <w:proofErr w:type="spellStart"/>
+      <w:r>
+        <w:rPr>
+          <w:sz w:val="16"/>
+          <w:szCs w:val="16"/>
+        </w:rPr>
+        <w:t>pid_test.mat</w:t>
+      </w:r>
+      <w:proofErr w:type="spellEnd"/>
+    </w:p>
+    <w:p>
+      <w:pPr>
+        <w:rPr>
+          <w:sz w:val="16"/>
+          <w:szCs w:val="16"/>
+        </w:rPr>
+      </w:pPr>
+      <w:r>
+        <w:rPr>
+          <w:sz w:val="16"/>
+          <w:szCs w:val="16"/>
+        </w:rPr>
+        <w:t xml:space="preserve">Reference </w:t>
+      </w:r>
+      <w:proofErr w:type="spellStart"/>
+      <w:r>
+        <w:rPr>
+          <w:sz w:val="16"/>
+          <w:szCs w:val="16"/>
+        </w:rPr>
+        <w:t>parameters</w:t>
+      </w:r>
+      <w:proofErr w:type="spellEnd"/>
+      <w:r>
+        <w:rPr>
+          <w:sz w:val="16"/>
+          <w:szCs w:val="16"/>
+        </w:rPr>
+        <w:t>:</w:t>
+      </w:r>
+      <w:r>
+        <w:rPr>
+          <w:sz w:val="16"/>
+          <w:szCs w:val="16"/>
+        </w:rPr>
+        <w:br/>
+        <w:t>T: 8.00, k: 5.00, A: 0.10</w:t>
+      </w:r>
+      <w:r>
+        <w:rPr>
+          <w:sz w:val="16"/>
+          <w:szCs w:val="16"/>
+        </w:rPr>
+        <w:br/>
+      </w:r>
+      <w:r>
+        <w:rPr>
+          <w:sz w:val="16"/>
+          <w:szCs w:val="16"/>
+        </w:rPr>
+        <w:br/>
+      </w:r>
+      <w:proofErr w:type="spellStart"/>
+      <w:r>
+        <w:rPr>
+          <w:sz w:val="16"/>
+          <w:szCs w:val="16"/>
+        </w:rPr>
+        <w:t>Simulation</w:t>
+      </w:r>
+      <w:proofErr w:type="spellEnd"/>
+      <w:r>
+        <w:rPr>
+          <w:sz w:val="16"/>
+          <w:szCs w:val="16"/>
+        </w:rPr>
+        <w:t xml:space="preserve"> </w:t>
+      </w:r>
+      <w:proofErr w:type="spellStart"/>
+      <w:r>
+        <w:rPr>
+          <w:sz w:val="16"/>
+          <w:szCs w:val="16"/>
+        </w:rPr>
+        <w:t>parameters</w:t>
+      </w:r>
+      <w:proofErr w:type="spellEnd"/>
+      <w:r>
+        <w:rPr>
+          <w:sz w:val="16"/>
+          <w:szCs w:val="16"/>
+        </w:rPr>
+        <w:t>:</w:t>
+      </w:r>
+      <w:r>
+        <w:rPr>
+          <w:sz w:val="16"/>
+          <w:szCs w:val="16"/>
+        </w:rPr>
+        <w:br/>
+      </w:r>
+      <w:proofErr w:type="spellStart"/>
+      <w:r>
+        <w:rPr>
+          <w:sz w:val="16"/>
+          <w:szCs w:val="16"/>
+        </w:rPr>
+        <w:t>t_max</w:t>
+      </w:r>
+      <w:proofErr w:type="spellEnd"/>
+      <w:r>
+        <w:rPr>
+          <w:sz w:val="16"/>
+          <w:szCs w:val="16"/>
+        </w:rPr>
+        <w:t>: 50.00, x0: [0.00, 0.20, 0.10, -0.10]</w:t>
+      </w:r>
+      <w:r>
+        <w:rPr>
+          <w:sz w:val="16"/>
+          <w:szCs w:val="16"/>
+        </w:rPr>
+        <w:br/>
+      </w:r>
+      <w:r>
+        <w:rPr>
+          <w:sz w:val="16"/>
+          <w:szCs w:val="16"/>
+        </w:rPr>
+        <w:br/>
+        <w:t>PID Gains for ctrl1:</w:t>
+      </w:r>
+      <w:r>
+        <w:rPr>
+          <w:sz w:val="16"/>
+          <w:szCs w:val="16"/>
+        </w:rPr>
+        <w:br/>
+      </w:r>
+      <w:proofErr w:type="spellStart"/>
+      <w:r>
+        <w:rPr>
+          <w:sz w:val="16"/>
+          <w:szCs w:val="16"/>
+        </w:rPr>
+        <w:t>Kp</w:t>
+      </w:r>
+      <w:proofErr w:type="spellEnd"/>
+      <w:r>
+        <w:rPr>
+          <w:sz w:val="16"/>
+          <w:szCs w:val="16"/>
+        </w:rPr>
+        <w:t xml:space="preserve">: 1000.00, </w:t>
+      </w:r>
+      <w:proofErr w:type="spellStart"/>
+      <w:r>
+        <w:rPr>
+          <w:sz w:val="16"/>
+          <w:szCs w:val="16"/>
+        </w:rPr>
+        <w:t>Ki</w:t>
+      </w:r>
+      <w:proofErr w:type="spellEnd"/>
+      <w:r>
+        <w:rPr>
+          <w:sz w:val="16"/>
+          <w:szCs w:val="16"/>
+        </w:rPr>
+        <w:t xml:space="preserve">: 10.00, </w:t>
+      </w:r>
+      <w:proofErr w:type="spellStart"/>
+      <w:r>
+        <w:rPr>
+          <w:sz w:val="16"/>
+          <w:szCs w:val="16"/>
+        </w:rPr>
+        <w:t>Kd</w:t>
+      </w:r>
+      <w:proofErr w:type="spellEnd"/>
+      <w:r>
+        <w:rPr>
+          <w:sz w:val="16"/>
+          <w:szCs w:val="16"/>
+        </w:rPr>
+        <w:t>: 100.00</w:t>
+      </w:r>
+      <w:r>
+        <w:rPr>
+          <w:sz w:val="16"/>
+          <w:szCs w:val="16"/>
+        </w:rPr>
+        <w:br/>
+        <w:t>PID Gains for ctrl2:</w:t>
+      </w:r>
+      <w:r>
+        <w:rPr>
+          <w:sz w:val="16"/>
+          <w:szCs w:val="16"/>
+        </w:rPr>
+        <w:br/>
+      </w:r>
+      <w:proofErr w:type="spellStart"/>
+      <w:r>
+        <w:rPr>
+          <w:sz w:val="16"/>
+          <w:szCs w:val="16"/>
+        </w:rPr>
+        <w:t>Kp</w:t>
+      </w:r>
+      <w:proofErr w:type="spellEnd"/>
+      <w:r>
+        <w:rPr>
+          <w:sz w:val="16"/>
+          <w:szCs w:val="16"/>
+        </w:rPr>
+        <w:t xml:space="preserve">: -500.00, </w:t>
+      </w:r>
+      <w:proofErr w:type="spellStart"/>
+      <w:r>
+        <w:rPr>
+          <w:sz w:val="16"/>
+          <w:szCs w:val="16"/>
+        </w:rPr>
+        <w:t>Ki</w:t>
+      </w:r>
+      <w:proofErr w:type="spellEnd"/>
+      <w:r>
+        <w:rPr>
+          <w:sz w:val="16"/>
+          <w:szCs w:val="16"/>
+        </w:rPr>
+        <w:t xml:space="preserve">: -50.00, </w:t>
+      </w:r>
+      <w:proofErr w:type="spellStart"/>
+      <w:r>
+        <w:rPr>
+          <w:sz w:val="16"/>
+          <w:szCs w:val="16"/>
+        </w:rPr>
+        <w:t>Kd</w:t>
+      </w:r>
+      <w:proofErr w:type="spellEnd"/>
+      <w:r>
+        <w:rPr>
+          <w:sz w:val="16"/>
+          <w:szCs w:val="16"/>
+        </w:rPr>
+        <w:t>: -300.00</w:t>
+      </w:r>
+      <w:r>
+        <w:rPr>
+          <w:sz w:val="16"/>
+          <w:szCs w:val="16"/>
+        </w:rPr>
+        <w:br/>
+      </w:r>
+      <w:r>
+        <w:rPr>
+          <w:sz w:val="16"/>
+          <w:szCs w:val="16"/>
+        </w:rPr>
+        <w:br/>
+      </w:r>
+      <w:proofErr w:type="spellStart"/>
+      <w:r>
+        <w:rPr>
+          <w:sz w:val="16"/>
+          <w:szCs w:val="16"/>
+        </w:rPr>
+        <w:t>poly_f</w:t>
+      </w:r>
+      <w:proofErr w:type="spellEnd"/>
+      <w:r>
+        <w:rPr>
+          <w:sz w:val="16"/>
+          <w:szCs w:val="16"/>
+        </w:rPr>
+        <w:t xml:space="preserve"> =</w:t>
+      </w:r>
+      <w:r>
+        <w:rPr>
+          <w:sz w:val="16"/>
+          <w:szCs w:val="16"/>
+        </w:rPr>
+        <w:br/>
+      </w:r>
+      <w:r>
+        <w:rPr>
+          <w:sz w:val="16"/>
+          <w:szCs w:val="16"/>
+        </w:rPr>
+        <w:br/>
+        <w:t xml:space="preserve">  </w:t>
+      </w:r>
+      <w:hyperlink r:id="rId14" w:history="1">
+        <w:proofErr w:type="spellStart"/>
+        <w:r>
+          <w:rPr>
+            <w:rStyle w:val="Collegamentoipertestuale"/>
+            <w:b/>
+            <w:bCs/>
+            <w:sz w:val="16"/>
+            <w:szCs w:val="16"/>
+          </w:rPr>
+          <w:t>function_handle</w:t>
+        </w:r>
+        <w:proofErr w:type="spellEnd"/>
+      </w:hyperlink>
+      <w:r>
+        <w:rPr>
+          <w:sz w:val="16"/>
+          <w:szCs w:val="16"/>
+        </w:rPr>
+        <w:t xml:space="preserve"> with </w:t>
+      </w:r>
+      <w:proofErr w:type="spellStart"/>
+      <w:r>
+        <w:rPr>
+          <w:sz w:val="16"/>
+          <w:szCs w:val="16"/>
+        </w:rPr>
+        <w:t>value</w:t>
+      </w:r>
+      <w:proofErr w:type="spellEnd"/>
+      <w:r>
+        <w:rPr>
+          <w:sz w:val="16"/>
+          <w:szCs w:val="16"/>
+        </w:rPr>
+        <w:t>:</w:t>
+      </w:r>
+      <w:r>
+        <w:rPr>
+          <w:sz w:val="16"/>
+          <w:szCs w:val="16"/>
+        </w:rPr>
+        <w:br/>
+      </w:r>
+      <w:r>
+        <w:rPr>
+          <w:sz w:val="16"/>
+          <w:szCs w:val="16"/>
+        </w:rPr>
+        <w:br/>
+        <w:t xml:space="preserve">    @(f,t)</w:t>
+      </w:r>
+      <w:bookmarkStart w:id="3" w:name="_Hlk203174010"/>
+      <w:r>
+        <w:rPr>
+          <w:sz w:val="16"/>
+          <w:szCs w:val="16"/>
+        </w:rPr>
+        <w:t>f(t)-0.4*f(t*2.15)+0.8*f(t*0.3)-f(t*1.5)</w:t>
+      </w:r>
+      <w:bookmarkEnd w:id="3"/>
+    </w:p>
+    <w:p>
+      <w:pPr>
+        <w:rPr>
+          <w:sz w:val="16"/>
+          <w:szCs w:val="16"/>
+        </w:rPr>
+      </w:pPr>
+    </w:p>
+    <w:p>
+      <w:pPr>
+        <w:rPr>
+          <w:sz w:val="16"/>
+          <w:szCs w:val="16"/>
+        </w:rPr>
+      </w:pPr>
+      <w:r>
+        <w:rPr>
+          <w:sz w:val="16"/>
+          <w:szCs w:val="16"/>
+        </w:rPr>
+        <w:t>&gt;&gt;</w:t>
+      </w:r>
+    </w:p>
+    <w:p>
+      <w:pPr>
+        <w:rPr>
+          <w:sz w:val="16"/>
+          <w:szCs w:val="16"/>
+        </w:rPr>
+      </w:pPr>
+      <w:r>
+        <w:rPr>
+          <w:sz w:val="16"/>
+          <w:szCs w:val="16"/>
+        </w:rPr>
+        <w:br w:type="page"/>
+      </w:r>
+    </w:p>
+    <w:p>
+      <w:pPr>
+        <w:rPr>
+          <w:sz w:val="16"/>
+          <w:szCs w:val="16"/>
+        </w:rPr>
+      </w:pPr>
+      <w:r>
+        <w:rPr>
+          <w:sz w:val="16"/>
+          <w:szCs w:val="16"/>
+        </w:rPr>
+        <w:lastRenderedPageBreak/>
+        <w:t>LINEAR REGRESSION RESULTS</w:t>
+      </w:r>
+    </w:p>
+    <w:p>
+      <w:pPr>
+        <w:rPr>
+          <w:sz w:val="16"/>
+          <w:szCs w:val="16"/>
+        </w:rPr>
+      </w:pPr>
+      <w:r>
+        <w:rPr>
+          <w:sz w:val="16"/>
+          <w:szCs w:val="16"/>
+        </w:rPr>
+        <w:t xml:space="preserve">Root </w:t>
+      </w:r>
+      <w:proofErr w:type="spellStart"/>
+      <w:r>
+        <w:rPr>
+          <w:sz w:val="16"/>
+          <w:szCs w:val="16"/>
+        </w:rPr>
+        <w:t>mean</w:t>
+      </w:r>
+      <w:proofErr w:type="spellEnd"/>
+      <w:r>
+        <w:rPr>
+          <w:sz w:val="16"/>
+          <w:szCs w:val="16"/>
+        </w:rPr>
+        <w:t xml:space="preserve"> </w:t>
+      </w:r>
+      <w:proofErr w:type="spellStart"/>
+      <w:r>
+        <w:rPr>
+          <w:sz w:val="16"/>
+          <w:szCs w:val="16"/>
+        </w:rPr>
+        <w:t>squared</w:t>
+      </w:r>
+      <w:proofErr w:type="spellEnd"/>
+      <w:r>
+        <w:rPr>
+          <w:sz w:val="16"/>
+          <w:szCs w:val="16"/>
+        </w:rPr>
+        <w:t xml:space="preserve"> </w:t>
+      </w:r>
+      <w:proofErr w:type="spellStart"/>
+      <w:r>
+        <w:rPr>
+          <w:sz w:val="16"/>
+          <w:szCs w:val="16"/>
+        </w:rPr>
+        <w:t>error</w:t>
+      </w:r>
+      <w:proofErr w:type="spellEnd"/>
+      <w:r>
+        <w:rPr>
+          <w:sz w:val="16"/>
+          <w:szCs w:val="16"/>
+        </w:rPr>
+        <w:t xml:space="preserve"> on </w:t>
+      </w:r>
+      <w:proofErr w:type="spellStart"/>
+      <w:r>
+        <w:rPr>
+          <w:sz w:val="16"/>
+          <w:szCs w:val="16"/>
+        </w:rPr>
+        <w:t>train</w:t>
+      </w:r>
+      <w:proofErr w:type="spellEnd"/>
+      <w:r>
+        <w:rPr>
+          <w:sz w:val="16"/>
+          <w:szCs w:val="16"/>
+        </w:rPr>
+        <w:t xml:space="preserve"> dataset:</w:t>
+      </w:r>
+      <w:r>
+        <w:rPr>
+          <w:sz w:val="16"/>
+          <w:szCs w:val="16"/>
+        </w:rPr>
+        <w:br/>
+        <w:t xml:space="preserve">   9.7311e-04</w:t>
+      </w:r>
+    </w:p>
+    <w:p>
+      <w:pPr>
+        <w:rPr>
+          <w:sz w:val="16"/>
+          <w:szCs w:val="16"/>
+        </w:rPr>
+      </w:pPr>
+      <w:r>
+        <w:rPr>
+          <w:sz w:val="16"/>
+          <w:szCs w:val="16"/>
+        </w:rPr>
+        <w:t xml:space="preserve">Root </w:t>
+      </w:r>
+      <w:proofErr w:type="spellStart"/>
+      <w:r>
+        <w:rPr>
+          <w:sz w:val="16"/>
+          <w:szCs w:val="16"/>
+        </w:rPr>
+        <w:t>mean</w:t>
+      </w:r>
+      <w:proofErr w:type="spellEnd"/>
+      <w:r>
+        <w:rPr>
+          <w:sz w:val="16"/>
+          <w:szCs w:val="16"/>
+        </w:rPr>
+        <w:t xml:space="preserve"> </w:t>
+      </w:r>
+      <w:proofErr w:type="spellStart"/>
+      <w:r>
+        <w:rPr>
+          <w:sz w:val="16"/>
+          <w:szCs w:val="16"/>
+        </w:rPr>
+        <w:t>squared</w:t>
+      </w:r>
+      <w:proofErr w:type="spellEnd"/>
+      <w:r>
+        <w:rPr>
+          <w:sz w:val="16"/>
+          <w:szCs w:val="16"/>
+        </w:rPr>
+        <w:t xml:space="preserve"> </w:t>
+      </w:r>
+      <w:proofErr w:type="spellStart"/>
+      <w:r>
+        <w:rPr>
+          <w:sz w:val="16"/>
+          <w:szCs w:val="16"/>
+        </w:rPr>
+        <w:t>error</w:t>
+      </w:r>
+      <w:proofErr w:type="spellEnd"/>
+      <w:r>
+        <w:rPr>
+          <w:sz w:val="16"/>
+          <w:szCs w:val="16"/>
+        </w:rPr>
+        <w:t xml:space="preserve"> on test dataset:</w:t>
+      </w:r>
+      <w:r>
+        <w:rPr>
+          <w:sz w:val="16"/>
+          <w:szCs w:val="16"/>
+        </w:rPr>
+        <w:br/>
+        <w:t xml:space="preserve">   9.6961e-04</w:t>
+      </w:r>
+    </w:p>
+    <w:p>
+      <w:pPr>
+        <w:rPr>
+          <w:noProof/>
+        </w:rPr>
+      </w:pPr>
+      <w:r>
+        <w:rPr>
+          <w:noProof/>
+        </w:rPr>
+        <w:drawing>
+          <wp:inline distT="0" distB="0" distL="0" distR="0" wp14:anchorId="3288654D" wp14:editId="3124AA8D">
+            <wp:extent cx="6120130" cy="4133215"/>
+            <wp:effectExtent l="0" t="0" r="0" b="635"/>
+            <wp:docPr id="1358805712" name="Immagine 1" descr="Immagine che contiene testo, diagramma, linea, Carattere&#10;&#10;Il contenuto generato dall'IA potrebbe non essere corretto."/>
+            <wp:cNvGraphicFramePr>
+              <a:graphicFrameLocks xmlns:a="http://schemas.openxmlformats.org/drawingml/2006/main" noChangeAspect="1"/>
+            </wp:cNvGraphicFramePr>
+            <a:graphic xmlns:a="http://schemas.openxmlformats.org/drawingml/2006/main">
+              <a:graphicData uri="http://schemas.openxmlformats.org/drawingml/2006/picture">
+                <pic:pic xmlns:pic="http://schemas.openxmlformats.org/drawingml/2006/picture">
+                  <pic:nvPicPr>
+                    <pic:cNvPr id="1358805712" name="Immagine 1" descr="Immagine che contiene testo, diagramma, linea, Carattere&#10;&#10;Il contenuto generato dall'IA potrebbe non essere corretto."/>
+                    <pic:cNvPicPr/>
+                  </pic:nvPicPr>
+                  <pic:blipFill>
+                    <a:blip r:embed="rId15"/>
+                    <a:stretch>
+                      <a:fillRect/>
+                    </a:stretch>
+                  </pic:blipFill>
+                  <pic:spPr>
+                    <a:xfrm>
+                      <a:off x="0" y="0"/>
+                      <a:ext cx="6120130" cy="4133215"/>
+                    </a:xfrm>
+                    <a:prstGeom prst="rect">
+                      <a:avLst/>
+                    </a:prstGeom>
+                  </pic:spPr>
+                </pic:pic>
+              </a:graphicData>
+            </a:graphic>
+          </wp:inline>
+        </w:drawing>
+      </w:r>
+    </w:p>
+    <w:p>
+      <w:pPr>
+        <w:rPr>
+          <w:sz w:val="16"/>
+          <w:szCs w:val="16"/>
+        </w:rPr>
+      </w:pPr>
+      <w:r>
+        <w:rPr>
+          <w:noProof/>
+        </w:rPr>
+        <w:lastRenderedPageBreak/>
+        <w:drawing>
+          <wp:inline distT="0" distB="0" distL="0" distR="0" wp14:anchorId="2AFCF0FE" wp14:editId="68E1B264">
+            <wp:extent cx="6120130" cy="4133215"/>
+            <wp:effectExtent l="0" t="0" r="0" b="635"/>
+            <wp:docPr id="824245038" name="Immagine 1" descr="Immagine che contiene testo, diagramma, linea, Carattere&#10;&#10;Il contenuto generato dall'IA potrebbe non essere corretto."/>
+            <wp:cNvGraphicFramePr>
+              <a:graphicFrameLocks xmlns:a="http://schemas.openxmlformats.org/drawingml/2006/main" noChangeAspect="1"/>
+            </wp:cNvGraphicFramePr>
+            <a:graphic xmlns:a="http://schemas.openxmlformats.org/drawingml/2006/main">
+              <a:graphicData uri="http://schemas.openxmlformats.org/drawingml/2006/picture">
+                <pic:pic xmlns:pic="http://schemas.openxmlformats.org/drawingml/2006/picture">
+                  <pic:nvPicPr>
+                    <pic:cNvPr id="824245038" name="Immagine 1" descr="Immagine che contiene testo, diagramma, linea, Carattere&#10;&#10;Il contenuto generato dall'IA potrebbe non essere corretto."/>
+                    <pic:cNvPicPr/>
+                  </pic:nvPicPr>
+                  <pic:blipFill>
+                    <a:blip r:embed="rId16"/>
+                    <a:stretch>
+                      <a:fillRect/>
+                    </a:stretch>
+                  </pic:blipFill>
+                  <pic:spPr>
+                    <a:xfrm>
+                      <a:off x="0" y="0"/>
+                      <a:ext cx="6120130" cy="4133215"/>
+                    </a:xfrm>
+                    <a:prstGeom prst="rect">
+                      <a:avLst/>
+                    </a:prstGeom>
+                  </pic:spPr>
+                </pic:pic>
+              </a:graphicData>
+            </a:graphic>
+          </wp:inline>
+        </w:drawing>
+      </w:r>
+      <w:r>
+        <w:rPr>
+          <w:noProof/>
+        </w:rPr>
+        <w:t xml:space="preserve"> </w:t>
+      </w:r>
+    </w:p>
+    <w:p>
+      <w:pPr>
+        <w:rPr>
+          <w:sz w:val="16"/>
+          <w:szCs w:val="16"/>
+        </w:rPr>
+      </w:pPr>
+    </w:p>
+    <w:p>
+      <w:pPr>
+        <w:rPr>
+          <w:sz w:val="16"/>
+          <w:szCs w:val="16"/>
+        </w:rPr>
+      </w:pPr>
+      <w:r>
+        <w:rPr>
+          <w:noProof/>
+        </w:rPr>
+        <w:drawing>
+          <wp:inline distT="0" distB="0" distL="0" distR="0" wp14:anchorId="1FA7CC98" wp14:editId="04C65D9C">
+            <wp:extent cx="6120130" cy="2976245"/>
+            <wp:effectExtent l="0" t="0" r="0" b="0"/>
+            <wp:docPr id="840915713" name="Immagine 1" descr="Immagine che contiene testo, Diagramma, linea, diagramma&#10;&#10;Il contenuto generato dall'IA potrebbe non essere corretto."/>
+            <wp:cNvGraphicFramePr>
+              <a:graphicFrameLocks xmlns:a="http://schemas.openxmlformats.org/drawingml/2006/main" noChangeAspect="1"/>
+            </wp:cNvGraphicFramePr>
+            <a:graphic xmlns:a="http://schemas.openxmlformats.org/drawingml/2006/main">
+              <a:graphicData uri="http://schemas.openxmlformats.org/drawingml/2006/picture">
+                <pic:pic xmlns:pic="http://schemas.openxmlformats.org/drawingml/2006/picture">
+                  <pic:nvPicPr>
+                    <pic:cNvPr id="840915713" name="Immagine 1" descr="Immagine che contiene testo, Diagramma, linea, diagramma&#10;&#10;Il contenuto generato dall'IA potrebbe non essere corretto."/>
+                    <pic:cNvPicPr/>
+                  </pic:nvPicPr>
+                  <pic:blipFill>
+                    <a:blip r:embed="rId17"/>
+                    <a:stretch>
+                      <a:fillRect/>
+                    </a:stretch>
+                  </pic:blipFill>
+                  <pic:spPr>
+                    <a:xfrm>
+                      <a:off x="0" y="0"/>
+                      <a:ext cx="6120130" cy="2976245"/>
+                    </a:xfrm>
+                    <a:prstGeom prst="rect">
+                      <a:avLst/>
+                    </a:prstGeom>
+                  </pic:spPr>
+                </pic:pic>
+              </a:graphicData>
+            </a:graphic>
+          </wp:inline>
+        </w:drawing>
+      </w:r>
+    </w:p>
+    <w:p>
+      <w:pPr>
+        <w:rPr>
+          <w:sz w:val="16"/>
+          <w:szCs w:val="16"/>
+        </w:rPr>
+      </w:pPr>
+    </w:p>
+    <w:p>
+      <w:pPr>
+        <w:rPr>
+          <w:sz w:val="16"/>
+          <w:szCs w:val="16"/>
+        </w:rPr>
+      </w:pPr>
+    </w:p>
+    <w:p>
+      <w:pPr>
+        <w:rPr>
+          <w:sz w:val="16"/>
+          <w:szCs w:val="16"/>
+        </w:rPr>
+      </w:pPr>
+      <w:r>
+        <w:rPr>
+          <w:sz w:val="16"/>
+          <w:szCs w:val="16"/>
+        </w:rPr>
+        <w:t xml:space="preserve">T = </w:t>
+      </w:r>
+      <w:r>
+        <w:rPr>
+          <w:sz w:val="16"/>
+          <w:szCs w:val="16"/>
+        </w:rPr>
+        <w:t>2</w:t>
+      </w:r>
+      <w:r>
+        <w:rPr>
+          <w:sz w:val="16"/>
+          <w:szCs w:val="16"/>
+        </w:rPr>
+        <w:t xml:space="preserve">5; % </w:t>
+      </w:r>
+      <w:proofErr w:type="spellStart"/>
+      <w:r>
+        <w:rPr>
+          <w:sz w:val="16"/>
+          <w:szCs w:val="16"/>
+        </w:rPr>
+        <w:t>period</w:t>
+      </w:r>
+      <w:proofErr w:type="spellEnd"/>
+    </w:p>
+    <w:p>
+      <w:pPr>
+        <w:rPr>
+          <w:sz w:val="16"/>
+          <w:szCs w:val="16"/>
+        </w:rPr>
+      </w:pPr>
+      <w:r>
+        <w:rPr>
+          <w:sz w:val="16"/>
+          <w:szCs w:val="16"/>
+        </w:rPr>
+        <w:t xml:space="preserve">k = 20; % the </w:t>
+      </w:r>
+      <w:proofErr w:type="spellStart"/>
+      <w:r>
+        <w:rPr>
+          <w:sz w:val="16"/>
+          <w:szCs w:val="16"/>
+        </w:rPr>
+        <w:t>lower</w:t>
+      </w:r>
+      <w:proofErr w:type="spellEnd"/>
+      <w:r>
+        <w:rPr>
+          <w:sz w:val="16"/>
+          <w:szCs w:val="16"/>
+        </w:rPr>
+        <w:t xml:space="preserve"> the </w:t>
+      </w:r>
+      <w:proofErr w:type="spellStart"/>
+      <w:r>
+        <w:rPr>
+          <w:sz w:val="16"/>
+          <w:szCs w:val="16"/>
+        </w:rPr>
+        <w:t>smoother</w:t>
+      </w:r>
+      <w:proofErr w:type="spellEnd"/>
+    </w:p>
+    <w:p>
+      <w:pPr>
+        <w:rPr>
+          <w:sz w:val="16"/>
+          <w:szCs w:val="16"/>
+        </w:rPr>
+      </w:pPr>
+      <w:r>
+        <w:rPr>
+          <w:sz w:val="16"/>
+          <w:szCs w:val="16"/>
+        </w:rPr>
+        <w:t xml:space="preserve">A = .15; % </w:t>
+      </w:r>
+      <w:proofErr w:type="spellStart"/>
+      <w:r>
+        <w:rPr>
+          <w:sz w:val="16"/>
+          <w:szCs w:val="16"/>
+        </w:rPr>
+        <w:t>amplitude</w:t>
+      </w:r>
+      <w:proofErr w:type="spellEnd"/>
+    </w:p>
+    <w:p>
+      <w:pPr>
+        <w:rPr>
+          <w:sz w:val="16"/>
+          <w:szCs w:val="16"/>
+        </w:rPr>
+      </w:pPr>
+      <w:proofErr w:type="spellStart"/>
+      <w:r>
+        <w:rPr>
+          <w:sz w:val="16"/>
+          <w:szCs w:val="16"/>
+        </w:rPr>
+        <w:t>smooth_wave</w:t>
+      </w:r>
+      <w:proofErr w:type="spellEnd"/>
+      <w:r>
+        <w:rPr>
+          <w:sz w:val="16"/>
+          <w:szCs w:val="16"/>
+        </w:rPr>
+        <w:t xml:space="preserve"> = @(t) A * </w:t>
+      </w:r>
+      <w:proofErr w:type="spellStart"/>
+      <w:proofErr w:type="gramStart"/>
+      <w:r>
+        <w:rPr>
+          <w:sz w:val="16"/>
+          <w:szCs w:val="16"/>
+        </w:rPr>
+        <w:t>tanh</w:t>
+      </w:r>
+      <w:proofErr w:type="spellEnd"/>
+      <w:r>
+        <w:rPr>
+          <w:sz w:val="16"/>
+          <w:szCs w:val="16"/>
+        </w:rPr>
+        <w:t>(</w:t>
+      </w:r>
+      <w:proofErr w:type="gramEnd"/>
+      <w:r>
+        <w:rPr>
+          <w:sz w:val="16"/>
+          <w:szCs w:val="16"/>
+        </w:rPr>
+        <w:t>k * sin(2*pi*(t-T/</w:t>
+      </w:r>
+      <w:proofErr w:type="gramStart"/>
+      <w:r>
+        <w:rPr>
+          <w:sz w:val="16"/>
+          <w:szCs w:val="16"/>
+        </w:rPr>
+        <w:t>4)/</w:t>
+      </w:r>
+      <w:proofErr w:type="gramEnd"/>
+      <w:r>
+        <w:rPr>
+          <w:sz w:val="16"/>
+          <w:szCs w:val="16"/>
+        </w:rPr>
+        <w:t>T)) + A;</w:t>
+      </w:r>
+    </w:p>
+    <w:p>
+      <w:pPr>
+        <w:rPr>
+          <w:sz w:val="16"/>
+          <w:szCs w:val="16"/>
+        </w:rPr>
+      </w:pPr>
+      <w:proofErr w:type="spellStart"/>
+      <w:r>
+        <w:rPr>
+          <w:sz w:val="16"/>
+          <w:szCs w:val="16"/>
+        </w:rPr>
+        <w:lastRenderedPageBreak/>
+        <w:t>poly_f</w:t>
+      </w:r>
+      <w:proofErr w:type="spellEnd"/>
+      <w:r>
+        <w:rPr>
+          <w:sz w:val="16"/>
+          <w:szCs w:val="16"/>
+        </w:rPr>
+        <w:t xml:space="preserve"> = </w:t>
+      </w:r>
+      <w:proofErr w:type="gramStart"/>
+      <w:r>
+        <w:rPr>
+          <w:sz w:val="16"/>
+          <w:szCs w:val="16"/>
+        </w:rPr>
+        <w:t>@(</w:t>
+      </w:r>
+      <w:proofErr w:type="gramEnd"/>
+      <w:r>
+        <w:rPr>
+          <w:sz w:val="16"/>
+          <w:szCs w:val="16"/>
+        </w:rPr>
+        <w:t xml:space="preserve">f, t) </w:t>
+      </w:r>
+      <w:r>
+        <w:rPr>
+          <w:sz w:val="16"/>
+          <w:szCs w:val="16"/>
+        </w:rPr>
+        <w:t>0;</w:t>
+      </w:r>
+    </w:p>
+    <w:p>
+      <w:pPr>
+        <w:rPr>
+          <w:sz w:val="16"/>
+          <w:szCs w:val="16"/>
+        </w:rPr>
+      </w:pPr>
+      <w:proofErr w:type="spellStart"/>
+      <w:r>
+        <w:rPr>
+          <w:sz w:val="16"/>
+          <w:szCs w:val="16"/>
+        </w:rPr>
+        <w:t>std_vals</w:t>
+      </w:r>
+      <w:proofErr w:type="spellEnd"/>
+      <w:r>
+        <w:rPr>
+          <w:sz w:val="16"/>
+          <w:szCs w:val="16"/>
+        </w:rPr>
+        <w:t xml:space="preserve"> = 0:.0001:.003;</w:t>
+      </w:r>
+    </w:p>
+    <w:p>
+      <w:pPr>
+        <w:rPr>
+          <w:sz w:val="16"/>
+          <w:szCs w:val="16"/>
+        </w:rPr>
+      </w:pPr>
+      <w:r>
+        <w:rPr>
+          <w:sz w:val="16"/>
+          <w:szCs w:val="16"/>
+        </w:rPr>
+        <w:t xml:space="preserve">points = </w:t>
+      </w:r>
+      <w:proofErr w:type="spellStart"/>
+      <w:r>
+        <w:rPr>
+          <w:sz w:val="16"/>
+          <w:szCs w:val="16"/>
+        </w:rPr>
+        <w:t>get_</w:t>
+      </w:r>
+      <w:proofErr w:type="gramStart"/>
+      <w:r>
+        <w:rPr>
+          <w:sz w:val="16"/>
+          <w:szCs w:val="16"/>
+        </w:rPr>
+        <w:t>points</w:t>
+      </w:r>
+      <w:proofErr w:type="spellEnd"/>
+      <w:r>
+        <w:rPr>
+          <w:sz w:val="16"/>
+          <w:szCs w:val="16"/>
+        </w:rPr>
+        <w:t>(</w:t>
+      </w:r>
+      <w:proofErr w:type="spellStart"/>
+      <w:proofErr w:type="gramEnd"/>
+      <w:r>
+        <w:rPr>
+          <w:sz w:val="16"/>
+          <w:szCs w:val="16"/>
+        </w:rPr>
+        <w:t>std_vals</w:t>
+      </w:r>
+      <w:proofErr w:type="spellEnd"/>
+      <w:r>
+        <w:rPr>
+          <w:sz w:val="16"/>
+          <w:szCs w:val="16"/>
+        </w:rPr>
+        <w:t xml:space="preserve">, </w:t>
+      </w:r>
+      <w:r>
+        <w:rPr>
+          <w:sz w:val="16"/>
+          <w:szCs w:val="16"/>
+        </w:rPr>
+        <w:t xml:space="preserve">samples = </w:t>
+      </w:r>
+      <w:r>
+        <w:rPr>
+          <w:sz w:val="16"/>
+          <w:szCs w:val="16"/>
+        </w:rPr>
+        <w:t xml:space="preserve">15, </w:t>
+      </w:r>
+      <w:proofErr w:type="spellStart"/>
+      <w:r>
+        <w:rPr>
+          <w:sz w:val="16"/>
+          <w:szCs w:val="16"/>
+        </w:rPr>
+        <w:t>poly_f</w:t>
+      </w:r>
+      <w:proofErr w:type="spellEnd"/>
+      <w:r>
+        <w:rPr>
+          <w:sz w:val="16"/>
+          <w:szCs w:val="16"/>
+        </w:rPr>
+        <w:t>);</w:t>
+      </w:r>
+    </w:p>
+    <w:p>
+      <w:pPr>
+        <w:rPr>
+          <w:sz w:val="16"/>
+          <w:szCs w:val="16"/>
+        </w:rPr>
+      </w:pPr>
+    </w:p>
+    <w:p>
+      <w:pPr>
+        <w:rPr>
+          <w:sz w:val="16"/>
+          <w:szCs w:val="16"/>
+        </w:rPr>
+      </w:pPr>
+      <w:r>
+        <w:rPr>
+          <w:sz w:val="16"/>
+          <w:szCs w:val="16"/>
+        </w:rPr>
+        <w:br w:type="page"/>
+      </w:r>
+    </w:p>
+    <w:p>
+      <w:pPr>
+        <w:rPr>
+          <w:sz w:val="16"/>
+          <w:szCs w:val="16"/>
+        </w:rPr>
+      </w:pPr>
+    </w:p>
+    <w:p>
+      <w:pPr>
+        <w:rPr>
+          <w:sz w:val="16"/>
+          <w:szCs w:val="16"/>
+        </w:rPr>
+      </w:pPr>
+      <w:r>
+        <w:rPr>
+          <w:sz w:val="16"/>
+          <w:szCs w:val="16"/>
+        </w:rPr>
+        <w:t>------------------ LQR NORMAL</w:t>
+      </w:r>
+    </w:p>
+    <w:p>
+      <w:pPr>
+        <w:rPr>
+          <w:sz w:val="16"/>
+          <w:szCs w:val="16"/>
+        </w:rPr>
+      </w:pPr>
+      <w:r>
+        <w:rPr>
+          <w:sz w:val="16"/>
+          <w:szCs w:val="16"/>
+        </w:rPr>
+        <w:t xml:space="preserve">Q = </w:t>
+      </w:r>
+      <w:proofErr w:type="spellStart"/>
+      <w:proofErr w:type="gramStart"/>
+      <w:r>
+        <w:rPr>
+          <w:sz w:val="16"/>
+          <w:szCs w:val="16"/>
+        </w:rPr>
+        <w:t>diag</w:t>
+      </w:r>
+      <w:proofErr w:type="spellEnd"/>
+      <w:r>
+        <w:rPr>
+          <w:sz w:val="16"/>
+          <w:szCs w:val="16"/>
+        </w:rPr>
+        <w:t>(</w:t>
+      </w:r>
+      <w:proofErr w:type="gramEnd"/>
+      <w:r>
+        <w:rPr>
+          <w:sz w:val="16"/>
+          <w:szCs w:val="16"/>
+        </w:rPr>
+        <w:t>[1000 0 100 0]</w:t>
+      </w:r>
+      <w:proofErr w:type="gramStart"/>
+      <w:r>
+        <w:rPr>
+          <w:sz w:val="16"/>
+          <w:szCs w:val="16"/>
+        </w:rPr>
+        <w:t xml:space="preserve">);   </w:t>
+      </w:r>
+      <w:proofErr w:type="gramEnd"/>
+      <w:r>
+        <w:rPr>
+          <w:sz w:val="16"/>
+          <w:szCs w:val="16"/>
+        </w:rPr>
+        <w:t xml:space="preserve"> % State cost </w:t>
+      </w:r>
+      <w:proofErr w:type="spellStart"/>
+      <w:r>
+        <w:rPr>
+          <w:sz w:val="16"/>
+          <w:szCs w:val="16"/>
+        </w:rPr>
+        <w:t>matrix</w:t>
+      </w:r>
+      <w:proofErr w:type="spellEnd"/>
+    </w:p>
+    <w:p>
+      <w:pPr>
+        <w:rPr>
+          <w:sz w:val="16"/>
+          <w:szCs w:val="16"/>
+        </w:rPr>
+      </w:pPr>
+      <w:r>
+        <w:rPr>
+          <w:sz w:val="16"/>
+          <w:szCs w:val="16"/>
+        </w:rPr>
+        <w:t xml:space="preserve">R = .0001;     </w:t>
+      </w:r>
+    </w:p>
+    <w:p>
+      <w:pPr>
+        <w:rPr>
+          <w:sz w:val="16"/>
+          <w:szCs w:val="16"/>
+        </w:rPr>
+      </w:pPr>
+      <w:r>
+        <w:rPr>
+          <w:sz w:val="16"/>
+          <w:szCs w:val="16"/>
+        </w:rPr>
+        <w:t>LQR Gain K:</w:t>
+      </w:r>
+      <w:r>
+        <w:rPr>
+          <w:sz w:val="16"/>
+          <w:szCs w:val="16"/>
+        </w:rPr>
+        <w:br/>
+        <w:t>-2450.2648, -1012.1633, 2078.8959, 298.58786</w:t>
+      </w:r>
+    </w:p>
+    <w:p>
+      <w:pPr>
+        <w:rPr>
+          <w:sz w:val="16"/>
+          <w:szCs w:val="16"/>
+        </w:rPr>
+      </w:pPr>
+    </w:p>
+    <w:p>
+      <w:pPr>
+        <w:rPr>
+          <w:sz w:val="16"/>
+          <w:szCs w:val="16"/>
+        </w:rPr>
+      </w:pPr>
+      <w:r>
+        <w:rPr>
+          <w:sz w:val="16"/>
+          <w:szCs w:val="16"/>
+        </w:rPr>
+        <w:t xml:space="preserve">Q = </w:t>
+      </w:r>
+      <w:proofErr w:type="spellStart"/>
+      <w:proofErr w:type="gramStart"/>
+      <w:r>
+        <w:rPr>
+          <w:sz w:val="16"/>
+          <w:szCs w:val="16"/>
+        </w:rPr>
+        <w:t>diag</w:t>
+      </w:r>
+      <w:proofErr w:type="spellEnd"/>
+      <w:r>
+        <w:rPr>
+          <w:sz w:val="16"/>
+          <w:szCs w:val="16"/>
+        </w:rPr>
+        <w:t>(</w:t>
+      </w:r>
+      <w:proofErr w:type="gramEnd"/>
+      <w:r>
+        <w:rPr>
+          <w:sz w:val="16"/>
+          <w:szCs w:val="16"/>
+        </w:rPr>
+        <w:t>[1000 0 100 0]</w:t>
+      </w:r>
+      <w:proofErr w:type="gramStart"/>
+      <w:r>
+        <w:rPr>
+          <w:sz w:val="16"/>
+          <w:szCs w:val="16"/>
+        </w:rPr>
+        <w:t xml:space="preserve">);   </w:t>
+      </w:r>
+      <w:proofErr w:type="gramEnd"/>
+      <w:r>
+        <w:rPr>
+          <w:sz w:val="16"/>
+          <w:szCs w:val="16"/>
+        </w:rPr>
+        <w:t xml:space="preserve"> % State cost </w:t>
+      </w:r>
+      <w:proofErr w:type="spellStart"/>
+      <w:r>
+        <w:rPr>
+          <w:sz w:val="16"/>
+          <w:szCs w:val="16"/>
+        </w:rPr>
+        <w:t>matrix</w:t>
+      </w:r>
+      <w:proofErr w:type="spellEnd"/>
+    </w:p>
+    <w:p>
+      <w:pPr>
+        <w:rPr>
+          <w:sz w:val="16"/>
+          <w:szCs w:val="16"/>
+        </w:rPr>
+      </w:pPr>
+      <w:r>
+        <w:rPr>
+          <w:sz w:val="16"/>
+          <w:szCs w:val="16"/>
+        </w:rPr>
+        <w:t>R = .</w:t>
+      </w:r>
+      <w:proofErr w:type="gramStart"/>
+      <w:r>
+        <w:rPr>
+          <w:sz w:val="16"/>
+          <w:szCs w:val="16"/>
+        </w:rPr>
+        <w:t xml:space="preserve">0001;   </w:t>
+      </w:r>
+      <w:proofErr w:type="gramEnd"/>
+      <w:r>
+        <w:rPr>
+          <w:sz w:val="16"/>
+          <w:szCs w:val="16"/>
+        </w:rPr>
+        <w:t xml:space="preserve">           % Control cost </w:t>
+      </w:r>
+      <w:proofErr w:type="spellStart"/>
+      <w:r>
+        <w:rPr>
+          <w:sz w:val="16"/>
+          <w:szCs w:val="16"/>
+        </w:rPr>
+        <w:t>matrix</w:t>
+      </w:r>
+      <w:proofErr w:type="spellEnd"/>
+    </w:p>
+    <w:p>
+      <w:pPr>
+        <w:rPr>
+          <w:sz w:val="16"/>
+          <w:szCs w:val="16"/>
+        </w:rPr>
+      </w:pPr>
+    </w:p>
+    <w:p>
+      <w:pPr>
+        <w:rPr>
+          <w:sz w:val="16"/>
+          <w:szCs w:val="16"/>
+        </w:rPr>
+      </w:pPr>
+      <w:r>
+        <w:rPr>
+          <w:sz w:val="16"/>
+          <w:szCs w:val="16"/>
+        </w:rPr>
+        <w:t xml:space="preserve">% Compute the </w:t>
+      </w:r>
+      <w:proofErr w:type="spellStart"/>
+      <w:r>
+        <w:rPr>
+          <w:sz w:val="16"/>
+          <w:szCs w:val="16"/>
+        </w:rPr>
+        <w:t>optimal</w:t>
+      </w:r>
+      <w:proofErr w:type="spellEnd"/>
+      <w:r>
+        <w:rPr>
+          <w:sz w:val="16"/>
+          <w:szCs w:val="16"/>
+        </w:rPr>
+        <w:t xml:space="preserve"> gain K </w:t>
+      </w:r>
+      <w:proofErr w:type="spellStart"/>
+      <w:r>
+        <w:rPr>
+          <w:sz w:val="16"/>
+          <w:szCs w:val="16"/>
+        </w:rPr>
+        <w:t>using</w:t>
+      </w:r>
+      <w:proofErr w:type="spellEnd"/>
+      <w:r>
+        <w:rPr>
+          <w:sz w:val="16"/>
+          <w:szCs w:val="16"/>
+        </w:rPr>
+        <w:t xml:space="preserve"> discrete LQR</w:t>
+      </w:r>
+    </w:p>
+    <w:p>
+      <w:pPr>
+        <w:rPr>
+          <w:sz w:val="16"/>
+          <w:szCs w:val="16"/>
+        </w:rPr>
+      </w:pPr>
+      <w:r>
+        <w:rPr>
+          <w:sz w:val="16"/>
+          <w:szCs w:val="16"/>
+        </w:rPr>
+        <w:t xml:space="preserve">[K, P, E] = </w:t>
+      </w:r>
+      <w:proofErr w:type="spellStart"/>
+      <w:proofErr w:type="gramStart"/>
+      <w:r>
+        <w:rPr>
+          <w:sz w:val="16"/>
+          <w:szCs w:val="16"/>
+        </w:rPr>
+        <w:t>dlqr</w:t>
+      </w:r>
+      <w:proofErr w:type="spellEnd"/>
+      <w:r>
+        <w:rPr>
+          <w:sz w:val="16"/>
+          <w:szCs w:val="16"/>
+        </w:rPr>
+        <w:t>(</w:t>
+      </w:r>
+      <w:proofErr w:type="gramEnd"/>
+      <w:r>
+        <w:rPr>
+          <w:sz w:val="16"/>
+          <w:szCs w:val="16"/>
+        </w:rPr>
+        <w:t>A, B, Q, R);</w:t>
+      </w:r>
+    </w:p>
+    <w:p>
+      <w:pPr>
+        <w:rPr>
+          <w:sz w:val="16"/>
+          <w:szCs w:val="16"/>
+        </w:rPr>
+      </w:pPr>
+      <w:proofErr w:type="gramStart"/>
+      <w:r>
+        <w:rPr>
+          <w:sz w:val="16"/>
+          <w:szCs w:val="16"/>
+        </w:rPr>
+        <w:t>disp(</w:t>
+      </w:r>
+      <w:proofErr w:type="gramEnd"/>
+      <w:r>
+        <w:rPr>
+          <w:sz w:val="16"/>
+          <w:szCs w:val="16"/>
+        </w:rPr>
+        <w:t>'LQR Gain K:')</w:t>
+      </w:r>
+    </w:p>
+    <w:p>
+      <w:pPr>
+        <w:rPr>
+          <w:sz w:val="16"/>
+          <w:szCs w:val="16"/>
+        </w:rPr>
+      </w:pPr>
+      <w:r>
+        <w:rPr>
+          <w:sz w:val="16"/>
+          <w:szCs w:val="16"/>
+        </w:rPr>
+        <w:t>disp(</w:t>
+      </w:r>
+      <w:proofErr w:type="spellStart"/>
+      <w:r>
+        <w:rPr>
+          <w:sz w:val="16"/>
+          <w:szCs w:val="16"/>
+        </w:rPr>
+        <w:t>strjoin</w:t>
+      </w:r>
+      <w:proofErr w:type="spellEnd"/>
+      <w:r>
+        <w:rPr>
+          <w:sz w:val="16"/>
+          <w:szCs w:val="16"/>
+        </w:rPr>
+        <w:t>(</w:t>
+      </w:r>
+      <w:proofErr w:type="spellStart"/>
+      <w:r>
+        <w:rPr>
+          <w:sz w:val="16"/>
+          <w:szCs w:val="16"/>
+        </w:rPr>
+        <w:t>string</w:t>
+      </w:r>
+      <w:proofErr w:type="spellEnd"/>
+      <w:r>
+        <w:rPr>
+          <w:sz w:val="16"/>
+          <w:szCs w:val="16"/>
+        </w:rPr>
+        <w:t>(K), ', '));</w:t>
+      </w:r>
+    </w:p>
+    <w:p>
+      <w:pPr>
+        <w:rPr>
+          <w:sz w:val="16"/>
+          <w:szCs w:val="16"/>
+        </w:rPr>
+      </w:pPr>
+    </w:p>
+    <w:p>
+      <w:pPr>
+        <w:rPr>
+          <w:sz w:val="16"/>
+          <w:szCs w:val="16"/>
+        </w:rPr>
+      </w:pPr>
+      <w:r>
+        <w:rPr>
+          <w:noProof/>
+        </w:rPr>
+        <w:drawing>
+          <wp:inline distT="0" distB="0" distL="0" distR="0" wp14:anchorId="7F5DDC59" wp14:editId="7EDE0AC6">
+            <wp:extent cx="6120130" cy="3750945"/>
+            <wp:effectExtent l="0" t="0" r="0" b="1905"/>
+            <wp:docPr id="716425406" name="Immagine 1" descr="Immagine che contiene testo, linea, diagramma, numero&#10;&#10;Il contenuto generato dall'IA potrebbe non essere corretto."/>
+            <wp:cNvGraphicFramePr>
+              <a:graphicFrameLocks xmlns:a="http://schemas.openxmlformats.org/drawingml/2006/main" noChangeAspect="1"/>
+            </wp:cNvGraphicFramePr>
+            <a:graphic xmlns:a="http://schemas.openxmlformats.org/drawingml/2006/main">
+              <a:graphicData uri="http://schemas.openxmlformats.org/drawingml/2006/picture">
+                <pic:pic xmlns:pic="http://schemas.openxmlformats.org/drawingml/2006/picture">
+                  <pic:nvPicPr>
+                    <pic:cNvPr id="716425406" name="Immagine 1" descr="Immagine che contiene testo, linea, diagramma, numero&#10;&#10;Il contenuto generato dall'IA potrebbe non essere corretto."/>
+                    <pic:cNvPicPr/>
+                  </pic:nvPicPr>
+                  <pic:blipFill>
+                    <a:blip r:embed="rId18"/>
+                    <a:stretch>
+                      <a:fillRect/>
+                    </a:stretch>
+                  </pic:blipFill>
+                  <pic:spPr>
+                    <a:xfrm>
+                      <a:off x="0" y="0"/>
+                      <a:ext cx="6120130" cy="3750945"/>
+                    </a:xfrm>
+                    <a:prstGeom prst="rect">
+                      <a:avLst/>
+                    </a:prstGeom>
+                  </pic:spPr>
+                </pic:pic>
+              </a:graphicData>
+            </a:graphic>
+          </wp:inline>
+        </w:drawing>
+      </w:r>
+      <w:r>
+        <w:rPr>
+          <w:sz w:val="16"/>
+          <w:szCs w:val="16"/>
+        </w:rPr>
+        <w:t xml:space="preserve"> </w:t>
+      </w:r>
+    </w:p>
+    <w:p>
+      <w:pPr>
+        <w:rPr>
+          <w:sz w:val="16"/>
+          <w:szCs w:val="16"/>
+        </w:rPr>
+      </w:pPr>
+      <w:r>
+        <w:rPr>
+          <w:noProof/>
+        </w:rPr>
+        <w:lastRenderedPageBreak/>
+        <w:drawing>
+          <wp:inline distT="0" distB="0" distL="0" distR="0" wp14:anchorId="3E4B1643" wp14:editId="0EAB4357">
+            <wp:extent cx="6120130" cy="3750945"/>
+            <wp:effectExtent l="0" t="0" r="0" b="1905"/>
+            <wp:docPr id="2024632954" name="Immagine 1" descr="Immagine che contiene testo, linea, diagramma, numero&#10;&#10;Il contenuto generato dall'IA potrebbe non essere corretto."/>
+            <wp:cNvGraphicFramePr>
+              <a:graphicFrameLocks xmlns:a="http://schemas.openxmlformats.org/drawingml/2006/main" noChangeAspect="1"/>
+            </wp:cNvGraphicFramePr>
+            <a:graphic xmlns:a="http://schemas.openxmlformats.org/drawingml/2006/main">
+              <a:graphicData uri="http://schemas.openxmlformats.org/drawingml/2006/picture">
+                <pic:pic xmlns:pic="http://schemas.openxmlformats.org/drawingml/2006/picture">
+                  <pic:nvPicPr>
+                    <pic:cNvPr id="2024632954" name="Immagine 1" descr="Immagine che contiene testo, linea, diagramma, numero&#10;&#10;Il contenuto generato dall'IA potrebbe non essere corretto."/>
+                    <pic:cNvPicPr/>
+                  </pic:nvPicPr>
+                  <pic:blipFill>
+                    <a:blip r:embed="rId19"/>
+                    <a:stretch>
+                      <a:fillRect/>
+                    </a:stretch>
+                  </pic:blipFill>
+                  <pic:spPr>
+                    <a:xfrm>
+                      <a:off x="0" y="0"/>
+                      <a:ext cx="6120130" cy="3750945"/>
+                    </a:xfrm>
+                    <a:prstGeom prst="rect">
+                      <a:avLst/>
+                    </a:prstGeom>
+                  </pic:spPr>
+                </pic:pic>
+              </a:graphicData>
+            </a:graphic>
+          </wp:inline>
+        </w:drawing>
+      </w:r>
+    </w:p>
+    <w:p>
+      <w:pPr>
+        <w:rPr>
+          <w:sz w:val="16"/>
+          <w:szCs w:val="16"/>
+        </w:rPr>
+      </w:pPr>
+      <w:r>
+        <w:rPr>
+          <w:noProof/>
+        </w:rPr>
+        <w:drawing>
+          <wp:inline distT="0" distB="0" distL="0" distR="0" wp14:anchorId="4D34F3D9" wp14:editId="45BF6900">
+            <wp:extent cx="6120130" cy="3702050"/>
+            <wp:effectExtent l="0" t="0" r="0" b="0"/>
+            <wp:docPr id="1388974569" name="Immagine 1" descr="Immagine che contiene testo, linea, Parallelo, numero&#10;&#10;Il contenuto generato dall'IA potrebbe non essere corretto."/>
+            <wp:cNvGraphicFramePr>
+              <a:graphicFrameLocks xmlns:a="http://schemas.openxmlformats.org/drawingml/2006/main" noChangeAspect="1"/>
+            </wp:cNvGraphicFramePr>
+            <a:graphic xmlns:a="http://schemas.openxmlformats.org/drawingml/2006/main">
+              <a:graphicData uri="http://schemas.openxmlformats.org/drawingml/2006/picture">
+                <pic:pic xmlns:pic="http://schemas.openxmlformats.org/drawingml/2006/picture">
+                  <pic:nvPicPr>
+                    <pic:cNvPr id="1388974569" name="Immagine 1" descr="Immagine che contiene testo, linea, Parallelo, numero&#10;&#10;Il contenuto generato dall'IA potrebbe non essere corretto."/>
+                    <pic:cNvPicPr/>
+                  </pic:nvPicPr>
+                  <pic:blipFill>
+                    <a:blip r:embed="rId20"/>
+                    <a:stretch>
+                      <a:fillRect/>
+                    </a:stretch>
+                  </pic:blipFill>
+                  <pic:spPr>
+                    <a:xfrm>
+                      <a:off x="0" y="0"/>
+                      <a:ext cx="6120130" cy="3702050"/>
+                    </a:xfrm>
+                    <a:prstGeom prst="rect">
+                      <a:avLst/>
+                    </a:prstGeom>
+                  </pic:spPr>
+                </pic:pic>
+              </a:graphicData>
+            </a:graphic>
+          </wp:inline>
+        </w:drawing>
+      </w:r>
+    </w:p>
+    <w:p>
+      <w:pPr>
+        <w:rPr>
+          <w:sz w:val="16"/>
+          <w:szCs w:val="16"/>
+        </w:rPr>
+      </w:pPr>
+      <w:proofErr w:type="spellStart"/>
+      <w:r>
+        <w:rPr>
+          <w:sz w:val="16"/>
+          <w:szCs w:val="16"/>
+        </w:rPr>
+        <w:t>Ts</w:t>
+      </w:r>
+      <w:proofErr w:type="spellEnd"/>
+      <w:r>
+        <w:rPr>
+          <w:sz w:val="16"/>
+          <w:szCs w:val="16"/>
+        </w:rPr>
+        <w:t xml:space="preserve"> = </w:t>
+      </w:r>
+      <w:proofErr w:type="gramStart"/>
+      <w:r>
+        <w:rPr>
+          <w:sz w:val="16"/>
+          <w:szCs w:val="16"/>
+        </w:rPr>
+        <w:t xml:space="preserve">TIMESTEP;   </w:t>
+      </w:r>
+      <w:proofErr w:type="gramEnd"/>
+      <w:r>
+        <w:rPr>
+          <w:sz w:val="16"/>
+          <w:szCs w:val="16"/>
+        </w:rPr>
+        <w:t xml:space="preserve">               % controller loop time</w:t>
+      </w:r>
+    </w:p>
+    <w:p>
+      <w:pPr>
+        <w:rPr>
+          <w:sz w:val="16"/>
+          <w:szCs w:val="16"/>
+        </w:rPr>
+      </w:pPr>
+      <w:r>
+        <w:rPr>
+          <w:sz w:val="16"/>
+          <w:szCs w:val="16"/>
+        </w:rPr>
+        <w:t xml:space="preserve">x0 = </w:t>
+      </w:r>
+      <w:proofErr w:type="gramStart"/>
+      <w:r>
+        <w:rPr>
+          <w:sz w:val="16"/>
+          <w:szCs w:val="16"/>
+        </w:rPr>
+        <w:t xml:space="preserve">[ .2;   </w:t>
+      </w:r>
+      <w:proofErr w:type="gramEnd"/>
+      <w:r>
+        <w:rPr>
+          <w:sz w:val="16"/>
+          <w:szCs w:val="16"/>
+        </w:rPr>
+        <w:t xml:space="preserve"> -.</w:t>
+      </w:r>
+      <w:proofErr w:type="gramStart"/>
+      <w:r>
+        <w:rPr>
+          <w:sz w:val="16"/>
+          <w:szCs w:val="16"/>
+        </w:rPr>
+        <w:t xml:space="preserve">2;   </w:t>
+      </w:r>
+      <w:proofErr w:type="gramEnd"/>
+      <w:r>
+        <w:rPr>
+          <w:sz w:val="16"/>
+          <w:szCs w:val="16"/>
+        </w:rPr>
+        <w:t>.</w:t>
+      </w:r>
+      <w:proofErr w:type="gramStart"/>
+      <w:r>
+        <w:rPr>
+          <w:sz w:val="16"/>
+          <w:szCs w:val="16"/>
+        </w:rPr>
+        <w:t xml:space="preserve">1;   </w:t>
+      </w:r>
+      <w:proofErr w:type="gramEnd"/>
+      <w:r>
+        <w:rPr>
+          <w:sz w:val="16"/>
+          <w:szCs w:val="16"/>
+        </w:rPr>
+        <w:t>-.2</w:t>
+      </w:r>
+      <w:proofErr w:type="gramStart"/>
+      <w:r>
+        <w:rPr>
+          <w:sz w:val="16"/>
+          <w:szCs w:val="16"/>
+        </w:rPr>
+        <w:t>];  %</w:t>
+      </w:r>
+      <w:proofErr w:type="gramEnd"/>
+      <w:r>
+        <w:rPr>
+          <w:sz w:val="16"/>
+          <w:szCs w:val="16"/>
+        </w:rPr>
+        <w:t xml:space="preserve"> </w:t>
+      </w:r>
+      <w:proofErr w:type="spellStart"/>
+      <w:r>
+        <w:rPr>
+          <w:sz w:val="16"/>
+          <w:szCs w:val="16"/>
+        </w:rPr>
+        <w:t>initial</w:t>
+      </w:r>
+      <w:proofErr w:type="spellEnd"/>
+      <w:r>
+        <w:rPr>
+          <w:sz w:val="16"/>
+          <w:szCs w:val="16"/>
+        </w:rPr>
+        <w:t xml:space="preserve"> </w:t>
+      </w:r>
+      <w:proofErr w:type="spellStart"/>
+      <w:r>
+        <w:rPr>
+          <w:sz w:val="16"/>
+          <w:szCs w:val="16"/>
+        </w:rPr>
+        <w:t>cond</w:t>
+      </w:r>
+      <w:proofErr w:type="spellEnd"/>
+      <w:r>
+        <w:rPr>
+          <w:sz w:val="16"/>
+          <w:szCs w:val="16"/>
+        </w:rPr>
+        <w:t xml:space="preserve"> [x, </w:t>
+      </w:r>
+      <w:proofErr w:type="spellStart"/>
+      <w:r>
+        <w:rPr>
+          <w:sz w:val="16"/>
+          <w:szCs w:val="16"/>
+        </w:rPr>
+        <w:t>x_dot</w:t>
+      </w:r>
+      <w:proofErr w:type="spellEnd"/>
+      <w:r>
+        <w:rPr>
+          <w:sz w:val="16"/>
+          <w:szCs w:val="16"/>
+        </w:rPr>
+        <w:t xml:space="preserve">, theta, </w:t>
+      </w:r>
+      <w:proofErr w:type="spellStart"/>
+      <w:r>
+        <w:rPr>
+          <w:sz w:val="16"/>
+          <w:szCs w:val="16"/>
+        </w:rPr>
+        <w:t>theta_dot</w:t>
+      </w:r>
+      <w:proofErr w:type="spellEnd"/>
+      <w:r>
+        <w:rPr>
+          <w:sz w:val="16"/>
+          <w:szCs w:val="16"/>
+        </w:rPr>
+        <w:t>]</w:t>
+      </w:r>
+    </w:p>
+    <w:p>
+      <w:pPr>
+        <w:rPr>
+          <w:sz w:val="16"/>
+          <w:szCs w:val="16"/>
+        </w:rPr>
+      </w:pPr>
+      <w:proofErr w:type="spellStart"/>
+      <w:r>
+        <w:rPr>
+          <w:sz w:val="16"/>
+          <w:szCs w:val="16"/>
+        </w:rPr>
+        <w:t>t_max</w:t>
+      </w:r>
+      <w:proofErr w:type="spellEnd"/>
+      <w:r>
+        <w:rPr>
+          <w:sz w:val="16"/>
+          <w:szCs w:val="16"/>
+        </w:rPr>
+        <w:t xml:space="preserve"> = </w:t>
+      </w:r>
+      <w:proofErr w:type="gramStart"/>
+      <w:r>
+        <w:rPr>
+          <w:sz w:val="16"/>
+          <w:szCs w:val="16"/>
+        </w:rPr>
+        <w:t xml:space="preserve">5;   </w:t>
+      </w:r>
+      <w:proofErr w:type="gramEnd"/>
+      <w:r>
+        <w:rPr>
+          <w:sz w:val="16"/>
+          <w:szCs w:val="16"/>
+        </w:rPr>
+        <w:t xml:space="preserve">                   % </w:t>
+      </w:r>
+      <w:proofErr w:type="spellStart"/>
+      <w:r>
+        <w:rPr>
+          <w:sz w:val="16"/>
+          <w:szCs w:val="16"/>
+        </w:rPr>
+        <w:t>simulation</w:t>
+      </w:r>
+      <w:proofErr w:type="spellEnd"/>
+      <w:r>
+        <w:rPr>
+          <w:sz w:val="16"/>
+          <w:szCs w:val="16"/>
+        </w:rPr>
+        <w:t xml:space="preserve"> </w:t>
+      </w:r>
+      <w:proofErr w:type="spellStart"/>
+      <w:r>
+        <w:rPr>
+          <w:sz w:val="16"/>
+          <w:szCs w:val="16"/>
+        </w:rPr>
+        <w:t>timespan</w:t>
+      </w:r>
+      <w:proofErr w:type="spellEnd"/>
+    </w:p>
+    <w:p>
+      <w:pPr>
+        <w:rPr>
+          <w:sz w:val="16"/>
+          <w:szCs w:val="16"/>
+        </w:rPr>
+      </w:pPr>
+    </w:p>
+    <w:p>
+      <w:pPr>
+        <w:rPr>
+          <w:sz w:val="16"/>
+          <w:szCs w:val="16"/>
+        </w:rPr>
+      </w:pPr>
+    </w:p>
+    <w:p>
+      <w:pPr>
+        <w:rPr>
+          <w:sz w:val="16"/>
+          <w:szCs w:val="16"/>
+        </w:rPr>
+      </w:pPr>
+      <w:r>
+        <w:rPr>
+          <w:sz w:val="16"/>
+          <w:szCs w:val="16"/>
+        </w:rPr>
+        <w:t xml:space="preserve">CONVIENE COMPRIMERE QUESTE IMMAGINI IN UN UNICO GRAFICO DOVE SONO SOVRAPOSTE CON COLORI </w:t>
+      </w:r>
+      <w:proofErr w:type="gramStart"/>
+      <w:r>
+        <w:rPr>
+          <w:sz w:val="16"/>
+          <w:szCs w:val="16"/>
+        </w:rPr>
+        <w:t>DIVRSI?=</w:t>
+      </w:r>
+      <w:proofErr w:type="gramEnd"/>
+      <w:r>
+        <w:rPr>
+          <w:sz w:val="16"/>
+          <w:szCs w:val="16"/>
+        </w:rPr>
+        <w:t>??????</w:t>
+      </w:r>
+    </w:p>
+    <w:p>
+      <w:pPr>
+        <w:rPr>
+          <w:sz w:val="16"/>
+          <w:szCs w:val="16"/>
+        </w:rPr>
+      </w:pPr>
+      <w:r>
+        <w:rPr>
+          <w:sz w:val="16"/>
+          <w:szCs w:val="16"/>
+        </w:rPr>
+        <w:lastRenderedPageBreak/>
+        <w:br w:type="page"/>
+      </w:r>
+    </w:p>
+    <w:p>
+      <w:pPr>
+        <w:rPr>
+          <w:b/>
+          <w:bCs/>
+          <w:sz w:val="16"/>
+          <w:szCs w:val="16"/>
+        </w:rPr>
+      </w:pPr>
+    </w:p>
+    <w:p>
+      <w:pPr>
+        <w:rPr>
+          <w:sz w:val="16"/>
+          <w:szCs w:val="16"/>
+        </w:rPr>
+      </w:pPr>
+      <w:r>
+        <w:rPr>
+          <w:noProof/>
+        </w:rPr>
+        <w:drawing>
+          <wp:inline distT="0" distB="0" distL="0" distR="0" wp14:anchorId="09B07A94" wp14:editId="7A2F1B5D">
+            <wp:extent cx="6120130" cy="3704590"/>
+            <wp:effectExtent l="0" t="0" r="0" b="0"/>
+            <wp:docPr id="631613090" name="Immagine 1" descr="Immagine che contiene testo, linea, Parallelo, diagramma&#10;&#10;Il contenuto generato dall'IA potrebbe non essere corretto."/>
+            <wp:cNvGraphicFramePr>
+              <a:graphicFrameLocks xmlns:a="http://schemas.openxmlformats.org/drawingml/2006/main" noChangeAspect="1"/>
+            </wp:cNvGraphicFramePr>
+            <a:graphic xmlns:a="http://schemas.openxmlformats.org/drawingml/2006/main">
+              <a:graphicData uri="http://schemas.openxmlformats.org/drawingml/2006/picture">
+                <pic:pic xmlns:pic="http://schemas.openxmlformats.org/drawingml/2006/picture">
+                  <pic:nvPicPr>
+                    <pic:cNvPr id="631613090" name="Immagine 1" descr="Immagine che contiene testo, linea, Parallelo, diagramma&#10;&#10;Il contenuto generato dall'IA potrebbe non essere corretto."/>
+                    <pic:cNvPicPr/>
+                  </pic:nvPicPr>
+                  <pic:blipFill>
+                    <a:blip r:embed="rId21"/>
+                    <a:stretch>
+                      <a:fillRect/>
+                    </a:stretch>
+                  </pic:blipFill>
+                  <pic:spPr>
+                    <a:xfrm>
+                      <a:off x="0" y="0"/>
+                      <a:ext cx="6120130" cy="3704590"/>
+                    </a:xfrm>
+                    <a:prstGeom prst="rect">
+                      <a:avLst/>
+                    </a:prstGeom>
+                  </pic:spPr>
+                </pic:pic>
+              </a:graphicData>
+            </a:graphic>
+          </wp:inline>
+        </w:drawing>
+      </w:r>
+    </w:p>
+    <w:p>
+      <w:pPr>
+        <w:rPr>
+          <w:sz w:val="16"/>
+          <w:szCs w:val="16"/>
+        </w:rPr>
+      </w:pPr>
+      <w:r>
+        <w:rPr>
+          <w:noProof/>
+        </w:rPr>
+        <w:drawing>
+          <wp:inline distT="0" distB="0" distL="0" distR="0" wp14:anchorId="630B0EE5" wp14:editId="1AC9952C">
+            <wp:extent cx="6120130" cy="3724910"/>
+            <wp:effectExtent l="0" t="0" r="0" b="8890"/>
+            <wp:docPr id="1254721373" name="Immagine 1" descr="Immagine che contiene testo, linea, diagramma, Diagramma&#10;&#10;Il contenuto generato dall'IA potrebbe non essere corretto."/>
+            <wp:cNvGraphicFramePr>
+              <a:graphicFrameLocks xmlns:a="http://schemas.openxmlformats.org/drawingml/2006/main" noChangeAspect="1"/>
+            </wp:cNvGraphicFramePr>
+            <a:graphic xmlns:a="http://schemas.openxmlformats.org/drawingml/2006/main">
+              <a:graphicData uri="http://schemas.openxmlformats.org/drawingml/2006/picture">
+                <pic:pic xmlns:pic="http://schemas.openxmlformats.org/drawingml/2006/picture">
+                  <pic:nvPicPr>
+                    <pic:cNvPr id="1254721373" name="Immagine 1" descr="Immagine che contiene testo, linea, diagramma, Diagramma&#10;&#10;Il contenuto generato dall'IA potrebbe non essere corretto."/>
+                    <pic:cNvPicPr/>
+                  </pic:nvPicPr>
+                  <pic:blipFill>
+                    <a:blip r:embed="rId22"/>
+                    <a:stretch>
+                      <a:fillRect/>
+                    </a:stretch>
+                  </pic:blipFill>
+                  <pic:spPr>
+                    <a:xfrm>
+                      <a:off x="0" y="0"/>
+                      <a:ext cx="6120130" cy="3724910"/>
+                    </a:xfrm>
+                    <a:prstGeom prst="rect">
+                      <a:avLst/>
+                    </a:prstGeom>
+                  </pic:spPr>
+                </pic:pic>
+              </a:graphicData>
+            </a:graphic>
+          </wp:inline>
+        </w:drawing>
+      </w:r>
+    </w:p>
+    <w:p>
+      <w:pPr>
+        <w:rPr>
+          <w:sz w:val="16"/>
+          <w:szCs w:val="16"/>
+        </w:rPr>
+      </w:pPr>
+    </w:p>
+    <w:p>
+      <w:pPr>
+        <w:rPr>
+          <w:sz w:val="16"/>
+          <w:szCs w:val="16"/>
+        </w:rPr>
+      </w:pPr>
+      <w:r>
+        <w:rPr>
+          <w:sz w:val="16"/>
+          <w:szCs w:val="16"/>
+        </w:rPr>
+        <w:t xml:space="preserve">x0 = </w:t>
+      </w:r>
+      <w:proofErr w:type="gramStart"/>
+      <w:r>
+        <w:rPr>
+          <w:sz w:val="16"/>
+          <w:szCs w:val="16"/>
+        </w:rPr>
+        <w:t xml:space="preserve">[ .2;   </w:t>
+      </w:r>
+      <w:proofErr w:type="gramEnd"/>
+      <w:r>
+        <w:rPr>
+          <w:sz w:val="16"/>
+          <w:szCs w:val="16"/>
+        </w:rPr>
+        <w:t xml:space="preserve"> -.</w:t>
+      </w:r>
+      <w:proofErr w:type="gramStart"/>
+      <w:r>
+        <w:rPr>
+          <w:sz w:val="16"/>
+          <w:szCs w:val="16"/>
+        </w:rPr>
+        <w:t xml:space="preserve">2;   </w:t>
+      </w:r>
+      <w:proofErr w:type="gramEnd"/>
+      <w:r>
+        <w:rPr>
+          <w:sz w:val="16"/>
+          <w:szCs w:val="16"/>
+        </w:rPr>
+        <w:t>.</w:t>
+      </w:r>
+      <w:proofErr w:type="gramStart"/>
+      <w:r>
+        <w:rPr>
+          <w:sz w:val="16"/>
+          <w:szCs w:val="16"/>
+        </w:rPr>
+        <w:t xml:space="preserve">4;   </w:t>
+      </w:r>
+      <w:proofErr w:type="gramEnd"/>
+      <w:r>
+        <w:rPr>
+          <w:sz w:val="16"/>
+          <w:szCs w:val="16"/>
+        </w:rPr>
+        <w:t>.8</w:t>
+      </w:r>
+      <w:proofErr w:type="gramStart"/>
+      <w:r>
+        <w:rPr>
+          <w:sz w:val="16"/>
+          <w:szCs w:val="16"/>
+        </w:rPr>
+        <w:t>];  %</w:t>
+      </w:r>
+      <w:proofErr w:type="gramEnd"/>
+      <w:r>
+        <w:rPr>
+          <w:sz w:val="16"/>
+          <w:szCs w:val="16"/>
+        </w:rPr>
+        <w:t xml:space="preserve"> </w:t>
+      </w:r>
+      <w:proofErr w:type="spellStart"/>
+      <w:r>
+        <w:rPr>
+          <w:sz w:val="16"/>
+          <w:szCs w:val="16"/>
+        </w:rPr>
+        <w:t>initial</w:t>
+      </w:r>
+      <w:proofErr w:type="spellEnd"/>
+      <w:r>
+        <w:rPr>
+          <w:sz w:val="16"/>
+          <w:szCs w:val="16"/>
+        </w:rPr>
+        <w:t xml:space="preserve"> </w:t>
+      </w:r>
+      <w:proofErr w:type="spellStart"/>
+      <w:r>
+        <w:rPr>
+          <w:sz w:val="16"/>
+          <w:szCs w:val="16"/>
+        </w:rPr>
+        <w:t>cond</w:t>
+      </w:r>
+      <w:proofErr w:type="spellEnd"/>
+      <w:r>
+        <w:rPr>
+          <w:sz w:val="16"/>
+          <w:szCs w:val="16"/>
+        </w:rPr>
+        <w:t xml:space="preserve"> [x, </w:t>
+      </w:r>
+      <w:proofErr w:type="spellStart"/>
+      <w:r>
+        <w:rPr>
+          <w:sz w:val="16"/>
+          <w:szCs w:val="16"/>
+        </w:rPr>
+        <w:t>x_dot</w:t>
+      </w:r>
+      <w:proofErr w:type="spellEnd"/>
+      <w:r>
+        <w:rPr>
+          <w:sz w:val="16"/>
+          <w:szCs w:val="16"/>
+        </w:rPr>
+        <w:t xml:space="preserve">, theta, </w:t>
+      </w:r>
+      <w:proofErr w:type="spellStart"/>
+      <w:r>
+        <w:rPr>
+          <w:sz w:val="16"/>
+          <w:szCs w:val="16"/>
+        </w:rPr>
+        <w:t>theta_dot</w:t>
+      </w:r>
+      <w:proofErr w:type="spellEnd"/>
+      <w:r>
+        <w:rPr>
+          <w:sz w:val="16"/>
+          <w:szCs w:val="16"/>
+        </w:rPr>
+        <w:t>]</w:t>
+      </w:r>
+    </w:p>
+    <w:p>
+      <w:pPr>
+        <w:rPr>
+          <w:sz w:val="16"/>
+          <w:szCs w:val="16"/>
+        </w:rPr>
+      </w:pPr>
+      <w:proofErr w:type="spellStart"/>
+      <w:r>
+        <w:rPr>
+          <w:sz w:val="16"/>
+          <w:szCs w:val="16"/>
+        </w:rPr>
+        <w:t>t_max</w:t>
+      </w:r>
+      <w:proofErr w:type="spellEnd"/>
+      <w:r>
+        <w:rPr>
+          <w:sz w:val="16"/>
+          <w:szCs w:val="16"/>
+        </w:rPr>
+        <w:t xml:space="preserve"> = 10;        </w:t>
+      </w:r>
+    </w:p>
+    <w:p>
+      <w:pPr>
+        <w:rPr>
+          <w:b/>
+          <w:bCs/>
+          <w:sz w:val="16"/>
+          <w:szCs w:val="16"/>
+        </w:rPr>
+      </w:pPr>
+      <w:r>
+        <w:rPr>
+          <w:b/>
+          <w:bCs/>
+          <w:sz w:val="16"/>
+          <w:szCs w:val="16"/>
+        </w:rPr>
+        <w:t>IL CONTROLLORE SI STACCA SUPEATI 0.8 RADIANTI DI DEVIAZIONE</w:t>
+      </w:r>
+    </w:p>
+    <w:p>
+      <w:pPr>
+        <w:rPr>
+          <w:sz w:val="16"/>
+          <w:szCs w:val="16"/>
+        </w:rPr>
+      </w:pPr>
+    </w:p>
+    <w:p>
+      <w:pPr>
+        <w:rPr>
+          <w:sz w:val="16"/>
+          <w:szCs w:val="16"/>
+        </w:rPr>
+      </w:pPr>
+    </w:p>
+    <w:p>
+      <w:pPr>
+        <w:rPr>
+          <w:sz w:val="16"/>
+          <w:szCs w:val="16"/>
+        </w:rPr>
+      </w:pPr>
+    </w:p>
+    <w:p>
+      <w:pPr>
+        <w:rPr>
+          <w:sz w:val="16"/>
+          <w:szCs w:val="16"/>
+        </w:rPr>
+      </w:pPr>
+    </w:p>
+    <w:p>
+      <w:pPr>
+        <w:rPr>
+          <w:sz w:val="16"/>
+          <w:szCs w:val="16"/>
+        </w:rPr>
+      </w:pPr>
+      <w:r>
+        <w:rPr>
+          <w:sz w:val="16"/>
+          <w:szCs w:val="16"/>
+        </w:rPr>
+        <w:br w:type="page"/>
+      </w:r>
+    </w:p>
+    <w:p>
+      <w:pPr>
+        <w:rPr>
+          <w:sz w:val="16"/>
+          <w:szCs w:val="16"/>
+        </w:rPr>
+      </w:pPr>
+      <w:r>
+        <w:rPr>
+          <w:sz w:val="16"/>
+          <w:szCs w:val="16"/>
+        </w:rPr>
+        <w:lastRenderedPageBreak/>
+        <w:t>---------------- LQR IMD</w:t>
+      </w:r>
+    </w:p>
+    <w:p>
+      <w:pPr>
+        <w:rPr>
+          <w:sz w:val="16"/>
+          <w:szCs w:val="16"/>
+        </w:rPr>
+      </w:pPr>
+      <w:proofErr w:type="spellStart"/>
+      <w:r>
+        <w:rPr>
+          <w:sz w:val="16"/>
+          <w:szCs w:val="16"/>
+        </w:rPr>
+        <w:t>Qx</w:t>
+      </w:r>
+      <w:proofErr w:type="spellEnd"/>
+      <w:r>
+        <w:rPr>
+          <w:sz w:val="16"/>
+          <w:szCs w:val="16"/>
+        </w:rPr>
+        <w:t xml:space="preserve"> = </w:t>
+      </w:r>
+      <w:proofErr w:type="spellStart"/>
+      <w:proofErr w:type="gramStart"/>
+      <w:r>
+        <w:rPr>
+          <w:sz w:val="16"/>
+          <w:szCs w:val="16"/>
+        </w:rPr>
+        <w:t>diag</w:t>
+      </w:r>
+      <w:proofErr w:type="spellEnd"/>
+      <w:r>
+        <w:rPr>
+          <w:sz w:val="16"/>
+          <w:szCs w:val="16"/>
+        </w:rPr>
+        <w:t>(</w:t>
+      </w:r>
+      <w:proofErr w:type="gramEnd"/>
+      <w:r>
+        <w:rPr>
+          <w:sz w:val="16"/>
+          <w:szCs w:val="16"/>
+        </w:rPr>
+        <w:t>[1000,5,100,0]</w:t>
+      </w:r>
+      <w:proofErr w:type="gramStart"/>
+      <w:r>
+        <w:rPr>
+          <w:sz w:val="16"/>
+          <w:szCs w:val="16"/>
+        </w:rPr>
+        <w:t xml:space="preserve">);   </w:t>
+      </w:r>
+      <w:proofErr w:type="gramEnd"/>
+      <w:r>
+        <w:rPr>
+          <w:sz w:val="16"/>
+          <w:szCs w:val="16"/>
+        </w:rPr>
+        <w:t xml:space="preserve">      % </w:t>
+      </w:r>
+      <w:proofErr w:type="spellStart"/>
+      <w:r>
+        <w:rPr>
+          <w:sz w:val="16"/>
+          <w:szCs w:val="16"/>
+        </w:rPr>
+        <w:t>penalize</w:t>
+      </w:r>
+      <w:proofErr w:type="spellEnd"/>
+      <w:r>
+        <w:rPr>
+          <w:sz w:val="16"/>
+          <w:szCs w:val="16"/>
+        </w:rPr>
+        <w:t xml:space="preserve"> </w:t>
+      </w:r>
+      <w:proofErr w:type="spellStart"/>
+      <w:r>
+        <w:rPr>
+          <w:sz w:val="16"/>
+          <w:szCs w:val="16"/>
+        </w:rPr>
+        <w:t>all</w:t>
+      </w:r>
+      <w:proofErr w:type="spellEnd"/>
+      <w:r>
+        <w:rPr>
+          <w:sz w:val="16"/>
+          <w:szCs w:val="16"/>
+        </w:rPr>
+        <w:t xml:space="preserve"> 4 </w:t>
+      </w:r>
+      <w:proofErr w:type="spellStart"/>
+      <w:r>
+        <w:rPr>
+          <w:sz w:val="16"/>
+          <w:szCs w:val="16"/>
+        </w:rPr>
+        <w:t>states</w:t>
+      </w:r>
+      <w:proofErr w:type="spellEnd"/>
+      <w:r>
+        <w:rPr>
+          <w:sz w:val="16"/>
+          <w:szCs w:val="16"/>
+        </w:rPr>
+        <w:t xml:space="preserve"> </w:t>
+      </w:r>
+      <w:proofErr w:type="spellStart"/>
+      <w:r>
+        <w:rPr>
+          <w:sz w:val="16"/>
+          <w:szCs w:val="16"/>
+        </w:rPr>
+        <w:t>equally</w:t>
+      </w:r>
+      <w:proofErr w:type="spellEnd"/>
+    </w:p>
+    <w:p>
+      <w:pPr>
+        <w:rPr>
+          <w:sz w:val="16"/>
+          <w:szCs w:val="16"/>
+        </w:rPr>
+      </w:pPr>
+      <w:r>
+        <w:rPr>
+          <w:sz w:val="16"/>
+          <w:szCs w:val="16"/>
+        </w:rPr>
+        <w:t xml:space="preserve">Qi = </w:t>
+      </w:r>
+      <w:proofErr w:type="gramStart"/>
+      <w:r>
+        <w:rPr>
+          <w:sz w:val="16"/>
+          <w:szCs w:val="16"/>
+        </w:rPr>
+        <w:t xml:space="preserve">1;   </w:t>
+      </w:r>
+      <w:proofErr w:type="gramEnd"/>
+      <w:r>
+        <w:rPr>
+          <w:sz w:val="16"/>
+          <w:szCs w:val="16"/>
+        </w:rPr>
+        <w:t xml:space="preserve">         % </w:t>
+      </w:r>
+      <w:proofErr w:type="spellStart"/>
+      <w:r>
+        <w:rPr>
+          <w:sz w:val="16"/>
+          <w:szCs w:val="16"/>
+        </w:rPr>
+        <w:t>penalize</w:t>
+      </w:r>
+      <w:proofErr w:type="spellEnd"/>
+      <w:r>
+        <w:rPr>
+          <w:sz w:val="16"/>
+          <w:szCs w:val="16"/>
+        </w:rPr>
+        <w:t xml:space="preserve"> integrator state (helps </w:t>
+      </w:r>
+      <w:proofErr w:type="spellStart"/>
+      <w:r>
+        <w:rPr>
+          <w:sz w:val="16"/>
+          <w:szCs w:val="16"/>
+        </w:rPr>
+        <w:t>enforce</w:t>
+      </w:r>
+      <w:proofErr w:type="spellEnd"/>
+      <w:r>
+        <w:rPr>
+          <w:sz w:val="16"/>
+          <w:szCs w:val="16"/>
+        </w:rPr>
+        <w:t xml:space="preserve"> tracking)</w:t>
+      </w:r>
+    </w:p>
+    <w:p>
+      <w:pPr>
+        <w:rPr>
+          <w:sz w:val="16"/>
+          <w:szCs w:val="16"/>
+        </w:rPr>
+      </w:pPr>
+      <w:r>
+        <w:rPr>
+          <w:sz w:val="16"/>
+          <w:szCs w:val="16"/>
+        </w:rPr>
+        <w:t xml:space="preserve">Q = </w:t>
+      </w:r>
+      <w:proofErr w:type="spellStart"/>
+      <w:proofErr w:type="gramStart"/>
+      <w:r>
+        <w:rPr>
+          <w:sz w:val="16"/>
+          <w:szCs w:val="16"/>
+        </w:rPr>
+        <w:t>blkdiag</w:t>
+      </w:r>
+      <w:proofErr w:type="spellEnd"/>
+      <w:r>
+        <w:rPr>
+          <w:sz w:val="16"/>
+          <w:szCs w:val="16"/>
+        </w:rPr>
+        <w:t>(</w:t>
+      </w:r>
+      <w:proofErr w:type="spellStart"/>
+      <w:proofErr w:type="gramEnd"/>
+      <w:r>
+        <w:rPr>
+          <w:sz w:val="16"/>
+          <w:szCs w:val="16"/>
+        </w:rPr>
+        <w:t>Qx</w:t>
+      </w:r>
+      <w:proofErr w:type="spellEnd"/>
+      <w:r>
+        <w:rPr>
+          <w:sz w:val="16"/>
+          <w:szCs w:val="16"/>
+        </w:rPr>
+        <w:t>, Qi); % 5x5</w:t>
+      </w:r>
+    </w:p>
+    <w:p>
+      <w:pPr>
+        <w:rPr>
+          <w:sz w:val="16"/>
+          <w:szCs w:val="16"/>
+        </w:rPr>
+      </w:pPr>
+      <w:r>
+        <w:rPr>
+          <w:sz w:val="16"/>
+          <w:szCs w:val="16"/>
+        </w:rPr>
+        <w:t>R = .</w:t>
+      </w:r>
+      <w:proofErr w:type="gramStart"/>
+      <w:r>
+        <w:rPr>
+          <w:sz w:val="16"/>
+          <w:szCs w:val="16"/>
+        </w:rPr>
+        <w:t xml:space="preserve">01;   </w:t>
+      </w:r>
+      <w:proofErr w:type="gramEnd"/>
+      <w:r>
+        <w:rPr>
+          <w:sz w:val="16"/>
+          <w:szCs w:val="16"/>
+        </w:rPr>
+        <w:t xml:space="preserve">            % </w:t>
+      </w:r>
+      <w:proofErr w:type="spellStart"/>
+      <w:r>
+        <w:rPr>
+          <w:sz w:val="16"/>
+          <w:szCs w:val="16"/>
+        </w:rPr>
+        <w:t>penalize</w:t>
+      </w:r>
+      <w:proofErr w:type="spellEnd"/>
+      <w:r>
+        <w:rPr>
+          <w:sz w:val="16"/>
+          <w:szCs w:val="16"/>
+        </w:rPr>
+        <w:t xml:space="preserve"> control </w:t>
+      </w:r>
+      <w:proofErr w:type="spellStart"/>
+      <w:r>
+        <w:rPr>
+          <w:sz w:val="16"/>
+          <w:szCs w:val="16"/>
+        </w:rPr>
+        <w:t>effort</w:t>
+      </w:r>
+      <w:proofErr w:type="spellEnd"/>
+    </w:p>
+    <w:p>
+      <w:pPr>
+        <w:rPr>
+          <w:sz w:val="16"/>
+          <w:szCs w:val="16"/>
+        </w:rPr>
+      </w:pPr>
+    </w:p>
+    <w:p>
+      <w:pPr>
+        <w:rPr>
+          <w:sz w:val="16"/>
+          <w:szCs w:val="16"/>
+        </w:rPr>
+      </w:pPr>
+      <w:proofErr w:type="spellStart"/>
+      <w:r>
+        <w:rPr>
+          <w:sz w:val="16"/>
+          <w:szCs w:val="16"/>
+        </w:rPr>
+        <w:t>Ke</w:t>
+      </w:r>
+      <w:proofErr w:type="spellEnd"/>
+      <w:r>
+        <w:rPr>
+          <w:sz w:val="16"/>
+          <w:szCs w:val="16"/>
+        </w:rPr>
+        <w:t xml:space="preserve"> = </w:t>
+      </w:r>
+      <w:proofErr w:type="spellStart"/>
+      <w:proofErr w:type="gramStart"/>
+      <w:r>
+        <w:rPr>
+          <w:sz w:val="16"/>
+          <w:szCs w:val="16"/>
+        </w:rPr>
+        <w:t>dlqr</w:t>
+      </w:r>
+      <w:proofErr w:type="spellEnd"/>
+      <w:r>
+        <w:rPr>
+          <w:sz w:val="16"/>
+          <w:szCs w:val="16"/>
+        </w:rPr>
+        <w:t>(</w:t>
+      </w:r>
+      <w:proofErr w:type="spellStart"/>
+      <w:proofErr w:type="gramEnd"/>
+      <w:r>
+        <w:rPr>
+          <w:sz w:val="16"/>
+          <w:szCs w:val="16"/>
+        </w:rPr>
+        <w:t>A_aug</w:t>
+      </w:r>
+      <w:proofErr w:type="spellEnd"/>
+      <w:r>
+        <w:rPr>
+          <w:sz w:val="16"/>
+          <w:szCs w:val="16"/>
+        </w:rPr>
+        <w:t xml:space="preserve">, </w:t>
+      </w:r>
+      <w:proofErr w:type="spellStart"/>
+      <w:r>
+        <w:rPr>
+          <w:sz w:val="16"/>
+          <w:szCs w:val="16"/>
+        </w:rPr>
+        <w:t>B_aug</w:t>
+      </w:r>
+      <w:proofErr w:type="spellEnd"/>
+      <w:r>
+        <w:rPr>
+          <w:sz w:val="16"/>
+          <w:szCs w:val="16"/>
+        </w:rPr>
+        <w:t>, Q, R</w:t>
+      </w:r>
+      <w:proofErr w:type="gramStart"/>
+      <w:r>
+        <w:rPr>
+          <w:sz w:val="16"/>
+          <w:szCs w:val="16"/>
+        </w:rPr>
+        <w:t>);  %</w:t>
+      </w:r>
+      <w:proofErr w:type="gramEnd"/>
+      <w:r>
+        <w:rPr>
+          <w:sz w:val="16"/>
+          <w:szCs w:val="16"/>
+        </w:rPr>
+        <w:t xml:space="preserve"> 1x5</w:t>
+      </w:r>
+    </w:p>
+    <w:p>
+      <w:pPr>
+        <w:rPr>
+          <w:sz w:val="16"/>
+          <w:szCs w:val="16"/>
+        </w:rPr>
+      </w:pPr>
+      <w:proofErr w:type="spellStart"/>
+      <w:r>
+        <w:rPr>
+          <w:sz w:val="16"/>
+          <w:szCs w:val="16"/>
+        </w:rPr>
+        <w:t>Kx</w:t>
+      </w:r>
+      <w:proofErr w:type="spellEnd"/>
+      <w:r>
+        <w:rPr>
+          <w:sz w:val="16"/>
+          <w:szCs w:val="16"/>
+        </w:rPr>
+        <w:t xml:space="preserve"> = </w:t>
+      </w:r>
+      <w:proofErr w:type="spellStart"/>
+      <w:proofErr w:type="gramStart"/>
+      <w:r>
+        <w:rPr>
+          <w:sz w:val="16"/>
+          <w:szCs w:val="16"/>
+        </w:rPr>
+        <w:t>Ke</w:t>
+      </w:r>
+      <w:proofErr w:type="spellEnd"/>
+      <w:r>
+        <w:rPr>
+          <w:sz w:val="16"/>
+          <w:szCs w:val="16"/>
+        </w:rPr>
+        <w:t>(</w:t>
+      </w:r>
+      <w:proofErr w:type="gramEnd"/>
+      <w:r>
+        <w:rPr>
+          <w:sz w:val="16"/>
+          <w:szCs w:val="16"/>
+        </w:rPr>
+        <w:t>1:4</w:t>
+      </w:r>
+      <w:proofErr w:type="gramStart"/>
+      <w:r>
+        <w:rPr>
+          <w:sz w:val="16"/>
+          <w:szCs w:val="16"/>
+        </w:rPr>
+        <w:t xml:space="preserve">);   </w:t>
+      </w:r>
+      <w:proofErr w:type="gramEnd"/>
+      <w:r>
+        <w:rPr>
+          <w:sz w:val="16"/>
+          <w:szCs w:val="16"/>
+        </w:rPr>
+        <w:t>% State feedback</w:t>
+      </w:r>
+    </w:p>
+    <w:p>
+      <w:pPr>
+        <w:rPr>
+          <w:sz w:val="16"/>
+          <w:szCs w:val="16"/>
+        </w:rPr>
+      </w:pPr>
+      <w:proofErr w:type="spellStart"/>
+      <w:r>
+        <w:rPr>
+          <w:sz w:val="16"/>
+          <w:szCs w:val="16"/>
+        </w:rPr>
+        <w:t>Ki</w:t>
+      </w:r>
+      <w:proofErr w:type="spellEnd"/>
+      <w:r>
+        <w:rPr>
+          <w:sz w:val="16"/>
+          <w:szCs w:val="16"/>
+        </w:rPr>
+        <w:t xml:space="preserve"> = </w:t>
+      </w:r>
+      <w:proofErr w:type="spellStart"/>
+      <w:proofErr w:type="gramStart"/>
+      <w:r>
+        <w:rPr>
+          <w:sz w:val="16"/>
+          <w:szCs w:val="16"/>
+        </w:rPr>
+        <w:t>Ke</w:t>
+      </w:r>
+      <w:proofErr w:type="spellEnd"/>
+      <w:r>
+        <w:rPr>
+          <w:sz w:val="16"/>
+          <w:szCs w:val="16"/>
+        </w:rPr>
+        <w:t>(</w:t>
+      </w:r>
+      <w:proofErr w:type="gramEnd"/>
+      <w:r>
+        <w:rPr>
+          <w:sz w:val="16"/>
+          <w:szCs w:val="16"/>
+        </w:rPr>
+        <w:t>5</w:t>
+      </w:r>
+      <w:proofErr w:type="gramStart"/>
+      <w:r>
+        <w:rPr>
+          <w:sz w:val="16"/>
+          <w:szCs w:val="16"/>
+        </w:rPr>
+        <w:t xml:space="preserve">);   </w:t>
+      </w:r>
+      <w:proofErr w:type="gramEnd"/>
+      <w:r>
+        <w:rPr>
+          <w:sz w:val="16"/>
+          <w:szCs w:val="16"/>
+        </w:rPr>
+        <w:t xml:space="preserve">  % Integrator gain</w:t>
+      </w:r>
+    </w:p>
+    <w:p>
+      <w:pPr>
+        <w:rPr>
+          <w:sz w:val="16"/>
+          <w:szCs w:val="16"/>
+        </w:rPr>
+      </w:pPr>
+    </w:p>
+    <w:p>
+      <w:pPr>
+        <w:rPr>
+          <w:noProof/>
+        </w:rPr>
+      </w:pPr>
+      <w:r>
+        <w:rPr>
+          <w:sz w:val="16"/>
+          <w:szCs w:val="16"/>
+        </w:rPr>
+        <w:br/>
+        <w:t xml:space="preserve">LQR Gain K on </w:t>
+      </w:r>
+      <w:proofErr w:type="spellStart"/>
+      <w:r>
+        <w:rPr>
+          <w:sz w:val="16"/>
+          <w:szCs w:val="16"/>
+        </w:rPr>
+        <w:t>extended</w:t>
+      </w:r>
+      <w:proofErr w:type="spellEnd"/>
+      <w:r>
+        <w:rPr>
+          <w:sz w:val="16"/>
+          <w:szCs w:val="16"/>
+        </w:rPr>
+        <w:t xml:space="preserve"> system (</w:t>
+      </w:r>
+      <w:proofErr w:type="spellStart"/>
+      <w:r>
+        <w:rPr>
+          <w:sz w:val="16"/>
+          <w:szCs w:val="16"/>
+        </w:rPr>
+        <w:t>imd</w:t>
+      </w:r>
+      <w:proofErr w:type="spellEnd"/>
+      <w:r>
+        <w:rPr>
+          <w:sz w:val="16"/>
+          <w:szCs w:val="16"/>
+        </w:rPr>
+        <w:t>):</w:t>
+      </w:r>
+      <w:r>
+        <w:rPr>
+          <w:sz w:val="16"/>
+          <w:szCs w:val="16"/>
+        </w:rPr>
+        <w:br/>
+        <w:t>-1092.9579, -315.95446, 638.34815, 98.460198, -8.8319058</w:t>
+      </w:r>
+    </w:p>
+    <w:p>
+      <w:pPr>
+        <w:rPr>
+          <w:sz w:val="16"/>
+          <w:szCs w:val="16"/>
+        </w:rPr>
+      </w:pPr>
+      <w:r>
+        <w:rPr>
+          <w:noProof/>
+        </w:rPr>
+        <w:drawing>
+          <wp:inline distT="0" distB="0" distL="0" distR="0" wp14:anchorId="72C402FF" wp14:editId="64B0051B">
+            <wp:extent cx="6120130" cy="3651250"/>
+            <wp:effectExtent l="0" t="0" r="0" b="6350"/>
+            <wp:docPr id="1100131786" name="Immagine 1" descr="Immagine che contiene testo, diagramma, linea, Diagramma&#10;&#10;Il contenuto generato dall'IA potrebbe non essere corretto."/>
+            <wp:cNvGraphicFramePr>
+              <a:graphicFrameLocks xmlns:a="http://schemas.openxmlformats.org/drawingml/2006/main" noChangeAspect="1"/>
+            </wp:cNvGraphicFramePr>
+            <a:graphic xmlns:a="http://schemas.openxmlformats.org/drawingml/2006/main">
+              <a:graphicData uri="http://schemas.openxmlformats.org/drawingml/2006/picture">
+                <pic:pic xmlns:pic="http://schemas.openxmlformats.org/drawingml/2006/picture">
+                  <pic:nvPicPr>
+                    <pic:cNvPr id="1100131786" name="Immagine 1" descr="Immagine che contiene testo, diagramma, linea, Diagramma&#10;&#10;Il contenuto generato dall'IA potrebbe non essere corretto."/>
+                    <pic:cNvPicPr/>
+                  </pic:nvPicPr>
+                  <pic:blipFill>
+                    <a:blip r:embed="rId23"/>
+                    <a:stretch>
+                      <a:fillRect/>
+                    </a:stretch>
+                  </pic:blipFill>
+                  <pic:spPr>
+                    <a:xfrm>
+                      <a:off x="0" y="0"/>
+                      <a:ext cx="6120130" cy="3651250"/>
+                    </a:xfrm>
+                    <a:prstGeom prst="rect">
+                      <a:avLst/>
+                    </a:prstGeom>
+                  </pic:spPr>
+                </pic:pic>
+              </a:graphicData>
+            </a:graphic>
+          </wp:inline>
+        </w:drawing>
+      </w:r>
+    </w:p>
+    <w:p>
+      <w:pPr>
+        <w:rPr>
+          <w:sz w:val="16"/>
+          <w:szCs w:val="16"/>
+        </w:rPr>
+      </w:pPr>
+    </w:p>
+    <w:p>
+      <w:pPr>
+        <w:rPr>
+          <w:sz w:val="16"/>
+          <w:szCs w:val="16"/>
+        </w:rPr>
+      </w:pPr>
+      <w:r>
+        <w:rPr>
+          <w:sz w:val="16"/>
+          <w:szCs w:val="16"/>
+        </w:rPr>
+        <w:t xml:space="preserve">T = 5; % </w:t>
+      </w:r>
+      <w:proofErr w:type="spellStart"/>
+      <w:r>
+        <w:rPr>
+          <w:sz w:val="16"/>
+          <w:szCs w:val="16"/>
+        </w:rPr>
+        <w:t>period</w:t>
+      </w:r>
+      <w:proofErr w:type="spellEnd"/>
+    </w:p>
+    <w:p>
+      <w:pPr>
+        <w:rPr>
+          <w:sz w:val="16"/>
+          <w:szCs w:val="16"/>
+        </w:rPr>
+      </w:pPr>
+      <w:r>
+        <w:rPr>
+          <w:sz w:val="16"/>
+          <w:szCs w:val="16"/>
+        </w:rPr>
+        <w:t xml:space="preserve">k = 5; % the </w:t>
+      </w:r>
+      <w:proofErr w:type="spellStart"/>
+      <w:r>
+        <w:rPr>
+          <w:sz w:val="16"/>
+          <w:szCs w:val="16"/>
+        </w:rPr>
+        <w:t>lower</w:t>
+      </w:r>
+      <w:proofErr w:type="spellEnd"/>
+      <w:r>
+        <w:rPr>
+          <w:sz w:val="16"/>
+          <w:szCs w:val="16"/>
+        </w:rPr>
+        <w:t xml:space="preserve"> the </w:t>
+      </w:r>
+      <w:proofErr w:type="spellStart"/>
+      <w:r>
+        <w:rPr>
+          <w:sz w:val="16"/>
+          <w:szCs w:val="16"/>
+        </w:rPr>
+        <w:t>smoother</w:t>
+      </w:r>
+      <w:proofErr w:type="spellEnd"/>
+    </w:p>
+    <w:p>
+      <w:pPr>
+        <w:rPr>
+          <w:sz w:val="16"/>
+          <w:szCs w:val="16"/>
+        </w:rPr>
+      </w:pPr>
+      <w:r>
+        <w:rPr>
+          <w:sz w:val="16"/>
+          <w:szCs w:val="16"/>
+        </w:rPr>
+        <w:t xml:space="preserve">A = .2; % </w:t>
+      </w:r>
+      <w:proofErr w:type="spellStart"/>
+      <w:r>
+        <w:rPr>
+          <w:sz w:val="16"/>
+          <w:szCs w:val="16"/>
+        </w:rPr>
+        <w:t>amplitude</w:t>
+      </w:r>
+      <w:proofErr w:type="spellEnd"/>
+    </w:p>
+    <w:p>
+      <w:pPr>
+        <w:rPr>
+          <w:sz w:val="16"/>
+          <w:szCs w:val="16"/>
+        </w:rPr>
+      </w:pPr>
+      <w:proofErr w:type="spellStart"/>
+      <w:r>
+        <w:rPr>
+          <w:sz w:val="16"/>
+          <w:szCs w:val="16"/>
+        </w:rPr>
+        <w:t>smooth_wave</w:t>
+      </w:r>
+      <w:proofErr w:type="spellEnd"/>
+      <w:r>
+        <w:rPr>
+          <w:sz w:val="16"/>
+          <w:szCs w:val="16"/>
+        </w:rPr>
+        <w:t xml:space="preserve"> = @(t) A * </w:t>
+      </w:r>
+      <w:proofErr w:type="spellStart"/>
+      <w:proofErr w:type="gramStart"/>
+      <w:r>
+        <w:rPr>
+          <w:sz w:val="16"/>
+          <w:szCs w:val="16"/>
+        </w:rPr>
+        <w:t>tanh</w:t>
+      </w:r>
+      <w:proofErr w:type="spellEnd"/>
+      <w:r>
+        <w:rPr>
+          <w:sz w:val="16"/>
+          <w:szCs w:val="16"/>
+        </w:rPr>
+        <w:t>(</w:t>
+      </w:r>
+      <w:proofErr w:type="gramEnd"/>
+      <w:r>
+        <w:rPr>
+          <w:sz w:val="16"/>
+          <w:szCs w:val="16"/>
+        </w:rPr>
+        <w:t>k * sin(2*pi*(t-T/</w:t>
+      </w:r>
+      <w:proofErr w:type="gramStart"/>
+      <w:r>
+        <w:rPr>
+          <w:sz w:val="16"/>
+          <w:szCs w:val="16"/>
+        </w:rPr>
+        <w:t>4)/</w:t>
+      </w:r>
+      <w:proofErr w:type="gramEnd"/>
+      <w:r>
+        <w:rPr>
+          <w:sz w:val="16"/>
+          <w:szCs w:val="16"/>
+        </w:rPr>
+        <w:t>T)) + A;</w:t>
+      </w:r>
+    </w:p>
+    <w:p>
+      <w:pPr>
+        <w:rPr>
+          <w:sz w:val="16"/>
+          <w:szCs w:val="16"/>
+        </w:rPr>
+      </w:pPr>
+      <w:r>
+        <w:rPr>
+          <w:sz w:val="16"/>
+          <w:szCs w:val="16"/>
+        </w:rPr>
+        <w:t>x0 = [0, .2, .1, -.1]';</w:t>
+      </w:r>
+    </w:p>
+    <w:p>
+      <w:pPr>
+        <w:rPr>
+          <w:sz w:val="16"/>
+          <w:szCs w:val="16"/>
+        </w:rPr>
+      </w:pPr>
+      <w:proofErr w:type="spellStart"/>
+      <w:r>
+        <w:rPr>
+          <w:sz w:val="16"/>
+          <w:szCs w:val="16"/>
+        </w:rPr>
+        <w:t>t_max</w:t>
+      </w:r>
+      <w:proofErr w:type="spellEnd"/>
+      <w:r>
+        <w:rPr>
+          <w:sz w:val="16"/>
+          <w:szCs w:val="16"/>
+        </w:rPr>
+        <w:t xml:space="preserve"> = 15;</w:t>
+      </w:r>
+    </w:p>
+    <w:p>
+      <w:pPr>
+        <w:rPr>
+          <w:sz w:val="16"/>
+          <w:szCs w:val="16"/>
+        </w:rPr>
+      </w:pPr>
+    </w:p>
+    <w:p>
+      <w:pPr>
+        <w:rPr>
+          <w:sz w:val="16"/>
+          <w:szCs w:val="16"/>
+        </w:rPr>
+      </w:pPr>
+      <w:r>
+        <w:rPr>
+          <w:sz w:val="16"/>
+          <w:szCs w:val="16"/>
+        </w:rPr>
+        <w:br w:type="page"/>
+      </w:r>
+    </w:p>
+    <w:p>
+      <w:pPr>
+        <w:rPr>
+          <w:sz w:val="16"/>
+          <w:szCs w:val="16"/>
+        </w:rPr>
+      </w:pPr>
+      <w:r>
+        <w:rPr>
+          <w:sz w:val="16"/>
+          <w:szCs w:val="16"/>
+        </w:rPr>
+        <w:lastRenderedPageBreak/>
+        <w:t>PACKET LOSSES</w:t>
+      </w:r>
+    </w:p>
+    <w:p>
+      <w:pPr>
+        <w:rPr>
+          <w:sz w:val="16"/>
+          <w:szCs w:val="16"/>
+        </w:rPr>
+      </w:pPr>
+      <w:r>
+        <w:rPr>
+          <w:noProof/>
+        </w:rPr>
+        <w:drawing>
+          <wp:inline distT="0" distB="0" distL="0" distR="0" wp14:anchorId="1C17D967" wp14:editId="773AED32">
+            <wp:extent cx="6120130" cy="3352800"/>
+            <wp:effectExtent l="0" t="0" r="0" b="0"/>
+            <wp:docPr id="1835065784" name="Immagine 1" descr="Immagine che contiene testo, diagramma, Diagramma, linea&#10;&#10;Il contenuto generato dall'IA potrebbe non essere corretto."/>
+            <wp:cNvGraphicFramePr>
+              <a:graphicFrameLocks xmlns:a="http://schemas.openxmlformats.org/drawingml/2006/main" noChangeAspect="1"/>
+            </wp:cNvGraphicFramePr>
+            <a:graphic xmlns:a="http://schemas.openxmlformats.org/drawingml/2006/main">
+              <a:graphicData uri="http://schemas.openxmlformats.org/drawingml/2006/picture">
+                <pic:pic xmlns:pic="http://schemas.openxmlformats.org/drawingml/2006/picture">
+                  <pic:nvPicPr>
+                    <pic:cNvPr id="1835065784" name="Immagine 1" descr="Immagine che contiene testo, diagramma, Diagramma, linea&#10;&#10;Il contenuto generato dall'IA potrebbe non essere corretto."/>
+                    <pic:cNvPicPr/>
+                  </pic:nvPicPr>
+                  <pic:blipFill>
+                    <a:blip r:embed="rId24"/>
+                    <a:stretch>
+                      <a:fillRect/>
+                    </a:stretch>
+                  </pic:blipFill>
+                  <pic:spPr>
+                    <a:xfrm>
+                      <a:off x="0" y="0"/>
+                      <a:ext cx="6120130" cy="3352800"/>
+                    </a:xfrm>
+                    <a:prstGeom prst="rect">
+                      <a:avLst/>
+                    </a:prstGeom>
+                  </pic:spPr>
+                </pic:pic>
+              </a:graphicData>
+            </a:graphic>
+          </wp:inline>
+        </w:drawing>
+      </w:r>
+    </w:p>
+    <w:p>
+      <w:pPr>
+        <w:rPr>
+          <w:sz w:val="16"/>
+          <w:szCs w:val="16"/>
+        </w:rPr>
+      </w:pPr>
+      <w:r>
+        <w:rPr>
+          <w:sz w:val="16"/>
+          <w:szCs w:val="16"/>
+        </w:rPr>
+        <w:t xml:space="preserve">T = 5; % </w:t>
+      </w:r>
+      <w:proofErr w:type="spellStart"/>
+      <w:r>
+        <w:rPr>
+          <w:sz w:val="16"/>
+          <w:szCs w:val="16"/>
+        </w:rPr>
+        <w:t>period</w:t>
+      </w:r>
+      <w:proofErr w:type="spellEnd"/>
+    </w:p>
+    <w:p>
+      <w:pPr>
+        <w:rPr>
+          <w:sz w:val="16"/>
+          <w:szCs w:val="16"/>
+        </w:rPr>
+      </w:pPr>
+      <w:r>
+        <w:rPr>
+          <w:sz w:val="16"/>
+          <w:szCs w:val="16"/>
+        </w:rPr>
+        <w:t xml:space="preserve">k = 20; % the </w:t>
+      </w:r>
+      <w:proofErr w:type="spellStart"/>
+      <w:r>
+        <w:rPr>
+          <w:sz w:val="16"/>
+          <w:szCs w:val="16"/>
+        </w:rPr>
+        <w:t>lower</w:t>
+      </w:r>
+      <w:proofErr w:type="spellEnd"/>
+      <w:r>
+        <w:rPr>
+          <w:sz w:val="16"/>
+          <w:szCs w:val="16"/>
+        </w:rPr>
+        <w:t xml:space="preserve"> the </w:t>
+      </w:r>
+      <w:proofErr w:type="spellStart"/>
+      <w:r>
+        <w:rPr>
+          <w:sz w:val="16"/>
+          <w:szCs w:val="16"/>
+        </w:rPr>
+        <w:t>smoother</w:t>
+      </w:r>
+      <w:proofErr w:type="spellEnd"/>
+    </w:p>
+    <w:p>
+      <w:pPr>
+        <w:rPr>
+          <w:sz w:val="16"/>
+          <w:szCs w:val="16"/>
+        </w:rPr>
+      </w:pPr>
+      <w:r>
+        <w:rPr>
+          <w:sz w:val="16"/>
+          <w:szCs w:val="16"/>
+        </w:rPr>
+        <w:t xml:space="preserve">A = .15; % </w:t>
+      </w:r>
+      <w:proofErr w:type="spellStart"/>
+      <w:r>
+        <w:rPr>
+          <w:sz w:val="16"/>
+          <w:szCs w:val="16"/>
+        </w:rPr>
+        <w:t>amplitude</w:t>
+      </w:r>
+      <w:proofErr w:type="spellEnd"/>
+    </w:p>
+    <w:p>
+      <w:pPr>
+        <w:rPr>
+          <w:sz w:val="16"/>
+          <w:szCs w:val="16"/>
+        </w:rPr>
+      </w:pPr>
+      <w:proofErr w:type="spellStart"/>
+      <w:r>
+        <w:rPr>
+          <w:sz w:val="16"/>
+          <w:szCs w:val="16"/>
+        </w:rPr>
+        <w:t>smooth_wave</w:t>
+      </w:r>
+      <w:proofErr w:type="spellEnd"/>
+      <w:r>
+        <w:rPr>
+          <w:sz w:val="16"/>
+          <w:szCs w:val="16"/>
+        </w:rPr>
+        <w:t xml:space="preserve"> = @(t) A * </w:t>
+      </w:r>
+      <w:proofErr w:type="spellStart"/>
+      <w:proofErr w:type="gramStart"/>
+      <w:r>
+        <w:rPr>
+          <w:sz w:val="16"/>
+          <w:szCs w:val="16"/>
+        </w:rPr>
+        <w:t>tanh</w:t>
+      </w:r>
+      <w:proofErr w:type="spellEnd"/>
+      <w:r>
+        <w:rPr>
+          <w:sz w:val="16"/>
+          <w:szCs w:val="16"/>
+        </w:rPr>
+        <w:t>(</w:t>
+      </w:r>
+      <w:proofErr w:type="gramEnd"/>
+      <w:r>
+        <w:rPr>
+          <w:sz w:val="16"/>
+          <w:szCs w:val="16"/>
+        </w:rPr>
+        <w:t>k * sin(2*pi*(t-T/</w:t>
+      </w:r>
+      <w:proofErr w:type="gramStart"/>
+      <w:r>
+        <w:rPr>
+          <w:sz w:val="16"/>
+          <w:szCs w:val="16"/>
+        </w:rPr>
+        <w:t>4)/</w:t>
+      </w:r>
+      <w:proofErr w:type="gramEnd"/>
+      <w:r>
+        <w:rPr>
+          <w:sz w:val="16"/>
+          <w:szCs w:val="16"/>
+        </w:rPr>
+        <w:t>T)) + A;</w:t>
+      </w:r>
+    </w:p>
+    <w:p>
+      <w:pPr>
+        <w:rPr>
+          <w:sz w:val="16"/>
+          <w:szCs w:val="16"/>
+        </w:rPr>
+      </w:pPr>
+      <w:r>
+        <w:rPr>
+          <w:sz w:val="16"/>
+          <w:szCs w:val="16"/>
+        </w:rPr>
+        <w:t xml:space="preserve">  </w:t>
+      </w:r>
+      <w:proofErr w:type="spellStart"/>
+      <w:proofErr w:type="gramStart"/>
+      <w:r>
+        <w:rPr>
+          <w:sz w:val="16"/>
+          <w:szCs w:val="16"/>
+        </w:rPr>
+        <w:t>ctrl.noise</w:t>
+      </w:r>
+      <w:proofErr w:type="gramEnd"/>
+      <w:r>
+        <w:rPr>
+          <w:sz w:val="16"/>
+          <w:szCs w:val="16"/>
+        </w:rPr>
+        <w:t>_std</w:t>
+      </w:r>
+      <w:proofErr w:type="spellEnd"/>
+      <w:r>
+        <w:rPr>
+          <w:sz w:val="16"/>
+          <w:szCs w:val="16"/>
+        </w:rPr>
+        <w:t xml:space="preserve"> = .0003 * [1 1 1 1];</w:t>
+      </w:r>
+    </w:p>
+    <w:p>
+      <w:pPr>
+        <w:rPr>
+          <w:sz w:val="16"/>
+          <w:szCs w:val="16"/>
+          <w:u w:val="single"/>
+        </w:rPr>
+      </w:pPr>
+    </w:p>
+    <w:p>
+      <w:pPr>
+        <w:rPr>
+          <w:sz w:val="16"/>
+          <w:szCs w:val="16"/>
+        </w:rPr>
+      </w:pPr>
+    </w:p>
+    <w:p>
+      <w:pPr>
+        <w:rPr>
+          <w:sz w:val="16"/>
+          <w:szCs w:val="16"/>
+        </w:rPr>
+      </w:pPr>
+      <w:r>
+        <w:rPr>
+          <w:sz w:val="16"/>
+          <w:szCs w:val="16"/>
+        </w:rPr>
+        <w:t xml:space="preserve">% </w:t>
+      </w:r>
+      <w:proofErr w:type="spellStart"/>
+      <w:r>
+        <w:rPr>
+          <w:sz w:val="16"/>
+          <w:szCs w:val="16"/>
+        </w:rPr>
+        <w:t>Generates</w:t>
+      </w:r>
+      <w:proofErr w:type="spellEnd"/>
+      <w:r>
+        <w:rPr>
+          <w:sz w:val="16"/>
+          <w:szCs w:val="16"/>
+        </w:rPr>
+        <w:t xml:space="preserve"> </w:t>
+      </w:r>
+      <w:proofErr w:type="spellStart"/>
+      <w:r>
+        <w:rPr>
+          <w:sz w:val="16"/>
+          <w:szCs w:val="16"/>
+        </w:rPr>
+        <w:t>reference</w:t>
+      </w:r>
+      <w:proofErr w:type="spellEnd"/>
+      <w:r>
+        <w:rPr>
+          <w:sz w:val="16"/>
+          <w:szCs w:val="16"/>
+        </w:rPr>
+        <w:t xml:space="preserve"> </w:t>
+      </w:r>
+      <w:proofErr w:type="spellStart"/>
+      <w:r>
+        <w:rPr>
+          <w:sz w:val="16"/>
+          <w:szCs w:val="16"/>
+        </w:rPr>
+        <w:t>signal</w:t>
+      </w:r>
+      <w:proofErr w:type="spellEnd"/>
+      <w:r>
+        <w:rPr>
+          <w:sz w:val="16"/>
+          <w:szCs w:val="16"/>
+        </w:rPr>
+        <w:t xml:space="preserve"> by </w:t>
+      </w:r>
+      <w:proofErr w:type="spellStart"/>
+      <w:r>
+        <w:rPr>
+          <w:sz w:val="16"/>
+          <w:szCs w:val="16"/>
+        </w:rPr>
+        <w:t>combining</w:t>
+      </w:r>
+      <w:proofErr w:type="spellEnd"/>
+      <w:r>
+        <w:rPr>
+          <w:sz w:val="16"/>
+          <w:szCs w:val="16"/>
+        </w:rPr>
+        <w:t xml:space="preserve"> </w:t>
+      </w:r>
+      <w:proofErr w:type="spellStart"/>
+      <w:r>
+        <w:rPr>
+          <w:sz w:val="16"/>
+          <w:szCs w:val="16"/>
+        </w:rPr>
+        <w:t>square</w:t>
+      </w:r>
+      <w:proofErr w:type="spellEnd"/>
+      <w:r>
+        <w:rPr>
+          <w:sz w:val="16"/>
+          <w:szCs w:val="16"/>
+        </w:rPr>
+        <w:t xml:space="preserve"> </w:t>
+      </w:r>
+      <w:proofErr w:type="spellStart"/>
+      <w:r>
+        <w:rPr>
+          <w:sz w:val="16"/>
+          <w:szCs w:val="16"/>
+        </w:rPr>
+        <w:t>waves</w:t>
+      </w:r>
+      <w:proofErr w:type="spellEnd"/>
+    </w:p>
+    <w:p>
+      <w:pPr>
+        <w:rPr>
+          <w:sz w:val="16"/>
+          <w:szCs w:val="16"/>
+        </w:rPr>
+      </w:pPr>
+      <w:proofErr w:type="spellStart"/>
+      <w:r>
+        <w:rPr>
+          <w:sz w:val="16"/>
+          <w:szCs w:val="16"/>
+        </w:rPr>
+        <w:t>poly_f</w:t>
+      </w:r>
+      <w:proofErr w:type="spellEnd"/>
+      <w:r>
+        <w:rPr>
+          <w:sz w:val="16"/>
+          <w:szCs w:val="16"/>
+        </w:rPr>
+        <w:t xml:space="preserve"> = </w:t>
+      </w:r>
+      <w:proofErr w:type="gramStart"/>
+      <w:r>
+        <w:rPr>
+          <w:sz w:val="16"/>
+          <w:szCs w:val="16"/>
+        </w:rPr>
+        <w:t>@(</w:t>
+      </w:r>
+      <w:proofErr w:type="gramEnd"/>
+      <w:r>
+        <w:rPr>
+          <w:sz w:val="16"/>
+          <w:szCs w:val="16"/>
+        </w:rPr>
+        <w:t>f, t) f(t);</w:t>
+      </w:r>
+    </w:p>
+    <w:p>
+      <w:pPr>
+        <w:rPr>
+          <w:sz w:val="16"/>
+          <w:szCs w:val="16"/>
+        </w:rPr>
+      </w:pPr>
+    </w:p>
+    <w:p>
+      <w:pPr>
+        <w:rPr>
+          <w:sz w:val="16"/>
+          <w:szCs w:val="16"/>
+        </w:rPr>
+      </w:pPr>
+      <w:proofErr w:type="spellStart"/>
+      <w:r>
+        <w:rPr>
+          <w:sz w:val="16"/>
+          <w:szCs w:val="16"/>
+        </w:rPr>
+        <w:t>p_loss_vals</w:t>
+      </w:r>
+      <w:proofErr w:type="spellEnd"/>
+      <w:r>
+        <w:rPr>
+          <w:sz w:val="16"/>
+          <w:szCs w:val="16"/>
+        </w:rPr>
+        <w:t xml:space="preserve"> = 0:.025:.55;</w:t>
+      </w:r>
+    </w:p>
+    <w:p>
+      <w:pPr>
+        <w:rPr>
+          <w:sz w:val="16"/>
+          <w:szCs w:val="16"/>
+        </w:rPr>
+      </w:pPr>
+      <w:r>
+        <w:rPr>
+          <w:sz w:val="16"/>
+          <w:szCs w:val="16"/>
+        </w:rPr>
+        <w:t xml:space="preserve">points = </w:t>
+      </w:r>
+      <w:proofErr w:type="spellStart"/>
+      <w:r>
+        <w:rPr>
+          <w:sz w:val="16"/>
+          <w:szCs w:val="16"/>
+        </w:rPr>
+        <w:t>get_points_</w:t>
+      </w:r>
+      <w:proofErr w:type="gramStart"/>
+      <w:r>
+        <w:rPr>
+          <w:sz w:val="16"/>
+          <w:szCs w:val="16"/>
+        </w:rPr>
+        <w:t>ploss</w:t>
+      </w:r>
+      <w:proofErr w:type="spellEnd"/>
+      <w:r>
+        <w:rPr>
+          <w:sz w:val="16"/>
+          <w:szCs w:val="16"/>
+        </w:rPr>
+        <w:t>(</w:t>
+      </w:r>
+      <w:proofErr w:type="spellStart"/>
+      <w:proofErr w:type="gramEnd"/>
+      <w:r>
+        <w:rPr>
+          <w:sz w:val="16"/>
+          <w:szCs w:val="16"/>
+        </w:rPr>
+        <w:t>p_loss_vals</w:t>
+      </w:r>
+      <w:proofErr w:type="spellEnd"/>
+      <w:r>
+        <w:rPr>
+          <w:sz w:val="16"/>
+          <w:szCs w:val="16"/>
+        </w:rPr>
+        <w:t xml:space="preserve">, 8, </w:t>
+      </w:r>
+      <w:proofErr w:type="spellStart"/>
+      <w:r>
+        <w:rPr>
+          <w:sz w:val="16"/>
+          <w:szCs w:val="16"/>
+        </w:rPr>
+        <w:t>smooth_wave</w:t>
+      </w:r>
+      <w:proofErr w:type="spellEnd"/>
+      <w:r>
+        <w:rPr>
+          <w:sz w:val="16"/>
+          <w:szCs w:val="16"/>
+        </w:rPr>
+        <w:t>);</w:t>
+      </w:r>
+    </w:p>
+    <w:p>
+      <w:pPr>
+        <w:rPr>
+          <w:sz w:val="16"/>
+          <w:szCs w:val="16"/>
+        </w:rPr>
+      </w:pPr>
+    </w:p>
+    <w:p>
+      <w:pPr>
+        <w:rPr>
+          <w:sz w:val="16"/>
+          <w:szCs w:val="16"/>
+        </w:rPr>
+      </w:pPr>
+      <w:r>
+        <w:rPr>
+          <w:sz w:val="16"/>
+          <w:szCs w:val="16"/>
+        </w:rPr>
+        <w:t xml:space="preserve">    x0 = [0, .2, .1, -.1]';</w:t>
+      </w:r>
+    </w:p>
+    <w:p>
+      <w:pPr>
+        <w:rPr>
+          <w:sz w:val="16"/>
+          <w:szCs w:val="16"/>
+        </w:rPr>
+      </w:pPr>
+      <w:r>
+        <w:rPr>
+          <w:sz w:val="16"/>
+          <w:szCs w:val="16"/>
+        </w:rPr>
+        <w:t xml:space="preserve">    </w:t>
+      </w:r>
+      <w:proofErr w:type="spellStart"/>
+      <w:r>
+        <w:rPr>
+          <w:sz w:val="16"/>
+          <w:szCs w:val="16"/>
+        </w:rPr>
+        <w:t>t_max</w:t>
+      </w:r>
+      <w:proofErr w:type="spellEnd"/>
+      <w:r>
+        <w:rPr>
+          <w:sz w:val="16"/>
+          <w:szCs w:val="16"/>
+        </w:rPr>
+        <w:t xml:space="preserve"> = 20;</w:t>
+      </w:r>
+    </w:p>
+    <w:p>
+      <w:pPr>
+        <w:rPr>
+          <w:sz w:val="16"/>
+          <w:szCs w:val="16"/>
+        </w:rPr>
+      </w:pPr>
+    </w:p>
+    <w:p>
+      <w:pPr>
+        <w:rPr>
+          <w:sz w:val="24"/>
+          <w:szCs w:val="24"/>
+        </w:rPr>
+      </w:pPr>
+      <w:r>
+        <w:rPr>
+          <w:noProof/>
+        </w:rPr>
+        <w:lastRenderedPageBreak/>
+        <w:drawing>
+          <wp:inline distT="0" distB="0" distL="0" distR="0" wp14:anchorId="12CFE14D" wp14:editId="06516904">
+            <wp:extent cx="6120130" cy="3006090"/>
+            <wp:effectExtent l="0" t="0" r="0" b="3810"/>
+            <wp:docPr id="357078155" name="Immagine 1" descr="Immagine che contiene testo, linea, Diagramma, numero&#10;&#10;Il contenuto generato dall'IA potrebbe non essere corretto."/>
+            <wp:cNvGraphicFramePr>
+              <a:graphicFrameLocks xmlns:a="http://schemas.openxmlformats.org/drawingml/2006/main" noChangeAspect="1"/>
+            </wp:cNvGraphicFramePr>
+            <a:graphic xmlns:a="http://schemas.openxmlformats.org/drawingml/2006/main">
+              <a:graphicData uri="http://schemas.openxmlformats.org/drawingml/2006/picture">
+                <pic:pic xmlns:pic="http://schemas.openxmlformats.org/drawingml/2006/picture">
+                  <pic:nvPicPr>
+                    <pic:cNvPr id="357078155" name="Immagine 1" descr="Immagine che contiene testo, linea, Diagramma, numero&#10;&#10;Il contenuto generato dall'IA potrebbe non essere corretto."/>
+                    <pic:cNvPicPr/>
+                  </pic:nvPicPr>
+                  <pic:blipFill>
+                    <a:blip r:embed="rId25"/>
+                    <a:stretch>
+                      <a:fillRect/>
+                    </a:stretch>
+                  </pic:blipFill>
+                  <pic:spPr>
+                    <a:xfrm>
+                      <a:off x="0" y="0"/>
+                      <a:ext cx="6120130" cy="3006090"/>
+                    </a:xfrm>
+                    <a:prstGeom prst="rect">
+                      <a:avLst/>
+                    </a:prstGeom>
+                  </pic:spPr>
+                </pic:pic>
+              </a:graphicData>
+            </a:graphic>
+          </wp:inline>
+        </w:drawing>
+      </w:r>
+    </w:p>
+    <w:p>
+      <w:pPr>
+        <w:rPr>
+          <w:sz w:val="24"/>
+          <w:szCs w:val="24"/>
+        </w:rPr>
+      </w:pPr>
+      <w:r>
+        <w:rPr>
+          <w:sz w:val="24"/>
+          <w:szCs w:val="24"/>
+        </w:rPr>
+        <w:t>Stessi parametri, tranne i punti</w:t>
+      </w:r>
+    </w:p>
+    <w:p>
+      <w:pPr>
+        <w:rPr>
+          <w:sz w:val="24"/>
+          <w:szCs w:val="24"/>
+        </w:rPr>
+      </w:pPr>
+      <w:r>
+        <w:rPr>
+          <w:sz w:val="24"/>
+          <w:szCs w:val="24"/>
+        </w:rPr>
+        <w:br w:type="page"/>
+      </w:r>
+    </w:p>
+    <w:p>
+      <w:pPr>
+        <w:rPr>
+          <w:sz w:val="24"/>
+          <w:szCs w:val="24"/>
+        </w:rPr>
+      </w:pPr>
+      <w:r>
+        <w:rPr>
+          <w:sz w:val="24"/>
+          <w:szCs w:val="24"/>
+        </w:rPr>
+        <w:lastRenderedPageBreak/>
+        <w:t>IMPLEMENTAZIONE POLICY CON ALPHA = 1</w:t>
+      </w:r>
+    </w:p>
+    <w:p>
+      <w:pPr>
+        <w:rPr>
+          <w:sz w:val="24"/>
+          <w:szCs w:val="24"/>
+        </w:rPr>
+      </w:pPr>
+      <w:r>
+        <w:rPr>
+          <w:noProof/>
+        </w:rPr>
+        <w:drawing>
+          <wp:inline distT="0" distB="0" distL="0" distR="0" wp14:anchorId="4CBF93FD" wp14:editId="3B6EC416">
+            <wp:extent cx="6120130" cy="3279140"/>
+            <wp:effectExtent l="0" t="0" r="0" b="0"/>
+            <wp:docPr id="1832373201" name="Immagine 1" descr="Immagine che contiene testo, Diagramma, diagramma, linea&#10;&#10;Il contenuto generato dall'IA potrebbe non essere corretto."/>
+            <wp:cNvGraphicFramePr>
+              <a:graphicFrameLocks xmlns:a="http://schemas.openxmlformats.org/drawingml/2006/main" noChangeAspect="1"/>
+            </wp:cNvGraphicFramePr>
+            <a:graphic xmlns:a="http://schemas.openxmlformats.org/drawingml/2006/main">
+              <a:graphicData uri="http://schemas.openxmlformats.org/drawingml/2006/picture">
+                <pic:pic xmlns:pic="http://schemas.openxmlformats.org/drawingml/2006/picture">
+                  <pic:nvPicPr>
+                    <pic:cNvPr id="1832373201" name="Immagine 1" descr="Immagine che contiene testo, Diagramma, diagramma, linea&#10;&#10;Il contenuto generato dall'IA potrebbe non essere corretto."/>
+                    <pic:cNvPicPr/>
+                  </pic:nvPicPr>
+                  <pic:blipFill>
+                    <a:blip r:embed="rId26"/>
+                    <a:stretch>
+                      <a:fillRect/>
+                    </a:stretch>
+                  </pic:blipFill>
+                  <pic:spPr>
+                    <a:xfrm>
+                      <a:off x="0" y="0"/>
+                      <a:ext cx="6120130" cy="3279140"/>
+                    </a:xfrm>
+                    <a:prstGeom prst="rect">
+                      <a:avLst/>
+                    </a:prstGeom>
+                  </pic:spPr>
+                </pic:pic>
+              </a:graphicData>
+            </a:graphic>
+          </wp:inline>
+        </w:drawing>
+      </w:r>
+    </w:p>
+    <w:p>
+      <w:pPr>
+        <w:rPr>
+          <w:sz w:val="24"/>
+          <w:szCs w:val="24"/>
+        </w:rPr>
+      </w:pPr>
+      <w:r>
+        <w:rPr>
+          <w:noProof/>
+        </w:rPr>
+        <w:drawing>
+          <wp:inline distT="0" distB="0" distL="0" distR="0" wp14:anchorId="0ED0BD37" wp14:editId="1BD58160">
+            <wp:extent cx="6120130" cy="3319780"/>
+            <wp:effectExtent l="0" t="0" r="0" b="0"/>
+            <wp:docPr id="498696836" name="Immagine 1" descr="Immagine che contiene testo, linea, Diagramma, diagramma&#10;&#10;Il contenuto generato dall'IA potrebbe non essere corretto."/>
+            <wp:cNvGraphicFramePr>
+              <a:graphicFrameLocks xmlns:a="http://schemas.openxmlformats.org/drawingml/2006/main" noChangeAspect="1"/>
+            </wp:cNvGraphicFramePr>
+            <a:graphic xmlns:a="http://schemas.openxmlformats.org/drawingml/2006/main">
+              <a:graphicData uri="http://schemas.openxmlformats.org/drawingml/2006/picture">
+                <pic:pic xmlns:pic="http://schemas.openxmlformats.org/drawingml/2006/picture">
+                  <pic:nvPicPr>
+                    <pic:cNvPr id="498696836" name="Immagine 1" descr="Immagine che contiene testo, linea, Diagramma, diagramma&#10;&#10;Il contenuto generato dall'IA potrebbe non essere corretto."/>
+                    <pic:cNvPicPr/>
+                  </pic:nvPicPr>
+                  <pic:blipFill>
+                    <a:blip r:embed="rId27"/>
+                    <a:stretch>
+                      <a:fillRect/>
+                    </a:stretch>
+                  </pic:blipFill>
+                  <pic:spPr>
+                    <a:xfrm>
+                      <a:off x="0" y="0"/>
+                      <a:ext cx="6120130" cy="3319780"/>
+                    </a:xfrm>
+                    <a:prstGeom prst="rect">
+                      <a:avLst/>
+                    </a:prstGeom>
+                  </pic:spPr>
+                </pic:pic>
+              </a:graphicData>
+            </a:graphic>
+          </wp:inline>
+        </w:drawing>
+      </w:r>
+    </w:p>
+    <w:p>
+      <w:pPr>
+        <w:rPr>
+          <w:sz w:val="24"/>
+          <w:szCs w:val="24"/>
+        </w:rPr>
+      </w:pPr>
+      <w:r>
+        <w:rPr>
+          <w:sz w:val="24"/>
+          <w:szCs w:val="24"/>
+        </w:rPr>
+        <w:br w:type="page"/>
+      </w:r>
+    </w:p>
+    <w:p>
+      <w:pPr>
+        <w:rPr>
+          <w:sz w:val="24"/>
+          <w:szCs w:val="24"/>
+        </w:rPr>
+      </w:pPr>
+      <w:r>
+        <w:rPr>
+          <w:sz w:val="24"/>
+          <w:szCs w:val="24"/>
+        </w:rPr>
+        <w:lastRenderedPageBreak/>
+        <w:t>ALPHA = .9</w:t>
       </w:r>
     </w:p>
     <w:sectPr>
@@ -1204,6 +7014,29 @@
       <w:spacing w:val="5"/>
     </w:rPr>
   </w:style>
+  <w:style w:type="character" w:styleId="Collegamentoipertestuale">
+    <w:name w:val="Hyperlink"/>
+    <w:basedOn w:val="Carpredefinitoparagrafo"/>
+    <w:uiPriority w:val="99"/>
+    <w:unhideWhenUsed/>
+    <w:rsid w:val="00F717DD"/>
+    <w:rPr>
+      <w:color w:val="0563C1" w:themeColor="hyperlink"/>
+      <w:u w:val="single"/>
+    </w:rPr>
+  </w:style>
+  <w:style w:type="character" w:styleId="Menzionenonrisolta">
+    <w:name w:val="Unresolved Mention"/>
+    <w:basedOn w:val="Carpredefinitoparagrafo"/>
+    <w:uiPriority w:val="99"/>
+    <w:semiHidden/>
+    <w:unhideWhenUsed/>
+    <w:rsid w:val="00F717DD"/>
+    <w:rPr>
+      <w:color w:val="605E5C"/>
+      <w:shd w:val="clear" w:color="auto" w:fill="E1DFDD"/>
+    </w:rPr>
+  </w:style>
 </w:styles>
 </file>
 

--- a/tesi/grafici.docx
+++ b/tesi/grafici.docx
@@ -146,14 +146,7 @@
           <w:b/>
           <w:bCs/>
         </w:rPr>
-        <w:t>, line with = 1.</w:t>
-      </w:r>
-      <w:r>
-        <w:rPr>
-          <w:b/>
-          <w:bCs/>
-        </w:rPr>
-        <w:t xml:space="preserve"> Senza riferimento</w:t>
+        <w:t>, line with = 1. Senza riferimento</w:t>
       </w:r>
     </w:p>
     <w:p/>
@@ -298,10 +291,7 @@
       </w:r>
       <w:proofErr w:type="spellEnd"/>
       <w:r>
-        <w:t>=10.</w:t>
-      </w:r>
-      <w:r>
-        <w:t xml:space="preserve"> </w:t>
+        <w:t xml:space="preserve">=10. </w:t>
       </w:r>
     </w:p>
     <w:p>
@@ -443,16 +433,7 @@
     <w:p>
       <w:proofErr w:type="spellStart"/>
       <w:r>
-        <w:t>p</w:t>
-      </w:r>
-      <w:r>
-        <w:t>id_</w:t>
-      </w:r>
-      <w:r>
-        <w:t>train</w:t>
-      </w:r>
-      <w:r>
-        <w:t>.mat</w:t>
+        <w:t>pid_train.mat</w:t>
       </w:r>
       <w:proofErr w:type="spellEnd"/>
     </w:p>
@@ -533,19 +514,7 @@
     </w:p>
     <w:p>
       <w:r>
-        <w:t xml:space="preserve">Riferimento T= </w:t>
-      </w:r>
-      <w:r>
-        <w:t>10</w:t>
-      </w:r>
-      <w:r>
-        <w:t>, k=</w:t>
-      </w:r>
-      <w:r>
-        <w:t>4</w:t>
-      </w:r>
-      <w:r>
-        <w:t xml:space="preserve">. </w:t>
+        <w:t xml:space="preserve">Riferimento T= 10, k=4. </w:t>
       </w:r>
     </w:p>
     <w:p>
@@ -2571,23 +2540,7 @@
           <w:sz w:val="16"/>
           <w:szCs w:val="16"/>
         </w:rPr>
-        <w:t xml:space="preserve"> on </w:t>
-      </w:r>
-      <w:proofErr w:type="spellStart"/>
-      <w:r>
-        <w:rPr>
-          <w:sz w:val="16"/>
-          <w:szCs w:val="16"/>
-        </w:rPr>
-        <w:t>train</w:t>
-      </w:r>
-      <w:proofErr w:type="spellEnd"/>
-      <w:r>
-        <w:rPr>
-          <w:sz w:val="16"/>
-          <w:szCs w:val="16"/>
-        </w:rPr>
-        <w:t xml:space="preserve"> dataset:</w:t>
+        <w:t xml:space="preserve"> on train dataset:</w:t>
       </w:r>
       <w:r>
         <w:rPr>
@@ -3228,22 +3181,13 @@
         </w:rPr>
         <w:t xml:space="preserve">Q = </w:t>
       </w:r>
-      <w:proofErr w:type="spellStart"/>
       <w:proofErr w:type="gramStart"/>
       <w:r>
         <w:rPr>
           <w:sz w:val="16"/>
           <w:szCs w:val="16"/>
         </w:rPr>
-        <w:t>diag</w:t>
-      </w:r>
-      <w:proofErr w:type="spellEnd"/>
-      <w:r>
-        <w:rPr>
-          <w:sz w:val="16"/>
-          <w:szCs w:val="16"/>
-        </w:rPr>
-        <w:t>(</w:t>
+        <w:t>diag(</w:t>
       </w:r>
       <w:proofErr w:type="gramEnd"/>
       <w:r>
@@ -3339,22 +3283,13 @@
         </w:rPr>
         <w:t xml:space="preserve">Q = </w:t>
       </w:r>
-      <w:proofErr w:type="spellStart"/>
       <w:proofErr w:type="gramStart"/>
       <w:r>
         <w:rPr>
           <w:sz w:val="16"/>
           <w:szCs w:val="16"/>
         </w:rPr>
-        <w:t>diag</w:t>
-      </w:r>
-      <w:proofErr w:type="spellEnd"/>
-      <w:r>
-        <w:rPr>
-          <w:sz w:val="16"/>
-          <w:szCs w:val="16"/>
-        </w:rPr>
-        <w:t>(</w:t>
+        <w:t>diag(</w:t>
       </w:r>
       <w:proofErr w:type="gramEnd"/>
       <w:r>
@@ -3499,22 +3434,13 @@
         </w:rPr>
         <w:t xml:space="preserve">[K, P, E] = </w:t>
       </w:r>
-      <w:proofErr w:type="spellStart"/>
       <w:proofErr w:type="gramStart"/>
       <w:r>
         <w:rPr>
           <w:sz w:val="16"/>
           <w:szCs w:val="16"/>
         </w:rPr>
-        <w:t>dlqr</w:t>
-      </w:r>
-      <w:proofErr w:type="spellEnd"/>
-      <w:r>
-        <w:rPr>
-          <w:sz w:val="16"/>
-          <w:szCs w:val="16"/>
-        </w:rPr>
-        <w:t>(</w:t>
+        <w:t>dlqr(</w:t>
       </w:r>
       <w:proofErr w:type="gramEnd"/>
       <w:r>
@@ -4453,14 +4379,181 @@
         </w:rPr>
         <w:t xml:space="preserve"> = </w:t>
       </w:r>
-      <w:proofErr w:type="spellStart"/>
       <w:proofErr w:type="gramStart"/>
       <w:r>
         <w:rPr>
           <w:sz w:val="16"/>
           <w:szCs w:val="16"/>
         </w:rPr>
-        <w:t>diag</w:t>
+        <w:t>diag(</w:t>
+      </w:r>
+      <w:proofErr w:type="gramEnd"/>
+      <w:r>
+        <w:rPr>
+          <w:sz w:val="16"/>
+          <w:szCs w:val="16"/>
+        </w:rPr>
+        <w:t>[1000,5,100,0]</w:t>
+      </w:r>
+      <w:proofErr w:type="gramStart"/>
+      <w:r>
+        <w:rPr>
+          <w:sz w:val="16"/>
+          <w:szCs w:val="16"/>
+        </w:rPr>
+        <w:t xml:space="preserve">);   </w:t>
+      </w:r>
+      <w:proofErr w:type="gramEnd"/>
+      <w:r>
+        <w:rPr>
+          <w:sz w:val="16"/>
+          <w:szCs w:val="16"/>
+        </w:rPr>
+        <w:t xml:space="preserve">      % </w:t>
+      </w:r>
+      <w:proofErr w:type="spellStart"/>
+      <w:r>
+        <w:rPr>
+          <w:sz w:val="16"/>
+          <w:szCs w:val="16"/>
+        </w:rPr>
+        <w:t>penalize</w:t>
+      </w:r>
+      <w:proofErr w:type="spellEnd"/>
+      <w:r>
+        <w:rPr>
+          <w:sz w:val="16"/>
+          <w:szCs w:val="16"/>
+        </w:rPr>
+        <w:t xml:space="preserve"> </w:t>
+      </w:r>
+      <w:proofErr w:type="spellStart"/>
+      <w:r>
+        <w:rPr>
+          <w:sz w:val="16"/>
+          <w:szCs w:val="16"/>
+        </w:rPr>
+        <w:t>all</w:t>
+      </w:r>
+      <w:proofErr w:type="spellEnd"/>
+      <w:r>
+        <w:rPr>
+          <w:sz w:val="16"/>
+          <w:szCs w:val="16"/>
+        </w:rPr>
+        <w:t xml:space="preserve"> 4 </w:t>
+      </w:r>
+      <w:proofErr w:type="spellStart"/>
+      <w:r>
+        <w:rPr>
+          <w:sz w:val="16"/>
+          <w:szCs w:val="16"/>
+        </w:rPr>
+        <w:t>states</w:t>
+      </w:r>
+      <w:proofErr w:type="spellEnd"/>
+      <w:r>
+        <w:rPr>
+          <w:sz w:val="16"/>
+          <w:szCs w:val="16"/>
+        </w:rPr>
+        <w:t xml:space="preserve"> </w:t>
+      </w:r>
+      <w:proofErr w:type="spellStart"/>
+      <w:r>
+        <w:rPr>
+          <w:sz w:val="16"/>
+          <w:szCs w:val="16"/>
+        </w:rPr>
+        <w:t>equally</w:t>
+      </w:r>
+      <w:proofErr w:type="spellEnd"/>
+    </w:p>
+    <w:p>
+      <w:pPr>
+        <w:rPr>
+          <w:sz w:val="16"/>
+          <w:szCs w:val="16"/>
+        </w:rPr>
+      </w:pPr>
+      <w:r>
+        <w:rPr>
+          <w:sz w:val="16"/>
+          <w:szCs w:val="16"/>
+        </w:rPr>
+        <w:t xml:space="preserve">Qi = </w:t>
+      </w:r>
+      <w:proofErr w:type="gramStart"/>
+      <w:r>
+        <w:rPr>
+          <w:sz w:val="16"/>
+          <w:szCs w:val="16"/>
+        </w:rPr>
+        <w:t xml:space="preserve">1;   </w:t>
+      </w:r>
+      <w:proofErr w:type="gramEnd"/>
+      <w:r>
+        <w:rPr>
+          <w:sz w:val="16"/>
+          <w:szCs w:val="16"/>
+        </w:rPr>
+        <w:t xml:space="preserve">         % </w:t>
+      </w:r>
+      <w:proofErr w:type="spellStart"/>
+      <w:r>
+        <w:rPr>
+          <w:sz w:val="16"/>
+          <w:szCs w:val="16"/>
+        </w:rPr>
+        <w:t>penalize</w:t>
+      </w:r>
+      <w:proofErr w:type="spellEnd"/>
+      <w:r>
+        <w:rPr>
+          <w:sz w:val="16"/>
+          <w:szCs w:val="16"/>
+        </w:rPr>
+        <w:t xml:space="preserve"> integrator state (helps </w:t>
+      </w:r>
+      <w:proofErr w:type="spellStart"/>
+      <w:r>
+        <w:rPr>
+          <w:sz w:val="16"/>
+          <w:szCs w:val="16"/>
+        </w:rPr>
+        <w:t>enforce</w:t>
+      </w:r>
+      <w:proofErr w:type="spellEnd"/>
+      <w:r>
+        <w:rPr>
+          <w:sz w:val="16"/>
+          <w:szCs w:val="16"/>
+        </w:rPr>
+        <w:t xml:space="preserve"> tracking)</w:t>
+      </w:r>
+    </w:p>
+    <w:p>
+      <w:pPr>
+        <w:rPr>
+          <w:sz w:val="16"/>
+          <w:szCs w:val="16"/>
+        </w:rPr>
+      </w:pPr>
+      <w:r>
+        <w:rPr>
+          <w:sz w:val="16"/>
+          <w:szCs w:val="16"/>
+        </w:rPr>
+        <w:t xml:space="preserve">Q = </w:t>
+      </w:r>
+      <w:proofErr w:type="spellStart"/>
+      <w:proofErr w:type="gramStart"/>
+      <w:r>
+        <w:rPr>
+          <w:sz w:val="16"/>
+          <w:szCs w:val="16"/>
+        </w:rPr>
+        <w:t>blkdiag</w:t>
       </w:r>
       <w:proofErr w:type="spellEnd"/>
       <w:r>
@@ -4470,13 +4563,37 @@
         </w:rPr>
         <w:t>(</w:t>
       </w:r>
+      <w:proofErr w:type="spellStart"/>
       <w:proofErr w:type="gramEnd"/>
       <w:r>
         <w:rPr>
           <w:sz w:val="16"/>
           <w:szCs w:val="16"/>
         </w:rPr>
-        <w:t>[1000,5,100,0]</w:t>
+        <w:t>Qx</w:t>
+      </w:r>
+      <w:proofErr w:type="spellEnd"/>
+      <w:r>
+        <w:rPr>
+          <w:sz w:val="16"/>
+          <w:szCs w:val="16"/>
+        </w:rPr>
+        <w:t>, Qi); % 5x5</w:t>
+      </w:r>
+    </w:p>
+    <w:p>
+      <w:pPr>
+        <w:rPr>
+          <w:sz w:val="16"/>
+          <w:szCs w:val="16"/>
+        </w:rPr>
+      </w:pPr>
+      <w:r>
+        <w:rPr>
+          <w:sz w:val="16"/>
+          <w:szCs w:val="16"/>
+        </w:rPr>
+        <w:t>R = .</w:t>
       </w:r>
       <w:proofErr w:type="gramStart"/>
       <w:r>
@@ -4484,7 +4601,7 @@
           <w:sz w:val="16"/>
           <w:szCs w:val="16"/>
         </w:rPr>
-        <w:t xml:space="preserve">);   </w:t>
+        <w:t xml:space="preserve">01;   </w:t>
       </w:r>
       <w:proofErr w:type="gramEnd"/>
       <w:r>
@@ -4492,7 +4609,7 @@
           <w:sz w:val="16"/>
           <w:szCs w:val="16"/>
         </w:rPr>
-        <w:t xml:space="preserve">      % </w:t>
+        <w:t xml:space="preserve">            % </w:t>
       </w:r>
       <w:proofErr w:type="spellStart"/>
       <w:r>
@@ -4508,63 +4625,48 @@
           <w:sz w:val="16"/>
           <w:szCs w:val="16"/>
         </w:rPr>
-        <w:t xml:space="preserve"> </w:t>
-      </w:r>
-      <w:proofErr w:type="spellStart"/>
-      <w:r>
-        <w:rPr>
-          <w:sz w:val="16"/>
-          <w:szCs w:val="16"/>
-        </w:rPr>
-        <w:t>all</w:t>
-      </w:r>
-      <w:proofErr w:type="spellEnd"/>
-      <w:r>
-        <w:rPr>
-          <w:sz w:val="16"/>
-          <w:szCs w:val="16"/>
-        </w:rPr>
-        <w:t xml:space="preserve"> 4 </w:t>
-      </w:r>
-      <w:proofErr w:type="spellStart"/>
-      <w:r>
-        <w:rPr>
-          <w:sz w:val="16"/>
-          <w:szCs w:val="16"/>
-        </w:rPr>
-        <w:t>states</w:t>
-      </w:r>
-      <w:proofErr w:type="spellEnd"/>
-      <w:r>
-        <w:rPr>
-          <w:sz w:val="16"/>
-          <w:szCs w:val="16"/>
-        </w:rPr>
-        <w:t xml:space="preserve"> </w:t>
-      </w:r>
-      <w:proofErr w:type="spellStart"/>
-      <w:r>
-        <w:rPr>
-          <w:sz w:val="16"/>
-          <w:szCs w:val="16"/>
-        </w:rPr>
-        <w:t>equally</w:t>
-      </w:r>
-      <w:proofErr w:type="spellEnd"/>
-    </w:p>
-    <w:p>
-      <w:pPr>
-        <w:rPr>
-          <w:sz w:val="16"/>
-          <w:szCs w:val="16"/>
-        </w:rPr>
-      </w:pPr>
-      <w:r>
-        <w:rPr>
-          <w:sz w:val="16"/>
-          <w:szCs w:val="16"/>
-        </w:rPr>
-        <w:t xml:space="preserve">Qi = </w:t>
+        <w:t xml:space="preserve"> control </w:t>
+      </w:r>
+      <w:proofErr w:type="spellStart"/>
+      <w:r>
+        <w:rPr>
+          <w:sz w:val="16"/>
+          <w:szCs w:val="16"/>
+        </w:rPr>
+        <w:t>effort</w:t>
+      </w:r>
+      <w:proofErr w:type="spellEnd"/>
+    </w:p>
+    <w:p>
+      <w:pPr>
+        <w:rPr>
+          <w:sz w:val="16"/>
+          <w:szCs w:val="16"/>
+        </w:rPr>
+      </w:pPr>
+    </w:p>
+    <w:p>
+      <w:pPr>
+        <w:rPr>
+          <w:sz w:val="16"/>
+          <w:szCs w:val="16"/>
+        </w:rPr>
+      </w:pPr>
+      <w:proofErr w:type="spellStart"/>
+      <w:r>
+        <w:rPr>
+          <w:sz w:val="16"/>
+          <w:szCs w:val="16"/>
+        </w:rPr>
+        <w:t>Ke</w:t>
+      </w:r>
+      <w:proofErr w:type="spellEnd"/>
+      <w:r>
+        <w:rPr>
+          <w:sz w:val="16"/>
+          <w:szCs w:val="16"/>
+        </w:rPr>
+        <w:t xml:space="preserve"> = </w:t>
       </w:r>
       <w:proofErr w:type="gramStart"/>
       <w:r>
@@ -4572,201 +4674,7 @@
           <w:sz w:val="16"/>
           <w:szCs w:val="16"/>
         </w:rPr>
-        <w:t xml:space="preserve">1;   </w:t>
-      </w:r>
-      <w:proofErr w:type="gramEnd"/>
-      <w:r>
-        <w:rPr>
-          <w:sz w:val="16"/>
-          <w:szCs w:val="16"/>
-        </w:rPr>
-        <w:t xml:space="preserve">         % </w:t>
-      </w:r>
-      <w:proofErr w:type="spellStart"/>
-      <w:r>
-        <w:rPr>
-          <w:sz w:val="16"/>
-          <w:szCs w:val="16"/>
-        </w:rPr>
-        <w:t>penalize</w:t>
-      </w:r>
-      <w:proofErr w:type="spellEnd"/>
-      <w:r>
-        <w:rPr>
-          <w:sz w:val="16"/>
-          <w:szCs w:val="16"/>
-        </w:rPr>
-        <w:t xml:space="preserve"> integrator state (helps </w:t>
-      </w:r>
-      <w:proofErr w:type="spellStart"/>
-      <w:r>
-        <w:rPr>
-          <w:sz w:val="16"/>
-          <w:szCs w:val="16"/>
-        </w:rPr>
-        <w:t>enforce</w:t>
-      </w:r>
-      <w:proofErr w:type="spellEnd"/>
-      <w:r>
-        <w:rPr>
-          <w:sz w:val="16"/>
-          <w:szCs w:val="16"/>
-        </w:rPr>
-        <w:t xml:space="preserve"> tracking)</w:t>
-      </w:r>
-    </w:p>
-    <w:p>
-      <w:pPr>
-        <w:rPr>
-          <w:sz w:val="16"/>
-          <w:szCs w:val="16"/>
-        </w:rPr>
-      </w:pPr>
-      <w:r>
-        <w:rPr>
-          <w:sz w:val="16"/>
-          <w:szCs w:val="16"/>
-        </w:rPr>
-        <w:t xml:space="preserve">Q = </w:t>
-      </w:r>
-      <w:proofErr w:type="spellStart"/>
-      <w:proofErr w:type="gramStart"/>
-      <w:r>
-        <w:rPr>
-          <w:sz w:val="16"/>
-          <w:szCs w:val="16"/>
-        </w:rPr>
-        <w:t>blkdiag</w:t>
-      </w:r>
-      <w:proofErr w:type="spellEnd"/>
-      <w:r>
-        <w:rPr>
-          <w:sz w:val="16"/>
-          <w:szCs w:val="16"/>
-        </w:rPr>
-        <w:t>(</w:t>
-      </w:r>
-      <w:proofErr w:type="spellStart"/>
-      <w:proofErr w:type="gramEnd"/>
-      <w:r>
-        <w:rPr>
-          <w:sz w:val="16"/>
-          <w:szCs w:val="16"/>
-        </w:rPr>
-        <w:t>Qx</w:t>
-      </w:r>
-      <w:proofErr w:type="spellEnd"/>
-      <w:r>
-        <w:rPr>
-          <w:sz w:val="16"/>
-          <w:szCs w:val="16"/>
-        </w:rPr>
-        <w:t>, Qi); % 5x5</w:t>
-      </w:r>
-    </w:p>
-    <w:p>
-      <w:pPr>
-        <w:rPr>
-          <w:sz w:val="16"/>
-          <w:szCs w:val="16"/>
-        </w:rPr>
-      </w:pPr>
-      <w:r>
-        <w:rPr>
-          <w:sz w:val="16"/>
-          <w:szCs w:val="16"/>
-        </w:rPr>
-        <w:t>R = .</w:t>
-      </w:r>
-      <w:proofErr w:type="gramStart"/>
-      <w:r>
-        <w:rPr>
-          <w:sz w:val="16"/>
-          <w:szCs w:val="16"/>
-        </w:rPr>
-        <w:t xml:space="preserve">01;   </w:t>
-      </w:r>
-      <w:proofErr w:type="gramEnd"/>
-      <w:r>
-        <w:rPr>
-          <w:sz w:val="16"/>
-          <w:szCs w:val="16"/>
-        </w:rPr>
-        <w:t xml:space="preserve">            % </w:t>
-      </w:r>
-      <w:proofErr w:type="spellStart"/>
-      <w:r>
-        <w:rPr>
-          <w:sz w:val="16"/>
-          <w:szCs w:val="16"/>
-        </w:rPr>
-        <w:t>penalize</w:t>
-      </w:r>
-      <w:proofErr w:type="spellEnd"/>
-      <w:r>
-        <w:rPr>
-          <w:sz w:val="16"/>
-          <w:szCs w:val="16"/>
-        </w:rPr>
-        <w:t xml:space="preserve"> control </w:t>
-      </w:r>
-      <w:proofErr w:type="spellStart"/>
-      <w:r>
-        <w:rPr>
-          <w:sz w:val="16"/>
-          <w:szCs w:val="16"/>
-        </w:rPr>
-        <w:t>effort</w:t>
-      </w:r>
-      <w:proofErr w:type="spellEnd"/>
-    </w:p>
-    <w:p>
-      <w:pPr>
-        <w:rPr>
-          <w:sz w:val="16"/>
-          <w:szCs w:val="16"/>
-        </w:rPr>
-      </w:pPr>
-    </w:p>
-    <w:p>
-      <w:pPr>
-        <w:rPr>
-          <w:sz w:val="16"/>
-          <w:szCs w:val="16"/>
-        </w:rPr>
-      </w:pPr>
-      <w:proofErr w:type="spellStart"/>
-      <w:r>
-        <w:rPr>
-          <w:sz w:val="16"/>
-          <w:szCs w:val="16"/>
-        </w:rPr>
-        <w:t>Ke</w:t>
-      </w:r>
-      <w:proofErr w:type="spellEnd"/>
-      <w:r>
-        <w:rPr>
-          <w:sz w:val="16"/>
-          <w:szCs w:val="16"/>
-        </w:rPr>
-        <w:t xml:space="preserve"> = </w:t>
-      </w:r>
-      <w:proofErr w:type="spellStart"/>
-      <w:proofErr w:type="gramStart"/>
-      <w:r>
-        <w:rPr>
-          <w:sz w:val="16"/>
-          <w:szCs w:val="16"/>
-        </w:rPr>
-        <w:t>dlqr</w:t>
-      </w:r>
-      <w:proofErr w:type="spellEnd"/>
-      <w:r>
-        <w:rPr>
-          <w:sz w:val="16"/>
-          <w:szCs w:val="16"/>
-        </w:rPr>
-        <w:t>(</w:t>
+        <w:t>dlqr(</w:t>
       </w:r>
       <w:proofErr w:type="spellStart"/>
       <w:proofErr w:type="gramEnd"/>
@@ -5857,6 +5765,22 @@
         </w:rPr>
         <w:t xml:space="preserve"> = 20;</w:t>
       </w:r>
+    </w:p>
+    <w:p>
+      <w:pPr>
+        <w:rPr>
+          <w:sz w:val="16"/>
+          <w:szCs w:val="16"/>
+        </w:rPr>
+      </w:pPr>
+    </w:p>
+    <w:p>
+      <w:pPr>
+        <w:rPr>
+          <w:sz w:val="16"/>
+          <w:szCs w:val="16"/>
+        </w:rPr>
+      </w:pPr>
     </w:p>
     <w:p>
       <w:pPr>
@@ -5954,10 +5878,185 @@
       </w:pPr>
       <w:r>
         <w:rPr>
-          <w:sz w:val="24"/>
-          <w:szCs w:val="24"/>
+          <w:noProof/>
         </w:rPr>
         <w:lastRenderedPageBreak/>
+        <w:drawing>
+          <wp:inline distT="0" distB="0" distL="0" distR="0" wp14:anchorId="58B1B6DA" wp14:editId="6B4A9130">
+            <wp:extent cx="6120130" cy="3251200"/>
+            <wp:effectExtent l="0" t="0" r="0" b="6350"/>
+            <wp:docPr id="485180837" name="Immagine 1" descr="Immagine che contiene testo, linea, Diagramma, diagramma&#10;&#10;Il contenuto generato dall'IA potrebbe non essere corretto."/>
+            <wp:cNvGraphicFramePr>
+              <a:graphicFrameLocks xmlns:a="http://schemas.openxmlformats.org/drawingml/2006/main" noChangeAspect="1"/>
+            </wp:cNvGraphicFramePr>
+            <a:graphic xmlns:a="http://schemas.openxmlformats.org/drawingml/2006/main">
+              <a:graphicData uri="http://schemas.openxmlformats.org/drawingml/2006/picture">
+                <pic:pic xmlns:pic="http://schemas.openxmlformats.org/drawingml/2006/picture">
+                  <pic:nvPicPr>
+                    <pic:cNvPr id="485180837" name="Immagine 1" descr="Immagine che contiene testo, linea, Diagramma, diagramma&#10;&#10;Il contenuto generato dall'IA potrebbe non essere corretto."/>
+                    <pic:cNvPicPr/>
+                  </pic:nvPicPr>
+                  <pic:blipFill>
+                    <a:blip r:embed="rId26"/>
+                    <a:stretch>
+                      <a:fillRect/>
+                    </a:stretch>
+                  </pic:blipFill>
+                  <pic:spPr>
+                    <a:xfrm>
+                      <a:off x="0" y="0"/>
+                      <a:ext cx="6120130" cy="3251200"/>
+                    </a:xfrm>
+                    <a:prstGeom prst="rect">
+                      <a:avLst/>
+                    </a:prstGeom>
+                  </pic:spPr>
+                </pic:pic>
+              </a:graphicData>
+            </a:graphic>
+          </wp:inline>
+        </w:drawing>
+      </w:r>
+      <w:r>
+        <w:rPr>
+          <w:noProof/>
+        </w:rPr>
+        <w:drawing>
+          <wp:inline distT="0" distB="0" distL="0" distR="0" wp14:anchorId="68CAA409" wp14:editId="2ECB8A1F">
+            <wp:extent cx="6120130" cy="3315970"/>
+            <wp:effectExtent l="0" t="0" r="0" b="0"/>
+            <wp:docPr id="1827462954" name="Immagine 1" descr="Immagine che contiene testo, Diagramma, linea, diagramma&#10;&#10;Il contenuto generato dall'IA potrebbe non essere corretto."/>
+            <wp:cNvGraphicFramePr>
+              <a:graphicFrameLocks xmlns:a="http://schemas.openxmlformats.org/drawingml/2006/main" noChangeAspect="1"/>
+            </wp:cNvGraphicFramePr>
+            <a:graphic xmlns:a="http://schemas.openxmlformats.org/drawingml/2006/main">
+              <a:graphicData uri="http://schemas.openxmlformats.org/drawingml/2006/picture">
+                <pic:pic xmlns:pic="http://schemas.openxmlformats.org/drawingml/2006/picture">
+                  <pic:nvPicPr>
+                    <pic:cNvPr id="1827462954" name="Immagine 1" descr="Immagine che contiene testo, Diagramma, linea, diagramma&#10;&#10;Il contenuto generato dall'IA potrebbe non essere corretto."/>
+                    <pic:cNvPicPr/>
+                  </pic:nvPicPr>
+                  <pic:blipFill>
+                    <a:blip r:embed="rId27"/>
+                    <a:stretch>
+                      <a:fillRect/>
+                    </a:stretch>
+                  </pic:blipFill>
+                  <pic:spPr>
+                    <a:xfrm>
+                      <a:off x="0" y="0"/>
+                      <a:ext cx="6120130" cy="3315970"/>
+                    </a:xfrm>
+                    <a:prstGeom prst="rect">
+                      <a:avLst/>
+                    </a:prstGeom>
+                  </pic:spPr>
+                </pic:pic>
+              </a:graphicData>
+            </a:graphic>
+          </wp:inline>
+        </w:drawing>
+      </w:r>
+    </w:p>
+    <w:p>
+      <w:pPr>
+        <w:rPr>
+          <w:sz w:val="24"/>
+          <w:szCs w:val="24"/>
+        </w:rPr>
+      </w:pPr>
+      <w:r>
+        <w:rPr>
+          <w:sz w:val="24"/>
+          <w:szCs w:val="24"/>
+        </w:rPr>
+        <w:t xml:space="preserve">GRAFICI </w:t>
+      </w:r>
+      <w:proofErr w:type="gramStart"/>
+      <w:r>
+        <w:rPr>
+          <w:sz w:val="24"/>
+          <w:szCs w:val="24"/>
+        </w:rPr>
+        <w:t>MIGLIORATI  per</w:t>
+      </w:r>
+      <w:proofErr w:type="gramEnd"/>
+      <w:r>
+        <w:rPr>
+          <w:sz w:val="24"/>
+          <w:szCs w:val="24"/>
+        </w:rPr>
+        <w:t xml:space="preserve"> ALPHA = 0 </w:t>
+      </w:r>
+      <w:r>
+        <w:rPr>
+          <w:sz w:val="24"/>
+          <w:szCs w:val="24"/>
+          <w:u w:val="single"/>
+        </w:rPr>
+        <w:t xml:space="preserve">-&gt; </w:t>
+      </w:r>
+      <w:r>
+        <w:rPr>
+          <w:sz w:val="24"/>
+          <w:szCs w:val="24"/>
+        </w:rPr>
+        <w:t>100x30 simulazioni</w:t>
+      </w:r>
+    </w:p>
+    <w:p>
+      <w:pPr>
+        <w:rPr>
+          <w:sz w:val="24"/>
+          <w:szCs w:val="24"/>
+        </w:rPr>
+      </w:pPr>
+      <w:r>
+        <w:rPr>
+          <w:sz w:val="24"/>
+          <w:szCs w:val="24"/>
+        </w:rPr>
+        <w:t>NEL SECODNO 50x100</w:t>
+      </w:r>
+    </w:p>
+    <w:p>
+      <w:pPr>
+        <w:rPr>
+          <w:sz w:val="24"/>
+          <w:szCs w:val="24"/>
+          <w:u w:val="single"/>
+        </w:rPr>
+      </w:pPr>
+      <w:r>
+        <w:rPr>
+          <w:sz w:val="24"/>
+          <w:szCs w:val="24"/>
+          <w:u w:val="single"/>
+        </w:rPr>
+        <w:br w:type="page"/>
+      </w:r>
+    </w:p>
+    <w:p>
+      <w:pPr>
+        <w:rPr>
+          <w:sz w:val="24"/>
+          <w:szCs w:val="24"/>
+          <w:u w:val="single"/>
+        </w:rPr>
+      </w:pPr>
+    </w:p>
+    <w:p>
+      <w:pPr>
+        <w:rPr>
+          <w:sz w:val="24"/>
+          <w:szCs w:val="24"/>
+        </w:rPr>
+      </w:pPr>
+      <w:r>
+        <w:rPr>
+          <w:sz w:val="24"/>
+          <w:szCs w:val="24"/>
+        </w:rPr>
         <w:t>IMPLEMENTAZIONE POLICY CON ALPHA = 1</w:t>
       </w:r>
     </w:p>
@@ -5988,7 +6087,7 @@
                     <pic:cNvPicPr/>
                   </pic:nvPicPr>
                   <pic:blipFill>
-                    <a:blip r:embed="rId26"/>
+                    <a:blip r:embed="rId28"/>
                     <a:stretch>
                       <a:fillRect/>
                     </a:stretch>
@@ -6016,6 +6115,14 @@
           <w:szCs w:val="24"/>
         </w:rPr>
       </w:pPr>
+    </w:p>
+    <w:p>
+      <w:pPr>
+        <w:rPr>
+          <w:sz w:val="24"/>
+          <w:szCs w:val="24"/>
+        </w:rPr>
+      </w:pPr>
       <w:r>
         <w:rPr>
           <w:noProof/>
@@ -6036,7 +6143,7 @@
                     <pic:cNvPicPr/>
                   </pic:nvPicPr>
                   <pic:blipFill>
-                    <a:blip r:embed="rId27"/>
+                    <a:blip r:embed="rId29"/>
                     <a:stretch>
                       <a:fillRect/>
                     </a:stretch>
@@ -6066,26 +6173,268 @@
       </w:pPr>
       <w:r>
         <w:rPr>
+          <w:noProof/>
+        </w:rPr>
+        <w:lastRenderedPageBreak/>
+        <w:drawing>
+          <wp:inline distT="0" distB="0" distL="0" distR="0" wp14:anchorId="36062EDF" wp14:editId="1144CD70">
+            <wp:extent cx="6120130" cy="3251200"/>
+            <wp:effectExtent l="0" t="0" r="0" b="6350"/>
+            <wp:docPr id="846368635" name="Immagine 1" descr="Immagine che contiene testo, diagramma, schermata, Diagramma&#10;&#10;Il contenuto generato dall'IA potrebbe non essere corretto."/>
+            <wp:cNvGraphicFramePr>
+              <a:graphicFrameLocks xmlns:a="http://schemas.openxmlformats.org/drawingml/2006/main" noChangeAspect="1"/>
+            </wp:cNvGraphicFramePr>
+            <a:graphic xmlns:a="http://schemas.openxmlformats.org/drawingml/2006/main">
+              <a:graphicData uri="http://schemas.openxmlformats.org/drawingml/2006/picture">
+                <pic:pic xmlns:pic="http://schemas.openxmlformats.org/drawingml/2006/picture">
+                  <pic:nvPicPr>
+                    <pic:cNvPr id="846368635" name="Immagine 1" descr="Immagine che contiene testo, diagramma, schermata, Diagramma&#10;&#10;Il contenuto generato dall'IA potrebbe non essere corretto."/>
+                    <pic:cNvPicPr/>
+                  </pic:nvPicPr>
+                  <pic:blipFill>
+                    <a:blip r:embed="rId30"/>
+                    <a:stretch>
+                      <a:fillRect/>
+                    </a:stretch>
+                  </pic:blipFill>
+                  <pic:spPr>
+                    <a:xfrm>
+                      <a:off x="0" y="0"/>
+                      <a:ext cx="6120130" cy="3251200"/>
+                    </a:xfrm>
+                    <a:prstGeom prst="rect">
+                      <a:avLst/>
+                    </a:prstGeom>
+                  </pic:spPr>
+                </pic:pic>
+              </a:graphicData>
+            </a:graphic>
+          </wp:inline>
+        </w:drawing>
+      </w:r>
+      <w:r>
+        <w:rPr>
+          <w:noProof/>
+        </w:rPr>
+        <w:drawing>
+          <wp:inline distT="0" distB="0" distL="0" distR="0" wp14:anchorId="782D816B" wp14:editId="6962D672">
+            <wp:extent cx="6120130" cy="3315970"/>
+            <wp:effectExtent l="0" t="0" r="0" b="0"/>
+            <wp:docPr id="725791313" name="Immagine 1" descr="Immagine che contiene testo, linea, Diagramma, diagramma&#10;&#10;Il contenuto generato dall'IA potrebbe non essere corretto."/>
+            <wp:cNvGraphicFramePr>
+              <a:graphicFrameLocks xmlns:a="http://schemas.openxmlformats.org/drawingml/2006/main" noChangeAspect="1"/>
+            </wp:cNvGraphicFramePr>
+            <a:graphic xmlns:a="http://schemas.openxmlformats.org/drawingml/2006/main">
+              <a:graphicData uri="http://schemas.openxmlformats.org/drawingml/2006/picture">
+                <pic:pic xmlns:pic="http://schemas.openxmlformats.org/drawingml/2006/picture">
+                  <pic:nvPicPr>
+                    <pic:cNvPr id="725791313" name="Immagine 1" descr="Immagine che contiene testo, linea, Diagramma, diagramma&#10;&#10;Il contenuto generato dall'IA potrebbe non essere corretto."/>
+                    <pic:cNvPicPr/>
+                  </pic:nvPicPr>
+                  <pic:blipFill>
+                    <a:blip r:embed="rId31"/>
+                    <a:stretch>
+                      <a:fillRect/>
+                    </a:stretch>
+                  </pic:blipFill>
+                  <pic:spPr>
+                    <a:xfrm>
+                      <a:off x="0" y="0"/>
+                      <a:ext cx="6120130" cy="3315970"/>
+                    </a:xfrm>
+                    <a:prstGeom prst="rect">
+                      <a:avLst/>
+                    </a:prstGeom>
+                  </pic:spPr>
+                </pic:pic>
+              </a:graphicData>
+            </a:graphic>
+          </wp:inline>
+        </w:drawing>
+      </w:r>
+    </w:p>
+    <w:p>
+      <w:pPr>
+        <w:rPr>
+          <w:sz w:val="24"/>
+          <w:szCs w:val="24"/>
+        </w:rPr>
+      </w:pPr>
+      <w:r>
+        <w:rPr>
+          <w:sz w:val="24"/>
+          <w:szCs w:val="24"/>
+        </w:rPr>
+        <w:t>Anche queste 100x30 il primo e 50x100 il secondo</w:t>
+      </w:r>
+      <w:r>
+        <w:rPr>
           <w:sz w:val="24"/>
           <w:szCs w:val="24"/>
         </w:rPr>
         <w:br w:type="page"/>
       </w:r>
-    </w:p>
-    <w:p>
-      <w:pPr>
-        <w:rPr>
-          <w:sz w:val="24"/>
-          <w:szCs w:val="24"/>
-        </w:rPr>
-      </w:pPr>
-      <w:r>
-        <w:rPr>
-          <w:sz w:val="24"/>
-          <w:szCs w:val="24"/>
+      <w:r>
+        <w:rPr>
+          <w:noProof/>
         </w:rPr>
         <w:lastRenderedPageBreak/>
-        <w:t>ALPHA = .9</w:t>
+        <w:drawing>
+          <wp:inline distT="0" distB="0" distL="0" distR="0" wp14:anchorId="4D2921C8" wp14:editId="404FB3B8">
+            <wp:extent cx="6120130" cy="4074160"/>
+            <wp:effectExtent l="0" t="0" r="0" b="2540"/>
+            <wp:docPr id="1440370904" name="Immagine 1" descr="Immagine che contiene testo, Diagramma, diagramma, linea&#10;&#10;Il contenuto generato dall'IA potrebbe non essere corretto."/>
+            <wp:cNvGraphicFramePr>
+              <a:graphicFrameLocks xmlns:a="http://schemas.openxmlformats.org/drawingml/2006/main" noChangeAspect="1"/>
+            </wp:cNvGraphicFramePr>
+            <a:graphic xmlns:a="http://schemas.openxmlformats.org/drawingml/2006/main">
+              <a:graphicData uri="http://schemas.openxmlformats.org/drawingml/2006/picture">
+                <pic:pic xmlns:pic="http://schemas.openxmlformats.org/drawingml/2006/picture">
+                  <pic:nvPicPr>
+                    <pic:cNvPr id="1440370904" name="Immagine 1" descr="Immagine che contiene testo, Diagramma, diagramma, linea&#10;&#10;Il contenuto generato dall'IA potrebbe non essere corretto."/>
+                    <pic:cNvPicPr/>
+                  </pic:nvPicPr>
+                  <pic:blipFill>
+                    <a:blip r:embed="rId32"/>
+                    <a:stretch>
+                      <a:fillRect/>
+                    </a:stretch>
+                  </pic:blipFill>
+                  <pic:spPr>
+                    <a:xfrm>
+                      <a:off x="0" y="0"/>
+                      <a:ext cx="6120130" cy="4074160"/>
+                    </a:xfrm>
+                    <a:prstGeom prst="rect">
+                      <a:avLst/>
+                    </a:prstGeom>
+                  </pic:spPr>
+                </pic:pic>
+              </a:graphicData>
+            </a:graphic>
+          </wp:inline>
+        </w:drawing>
+      </w:r>
+    </w:p>
+    <w:p>
+      <w:pPr>
+        <w:rPr>
+          <w:sz w:val="24"/>
+          <w:szCs w:val="24"/>
+        </w:rPr>
+      </w:pPr>
+      <w:r>
+        <w:rPr>
+          <w:noProof/>
+        </w:rPr>
+        <w:drawing>
+          <wp:inline distT="0" distB="0" distL="0" distR="0" wp14:anchorId="7AD690EE" wp14:editId="5081B80E">
+            <wp:extent cx="6120130" cy="3315970"/>
+            <wp:effectExtent l="0" t="0" r="0" b="0"/>
+            <wp:docPr id="1338390093" name="Immagine 1"/>
+            <wp:cNvGraphicFramePr>
+              <a:graphicFrameLocks xmlns:a="http://schemas.openxmlformats.org/drawingml/2006/main" noChangeAspect="1"/>
+            </wp:cNvGraphicFramePr>
+            <a:graphic xmlns:a="http://schemas.openxmlformats.org/drawingml/2006/main">
+              <a:graphicData uri="http://schemas.openxmlformats.org/drawingml/2006/picture">
+                <pic:pic xmlns:pic="http://schemas.openxmlformats.org/drawingml/2006/picture">
+                  <pic:nvPicPr>
+                    <pic:cNvPr id="1338390093" name=""/>
+                    <pic:cNvPicPr/>
+                  </pic:nvPicPr>
+                  <pic:blipFill>
+                    <a:blip r:embed="rId33"/>
+                    <a:stretch>
+                      <a:fillRect/>
+                    </a:stretch>
+                  </pic:blipFill>
+                  <pic:spPr>
+                    <a:xfrm>
+                      <a:off x="0" y="0"/>
+                      <a:ext cx="6120130" cy="3315970"/>
+                    </a:xfrm>
+                    <a:prstGeom prst="rect">
+                      <a:avLst/>
+                    </a:prstGeom>
+                  </pic:spPr>
+                </pic:pic>
+              </a:graphicData>
+            </a:graphic>
+          </wp:inline>
+        </w:drawing>
+      </w:r>
+    </w:p>
+    <w:p>
+      <w:pPr>
+        <w:rPr>
+          <w:sz w:val="24"/>
+          <w:szCs w:val="24"/>
+        </w:rPr>
+      </w:pPr>
+    </w:p>
+    <w:p>
+      <w:pPr>
+        <w:rPr>
+          <w:sz w:val="24"/>
+          <w:szCs w:val="24"/>
+        </w:rPr>
+      </w:pPr>
+    </w:p>
+    <w:p>
+      <w:pPr>
+        <w:rPr>
+          <w:sz w:val="24"/>
+          <w:szCs w:val="24"/>
+        </w:rPr>
+      </w:pPr>
+    </w:p>
+    <w:p>
+      <w:pPr>
+        <w:rPr>
+          <w:sz w:val="24"/>
+          <w:szCs w:val="24"/>
+        </w:rPr>
+      </w:pPr>
+      <w:r>
+        <w:rPr>
+          <w:noProof/>
+        </w:rPr>
+        <w:lastRenderedPageBreak/>
+        <w:drawing>
+          <wp:inline distT="0" distB="0" distL="0" distR="0" wp14:anchorId="6C95DD60" wp14:editId="5C69091C">
+            <wp:extent cx="6120130" cy="3251200"/>
+            <wp:effectExtent l="0" t="0" r="0" b="6350"/>
+            <wp:docPr id="1661476746" name="Immagine 1" descr="Immagine che contiene testo, diagramma, schermata, Diagramma&#10;&#10;Il contenuto generato dall'IA potrebbe non essere corretto."/>
+            <wp:cNvGraphicFramePr>
+              <a:graphicFrameLocks xmlns:a="http://schemas.openxmlformats.org/drawingml/2006/main" noChangeAspect="1"/>
+            </wp:cNvGraphicFramePr>
+            <a:graphic xmlns:a="http://schemas.openxmlformats.org/drawingml/2006/main">
+              <a:graphicData uri="http://schemas.openxmlformats.org/drawingml/2006/picture">
+                <pic:pic xmlns:pic="http://schemas.openxmlformats.org/drawingml/2006/picture">
+                  <pic:nvPicPr>
+                    <pic:cNvPr id="1661476746" name="Immagine 1" descr="Immagine che contiene testo, diagramma, schermata, Diagramma&#10;&#10;Il contenuto generato dall'IA potrebbe non essere corretto."/>
+                    <pic:cNvPicPr/>
+                  </pic:nvPicPr>
+                  <pic:blipFill>
+                    <a:blip r:embed="rId34"/>
+                    <a:stretch>
+                      <a:fillRect/>
+                    </a:stretch>
+                  </pic:blipFill>
+                  <pic:spPr>
+                    <a:xfrm>
+                      <a:off x="0" y="0"/>
+                      <a:ext cx="6120130" cy="3251200"/>
+                    </a:xfrm>
+                    <a:prstGeom prst="rect">
+                      <a:avLst/>
+                    </a:prstGeom>
+                  </pic:spPr>
+                </pic:pic>
+              </a:graphicData>
+            </a:graphic>
+          </wp:inline>
+        </w:drawing>
       </w:r>
     </w:p>
     <w:sectPr>
@@ -6701,6 +7050,7 @@
   <w:style w:type="character" w:default="1" w:styleId="Carpredefinitoparagrafo">
     <w:name w:val="Default Paragraph Font"/>
     <w:uiPriority w:val="1"/>
+    <w:semiHidden/>
     <w:unhideWhenUsed/>
   </w:style>
   <w:style w:type="table" w:default="1" w:styleId="Tabellanormale">

--- a/tesi/grafici.docx
+++ b/tesi/grafici.docx
@@ -4379,13 +4379,22 @@
         </w:rPr>
         <w:t xml:space="preserve"> = </w:t>
       </w:r>
+      <w:proofErr w:type="spellStart"/>
       <w:proofErr w:type="gramStart"/>
       <w:r>
         <w:rPr>
           <w:sz w:val="16"/>
           <w:szCs w:val="16"/>
         </w:rPr>
-        <w:t>diag(</w:t>
+        <w:t>diag</w:t>
+      </w:r>
+      <w:proofErr w:type="spellEnd"/>
+      <w:r>
+        <w:rPr>
+          <w:sz w:val="16"/>
+          <w:szCs w:val="16"/>
+        </w:rPr>
+        <w:t>(</w:t>
       </w:r>
       <w:proofErr w:type="gramEnd"/>
       <w:r>
@@ -6434,6 +6443,101 @@
               </a:graphicData>
             </a:graphic>
           </wp:inline>
+        </w:drawing>
+      </w:r>
+    </w:p>
+    <w:p>
+      <w:pPr>
+        <w:rPr>
+          <w:sz w:val="24"/>
+          <w:szCs w:val="24"/>
+        </w:rPr>
+      </w:pPr>
+      <w:r>
+        <w:rPr>
+          <w:sz w:val="24"/>
+          <w:szCs w:val="24"/>
+        </w:rPr>
+        <w:br w:type="page"/>
+      </w:r>
+    </w:p>
+    <w:p>
+      <w:pPr>
+        <w:rPr>
+          <w:sz w:val="24"/>
+          <w:szCs w:val="24"/>
+        </w:rPr>
+      </w:pPr>
+      <w:r>
+        <w:rPr>
+          <w:sz w:val="24"/>
+          <w:szCs w:val="24"/>
+        </w:rPr>
+        <w:lastRenderedPageBreak/>
+        <w:t>TEST CON NUOVO MOTORE FISICO</w:t>
+      </w:r>
+    </w:p>
+    <w:p>
+      <w:pPr>
+        <w:rPr>
+          <w:b/>
+          <w:bCs/>
+          <w:sz w:val="24"/>
+          <w:szCs w:val="24"/>
+        </w:rPr>
+      </w:pPr>
+      <w:r>
+        <w:rPr>
+          <w:noProof/>
+        </w:rPr>
+        <w:drawing>
+          <wp:anchor distT="0" distB="0" distL="114300" distR="114300" simplePos="0" relativeHeight="251658240" behindDoc="1" locked="0" layoutInCell="1" allowOverlap="1" wp14:anchorId="0790265F" wp14:editId="6DF865FA">
+            <wp:simplePos x="0" y="0"/>
+            <wp:positionH relativeFrom="column">
+              <wp:posOffset>20619</wp:posOffset>
+            </wp:positionH>
+            <wp:positionV relativeFrom="paragraph">
+              <wp:posOffset>5043</wp:posOffset>
+            </wp:positionV>
+            <wp:extent cx="6120130" cy="4008755"/>
+            <wp:effectExtent l="0" t="0" r="0" b="0"/>
+            <wp:wrapNone/>
+            <wp:docPr id="1528188915" name="Immagine 1" descr="Immagine che contiene testo, linea, Diagramma, diagramma&#10;&#10;Il contenuto generato dall'IA potrebbe non essere corretto."/>
+            <wp:cNvGraphicFramePr>
+              <a:graphicFrameLocks xmlns:a="http://schemas.openxmlformats.org/drawingml/2006/main" noChangeAspect="1"/>
+            </wp:cNvGraphicFramePr>
+            <a:graphic xmlns:a="http://schemas.openxmlformats.org/drawingml/2006/main">
+              <a:graphicData uri="http://schemas.openxmlformats.org/drawingml/2006/picture">
+                <pic:pic xmlns:pic="http://schemas.openxmlformats.org/drawingml/2006/picture">
+                  <pic:nvPicPr>
+                    <pic:cNvPr id="1528188915" name="Immagine 1" descr="Immagine che contiene testo, linea, Diagramma, diagramma&#10;&#10;Il contenuto generato dall'IA potrebbe non essere corretto."/>
+                    <pic:cNvPicPr/>
+                  </pic:nvPicPr>
+                  <pic:blipFill>
+                    <a:blip r:embed="rId35">
+                      <a:extLst>
+                        <a:ext uri="{28A0092B-C50C-407E-A947-70E740481C1C}">
+                          <a14:useLocalDpi xmlns:a14="http://schemas.microsoft.com/office/drawing/2010/main" val="0"/>
+                        </a:ext>
+                      </a:extLst>
+                    </a:blip>
+                    <a:stretch>
+                      <a:fillRect/>
+                    </a:stretch>
+                  </pic:blipFill>
+                  <pic:spPr>
+                    <a:xfrm>
+                      <a:off x="0" y="0"/>
+                      <a:ext cx="6120130" cy="4008755"/>
+                    </a:xfrm>
+                    <a:prstGeom prst="rect">
+                      <a:avLst/>
+                    </a:prstGeom>
+                  </pic:spPr>
+                </pic:pic>
+              </a:graphicData>
+            </a:graphic>
+          </wp:anchor>
         </w:drawing>
       </w:r>
     </w:p>
@@ -7050,7 +7154,6 @@
   <w:style w:type="character" w:default="1" w:styleId="Carpredefinitoparagrafo">
     <w:name w:val="Default Paragraph Font"/>
     <w:uiPriority w:val="1"/>
-    <w:semiHidden/>
     <w:unhideWhenUsed/>
   </w:style>
   <w:style w:type="table" w:default="1" w:styleId="Tabellanormale">

--- a/tesi/grafici.docx
+++ b/tesi/grafici.docx
@@ -937,6 +937,7 @@
           <w:sz w:val="24"/>
           <w:szCs w:val="24"/>
           <w:highlight w:val="green"/>
+          <w:lang w:val="en-US"/>
         </w:rPr>
       </w:pPr>
       <w:r>
@@ -944,136 +945,89 @@
           <w:sz w:val="24"/>
           <w:szCs w:val="24"/>
           <w:highlight w:val="green"/>
-        </w:rPr>
-        <w:t xml:space="preserve">k = 5; % the </w:t>
-      </w:r>
-      <w:proofErr w:type="spellStart"/>
-      <w:r>
+          <w:lang w:val="en-US"/>
+        </w:rPr>
+        <w:t>k = 5; % the lower the smoother</w:t>
+      </w:r>
+    </w:p>
+    <w:p>
+      <w:pPr>
         <w:rPr>
           <w:sz w:val="24"/>
           <w:szCs w:val="24"/>
           <w:highlight w:val="green"/>
-        </w:rPr>
-        <w:t>lower</w:t>
-      </w:r>
-      <w:proofErr w:type="spellEnd"/>
+          <w:lang w:val="en-US"/>
+        </w:rPr>
+      </w:pPr>
       <w:r>
         <w:rPr>
           <w:sz w:val="24"/>
           <w:szCs w:val="24"/>
           <w:highlight w:val="green"/>
-        </w:rPr>
-        <w:t xml:space="preserve"> the </w:t>
-      </w:r>
+          <w:lang w:val="en-US"/>
+        </w:rPr>
+        <w:t>A = .1; % amplitude</w:t>
+      </w:r>
+    </w:p>
+    <w:p>
+      <w:pPr>
+        <w:rPr>
+          <w:sz w:val="24"/>
+          <w:szCs w:val="24"/>
+          <w:lang w:val="en-US"/>
+        </w:rPr>
+      </w:pPr>
       <w:proofErr w:type="spellStart"/>
       <w:r>
         <w:rPr>
           <w:sz w:val="24"/>
           <w:szCs w:val="24"/>
           <w:highlight w:val="green"/>
-        </w:rPr>
-        <w:t>smoother</w:t>
-      </w:r>
-      <w:proofErr w:type="spellEnd"/>
-    </w:p>
-    <w:p>
-      <w:pPr>
+          <w:lang w:val="en-US"/>
+        </w:rPr>
+        <w:t>smooth_wave</w:t>
+      </w:r>
+      <w:proofErr w:type="spellEnd"/>
+      <w:r>
         <w:rPr>
           <w:sz w:val="24"/>
           <w:szCs w:val="24"/>
           <w:highlight w:val="green"/>
-        </w:rPr>
-      </w:pPr>
+          <w:lang w:val="en-US"/>
+        </w:rPr>
+        <w:t xml:space="preserve"> = @(t) A * </w:t>
+      </w:r>
+      <w:proofErr w:type="gramStart"/>
       <w:r>
         <w:rPr>
           <w:sz w:val="24"/>
           <w:szCs w:val="24"/>
           <w:highlight w:val="green"/>
-        </w:rPr>
-        <w:t xml:space="preserve">A = .1; % </w:t>
-      </w:r>
-      <w:proofErr w:type="spellStart"/>
+          <w:lang w:val="en-US"/>
+        </w:rPr>
+        <w:t>tanh(</w:t>
+      </w:r>
+      <w:proofErr w:type="gramEnd"/>
       <w:r>
         <w:rPr>
           <w:sz w:val="24"/>
           <w:szCs w:val="24"/>
           <w:highlight w:val="green"/>
-        </w:rPr>
-        <w:t>amplitude</w:t>
-      </w:r>
-      <w:proofErr w:type="spellEnd"/>
-    </w:p>
-    <w:p>
-      <w:pPr>
-        <w:rPr>
-          <w:sz w:val="24"/>
-          <w:szCs w:val="24"/>
-        </w:rPr>
-      </w:pPr>
-      <w:proofErr w:type="spellStart"/>
+          <w:lang w:val="en-US"/>
+        </w:rPr>
+        <w:t xml:space="preserve">k * sin(2*pi*(t-T/4)/T)) + </w:t>
+      </w:r>
+      <w:proofErr w:type="gramStart"/>
       <w:r>
         <w:rPr>
           <w:sz w:val="24"/>
           <w:szCs w:val="24"/>
           <w:highlight w:val="green"/>
-        </w:rPr>
-        <w:t>smooth_wave</w:t>
-      </w:r>
-      <w:proofErr w:type="spellEnd"/>
-      <w:r>
-        <w:rPr>
-          <w:sz w:val="24"/>
-          <w:szCs w:val="24"/>
-          <w:highlight w:val="green"/>
-        </w:rPr>
-        <w:t xml:space="preserve"> = @(t) A * </w:t>
-      </w:r>
-      <w:proofErr w:type="spellStart"/>
-      <w:proofErr w:type="gramStart"/>
-      <w:r>
-        <w:rPr>
-          <w:sz w:val="24"/>
-          <w:szCs w:val="24"/>
-          <w:highlight w:val="green"/>
-        </w:rPr>
-        <w:t>tanh</w:t>
-      </w:r>
-      <w:proofErr w:type="spellEnd"/>
-      <w:r>
-        <w:rPr>
-          <w:sz w:val="24"/>
-          <w:szCs w:val="24"/>
-          <w:highlight w:val="green"/>
-        </w:rPr>
-        <w:t>(</w:t>
-      </w:r>
-      <w:proofErr w:type="gramEnd"/>
-      <w:r>
-        <w:rPr>
-          <w:sz w:val="24"/>
-          <w:szCs w:val="24"/>
-          <w:highlight w:val="green"/>
-        </w:rPr>
-        <w:t>k * sin(2*pi*(t-T/</w:t>
-      </w:r>
-      <w:proofErr w:type="gramStart"/>
-      <w:r>
-        <w:rPr>
-          <w:sz w:val="24"/>
-          <w:szCs w:val="24"/>
-          <w:highlight w:val="green"/>
-        </w:rPr>
-        <w:t>4)/</w:t>
-      </w:r>
-      <w:proofErr w:type="gramEnd"/>
-      <w:r>
-        <w:rPr>
-          <w:sz w:val="24"/>
-          <w:szCs w:val="24"/>
-          <w:highlight w:val="green"/>
-        </w:rPr>
-        <w:t>T)) + A;</w:t>
-      </w:r>
+          <w:lang w:val="en-US"/>
+        </w:rPr>
+        <w:t>A;</w:t>
+      </w:r>
+      <w:proofErr w:type="gramEnd"/>
     </w:p>
     <w:p>
       <w:pPr>
@@ -1081,6 +1035,7 @@
           <w:sz w:val="24"/>
           <w:szCs w:val="24"/>
           <w:highlight w:val="red"/>
+          <w:lang w:val="en-US"/>
         </w:rPr>
       </w:pPr>
       <w:r>
@@ -1088,57 +1043,68 @@
           <w:sz w:val="24"/>
           <w:szCs w:val="24"/>
           <w:highlight w:val="red"/>
-        </w:rPr>
-        <w:t>x0 = [0, .2, .1, -.1]';</w:t>
-      </w:r>
-    </w:p>
-    <w:p>
-      <w:pPr>
-        <w:rPr>
-          <w:sz w:val="24"/>
-          <w:szCs w:val="24"/>
-        </w:rPr>
-      </w:pPr>
-      <w:proofErr w:type="spellStart"/>
+          <w:lang w:val="en-US"/>
+        </w:rPr>
+        <w:t>x0 = [0, .2, .1, -.1]</w:t>
+      </w:r>
+      <w:proofErr w:type="gramStart"/>
       <w:r>
         <w:rPr>
           <w:sz w:val="24"/>
           <w:szCs w:val="24"/>
           <w:highlight w:val="red"/>
-        </w:rPr>
-        <w:t>t_max</w:t>
-      </w:r>
-      <w:proofErr w:type="spellEnd"/>
+          <w:lang w:val="en-US"/>
+        </w:rPr>
+        <w:t>';</w:t>
+      </w:r>
+      <w:proofErr w:type="gramEnd"/>
+    </w:p>
+    <w:p>
+      <w:pPr>
+        <w:rPr>
+          <w:sz w:val="24"/>
+          <w:szCs w:val="24"/>
+          <w:lang w:val="en-US"/>
+        </w:rPr>
+      </w:pPr>
+      <w:proofErr w:type="spellStart"/>
       <w:r>
         <w:rPr>
           <w:sz w:val="24"/>
           <w:szCs w:val="24"/>
           <w:highlight w:val="red"/>
-        </w:rPr>
-        <w:t xml:space="preserve"> = 15;</w:t>
-      </w:r>
-    </w:p>
-    <w:p>
-      <w:pPr>
+          <w:lang w:val="en-US"/>
+        </w:rPr>
+        <w:t>t_max</w:t>
+      </w:r>
+      <w:proofErr w:type="spellEnd"/>
+      <w:r>
         <w:rPr>
           <w:sz w:val="24"/>
           <w:szCs w:val="24"/>
-        </w:rPr>
-      </w:pPr>
-    </w:p>
-    <w:p>
-      <w:pPr>
+          <w:highlight w:val="red"/>
+          <w:lang w:val="en-US"/>
+        </w:rPr>
+        <w:t xml:space="preserve"> = </w:t>
+      </w:r>
+      <w:proofErr w:type="gramStart"/>
+      <w:r>
         <w:rPr>
           <w:sz w:val="24"/>
           <w:szCs w:val="24"/>
-        </w:rPr>
-      </w:pPr>
+          <w:highlight w:val="red"/>
+          <w:lang w:val="en-US"/>
+        </w:rPr>
+        <w:t>15;</w:t>
+      </w:r>
+      <w:proofErr w:type="gramEnd"/>
     </w:p>
     <w:p>
       <w:pPr>
         <w:rPr>
           <w:sz w:val="24"/>
           <w:szCs w:val="24"/>
+          <w:lang w:val="en-US"/>
         </w:rPr>
       </w:pPr>
     </w:p>
@@ -1147,27 +1113,49 @@
         <w:rPr>
           <w:sz w:val="24"/>
           <w:szCs w:val="24"/>
-        </w:rPr>
-      </w:pPr>
-      <w:r>
+          <w:lang w:val="en-US"/>
+        </w:rPr>
+      </w:pPr>
+    </w:p>
+    <w:p>
+      <w:pPr>
         <w:rPr>
           <w:sz w:val="24"/>
           <w:szCs w:val="24"/>
-        </w:rPr>
-        <w:br w:type="page"/>
-      </w:r>
+          <w:lang w:val="en-US"/>
+        </w:rPr>
+      </w:pPr>
     </w:p>
     <w:p>
       <w:pPr>
         <w:rPr>
           <w:sz w:val="24"/>
           <w:szCs w:val="24"/>
+          <w:lang w:val="en-US"/>
         </w:rPr>
       </w:pPr>
       <w:r>
         <w:rPr>
           <w:sz w:val="24"/>
           <w:szCs w:val="24"/>
+          <w:lang w:val="en-US"/>
+        </w:rPr>
+        <w:br w:type="page"/>
+      </w:r>
+    </w:p>
+    <w:p>
+      <w:pPr>
+        <w:rPr>
+          <w:sz w:val="24"/>
+          <w:szCs w:val="24"/>
+          <w:lang w:val="en-US"/>
+        </w:rPr>
+      </w:pPr>
+      <w:r>
+        <w:rPr>
+          <w:sz w:val="24"/>
+          <w:szCs w:val="24"/>
+          <w:lang w:val="en-US"/>
         </w:rPr>
         <w:lastRenderedPageBreak/>
         <w:t>TRAIN</w:t>
@@ -1178,6 +1166,7 @@
         <w:rPr>
           <w:sz w:val="24"/>
           <w:szCs w:val="24"/>
+          <w:lang w:val="en-US"/>
         </w:rPr>
       </w:pPr>
       <w:r>
@@ -1224,115 +1213,61 @@
         <w:rPr>
           <w:sz w:val="24"/>
           <w:szCs w:val="24"/>
+          <w:lang w:val="en-US"/>
         </w:rPr>
         <w:br/>
-      </w:r>
+        <w:t xml:space="preserve">Data saved at: </w:t>
+      </w:r>
+      <w:proofErr w:type="spellStart"/>
       <w:r>
         <w:rPr>
           <w:sz w:val="24"/>
           <w:szCs w:val="24"/>
-        </w:rPr>
-        <w:t xml:space="preserve">Data </w:t>
-      </w:r>
-      <w:proofErr w:type="spellStart"/>
+          <w:lang w:val="en-US"/>
+        </w:rPr>
+        <w:t>readings_final</w:t>
+      </w:r>
+      <w:proofErr w:type="spellEnd"/>
       <w:r>
         <w:rPr>
           <w:sz w:val="24"/>
           <w:szCs w:val="24"/>
-        </w:rPr>
-        <w:t>saved</w:t>
-      </w:r>
-      <w:proofErr w:type="spellEnd"/>
+          <w:lang w:val="en-US"/>
+        </w:rPr>
+        <w:t>/</w:t>
+      </w:r>
+      <w:proofErr w:type="spellStart"/>
       <w:r>
         <w:rPr>
           <w:sz w:val="24"/>
           <w:szCs w:val="24"/>
-        </w:rPr>
-        <w:t xml:space="preserve"> </w:t>
-      </w:r>
-      <w:proofErr w:type="spellStart"/>
-      <w:r>
-        <w:rPr>
-          <w:sz w:val="24"/>
-          <w:szCs w:val="24"/>
-        </w:rPr>
-        <w:t>at</w:t>
-      </w:r>
-      <w:proofErr w:type="spellEnd"/>
-      <w:r>
-        <w:rPr>
-          <w:sz w:val="24"/>
-          <w:szCs w:val="24"/>
-        </w:rPr>
-        <w:t xml:space="preserve">: </w:t>
-      </w:r>
-      <w:proofErr w:type="spellStart"/>
-      <w:r>
-        <w:rPr>
-          <w:sz w:val="24"/>
-          <w:szCs w:val="24"/>
-        </w:rPr>
-        <w:t>readings_final</w:t>
-      </w:r>
-      <w:proofErr w:type="spellEnd"/>
-      <w:r>
-        <w:rPr>
-          <w:sz w:val="24"/>
-          <w:szCs w:val="24"/>
-        </w:rPr>
-        <w:t>/</w:t>
-      </w:r>
-      <w:proofErr w:type="spellStart"/>
-      <w:r>
-        <w:rPr>
-          <w:sz w:val="24"/>
-          <w:szCs w:val="24"/>
-        </w:rPr>
-        <w:t>pid_train</w:t>
-      </w:r>
-      <w:r>
-        <w:rPr>
-          <w:sz w:val="24"/>
-          <w:szCs w:val="24"/>
-        </w:rPr>
-        <w:t>.mat</w:t>
-      </w:r>
-      <w:proofErr w:type="spellEnd"/>
-    </w:p>
-    <w:p>
-      <w:pPr>
-        <w:rPr>
-          <w:sz w:val="16"/>
-          <w:szCs w:val="16"/>
-        </w:rPr>
-      </w:pPr>
-      <w:r>
-        <w:rPr>
-          <w:sz w:val="16"/>
-          <w:szCs w:val="16"/>
-        </w:rPr>
-        <w:t xml:space="preserve">Reference </w:t>
-      </w:r>
-      <w:proofErr w:type="spellStart"/>
-      <w:r>
-        <w:rPr>
-          <w:sz w:val="16"/>
-          <w:szCs w:val="16"/>
-        </w:rPr>
-        <w:t>parameters</w:t>
-      </w:r>
-      <w:proofErr w:type="spellEnd"/>
-      <w:r>
-        <w:rPr>
-          <w:sz w:val="16"/>
-          <w:szCs w:val="16"/>
-        </w:rPr>
-        <w:t>:</w:t>
-      </w:r>
-      <w:r>
-        <w:rPr>
-          <w:sz w:val="16"/>
-          <w:szCs w:val="16"/>
+          <w:lang w:val="en-US"/>
+        </w:rPr>
+        <w:t>pid_train.mat</w:t>
+      </w:r>
+      <w:proofErr w:type="spellEnd"/>
+    </w:p>
+    <w:p>
+      <w:pPr>
+        <w:rPr>
+          <w:sz w:val="16"/>
+          <w:szCs w:val="16"/>
+          <w:lang w:val="en-US"/>
+        </w:rPr>
+      </w:pPr>
+      <w:r>
+        <w:rPr>
+          <w:sz w:val="16"/>
+          <w:szCs w:val="16"/>
+          <w:lang w:val="en-US"/>
+        </w:rPr>
+        <w:t>Reference parameters:</w:t>
+      </w:r>
+      <w:r>
+        <w:rPr>
+          <w:sz w:val="16"/>
+          <w:szCs w:val="16"/>
+          <w:lang w:val="en-US"/>
         </w:rPr>
         <w:br/>
         <w:t xml:space="preserve">T: </w:t>
@@ -1342,6 +1277,7 @@
         <w:rPr>
           <w:sz w:val="16"/>
           <w:szCs w:val="16"/>
+          <w:lang w:val="en-US"/>
         </w:rPr>
         <w:t>8.00, k: 5.00, A: 0.10</w:t>
       </w:r>
@@ -1350,6 +1286,7 @@
         <w:rPr>
           <w:sz w:val="16"/>
           <w:szCs w:val="16"/>
+          <w:lang w:val="en-US"/>
         </w:rPr>
         <w:br/>
       </w:r>
@@ -1357,45 +1294,16 @@
         <w:rPr>
           <w:sz w:val="16"/>
           <w:szCs w:val="16"/>
+          <w:lang w:val="en-US"/>
         </w:rPr>
         <w:br/>
-      </w:r>
-      <w:proofErr w:type="spellStart"/>
-      <w:r>
-        <w:rPr>
-          <w:sz w:val="16"/>
-          <w:szCs w:val="16"/>
-        </w:rPr>
-        <w:t>Simulation</w:t>
-      </w:r>
-      <w:proofErr w:type="spellEnd"/>
-      <w:r>
-        <w:rPr>
-          <w:sz w:val="16"/>
-          <w:szCs w:val="16"/>
-        </w:rPr>
-        <w:t xml:space="preserve"> </w:t>
-      </w:r>
-      <w:proofErr w:type="spellStart"/>
-      <w:r>
-        <w:rPr>
-          <w:sz w:val="16"/>
-          <w:szCs w:val="16"/>
-        </w:rPr>
-        <w:t>parameters</w:t>
-      </w:r>
-      <w:proofErr w:type="spellEnd"/>
-      <w:r>
-        <w:rPr>
-          <w:sz w:val="16"/>
-          <w:szCs w:val="16"/>
-        </w:rPr>
-        <w:t>:</w:t>
-      </w:r>
-      <w:r>
-        <w:rPr>
-          <w:sz w:val="16"/>
-          <w:szCs w:val="16"/>
+        <w:t>Simulation parameters:</w:t>
+      </w:r>
+      <w:r>
+        <w:rPr>
+          <w:sz w:val="16"/>
+          <w:szCs w:val="16"/>
+          <w:lang w:val="en-US"/>
         </w:rPr>
         <w:br/>
       </w:r>
@@ -1404,6 +1312,7 @@
         <w:rPr>
           <w:sz w:val="16"/>
           <w:szCs w:val="16"/>
+          <w:lang w:val="en-US"/>
         </w:rPr>
         <w:t>t_max</w:t>
       </w:r>
@@ -1412,6 +1321,7 @@
         <w:rPr>
           <w:sz w:val="16"/>
           <w:szCs w:val="16"/>
+          <w:lang w:val="en-US"/>
         </w:rPr>
         <w:t>: 50.00,</w:t>
       </w:r>
@@ -1420,6 +1330,7 @@
         <w:rPr>
           <w:sz w:val="16"/>
           <w:szCs w:val="16"/>
+          <w:lang w:val="en-US"/>
         </w:rPr>
         <w:t xml:space="preserve"> x0: [0.00, 0.20, 0.10, -0.10]</w:t>
       </w:r>
@@ -1427,6 +1338,7 @@
         <w:rPr>
           <w:sz w:val="16"/>
           <w:szCs w:val="16"/>
+          <w:lang w:val="en-US"/>
         </w:rPr>
         <w:br/>
       </w:r>
@@ -1435,6 +1347,7 @@
         <w:rPr>
           <w:sz w:val="16"/>
           <w:szCs w:val="16"/>
+          <w:lang w:val="en-US"/>
         </w:rPr>
         <w:br/>
         <w:t>PID Gains for ctrl1:</w:t>
@@ -1443,6 +1356,7 @@
         <w:rPr>
           <w:sz w:val="16"/>
           <w:szCs w:val="16"/>
+          <w:lang w:val="en-US"/>
         </w:rPr>
         <w:br/>
       </w:r>
@@ -1451,6 +1365,7 @@
         <w:rPr>
           <w:sz w:val="16"/>
           <w:szCs w:val="16"/>
+          <w:lang w:val="en-US"/>
         </w:rPr>
         <w:t>Kp</w:t>
       </w:r>
@@ -1459,30 +1374,16 @@
         <w:rPr>
           <w:sz w:val="16"/>
           <w:szCs w:val="16"/>
-        </w:rPr>
-        <w:t xml:space="preserve">: 1000.00, </w:t>
-      </w:r>
-      <w:proofErr w:type="spellStart"/>
-      <w:r>
-        <w:rPr>
-          <w:sz w:val="16"/>
-          <w:szCs w:val="16"/>
-        </w:rPr>
-        <w:t>Ki</w:t>
-      </w:r>
-      <w:proofErr w:type="spellEnd"/>
-      <w:r>
-        <w:rPr>
-          <w:sz w:val="16"/>
-          <w:szCs w:val="16"/>
-        </w:rPr>
-        <w:t xml:space="preserve">: 10.00, </w:t>
-      </w:r>
-      <w:proofErr w:type="spellStart"/>
-      <w:r>
-        <w:rPr>
-          <w:sz w:val="16"/>
-          <w:szCs w:val="16"/>
+          <w:lang w:val="en-US"/>
+        </w:rPr>
+        <w:t xml:space="preserve">: 1000.00, Ki: 10.00, </w:t>
+      </w:r>
+      <w:proofErr w:type="spellStart"/>
+      <w:r>
+        <w:rPr>
+          <w:sz w:val="16"/>
+          <w:szCs w:val="16"/>
+          <w:lang w:val="en-US"/>
         </w:rPr>
         <w:t>Kd</w:t>
       </w:r>
@@ -1491,6 +1392,7 @@
         <w:rPr>
           <w:sz w:val="16"/>
           <w:szCs w:val="16"/>
+          <w:lang w:val="en-US"/>
         </w:rPr>
         <w:t>: 100.00</w:t>
       </w:r>
@@ -1498,6 +1400,7 @@
         <w:rPr>
           <w:sz w:val="16"/>
           <w:szCs w:val="16"/>
+          <w:lang w:val="en-US"/>
         </w:rPr>
         <w:br/>
         <w:t>PID Gains for ctrl2:</w:t>
@@ -1506,6 +1409,7 @@
         <w:rPr>
           <w:sz w:val="16"/>
           <w:szCs w:val="16"/>
+          <w:lang w:val="en-US"/>
         </w:rPr>
         <w:br/>
       </w:r>
@@ -1514,6 +1418,7 @@
         <w:rPr>
           <w:sz w:val="16"/>
           <w:szCs w:val="16"/>
+          <w:lang w:val="en-US"/>
         </w:rPr>
         <w:t>Kp</w:t>
       </w:r>
@@ -1522,30 +1427,16 @@
         <w:rPr>
           <w:sz w:val="16"/>
           <w:szCs w:val="16"/>
-        </w:rPr>
-        <w:t xml:space="preserve">: -500.00, </w:t>
-      </w:r>
-      <w:proofErr w:type="spellStart"/>
-      <w:r>
-        <w:rPr>
-          <w:sz w:val="16"/>
-          <w:szCs w:val="16"/>
-        </w:rPr>
-        <w:t>Ki</w:t>
-      </w:r>
-      <w:proofErr w:type="spellEnd"/>
-      <w:r>
-        <w:rPr>
-          <w:sz w:val="16"/>
-          <w:szCs w:val="16"/>
-        </w:rPr>
-        <w:t xml:space="preserve">: -50.00, </w:t>
-      </w:r>
-      <w:proofErr w:type="spellStart"/>
-      <w:r>
-        <w:rPr>
-          <w:sz w:val="16"/>
-          <w:szCs w:val="16"/>
+          <w:lang w:val="en-US"/>
+        </w:rPr>
+        <w:t xml:space="preserve">: -500.00, Ki: -50.00, </w:t>
+      </w:r>
+      <w:proofErr w:type="spellStart"/>
+      <w:r>
+        <w:rPr>
+          <w:sz w:val="16"/>
+          <w:szCs w:val="16"/>
+          <w:lang w:val="en-US"/>
         </w:rPr>
         <w:t>Kd</w:t>
       </w:r>
@@ -1554,6 +1445,7 @@
         <w:rPr>
           <w:sz w:val="16"/>
           <w:szCs w:val="16"/>
+          <w:lang w:val="en-US"/>
         </w:rPr>
         <w:t>: -300.00</w:t>
       </w:r>
@@ -1563,35 +1455,22 @@
         <w:rPr>
           <w:sz w:val="16"/>
           <w:szCs w:val="16"/>
-        </w:rPr>
-      </w:pPr>
-      <w:r>
-        <w:rPr>
-          <w:sz w:val="16"/>
-          <w:szCs w:val="16"/>
-        </w:rPr>
-        <w:t xml:space="preserve">Reference </w:t>
-      </w:r>
-      <w:proofErr w:type="spellStart"/>
-      <w:r>
-        <w:rPr>
-          <w:sz w:val="16"/>
-          <w:szCs w:val="16"/>
-        </w:rPr>
-        <w:t>parameters</w:t>
-      </w:r>
-      <w:proofErr w:type="spellEnd"/>
-      <w:r>
-        <w:rPr>
-          <w:sz w:val="16"/>
-          <w:szCs w:val="16"/>
-        </w:rPr>
-        <w:t>:</w:t>
-      </w:r>
-      <w:r>
-        <w:rPr>
-          <w:sz w:val="16"/>
-          <w:szCs w:val="16"/>
+          <w:lang w:val="en-US"/>
+        </w:rPr>
+      </w:pPr>
+      <w:r>
+        <w:rPr>
+          <w:sz w:val="16"/>
+          <w:szCs w:val="16"/>
+          <w:lang w:val="en-US"/>
+        </w:rPr>
+        <w:t>Reference parameters:</w:t>
+      </w:r>
+      <w:r>
+        <w:rPr>
+          <w:sz w:val="16"/>
+          <w:szCs w:val="16"/>
+          <w:lang w:val="en-US"/>
         </w:rPr>
         <w:br/>
         <w:t>T: 8.00, k: 5.00, A: 0.10</w:t>
@@ -1600,6 +1479,7 @@
         <w:rPr>
           <w:sz w:val="16"/>
           <w:szCs w:val="16"/>
+          <w:lang w:val="en-US"/>
         </w:rPr>
         <w:br/>
       </w:r>
@@ -1607,45 +1487,16 @@
         <w:rPr>
           <w:sz w:val="16"/>
           <w:szCs w:val="16"/>
+          <w:lang w:val="en-US"/>
         </w:rPr>
         <w:br/>
-      </w:r>
-      <w:proofErr w:type="spellStart"/>
-      <w:r>
-        <w:rPr>
-          <w:sz w:val="16"/>
-          <w:szCs w:val="16"/>
-        </w:rPr>
-        <w:t>Simulation</w:t>
-      </w:r>
-      <w:proofErr w:type="spellEnd"/>
-      <w:r>
-        <w:rPr>
-          <w:sz w:val="16"/>
-          <w:szCs w:val="16"/>
-        </w:rPr>
-        <w:t xml:space="preserve"> </w:t>
-      </w:r>
-      <w:proofErr w:type="spellStart"/>
-      <w:r>
-        <w:rPr>
-          <w:sz w:val="16"/>
-          <w:szCs w:val="16"/>
-        </w:rPr>
-        <w:t>parameters</w:t>
-      </w:r>
-      <w:proofErr w:type="spellEnd"/>
-      <w:r>
-        <w:rPr>
-          <w:sz w:val="16"/>
-          <w:szCs w:val="16"/>
-        </w:rPr>
-        <w:t>:</w:t>
-      </w:r>
-      <w:r>
-        <w:rPr>
-          <w:sz w:val="16"/>
-          <w:szCs w:val="16"/>
+        <w:t>Simulation parameters:</w:t>
+      </w:r>
+      <w:r>
+        <w:rPr>
+          <w:sz w:val="16"/>
+          <w:szCs w:val="16"/>
+          <w:lang w:val="en-US"/>
         </w:rPr>
         <w:br/>
       </w:r>
@@ -1654,6 +1505,7 @@
         <w:rPr>
           <w:sz w:val="16"/>
           <w:szCs w:val="16"/>
+          <w:lang w:val="en-US"/>
         </w:rPr>
         <w:t>t_max</w:t>
       </w:r>
@@ -1662,6 +1514,7 @@
         <w:rPr>
           <w:sz w:val="16"/>
           <w:szCs w:val="16"/>
+          <w:lang w:val="en-US"/>
         </w:rPr>
         <w:t>: 50.00, x0: [0.00, 0.20, 0.10, -0.10]</w:t>
       </w:r>
@@ -1669,6 +1522,7 @@
         <w:rPr>
           <w:sz w:val="16"/>
           <w:szCs w:val="16"/>
+          <w:lang w:val="en-US"/>
         </w:rPr>
         <w:br/>
       </w:r>
@@ -1676,6 +1530,7 @@
         <w:rPr>
           <w:sz w:val="16"/>
           <w:szCs w:val="16"/>
+          <w:lang w:val="en-US"/>
         </w:rPr>
         <w:br/>
         <w:t>PID Gains for ctrl1:</w:t>
@@ -1684,6 +1539,7 @@
         <w:rPr>
           <w:sz w:val="16"/>
           <w:szCs w:val="16"/>
+          <w:lang w:val="en-US"/>
         </w:rPr>
         <w:br/>
       </w:r>
@@ -1692,6 +1548,7 @@
         <w:rPr>
           <w:sz w:val="16"/>
           <w:szCs w:val="16"/>
+          <w:lang w:val="en-US"/>
         </w:rPr>
         <w:t>Kp</w:t>
       </w:r>
@@ -1700,30 +1557,16 @@
         <w:rPr>
           <w:sz w:val="16"/>
           <w:szCs w:val="16"/>
-        </w:rPr>
-        <w:t xml:space="preserve">: 1000.00, </w:t>
-      </w:r>
-      <w:proofErr w:type="spellStart"/>
-      <w:r>
-        <w:rPr>
-          <w:sz w:val="16"/>
-          <w:szCs w:val="16"/>
-        </w:rPr>
-        <w:t>Ki</w:t>
-      </w:r>
-      <w:proofErr w:type="spellEnd"/>
-      <w:r>
-        <w:rPr>
-          <w:sz w:val="16"/>
-          <w:szCs w:val="16"/>
-        </w:rPr>
-        <w:t xml:space="preserve">: 10.00, </w:t>
-      </w:r>
-      <w:proofErr w:type="spellStart"/>
-      <w:r>
-        <w:rPr>
-          <w:sz w:val="16"/>
-          <w:szCs w:val="16"/>
+          <w:lang w:val="en-US"/>
+        </w:rPr>
+        <w:t xml:space="preserve">: 1000.00, Ki: 10.00, </w:t>
+      </w:r>
+      <w:proofErr w:type="spellStart"/>
+      <w:r>
+        <w:rPr>
+          <w:sz w:val="16"/>
+          <w:szCs w:val="16"/>
+          <w:lang w:val="en-US"/>
         </w:rPr>
         <w:t>Kd</w:t>
       </w:r>
@@ -1732,6 +1575,7 @@
         <w:rPr>
           <w:sz w:val="16"/>
           <w:szCs w:val="16"/>
+          <w:lang w:val="en-US"/>
         </w:rPr>
         <w:t>: 100.00</w:t>
       </w:r>
@@ -1739,6 +1583,7 @@
         <w:rPr>
           <w:sz w:val="16"/>
           <w:szCs w:val="16"/>
+          <w:lang w:val="en-US"/>
         </w:rPr>
         <w:br/>
         <w:t>PID Gains for ctrl2:</w:t>
@@ -1747,6 +1592,7 @@
         <w:rPr>
           <w:sz w:val="16"/>
           <w:szCs w:val="16"/>
+          <w:lang w:val="en-US"/>
         </w:rPr>
         <w:br/>
       </w:r>
@@ -1755,6 +1601,7 @@
         <w:rPr>
           <w:sz w:val="16"/>
           <w:szCs w:val="16"/>
+          <w:lang w:val="en-US"/>
         </w:rPr>
         <w:t>Kp</w:t>
       </w:r>
@@ -1763,30 +1610,16 @@
         <w:rPr>
           <w:sz w:val="16"/>
           <w:szCs w:val="16"/>
-        </w:rPr>
-        <w:t xml:space="preserve">: -500.00, </w:t>
-      </w:r>
-      <w:proofErr w:type="spellStart"/>
-      <w:r>
-        <w:rPr>
-          <w:sz w:val="16"/>
-          <w:szCs w:val="16"/>
-        </w:rPr>
-        <w:t>Ki</w:t>
-      </w:r>
-      <w:proofErr w:type="spellEnd"/>
-      <w:r>
-        <w:rPr>
-          <w:sz w:val="16"/>
-          <w:szCs w:val="16"/>
-        </w:rPr>
-        <w:t xml:space="preserve">: -50.00, </w:t>
-      </w:r>
-      <w:proofErr w:type="spellStart"/>
-      <w:r>
-        <w:rPr>
-          <w:sz w:val="16"/>
-          <w:szCs w:val="16"/>
+          <w:lang w:val="en-US"/>
+        </w:rPr>
+        <w:t xml:space="preserve">: -500.00, Ki: -50.00, </w:t>
+      </w:r>
+      <w:proofErr w:type="spellStart"/>
+      <w:r>
+        <w:rPr>
+          <w:sz w:val="16"/>
+          <w:szCs w:val="16"/>
+          <w:lang w:val="en-US"/>
         </w:rPr>
         <w:t>Kd</w:t>
       </w:r>
@@ -1795,6 +1628,7 @@
         <w:rPr>
           <w:sz w:val="16"/>
           <w:szCs w:val="16"/>
+          <w:lang w:val="en-US"/>
         </w:rPr>
         <w:t>: -300.00</w:t>
       </w:r>
@@ -1802,6 +1636,7 @@
         <w:rPr>
           <w:sz w:val="16"/>
           <w:szCs w:val="16"/>
+          <w:lang w:val="en-US"/>
         </w:rPr>
         <w:br/>
       </w:r>
@@ -1809,6 +1644,7 @@
         <w:rPr>
           <w:sz w:val="16"/>
           <w:szCs w:val="16"/>
+          <w:lang w:val="en-US"/>
         </w:rPr>
         <w:br/>
       </w:r>
@@ -1817,6 +1653,7 @@
         <w:rPr>
           <w:sz w:val="16"/>
           <w:szCs w:val="16"/>
+          <w:lang w:val="en-US"/>
         </w:rPr>
         <w:t>poly_f</w:t>
       </w:r>
@@ -1825,6 +1662,7 @@
         <w:rPr>
           <w:sz w:val="16"/>
           <w:szCs w:val="16"/>
+          <w:lang w:val="en-US"/>
         </w:rPr>
         <w:t xml:space="preserve"> =</w:t>
       </w:r>
@@ -1832,6 +1670,7 @@
         <w:rPr>
           <w:sz w:val="16"/>
           <w:szCs w:val="16"/>
+          <w:lang w:val="en-US"/>
         </w:rPr>
         <w:br/>
       </w:r>
@@ -1839,6 +1678,7 @@
         <w:rPr>
           <w:sz w:val="16"/>
           <w:szCs w:val="16"/>
+          <w:lang w:val="en-US"/>
         </w:rPr>
         <w:br/>
         <w:t xml:space="preserve">  </w:t>
@@ -1852,6 +1692,7 @@
             <w:bCs/>
             <w:sz w:val="16"/>
             <w:szCs w:val="16"/>
+            <w:lang w:val="en-US"/>
           </w:rPr>
           <w:t>function_handle</w:t>
         </w:r>
@@ -1861,29 +1702,15 @@
         <w:rPr>
           <w:sz w:val="16"/>
           <w:szCs w:val="16"/>
-        </w:rPr>
-        <w:t xml:space="preserve"> with </w:t>
-      </w:r>
-      <w:proofErr w:type="spellStart"/>
-      <w:r>
-        <w:rPr>
-          <w:sz w:val="16"/>
-          <w:szCs w:val="16"/>
-        </w:rPr>
-        <w:t>value</w:t>
-      </w:r>
-      <w:proofErr w:type="spellEnd"/>
-      <w:r>
-        <w:rPr>
-          <w:sz w:val="16"/>
-          <w:szCs w:val="16"/>
-        </w:rPr>
-        <w:t>:</w:t>
-      </w:r>
-      <w:r>
-        <w:rPr>
-          <w:sz w:val="16"/>
-          <w:szCs w:val="16"/>
+          <w:lang w:val="en-US"/>
+        </w:rPr>
+        <w:t xml:space="preserve"> with value:</w:t>
+      </w:r>
+      <w:r>
+        <w:rPr>
+          <w:sz w:val="16"/>
+          <w:szCs w:val="16"/>
+          <w:lang w:val="en-US"/>
         </w:rPr>
         <w:br/>
       </w:r>
@@ -1891,6 +1718,7 @@
         <w:rPr>
           <w:sz w:val="16"/>
           <w:szCs w:val="16"/>
+          <w:lang w:val="en-US"/>
         </w:rPr>
         <w:br/>
         <w:t xml:space="preserve">    @(f,t)</w:t>
@@ -1900,6 +1728,7 @@
         <w:rPr>
           <w:sz w:val="16"/>
           <w:szCs w:val="16"/>
+          <w:lang w:val="en-US"/>
         </w:rPr>
         <w:t>f(t)+0.4*f(t*2.15)-0.4*f(t*0.5)+f(t*1.5)</w:t>
       </w:r>
@@ -1910,6 +1739,7 @@
         <w:rPr>
           <w:sz w:val="16"/>
           <w:szCs w:val="16"/>
+          <w:lang w:val="en-US"/>
         </w:rPr>
       </w:pPr>
     </w:p>
@@ -2012,52 +1842,23 @@
         <w:rPr>
           <w:sz w:val="16"/>
           <w:szCs w:val="16"/>
-        </w:rPr>
-      </w:pPr>
-      <w:r>
-        <w:rPr>
-          <w:sz w:val="16"/>
-          <w:szCs w:val="16"/>
-        </w:rPr>
-        <w:t xml:space="preserve">Data </w:t>
-      </w:r>
-      <w:proofErr w:type="spellStart"/>
-      <w:r>
-        <w:rPr>
-          <w:sz w:val="16"/>
-          <w:szCs w:val="16"/>
-        </w:rPr>
-        <w:t>saved</w:t>
-      </w:r>
-      <w:proofErr w:type="spellEnd"/>
-      <w:r>
-        <w:rPr>
-          <w:sz w:val="16"/>
-          <w:szCs w:val="16"/>
-        </w:rPr>
-        <w:t xml:space="preserve"> </w:t>
-      </w:r>
-      <w:proofErr w:type="spellStart"/>
-      <w:r>
-        <w:rPr>
-          <w:sz w:val="16"/>
-          <w:szCs w:val="16"/>
-        </w:rPr>
-        <w:t>at</w:t>
-      </w:r>
-      <w:proofErr w:type="spellEnd"/>
-      <w:r>
-        <w:rPr>
-          <w:sz w:val="16"/>
-          <w:szCs w:val="16"/>
-        </w:rPr>
-        <w:t xml:space="preserve">: </w:t>
-      </w:r>
-      <w:proofErr w:type="spellStart"/>
-      <w:r>
-        <w:rPr>
-          <w:sz w:val="16"/>
-          <w:szCs w:val="16"/>
+          <w:lang w:val="en-US"/>
+        </w:rPr>
+      </w:pPr>
+      <w:r>
+        <w:rPr>
+          <w:sz w:val="16"/>
+          <w:szCs w:val="16"/>
+          <w:lang w:val="en-US"/>
+        </w:rPr>
+        <w:t xml:space="preserve">Data saved at: </w:t>
+      </w:r>
+      <w:proofErr w:type="spellStart"/>
+      <w:r>
+        <w:rPr>
+          <w:sz w:val="16"/>
+          <w:szCs w:val="16"/>
+          <w:lang w:val="en-US"/>
         </w:rPr>
         <w:t>readings_final</w:t>
       </w:r>
@@ -2066,6 +1867,7 @@
         <w:rPr>
           <w:sz w:val="16"/>
           <w:szCs w:val="16"/>
+          <w:lang w:val="en-US"/>
         </w:rPr>
         <w:t>/</w:t>
       </w:r>
@@ -2074,6 +1876,7 @@
         <w:rPr>
           <w:sz w:val="16"/>
           <w:szCs w:val="16"/>
+          <w:lang w:val="en-US"/>
         </w:rPr>
         <w:t>pid_test.mat</w:t>
       </w:r>
@@ -2084,35 +1887,22 @@
         <w:rPr>
           <w:sz w:val="16"/>
           <w:szCs w:val="16"/>
-        </w:rPr>
-      </w:pPr>
-      <w:r>
-        <w:rPr>
-          <w:sz w:val="16"/>
-          <w:szCs w:val="16"/>
-        </w:rPr>
-        <w:t xml:space="preserve">Reference </w:t>
-      </w:r>
-      <w:proofErr w:type="spellStart"/>
-      <w:r>
-        <w:rPr>
-          <w:sz w:val="16"/>
-          <w:szCs w:val="16"/>
-        </w:rPr>
-        <w:t>parameters</w:t>
-      </w:r>
-      <w:proofErr w:type="spellEnd"/>
-      <w:r>
-        <w:rPr>
-          <w:sz w:val="16"/>
-          <w:szCs w:val="16"/>
-        </w:rPr>
-        <w:t>:</w:t>
-      </w:r>
-      <w:r>
-        <w:rPr>
-          <w:sz w:val="16"/>
-          <w:szCs w:val="16"/>
+          <w:lang w:val="en-US"/>
+        </w:rPr>
+      </w:pPr>
+      <w:r>
+        <w:rPr>
+          <w:sz w:val="16"/>
+          <w:szCs w:val="16"/>
+          <w:lang w:val="en-US"/>
+        </w:rPr>
+        <w:t>Reference parameters:</w:t>
+      </w:r>
+      <w:r>
+        <w:rPr>
+          <w:sz w:val="16"/>
+          <w:szCs w:val="16"/>
+          <w:lang w:val="en-US"/>
         </w:rPr>
         <w:br/>
         <w:t>T: 8.00, k: 5.00, A: 0.10</w:t>
@@ -2121,6 +1911,7 @@
         <w:rPr>
           <w:sz w:val="16"/>
           <w:szCs w:val="16"/>
+          <w:lang w:val="en-US"/>
         </w:rPr>
         <w:br/>
       </w:r>
@@ -2128,45 +1919,16 @@
         <w:rPr>
           <w:sz w:val="16"/>
           <w:szCs w:val="16"/>
+          <w:lang w:val="en-US"/>
         </w:rPr>
         <w:br/>
-      </w:r>
-      <w:proofErr w:type="spellStart"/>
-      <w:r>
-        <w:rPr>
-          <w:sz w:val="16"/>
-          <w:szCs w:val="16"/>
-        </w:rPr>
-        <w:t>Simulation</w:t>
-      </w:r>
-      <w:proofErr w:type="spellEnd"/>
-      <w:r>
-        <w:rPr>
-          <w:sz w:val="16"/>
-          <w:szCs w:val="16"/>
-        </w:rPr>
-        <w:t xml:space="preserve"> </w:t>
-      </w:r>
-      <w:proofErr w:type="spellStart"/>
-      <w:r>
-        <w:rPr>
-          <w:sz w:val="16"/>
-          <w:szCs w:val="16"/>
-        </w:rPr>
-        <w:t>parameters</w:t>
-      </w:r>
-      <w:proofErr w:type="spellEnd"/>
-      <w:r>
-        <w:rPr>
-          <w:sz w:val="16"/>
-          <w:szCs w:val="16"/>
-        </w:rPr>
-        <w:t>:</w:t>
-      </w:r>
-      <w:r>
-        <w:rPr>
-          <w:sz w:val="16"/>
-          <w:szCs w:val="16"/>
+        <w:t>Simulation parameters:</w:t>
+      </w:r>
+      <w:r>
+        <w:rPr>
+          <w:sz w:val="16"/>
+          <w:szCs w:val="16"/>
+          <w:lang w:val="en-US"/>
         </w:rPr>
         <w:br/>
       </w:r>
@@ -2175,6 +1937,7 @@
         <w:rPr>
           <w:sz w:val="16"/>
           <w:szCs w:val="16"/>
+          <w:lang w:val="en-US"/>
         </w:rPr>
         <w:t>t_max</w:t>
       </w:r>
@@ -2183,6 +1946,7 @@
         <w:rPr>
           <w:sz w:val="16"/>
           <w:szCs w:val="16"/>
+          <w:lang w:val="en-US"/>
         </w:rPr>
         <w:t>: 50.00, x0: [0.00, 0.20, 0.10, -0.10]</w:t>
       </w:r>
@@ -2190,6 +1954,7 @@
         <w:rPr>
           <w:sz w:val="16"/>
           <w:szCs w:val="16"/>
+          <w:lang w:val="en-US"/>
         </w:rPr>
         <w:br/>
       </w:r>
@@ -2197,6 +1962,7 @@
         <w:rPr>
           <w:sz w:val="16"/>
           <w:szCs w:val="16"/>
+          <w:lang w:val="en-US"/>
         </w:rPr>
         <w:br/>
         <w:t>PID Gains for ctrl1:</w:t>
@@ -2205,6 +1971,7 @@
         <w:rPr>
           <w:sz w:val="16"/>
           <w:szCs w:val="16"/>
+          <w:lang w:val="en-US"/>
         </w:rPr>
         <w:br/>
       </w:r>
@@ -2213,6 +1980,7 @@
         <w:rPr>
           <w:sz w:val="16"/>
           <w:szCs w:val="16"/>
+          <w:lang w:val="en-US"/>
         </w:rPr>
         <w:t>Kp</w:t>
       </w:r>
@@ -2221,30 +1989,16 @@
         <w:rPr>
           <w:sz w:val="16"/>
           <w:szCs w:val="16"/>
-        </w:rPr>
-        <w:t xml:space="preserve">: 1000.00, </w:t>
-      </w:r>
-      <w:proofErr w:type="spellStart"/>
-      <w:r>
-        <w:rPr>
-          <w:sz w:val="16"/>
-          <w:szCs w:val="16"/>
-        </w:rPr>
-        <w:t>Ki</w:t>
-      </w:r>
-      <w:proofErr w:type="spellEnd"/>
-      <w:r>
-        <w:rPr>
-          <w:sz w:val="16"/>
-          <w:szCs w:val="16"/>
-        </w:rPr>
-        <w:t xml:space="preserve">: 10.00, </w:t>
-      </w:r>
-      <w:proofErr w:type="spellStart"/>
-      <w:r>
-        <w:rPr>
-          <w:sz w:val="16"/>
-          <w:szCs w:val="16"/>
+          <w:lang w:val="en-US"/>
+        </w:rPr>
+        <w:t xml:space="preserve">: 1000.00, Ki: 10.00, </w:t>
+      </w:r>
+      <w:proofErr w:type="spellStart"/>
+      <w:r>
+        <w:rPr>
+          <w:sz w:val="16"/>
+          <w:szCs w:val="16"/>
+          <w:lang w:val="en-US"/>
         </w:rPr>
         <w:t>Kd</w:t>
       </w:r>
@@ -2253,6 +2007,7 @@
         <w:rPr>
           <w:sz w:val="16"/>
           <w:szCs w:val="16"/>
+          <w:lang w:val="en-US"/>
         </w:rPr>
         <w:t>: 100.00</w:t>
       </w:r>
@@ -2260,6 +2015,7 @@
         <w:rPr>
           <w:sz w:val="16"/>
           <w:szCs w:val="16"/>
+          <w:lang w:val="en-US"/>
         </w:rPr>
         <w:br/>
         <w:t>PID Gains for ctrl2:</w:t>
@@ -2268,6 +2024,7 @@
         <w:rPr>
           <w:sz w:val="16"/>
           <w:szCs w:val="16"/>
+          <w:lang w:val="en-US"/>
         </w:rPr>
         <w:br/>
       </w:r>
@@ -2276,6 +2033,7 @@
         <w:rPr>
           <w:sz w:val="16"/>
           <w:szCs w:val="16"/>
+          <w:lang w:val="en-US"/>
         </w:rPr>
         <w:t>Kp</w:t>
       </w:r>
@@ -2284,30 +2042,16 @@
         <w:rPr>
           <w:sz w:val="16"/>
           <w:szCs w:val="16"/>
-        </w:rPr>
-        <w:t xml:space="preserve">: -500.00, </w:t>
-      </w:r>
-      <w:proofErr w:type="spellStart"/>
-      <w:r>
-        <w:rPr>
-          <w:sz w:val="16"/>
-          <w:szCs w:val="16"/>
-        </w:rPr>
-        <w:t>Ki</w:t>
-      </w:r>
-      <w:proofErr w:type="spellEnd"/>
-      <w:r>
-        <w:rPr>
-          <w:sz w:val="16"/>
-          <w:szCs w:val="16"/>
-        </w:rPr>
-        <w:t xml:space="preserve">: -50.00, </w:t>
-      </w:r>
-      <w:proofErr w:type="spellStart"/>
-      <w:r>
-        <w:rPr>
-          <w:sz w:val="16"/>
-          <w:szCs w:val="16"/>
+          <w:lang w:val="en-US"/>
+        </w:rPr>
+        <w:t xml:space="preserve">: -500.00, Ki: -50.00, </w:t>
+      </w:r>
+      <w:proofErr w:type="spellStart"/>
+      <w:r>
+        <w:rPr>
+          <w:sz w:val="16"/>
+          <w:szCs w:val="16"/>
+          <w:lang w:val="en-US"/>
         </w:rPr>
         <w:t>Kd</w:t>
       </w:r>
@@ -2316,6 +2060,7 @@
         <w:rPr>
           <w:sz w:val="16"/>
           <w:szCs w:val="16"/>
+          <w:lang w:val="en-US"/>
         </w:rPr>
         <w:t>: -300.00</w:t>
       </w:r>
@@ -2323,6 +2068,7 @@
         <w:rPr>
           <w:sz w:val="16"/>
           <w:szCs w:val="16"/>
+          <w:lang w:val="en-US"/>
         </w:rPr>
         <w:br/>
       </w:r>
@@ -2330,6 +2076,7 @@
         <w:rPr>
           <w:sz w:val="16"/>
           <w:szCs w:val="16"/>
+          <w:lang w:val="en-US"/>
         </w:rPr>
         <w:br/>
       </w:r>
@@ -2338,6 +2085,7 @@
         <w:rPr>
           <w:sz w:val="16"/>
           <w:szCs w:val="16"/>
+          <w:lang w:val="en-US"/>
         </w:rPr>
         <w:t>poly_f</w:t>
       </w:r>
@@ -2346,6 +2094,7 @@
         <w:rPr>
           <w:sz w:val="16"/>
           <w:szCs w:val="16"/>
+          <w:lang w:val="en-US"/>
         </w:rPr>
         <w:t xml:space="preserve"> =</w:t>
       </w:r>
@@ -2353,6 +2102,7 @@
         <w:rPr>
           <w:sz w:val="16"/>
           <w:szCs w:val="16"/>
+          <w:lang w:val="en-US"/>
         </w:rPr>
         <w:br/>
       </w:r>
@@ -2360,6 +2110,7 @@
         <w:rPr>
           <w:sz w:val="16"/>
           <w:szCs w:val="16"/>
+          <w:lang w:val="en-US"/>
         </w:rPr>
         <w:br/>
         <w:t xml:space="preserve">  </w:t>
@@ -2373,6 +2124,7 @@
             <w:bCs/>
             <w:sz w:val="16"/>
             <w:szCs w:val="16"/>
+            <w:lang w:val="en-US"/>
           </w:rPr>
           <w:t>function_handle</w:t>
         </w:r>
@@ -2382,29 +2134,15 @@
         <w:rPr>
           <w:sz w:val="16"/>
           <w:szCs w:val="16"/>
-        </w:rPr>
-        <w:t xml:space="preserve"> with </w:t>
-      </w:r>
-      <w:proofErr w:type="spellStart"/>
-      <w:r>
-        <w:rPr>
-          <w:sz w:val="16"/>
-          <w:szCs w:val="16"/>
-        </w:rPr>
-        <w:t>value</w:t>
-      </w:r>
-      <w:proofErr w:type="spellEnd"/>
-      <w:r>
-        <w:rPr>
-          <w:sz w:val="16"/>
-          <w:szCs w:val="16"/>
-        </w:rPr>
-        <w:t>:</w:t>
-      </w:r>
-      <w:r>
-        <w:rPr>
-          <w:sz w:val="16"/>
-          <w:szCs w:val="16"/>
+          <w:lang w:val="en-US"/>
+        </w:rPr>
+        <w:t xml:space="preserve"> with value:</w:t>
+      </w:r>
+      <w:r>
+        <w:rPr>
+          <w:sz w:val="16"/>
+          <w:szCs w:val="16"/>
+          <w:lang w:val="en-US"/>
         </w:rPr>
         <w:br/>
       </w:r>
@@ -2412,6 +2150,7 @@
         <w:rPr>
           <w:sz w:val="16"/>
           <w:szCs w:val="16"/>
+          <w:lang w:val="en-US"/>
         </w:rPr>
         <w:br/>
         <w:t xml:space="preserve">    @(f,t)</w:t>
@@ -2421,6 +2160,7 @@
         <w:rPr>
           <w:sz w:val="16"/>
           <w:szCs w:val="16"/>
+          <w:lang w:val="en-US"/>
         </w:rPr>
         <w:t>f(t)-0.4*f(t*2.15)+0.8*f(t*0.3)-f(t*1.5)</w:t>
       </w:r>
@@ -2431,20 +2171,23 @@
         <w:rPr>
           <w:sz w:val="16"/>
           <w:szCs w:val="16"/>
-        </w:rPr>
-      </w:pPr>
-    </w:p>
-    <w:p>
-      <w:pPr>
-        <w:rPr>
-          <w:sz w:val="16"/>
-          <w:szCs w:val="16"/>
-        </w:rPr>
-      </w:pPr>
-      <w:r>
-        <w:rPr>
-          <w:sz w:val="16"/>
-          <w:szCs w:val="16"/>
+          <w:lang w:val="en-US"/>
+        </w:rPr>
+      </w:pPr>
+    </w:p>
+    <w:p>
+      <w:pPr>
+        <w:rPr>
+          <w:sz w:val="16"/>
+          <w:szCs w:val="16"/>
+          <w:lang w:val="en-US"/>
+        </w:rPr>
+      </w:pPr>
+      <w:r>
+        <w:rPr>
+          <w:sz w:val="16"/>
+          <w:szCs w:val="16"/>
+          <w:lang w:val="en-US"/>
         </w:rPr>
         <w:t>&gt;&gt;</w:t>
       </w:r>
@@ -2454,12 +2197,14 @@
         <w:rPr>
           <w:sz w:val="16"/>
           <w:szCs w:val="16"/>
-        </w:rPr>
-      </w:pPr>
-      <w:r>
-        <w:rPr>
-          <w:sz w:val="16"/>
-          <w:szCs w:val="16"/>
+          <w:lang w:val="en-US"/>
+        </w:rPr>
+      </w:pPr>
+      <w:r>
+        <w:rPr>
+          <w:sz w:val="16"/>
+          <w:szCs w:val="16"/>
+          <w:lang w:val="en-US"/>
         </w:rPr>
         <w:br w:type="page"/>
       </w:r>
@@ -2469,12 +2214,14 @@
         <w:rPr>
           <w:sz w:val="16"/>
           <w:szCs w:val="16"/>
-        </w:rPr>
-      </w:pPr>
-      <w:r>
-        <w:rPr>
-          <w:sz w:val="16"/>
-          <w:szCs w:val="16"/>
+          <w:lang w:val="en-US"/>
+        </w:rPr>
+      </w:pPr>
+      <w:r>
+        <w:rPr>
+          <w:sz w:val="16"/>
+          <w:szCs w:val="16"/>
+          <w:lang w:val="en-US"/>
         </w:rPr>
         <w:lastRenderedPageBreak/>
         <w:t>LINEAR REGRESSION RESULTS</w:t>
@@ -2485,67 +2232,40 @@
         <w:rPr>
           <w:sz w:val="16"/>
           <w:szCs w:val="16"/>
-        </w:rPr>
-      </w:pPr>
-      <w:r>
-        <w:rPr>
-          <w:sz w:val="16"/>
-          <w:szCs w:val="16"/>
+          <w:lang w:val="en-US"/>
+        </w:rPr>
+      </w:pPr>
+      <w:r>
+        <w:rPr>
+          <w:sz w:val="16"/>
+          <w:szCs w:val="16"/>
+          <w:lang w:val="en-US"/>
         </w:rPr>
         <w:t xml:space="preserve">Root </w:t>
       </w:r>
-      <w:proofErr w:type="spellStart"/>
-      <w:r>
-        <w:rPr>
-          <w:sz w:val="16"/>
-          <w:szCs w:val="16"/>
+      <w:proofErr w:type="gramStart"/>
+      <w:r>
+        <w:rPr>
+          <w:sz w:val="16"/>
+          <w:szCs w:val="16"/>
+          <w:lang w:val="en-US"/>
         </w:rPr>
         <w:t>mean</w:t>
       </w:r>
-      <w:proofErr w:type="spellEnd"/>
-      <w:r>
-        <w:rPr>
-          <w:sz w:val="16"/>
-          <w:szCs w:val="16"/>
-        </w:rPr>
-        <w:t xml:space="preserve"> </w:t>
-      </w:r>
-      <w:proofErr w:type="spellStart"/>
-      <w:r>
-        <w:rPr>
-          <w:sz w:val="16"/>
-          <w:szCs w:val="16"/>
-        </w:rPr>
-        <w:t>squared</w:t>
-      </w:r>
-      <w:proofErr w:type="spellEnd"/>
-      <w:r>
-        <w:rPr>
-          <w:sz w:val="16"/>
-          <w:szCs w:val="16"/>
-        </w:rPr>
-        <w:t xml:space="preserve"> </w:t>
-      </w:r>
-      <w:proofErr w:type="spellStart"/>
-      <w:r>
-        <w:rPr>
-          <w:sz w:val="16"/>
-          <w:szCs w:val="16"/>
-        </w:rPr>
-        <w:t>error</w:t>
-      </w:r>
-      <w:proofErr w:type="spellEnd"/>
-      <w:r>
-        <w:rPr>
-          <w:sz w:val="16"/>
-          <w:szCs w:val="16"/>
-        </w:rPr>
-        <w:t xml:space="preserve"> on train dataset:</w:t>
-      </w:r>
-      <w:r>
-        <w:rPr>
-          <w:sz w:val="16"/>
-          <w:szCs w:val="16"/>
+      <w:proofErr w:type="gramEnd"/>
+      <w:r>
+        <w:rPr>
+          <w:sz w:val="16"/>
+          <w:szCs w:val="16"/>
+          <w:lang w:val="en-US"/>
+        </w:rPr>
+        <w:t xml:space="preserve"> squared error on train dataset:</w:t>
+      </w:r>
+      <w:r>
+        <w:rPr>
+          <w:sz w:val="16"/>
+          <w:szCs w:val="16"/>
+          <w:lang w:val="en-US"/>
         </w:rPr>
         <w:br/>
         <w:t xml:space="preserve">   9.7311e-04</w:t>
@@ -2556,67 +2276,40 @@
         <w:rPr>
           <w:sz w:val="16"/>
           <w:szCs w:val="16"/>
-        </w:rPr>
-      </w:pPr>
-      <w:r>
-        <w:rPr>
-          <w:sz w:val="16"/>
-          <w:szCs w:val="16"/>
+          <w:lang w:val="en-US"/>
+        </w:rPr>
+      </w:pPr>
+      <w:r>
+        <w:rPr>
+          <w:sz w:val="16"/>
+          <w:szCs w:val="16"/>
+          <w:lang w:val="en-US"/>
         </w:rPr>
         <w:t xml:space="preserve">Root </w:t>
       </w:r>
-      <w:proofErr w:type="spellStart"/>
-      <w:r>
-        <w:rPr>
-          <w:sz w:val="16"/>
-          <w:szCs w:val="16"/>
+      <w:proofErr w:type="gramStart"/>
+      <w:r>
+        <w:rPr>
+          <w:sz w:val="16"/>
+          <w:szCs w:val="16"/>
+          <w:lang w:val="en-US"/>
         </w:rPr>
         <w:t>mean</w:t>
       </w:r>
-      <w:proofErr w:type="spellEnd"/>
-      <w:r>
-        <w:rPr>
-          <w:sz w:val="16"/>
-          <w:szCs w:val="16"/>
-        </w:rPr>
-        <w:t xml:space="preserve"> </w:t>
-      </w:r>
-      <w:proofErr w:type="spellStart"/>
-      <w:r>
-        <w:rPr>
-          <w:sz w:val="16"/>
-          <w:szCs w:val="16"/>
-        </w:rPr>
-        <w:t>squared</w:t>
-      </w:r>
-      <w:proofErr w:type="spellEnd"/>
-      <w:r>
-        <w:rPr>
-          <w:sz w:val="16"/>
-          <w:szCs w:val="16"/>
-        </w:rPr>
-        <w:t xml:space="preserve"> </w:t>
-      </w:r>
-      <w:proofErr w:type="spellStart"/>
-      <w:r>
-        <w:rPr>
-          <w:sz w:val="16"/>
-          <w:szCs w:val="16"/>
-        </w:rPr>
-        <w:t>error</w:t>
-      </w:r>
-      <w:proofErr w:type="spellEnd"/>
-      <w:r>
-        <w:rPr>
-          <w:sz w:val="16"/>
-          <w:szCs w:val="16"/>
-        </w:rPr>
-        <w:t xml:space="preserve"> on test dataset:</w:t>
-      </w:r>
-      <w:r>
-        <w:rPr>
-          <w:sz w:val="16"/>
-          <w:szCs w:val="16"/>
+      <w:proofErr w:type="gramEnd"/>
+      <w:r>
+        <w:rPr>
+          <w:sz w:val="16"/>
+          <w:szCs w:val="16"/>
+          <w:lang w:val="en-US"/>
+        </w:rPr>
+        <w:t xml:space="preserve"> squared error on test dataset:</w:t>
+      </w:r>
+      <w:r>
+        <w:rPr>
+          <w:sz w:val="16"/>
+          <w:szCs w:val="16"/>
+          <w:lang w:val="en-US"/>
         </w:rPr>
         <w:br/>
         <w:t xml:space="preserve">   9.6961e-04</w:t>
@@ -2801,12 +2494,14 @@
         <w:rPr>
           <w:sz w:val="16"/>
           <w:szCs w:val="16"/>
-        </w:rPr>
-      </w:pPr>
-      <w:r>
-        <w:rPr>
-          <w:sz w:val="16"/>
-          <w:szCs w:val="16"/>
+          <w:lang w:val="en-US"/>
+        </w:rPr>
+      </w:pPr>
+      <w:r>
+        <w:rPr>
+          <w:sz w:val="16"/>
+          <w:szCs w:val="16"/>
+          <w:lang w:val="en-US"/>
         </w:rPr>
         <w:t xml:space="preserve">T = </w:t>
       </w:r>
@@ -2814,6 +2509,7 @@
         <w:rPr>
           <w:sz w:val="16"/>
           <w:szCs w:val="16"/>
+          <w:lang w:val="en-US"/>
         </w:rPr>
         <w:t>2</w:t>
       </w:r>
@@ -2821,58 +2517,27 @@
         <w:rPr>
           <w:sz w:val="16"/>
           <w:szCs w:val="16"/>
-        </w:rPr>
-        <w:t xml:space="preserve">5; % </w:t>
-      </w:r>
-      <w:proofErr w:type="spellStart"/>
-      <w:r>
-        <w:rPr>
-          <w:sz w:val="16"/>
-          <w:szCs w:val="16"/>
-        </w:rPr>
-        <w:t>period</w:t>
-      </w:r>
-      <w:proofErr w:type="spellEnd"/>
-    </w:p>
-    <w:p>
-      <w:pPr>
-        <w:rPr>
-          <w:sz w:val="16"/>
-          <w:szCs w:val="16"/>
-        </w:rPr>
-      </w:pPr>
-      <w:r>
-        <w:rPr>
-          <w:sz w:val="16"/>
-          <w:szCs w:val="16"/>
-        </w:rPr>
-        <w:t xml:space="preserve">k = 20; % the </w:t>
-      </w:r>
-      <w:proofErr w:type="spellStart"/>
-      <w:r>
-        <w:rPr>
-          <w:sz w:val="16"/>
-          <w:szCs w:val="16"/>
-        </w:rPr>
-        <w:t>lower</w:t>
-      </w:r>
-      <w:proofErr w:type="spellEnd"/>
-      <w:r>
-        <w:rPr>
-          <w:sz w:val="16"/>
-          <w:szCs w:val="16"/>
-        </w:rPr>
-        <w:t xml:space="preserve"> the </w:t>
-      </w:r>
-      <w:proofErr w:type="spellStart"/>
-      <w:r>
-        <w:rPr>
-          <w:sz w:val="16"/>
-          <w:szCs w:val="16"/>
-        </w:rPr>
-        <w:t>smoother</w:t>
-      </w:r>
-      <w:proofErr w:type="spellEnd"/>
+          <w:lang w:val="en-US"/>
+        </w:rPr>
+        <w:t>5; % period</w:t>
+      </w:r>
+    </w:p>
+    <w:p>
+      <w:pPr>
+        <w:rPr>
+          <w:sz w:val="16"/>
+          <w:szCs w:val="16"/>
+          <w:lang w:val="en-US"/>
+        </w:rPr>
+      </w:pPr>
+      <w:r>
+        <w:rPr>
+          <w:sz w:val="16"/>
+          <w:szCs w:val="16"/>
+          <w:lang w:val="en-US"/>
+        </w:rPr>
+        <w:t>k = 20; % the lower the smoother</w:t>
+      </w:r>
     </w:p>
     <w:p>
       <w:pPr>
@@ -2903,13 +2568,15 @@
         <w:rPr>
           <w:sz w:val="16"/>
           <w:szCs w:val="16"/>
-        </w:rPr>
-      </w:pPr>
-      <w:proofErr w:type="spellStart"/>
-      <w:r>
-        <w:rPr>
-          <w:sz w:val="16"/>
-          <w:szCs w:val="16"/>
+          <w:lang w:val="en-US"/>
+        </w:rPr>
+      </w:pPr>
+      <w:proofErr w:type="spellStart"/>
+      <w:r>
+        <w:rPr>
+          <w:sz w:val="16"/>
+          <w:szCs w:val="16"/>
+          <w:lang w:val="en-US"/>
         </w:rPr>
         <w:t>smooth_wave</w:t>
       </w:r>
@@ -2918,63 +2585,53 @@
         <w:rPr>
           <w:sz w:val="16"/>
           <w:szCs w:val="16"/>
+          <w:lang w:val="en-US"/>
         </w:rPr>
         <w:t xml:space="preserve"> = @(t) A * </w:t>
       </w:r>
-      <w:proofErr w:type="spellStart"/>
-      <w:proofErr w:type="gramStart"/>
-      <w:r>
-        <w:rPr>
-          <w:sz w:val="16"/>
-          <w:szCs w:val="16"/>
-        </w:rPr>
-        <w:t>tanh</w:t>
-      </w:r>
-      <w:proofErr w:type="spellEnd"/>
-      <w:r>
-        <w:rPr>
-          <w:sz w:val="16"/>
-          <w:szCs w:val="16"/>
-        </w:rPr>
-        <w:t>(</w:t>
-      </w:r>
-      <w:proofErr w:type="gramEnd"/>
-      <w:r>
-        <w:rPr>
-          <w:sz w:val="16"/>
-          <w:szCs w:val="16"/>
-        </w:rPr>
-        <w:t>k * sin(2*pi*(t-T/</w:t>
-      </w:r>
-      <w:proofErr w:type="gramStart"/>
-      <w:r>
-        <w:rPr>
-          <w:sz w:val="16"/>
-          <w:szCs w:val="16"/>
-        </w:rPr>
-        <w:t>4)/</w:t>
-      </w:r>
-      <w:proofErr w:type="gramEnd"/>
-      <w:r>
-        <w:rPr>
-          <w:sz w:val="16"/>
-          <w:szCs w:val="16"/>
-        </w:rPr>
-        <w:t>T)) + A;</w:t>
-      </w:r>
-    </w:p>
-    <w:p>
-      <w:pPr>
-        <w:rPr>
-          <w:sz w:val="16"/>
-          <w:szCs w:val="16"/>
-        </w:rPr>
-      </w:pPr>
-      <w:proofErr w:type="spellStart"/>
-      <w:r>
-        <w:rPr>
-          <w:sz w:val="16"/>
-          <w:szCs w:val="16"/>
+      <w:proofErr w:type="gramStart"/>
+      <w:r>
+        <w:rPr>
+          <w:sz w:val="16"/>
+          <w:szCs w:val="16"/>
+          <w:lang w:val="en-US"/>
+        </w:rPr>
+        <w:t>tanh(</w:t>
+      </w:r>
+      <w:proofErr w:type="gramEnd"/>
+      <w:r>
+        <w:rPr>
+          <w:sz w:val="16"/>
+          <w:szCs w:val="16"/>
+          <w:lang w:val="en-US"/>
+        </w:rPr>
+        <w:t xml:space="preserve">k * sin(2*pi*(t-T/4)/T)) + </w:t>
+      </w:r>
+      <w:proofErr w:type="gramStart"/>
+      <w:r>
+        <w:rPr>
+          <w:sz w:val="16"/>
+          <w:szCs w:val="16"/>
+          <w:lang w:val="en-US"/>
+        </w:rPr>
+        <w:t>A;</w:t>
+      </w:r>
+      <w:proofErr w:type="gramEnd"/>
+    </w:p>
+    <w:p>
+      <w:pPr>
+        <w:rPr>
+          <w:sz w:val="16"/>
+          <w:szCs w:val="16"/>
+          <w:lang w:val="en-US"/>
+        </w:rPr>
+      </w:pPr>
+      <w:proofErr w:type="spellStart"/>
+      <w:r>
+        <w:rPr>
+          <w:sz w:val="16"/>
+          <w:szCs w:val="16"/>
+          <w:lang w:val="en-US"/>
         </w:rPr>
         <w:lastRenderedPageBreak/>
         <w:t>poly_f</w:t>
@@ -2984,6 +2641,7 @@
         <w:rPr>
           <w:sz w:val="16"/>
           <w:szCs w:val="16"/>
+          <w:lang w:val="en-US"/>
         </w:rPr>
         <w:t xml:space="preserve"> = </w:t>
       </w:r>
@@ -2992,6 +2650,7 @@
         <w:rPr>
           <w:sz w:val="16"/>
           <w:szCs w:val="16"/>
+          <w:lang w:val="en-US"/>
         </w:rPr>
         <w:t>@(</w:t>
       </w:r>
@@ -3000,29 +2659,35 @@
         <w:rPr>
           <w:sz w:val="16"/>
           <w:szCs w:val="16"/>
+          <w:lang w:val="en-US"/>
         </w:rPr>
         <w:t xml:space="preserve">f, t) </w:t>
       </w:r>
-      <w:r>
-        <w:rPr>
-          <w:sz w:val="16"/>
-          <w:szCs w:val="16"/>
+      <w:proofErr w:type="gramStart"/>
+      <w:r>
+        <w:rPr>
+          <w:sz w:val="16"/>
+          <w:szCs w:val="16"/>
+          <w:lang w:val="en-US"/>
         </w:rPr>
         <w:t>0;</w:t>
       </w:r>
-    </w:p>
-    <w:p>
-      <w:pPr>
-        <w:rPr>
-          <w:sz w:val="16"/>
-          <w:szCs w:val="16"/>
-        </w:rPr>
-      </w:pPr>
-      <w:proofErr w:type="spellStart"/>
-      <w:r>
-        <w:rPr>
-          <w:sz w:val="16"/>
-          <w:szCs w:val="16"/>
+      <w:proofErr w:type="gramEnd"/>
+    </w:p>
+    <w:p>
+      <w:pPr>
+        <w:rPr>
+          <w:sz w:val="16"/>
+          <w:szCs w:val="16"/>
+          <w:lang w:val="en-US"/>
+        </w:rPr>
+      </w:pPr>
+      <w:proofErr w:type="spellStart"/>
+      <w:r>
+        <w:rPr>
+          <w:sz w:val="16"/>
+          <w:szCs w:val="16"/>
+          <w:lang w:val="en-US"/>
         </w:rPr>
         <w:t>std_vals</w:t>
       </w:r>
@@ -3031,21 +2696,34 @@
         <w:rPr>
           <w:sz w:val="16"/>
           <w:szCs w:val="16"/>
-        </w:rPr>
-        <w:t xml:space="preserve"> = 0:.0001:.003;</w:t>
-      </w:r>
-    </w:p>
-    <w:p>
-      <w:pPr>
-        <w:rPr>
-          <w:sz w:val="16"/>
-          <w:szCs w:val="16"/>
-        </w:rPr>
-      </w:pPr>
-      <w:r>
-        <w:rPr>
-          <w:sz w:val="16"/>
-          <w:szCs w:val="16"/>
+          <w:lang w:val="en-US"/>
+        </w:rPr>
+        <w:t xml:space="preserve"> = 0:.0001:.</w:t>
+      </w:r>
+      <w:proofErr w:type="gramStart"/>
+      <w:r>
+        <w:rPr>
+          <w:sz w:val="16"/>
+          <w:szCs w:val="16"/>
+          <w:lang w:val="en-US"/>
+        </w:rPr>
+        <w:t>003;</w:t>
+      </w:r>
+      <w:proofErr w:type="gramEnd"/>
+    </w:p>
+    <w:p>
+      <w:pPr>
+        <w:rPr>
+          <w:sz w:val="16"/>
+          <w:szCs w:val="16"/>
+          <w:lang w:val="en-US"/>
+        </w:rPr>
+      </w:pPr>
+      <w:r>
+        <w:rPr>
+          <w:sz w:val="16"/>
+          <w:szCs w:val="16"/>
+          <w:lang w:val="en-US"/>
         </w:rPr>
         <w:t xml:space="preserve">points = </w:t>
       </w:r>
@@ -3054,6 +2732,7 @@
         <w:rPr>
           <w:sz w:val="16"/>
           <w:szCs w:val="16"/>
+          <w:lang w:val="en-US"/>
         </w:rPr>
         <w:t>get_</w:t>
       </w:r>
@@ -3062,6 +2741,7 @@
         <w:rPr>
           <w:sz w:val="16"/>
           <w:szCs w:val="16"/>
+          <w:lang w:val="en-US"/>
         </w:rPr>
         <w:t>points</w:t>
       </w:r>
@@ -3070,6 +2750,7 @@
         <w:rPr>
           <w:sz w:val="16"/>
           <w:szCs w:val="16"/>
+          <w:lang w:val="en-US"/>
         </w:rPr>
         <w:t>(</w:t>
       </w:r>
@@ -3079,6 +2760,7 @@
         <w:rPr>
           <w:sz w:val="16"/>
           <w:szCs w:val="16"/>
+          <w:lang w:val="en-US"/>
         </w:rPr>
         <w:t>std_vals</w:t>
       </w:r>
@@ -3087,59 +2769,53 @@
         <w:rPr>
           <w:sz w:val="16"/>
           <w:szCs w:val="16"/>
-        </w:rPr>
-        <w:t xml:space="preserve">, </w:t>
-      </w:r>
-      <w:r>
-        <w:rPr>
-          <w:sz w:val="16"/>
-          <w:szCs w:val="16"/>
-        </w:rPr>
-        <w:t xml:space="preserve">samples = </w:t>
-      </w:r>
-      <w:r>
-        <w:rPr>
-          <w:sz w:val="16"/>
-          <w:szCs w:val="16"/>
-        </w:rPr>
-        <w:t xml:space="preserve">15, </w:t>
-      </w:r>
-      <w:proofErr w:type="spellStart"/>
-      <w:r>
-        <w:rPr>
-          <w:sz w:val="16"/>
-          <w:szCs w:val="16"/>
+          <w:lang w:val="en-US"/>
+        </w:rPr>
+        <w:t xml:space="preserve">, samples = 15, </w:t>
+      </w:r>
+      <w:proofErr w:type="spellStart"/>
+      <w:r>
+        <w:rPr>
+          <w:sz w:val="16"/>
+          <w:szCs w:val="16"/>
+          <w:lang w:val="en-US"/>
         </w:rPr>
         <w:t>poly_f</w:t>
       </w:r>
       <w:proofErr w:type="spellEnd"/>
-      <w:r>
-        <w:rPr>
-          <w:sz w:val="16"/>
-          <w:szCs w:val="16"/>
+      <w:proofErr w:type="gramStart"/>
+      <w:r>
+        <w:rPr>
+          <w:sz w:val="16"/>
+          <w:szCs w:val="16"/>
+          <w:lang w:val="en-US"/>
         </w:rPr>
         <w:t>);</w:t>
       </w:r>
-    </w:p>
-    <w:p>
-      <w:pPr>
-        <w:rPr>
-          <w:sz w:val="16"/>
-          <w:szCs w:val="16"/>
-        </w:rPr>
-      </w:pPr>
-    </w:p>
-    <w:p>
-      <w:pPr>
-        <w:rPr>
-          <w:sz w:val="16"/>
-          <w:szCs w:val="16"/>
-        </w:rPr>
-      </w:pPr>
-      <w:r>
-        <w:rPr>
-          <w:sz w:val="16"/>
-          <w:szCs w:val="16"/>
+      <w:proofErr w:type="gramEnd"/>
+    </w:p>
+    <w:p>
+      <w:pPr>
+        <w:rPr>
+          <w:sz w:val="16"/>
+          <w:szCs w:val="16"/>
+          <w:lang w:val="en-US"/>
+        </w:rPr>
+      </w:pPr>
+    </w:p>
+    <w:p>
+      <w:pPr>
+        <w:rPr>
+          <w:sz w:val="16"/>
+          <w:szCs w:val="16"/>
+          <w:lang w:val="en-US"/>
+        </w:rPr>
+      </w:pPr>
+      <w:r>
+        <w:rPr>
+          <w:sz w:val="16"/>
+          <w:szCs w:val="16"/>
+          <w:lang w:val="en-US"/>
         </w:rPr>
         <w:br w:type="page"/>
       </w:r>
@@ -3149,20 +2825,23 @@
         <w:rPr>
           <w:sz w:val="16"/>
           <w:szCs w:val="16"/>
-        </w:rPr>
-      </w:pPr>
-    </w:p>
-    <w:p>
-      <w:pPr>
-        <w:rPr>
-          <w:sz w:val="16"/>
-          <w:szCs w:val="16"/>
-        </w:rPr>
-      </w:pPr>
-      <w:r>
-        <w:rPr>
-          <w:sz w:val="16"/>
-          <w:szCs w:val="16"/>
+          <w:lang w:val="en-US"/>
+        </w:rPr>
+      </w:pPr>
+    </w:p>
+    <w:p>
+      <w:pPr>
+        <w:rPr>
+          <w:sz w:val="16"/>
+          <w:szCs w:val="16"/>
+          <w:lang w:val="en-US"/>
+        </w:rPr>
+      </w:pPr>
+      <w:r>
+        <w:rPr>
+          <w:sz w:val="16"/>
+          <w:szCs w:val="16"/>
+          <w:lang w:val="en-US"/>
         </w:rPr>
         <w:t>------------------ LQR NORMAL</w:t>
       </w:r>
@@ -3172,12 +2851,14 @@
         <w:rPr>
           <w:sz w:val="16"/>
           <w:szCs w:val="16"/>
-        </w:rPr>
-      </w:pPr>
-      <w:r>
-        <w:rPr>
-          <w:sz w:val="16"/>
-          <w:szCs w:val="16"/>
+          <w:lang w:val="en-US"/>
+        </w:rPr>
+      </w:pPr>
+      <w:r>
+        <w:rPr>
+          <w:sz w:val="16"/>
+          <w:szCs w:val="16"/>
+          <w:lang w:val="en-US"/>
         </w:rPr>
         <w:t xml:space="preserve">Q = </w:t>
       </w:r>
@@ -3186,6 +2867,7 @@
         <w:rPr>
           <w:sz w:val="16"/>
           <w:szCs w:val="16"/>
+          <w:lang w:val="en-US"/>
         </w:rPr>
         <w:t>diag(</w:t>
       </w:r>
@@ -3194,6 +2876,7 @@
         <w:rPr>
           <w:sz w:val="16"/>
           <w:szCs w:val="16"/>
+          <w:lang w:val="en-US"/>
         </w:rPr>
         <w:t>[1000 0 100 0]</w:t>
       </w:r>
@@ -3202,6 +2885,7 @@
         <w:rPr>
           <w:sz w:val="16"/>
           <w:szCs w:val="16"/>
+          <w:lang w:val="en-US"/>
         </w:rPr>
         <w:t xml:space="preserve">);   </w:t>
       </w:r>
@@ -3210,32 +2894,44 @@
         <w:rPr>
           <w:sz w:val="16"/>
           <w:szCs w:val="16"/>
-        </w:rPr>
-        <w:t xml:space="preserve"> % State cost </w:t>
-      </w:r>
-      <w:proofErr w:type="spellStart"/>
-      <w:r>
-        <w:rPr>
-          <w:sz w:val="16"/>
-          <w:szCs w:val="16"/>
-        </w:rPr>
-        <w:t>matrix</w:t>
-      </w:r>
-      <w:proofErr w:type="spellEnd"/>
-    </w:p>
-    <w:p>
-      <w:pPr>
-        <w:rPr>
-          <w:sz w:val="16"/>
-          <w:szCs w:val="16"/>
-        </w:rPr>
-      </w:pPr>
-      <w:r>
-        <w:rPr>
-          <w:sz w:val="16"/>
-          <w:szCs w:val="16"/>
-        </w:rPr>
-        <w:t xml:space="preserve">R = .0001;     </w:t>
+          <w:lang w:val="en-US"/>
+        </w:rPr>
+        <w:t xml:space="preserve"> % State cost matrix</w:t>
+      </w:r>
+    </w:p>
+    <w:p>
+      <w:pPr>
+        <w:rPr>
+          <w:sz w:val="16"/>
+          <w:szCs w:val="16"/>
+          <w:lang w:val="en-US"/>
+        </w:rPr>
+      </w:pPr>
+      <w:r>
+        <w:rPr>
+          <w:sz w:val="16"/>
+          <w:szCs w:val="16"/>
+          <w:lang w:val="en-US"/>
+        </w:rPr>
+        <w:t xml:space="preserve">R = </w:t>
+      </w:r>
+      <w:proofErr w:type="gramStart"/>
+      <w:r>
+        <w:rPr>
+          <w:sz w:val="16"/>
+          <w:szCs w:val="16"/>
+          <w:lang w:val="en-US"/>
+        </w:rPr>
+        <w:t>.0001;</w:t>
+      </w:r>
+      <w:proofErr w:type="gramEnd"/>
+      <w:r>
+        <w:rPr>
+          <w:sz w:val="16"/>
+          <w:szCs w:val="16"/>
+          <w:lang w:val="en-US"/>
+        </w:rPr>
+        <w:t xml:space="preserve">     </w:t>
       </w:r>
     </w:p>
     <w:p>
@@ -3274,12 +2970,14 @@
         <w:rPr>
           <w:sz w:val="16"/>
           <w:szCs w:val="16"/>
-        </w:rPr>
-      </w:pPr>
-      <w:r>
-        <w:rPr>
-          <w:sz w:val="16"/>
-          <w:szCs w:val="16"/>
+          <w:lang w:val="en-US"/>
+        </w:rPr>
+      </w:pPr>
+      <w:r>
+        <w:rPr>
+          <w:sz w:val="16"/>
+          <w:szCs w:val="16"/>
+          <w:lang w:val="en-US"/>
         </w:rPr>
         <w:t xml:space="preserve">Q = </w:t>
       </w:r>
@@ -3288,6 +2986,7 @@
         <w:rPr>
           <w:sz w:val="16"/>
           <w:szCs w:val="16"/>
+          <w:lang w:val="en-US"/>
         </w:rPr>
         <w:t>diag(</w:t>
       </w:r>
@@ -3296,6 +2995,7 @@
         <w:rPr>
           <w:sz w:val="16"/>
           <w:szCs w:val="16"/>
+          <w:lang w:val="en-US"/>
         </w:rPr>
         <w:t>[1000 0 100 0]</w:t>
       </w:r>
@@ -3304,6 +3004,7 @@
         <w:rPr>
           <w:sz w:val="16"/>
           <w:szCs w:val="16"/>
+          <w:lang w:val="en-US"/>
         </w:rPr>
         <w:t xml:space="preserve">);   </w:t>
       </w:r>
@@ -3312,30 +3013,24 @@
         <w:rPr>
           <w:sz w:val="16"/>
           <w:szCs w:val="16"/>
-        </w:rPr>
-        <w:t xml:space="preserve"> % State cost </w:t>
-      </w:r>
-      <w:proofErr w:type="spellStart"/>
-      <w:r>
-        <w:rPr>
-          <w:sz w:val="16"/>
-          <w:szCs w:val="16"/>
-        </w:rPr>
-        <w:t>matrix</w:t>
-      </w:r>
-      <w:proofErr w:type="spellEnd"/>
-    </w:p>
-    <w:p>
-      <w:pPr>
-        <w:rPr>
-          <w:sz w:val="16"/>
-          <w:szCs w:val="16"/>
-        </w:rPr>
-      </w:pPr>
-      <w:r>
-        <w:rPr>
-          <w:sz w:val="16"/>
-          <w:szCs w:val="16"/>
+          <w:lang w:val="en-US"/>
+        </w:rPr>
+        <w:t xml:space="preserve"> % State cost matrix</w:t>
+      </w:r>
+    </w:p>
+    <w:p>
+      <w:pPr>
+        <w:rPr>
+          <w:sz w:val="16"/>
+          <w:szCs w:val="16"/>
+          <w:lang w:val="en-US"/>
+        </w:rPr>
+      </w:pPr>
+      <w:r>
+        <w:rPr>
+          <w:sz w:val="16"/>
+          <w:szCs w:val="16"/>
+          <w:lang w:val="en-US"/>
         </w:rPr>
         <w:t>R = .</w:t>
       </w:r>
@@ -3344,6 +3039,7 @@
         <w:rPr>
           <w:sz w:val="16"/>
           <w:szCs w:val="16"/>
+          <w:lang w:val="en-US"/>
         </w:rPr>
         <w:t xml:space="preserve">0001;   </w:t>
       </w:r>
@@ -3352,72 +3048,35 @@
         <w:rPr>
           <w:sz w:val="16"/>
           <w:szCs w:val="16"/>
-        </w:rPr>
-        <w:t xml:space="preserve">           % Control cost </w:t>
-      </w:r>
-      <w:proofErr w:type="spellStart"/>
-      <w:r>
-        <w:rPr>
-          <w:sz w:val="16"/>
-          <w:szCs w:val="16"/>
-        </w:rPr>
-        <w:t>matrix</w:t>
-      </w:r>
-      <w:proofErr w:type="spellEnd"/>
-    </w:p>
-    <w:p>
-      <w:pPr>
-        <w:rPr>
-          <w:sz w:val="16"/>
-          <w:szCs w:val="16"/>
-        </w:rPr>
-      </w:pPr>
-    </w:p>
-    <w:p>
-      <w:pPr>
-        <w:rPr>
-          <w:sz w:val="16"/>
-          <w:szCs w:val="16"/>
-        </w:rPr>
-      </w:pPr>
-      <w:r>
-        <w:rPr>
-          <w:sz w:val="16"/>
-          <w:szCs w:val="16"/>
-        </w:rPr>
-        <w:t xml:space="preserve">% Compute the </w:t>
-      </w:r>
-      <w:proofErr w:type="spellStart"/>
-      <w:r>
-        <w:rPr>
-          <w:sz w:val="16"/>
-          <w:szCs w:val="16"/>
-        </w:rPr>
-        <w:t>optimal</w:t>
-      </w:r>
-      <w:proofErr w:type="spellEnd"/>
-      <w:r>
-        <w:rPr>
-          <w:sz w:val="16"/>
-          <w:szCs w:val="16"/>
-        </w:rPr>
-        <w:t xml:space="preserve"> gain K </w:t>
-      </w:r>
-      <w:proofErr w:type="spellStart"/>
-      <w:r>
-        <w:rPr>
-          <w:sz w:val="16"/>
-          <w:szCs w:val="16"/>
-        </w:rPr>
-        <w:t>using</w:t>
-      </w:r>
-      <w:proofErr w:type="spellEnd"/>
-      <w:r>
-        <w:rPr>
-          <w:sz w:val="16"/>
-          <w:szCs w:val="16"/>
-        </w:rPr>
-        <w:t xml:space="preserve"> discrete LQR</w:t>
+          <w:lang w:val="en-US"/>
+        </w:rPr>
+        <w:t xml:space="preserve">           % Control cost matrix</w:t>
+      </w:r>
+    </w:p>
+    <w:p>
+      <w:pPr>
+        <w:rPr>
+          <w:sz w:val="16"/>
+          <w:szCs w:val="16"/>
+          <w:lang w:val="en-US"/>
+        </w:rPr>
+      </w:pPr>
+    </w:p>
+    <w:p>
+      <w:pPr>
+        <w:rPr>
+          <w:sz w:val="16"/>
+          <w:szCs w:val="16"/>
+          <w:lang w:val="en-US"/>
+        </w:rPr>
+      </w:pPr>
+      <w:r>
+        <w:rPr>
+          <w:sz w:val="16"/>
+          <w:szCs w:val="16"/>
+          <w:lang w:val="en-US"/>
+        </w:rPr>
+        <w:t>% Compute the optimal gain K using discrete LQR</w:t>
       </w:r>
     </w:p>
     <w:p>
@@ -3456,21 +3115,34 @@
         <w:rPr>
           <w:sz w:val="16"/>
           <w:szCs w:val="16"/>
-        </w:rPr>
-      </w:pPr>
-      <w:proofErr w:type="gramStart"/>
-      <w:r>
-        <w:rPr>
-          <w:sz w:val="16"/>
-          <w:szCs w:val="16"/>
-        </w:rPr>
-        <w:t>disp(</w:t>
-      </w:r>
-      <w:proofErr w:type="gramEnd"/>
-      <w:r>
-        <w:rPr>
-          <w:sz w:val="16"/>
-          <w:szCs w:val="16"/>
+          <w:lang w:val="en-US"/>
+        </w:rPr>
+      </w:pPr>
+      <w:proofErr w:type="spellStart"/>
+      <w:proofErr w:type="gramStart"/>
+      <w:r>
+        <w:rPr>
+          <w:sz w:val="16"/>
+          <w:szCs w:val="16"/>
+          <w:lang w:val="en-US"/>
+        </w:rPr>
+        <w:t>disp</w:t>
+      </w:r>
+      <w:proofErr w:type="spellEnd"/>
+      <w:r>
+        <w:rPr>
+          <w:sz w:val="16"/>
+          <w:szCs w:val="16"/>
+          <w:lang w:val="en-US"/>
+        </w:rPr>
+        <w:t>(</w:t>
+      </w:r>
+      <w:proofErr w:type="gramEnd"/>
+      <w:r>
+        <w:rPr>
+          <w:sz w:val="16"/>
+          <w:szCs w:val="16"/>
+          <w:lang w:val="en-US"/>
         </w:rPr>
         <w:t>'LQR Gain K:')</w:t>
       </w:r>
@@ -3480,20 +3152,33 @@
         <w:rPr>
           <w:sz w:val="16"/>
           <w:szCs w:val="16"/>
-        </w:rPr>
-      </w:pPr>
-      <w:r>
-        <w:rPr>
-          <w:sz w:val="16"/>
-          <w:szCs w:val="16"/>
-        </w:rPr>
-        <w:t>disp(</w:t>
-      </w:r>
-      <w:proofErr w:type="spellStart"/>
-      <w:r>
-        <w:rPr>
-          <w:sz w:val="16"/>
-          <w:szCs w:val="16"/>
+          <w:lang w:val="en-US"/>
+        </w:rPr>
+      </w:pPr>
+      <w:proofErr w:type="spellStart"/>
+      <w:r>
+        <w:rPr>
+          <w:sz w:val="16"/>
+          <w:szCs w:val="16"/>
+          <w:lang w:val="en-US"/>
+        </w:rPr>
+        <w:t>disp</w:t>
+      </w:r>
+      <w:proofErr w:type="spellEnd"/>
+      <w:r>
+        <w:rPr>
+          <w:sz w:val="16"/>
+          <w:szCs w:val="16"/>
+          <w:lang w:val="en-US"/>
+        </w:rPr>
+        <w:t>(</w:t>
+      </w:r>
+      <w:proofErr w:type="spellStart"/>
+      <w:r>
+        <w:rPr>
+          <w:sz w:val="16"/>
+          <w:szCs w:val="16"/>
+          <w:lang w:val="en-US"/>
         </w:rPr>
         <w:t>strjoin</w:t>
       </w:r>
@@ -3502,31 +3187,27 @@
         <w:rPr>
           <w:sz w:val="16"/>
           <w:szCs w:val="16"/>
-        </w:rPr>
-        <w:t>(</w:t>
-      </w:r>
-      <w:proofErr w:type="spellStart"/>
-      <w:r>
-        <w:rPr>
-          <w:sz w:val="16"/>
-          <w:szCs w:val="16"/>
-        </w:rPr>
-        <w:t>string</w:t>
-      </w:r>
-      <w:proofErr w:type="spellEnd"/>
-      <w:r>
-        <w:rPr>
-          <w:sz w:val="16"/>
-          <w:szCs w:val="16"/>
-        </w:rPr>
-        <w:t>(K), ', '));</w:t>
-      </w:r>
-    </w:p>
-    <w:p>
-      <w:pPr>
-        <w:rPr>
-          <w:sz w:val="16"/>
-          <w:szCs w:val="16"/>
+          <w:lang w:val="en-US"/>
+        </w:rPr>
+        <w:t>(string(K), ', ')</w:t>
+      </w:r>
+      <w:proofErr w:type="gramStart"/>
+      <w:r>
+        <w:rPr>
+          <w:sz w:val="16"/>
+          <w:szCs w:val="16"/>
+          <w:lang w:val="en-US"/>
+        </w:rPr>
+        <w:t>);</w:t>
+      </w:r>
+      <w:proofErr w:type="gramEnd"/>
+    </w:p>
+    <w:p>
+      <w:pPr>
+        <w:rPr>
+          <w:sz w:val="16"/>
+          <w:szCs w:val="16"/>
+          <w:lang w:val="en-US"/>
         </w:rPr>
       </w:pPr>
     </w:p>
@@ -3687,29 +3368,23 @@
         <w:rPr>
           <w:sz w:val="16"/>
           <w:szCs w:val="16"/>
-        </w:rPr>
-      </w:pPr>
-      <w:proofErr w:type="spellStart"/>
-      <w:r>
-        <w:rPr>
-          <w:sz w:val="16"/>
-          <w:szCs w:val="16"/>
-        </w:rPr>
-        <w:t>Ts</w:t>
-      </w:r>
-      <w:proofErr w:type="spellEnd"/>
-      <w:r>
-        <w:rPr>
-          <w:sz w:val="16"/>
-          <w:szCs w:val="16"/>
-        </w:rPr>
-        <w:t xml:space="preserve"> = </w:t>
-      </w:r>
-      <w:proofErr w:type="gramStart"/>
-      <w:r>
-        <w:rPr>
-          <w:sz w:val="16"/>
-          <w:szCs w:val="16"/>
+          <w:lang w:val="en-US"/>
+        </w:rPr>
+      </w:pPr>
+      <w:r>
+        <w:rPr>
+          <w:sz w:val="16"/>
+          <w:szCs w:val="16"/>
+          <w:lang w:val="en-US"/>
+        </w:rPr>
+        <w:t xml:space="preserve">Ts = </w:t>
+      </w:r>
+      <w:proofErr w:type="gramStart"/>
+      <w:r>
+        <w:rPr>
+          <w:sz w:val="16"/>
+          <w:szCs w:val="16"/>
+          <w:lang w:val="en-US"/>
         </w:rPr>
         <w:t xml:space="preserve">TIMESTEP;   </w:t>
       </w:r>
@@ -3718,6 +3393,7 @@
         <w:rPr>
           <w:sz w:val="16"/>
           <w:szCs w:val="16"/>
+          <w:lang w:val="en-US"/>
         </w:rPr>
         <w:t xml:space="preserve">               % controller loop time</w:t>
       </w:r>
@@ -3727,28 +3403,32 @@
         <w:rPr>
           <w:sz w:val="16"/>
           <w:szCs w:val="16"/>
-        </w:rPr>
-      </w:pPr>
-      <w:r>
-        <w:rPr>
-          <w:sz w:val="16"/>
-          <w:szCs w:val="16"/>
-        </w:rPr>
-        <w:t xml:space="preserve">x0 = </w:t>
-      </w:r>
-      <w:proofErr w:type="gramStart"/>
-      <w:r>
-        <w:rPr>
-          <w:sz w:val="16"/>
-          <w:szCs w:val="16"/>
-        </w:rPr>
-        <w:t xml:space="preserve">[ .2;   </w:t>
-      </w:r>
-      <w:proofErr w:type="gramEnd"/>
-      <w:r>
-        <w:rPr>
-          <w:sz w:val="16"/>
-          <w:szCs w:val="16"/>
+          <w:lang w:val="en-US"/>
+        </w:rPr>
+      </w:pPr>
+      <w:r>
+        <w:rPr>
+          <w:sz w:val="16"/>
+          <w:szCs w:val="16"/>
+          <w:lang w:val="en-US"/>
+        </w:rPr>
+        <w:t>x0 = [ .</w:t>
+      </w:r>
+      <w:proofErr w:type="gramStart"/>
+      <w:r>
+        <w:rPr>
+          <w:sz w:val="16"/>
+          <w:szCs w:val="16"/>
+          <w:lang w:val="en-US"/>
+        </w:rPr>
+        <w:t xml:space="preserve">2;   </w:t>
+      </w:r>
+      <w:proofErr w:type="gramEnd"/>
+      <w:r>
+        <w:rPr>
+          <w:sz w:val="16"/>
+          <w:szCs w:val="16"/>
+          <w:lang w:val="en-US"/>
         </w:rPr>
         <w:t xml:space="preserve"> -.</w:t>
       </w:r>
@@ -3757,6 +3437,7 @@
         <w:rPr>
           <w:sz w:val="16"/>
           <w:szCs w:val="16"/>
+          <w:lang w:val="en-US"/>
         </w:rPr>
         <w:t xml:space="preserve">2;   </w:t>
       </w:r>
@@ -3765,6 +3446,7 @@
         <w:rPr>
           <w:sz w:val="16"/>
           <w:szCs w:val="16"/>
+          <w:lang w:val="en-US"/>
         </w:rPr>
         <w:t>.</w:t>
       </w:r>
@@ -3773,6 +3455,7 @@
         <w:rPr>
           <w:sz w:val="16"/>
           <w:szCs w:val="16"/>
+          <w:lang w:val="en-US"/>
         </w:rPr>
         <w:t xml:space="preserve">1;   </w:t>
       </w:r>
@@ -3781,6 +3464,7 @@
         <w:rPr>
           <w:sz w:val="16"/>
           <w:szCs w:val="16"/>
+          <w:lang w:val="en-US"/>
         </w:rPr>
         <w:t>-.2</w:t>
       </w:r>
@@ -3789,6 +3473,7 @@
         <w:rPr>
           <w:sz w:val="16"/>
           <w:szCs w:val="16"/>
+          <w:lang w:val="en-US"/>
         </w:rPr>
         <w:t>];  %</w:t>
       </w:r>
@@ -3797,30 +3482,16 @@
         <w:rPr>
           <w:sz w:val="16"/>
           <w:szCs w:val="16"/>
-        </w:rPr>
-        <w:t xml:space="preserve"> </w:t>
-      </w:r>
-      <w:proofErr w:type="spellStart"/>
-      <w:r>
-        <w:rPr>
-          <w:sz w:val="16"/>
-          <w:szCs w:val="16"/>
-        </w:rPr>
-        <w:t>initial</w:t>
-      </w:r>
-      <w:proofErr w:type="spellEnd"/>
-      <w:r>
-        <w:rPr>
-          <w:sz w:val="16"/>
-          <w:szCs w:val="16"/>
-        </w:rPr>
-        <w:t xml:space="preserve"> </w:t>
-      </w:r>
-      <w:proofErr w:type="spellStart"/>
-      <w:r>
-        <w:rPr>
-          <w:sz w:val="16"/>
-          <w:szCs w:val="16"/>
+          <w:lang w:val="en-US"/>
+        </w:rPr>
+        <w:t xml:space="preserve"> initial </w:t>
+      </w:r>
+      <w:proofErr w:type="spellStart"/>
+      <w:r>
+        <w:rPr>
+          <w:sz w:val="16"/>
+          <w:szCs w:val="16"/>
+          <w:lang w:val="en-US"/>
         </w:rPr>
         <w:t>cond</w:t>
       </w:r>
@@ -3829,6 +3500,7 @@
         <w:rPr>
           <w:sz w:val="16"/>
           <w:szCs w:val="16"/>
+          <w:lang w:val="en-US"/>
         </w:rPr>
         <w:t xml:space="preserve"> [x, </w:t>
       </w:r>
@@ -3837,6 +3509,7 @@
         <w:rPr>
           <w:sz w:val="16"/>
           <w:szCs w:val="16"/>
+          <w:lang w:val="en-US"/>
         </w:rPr>
         <w:t>x_dot</w:t>
       </w:r>
@@ -3845,6 +3518,7 @@
         <w:rPr>
           <w:sz w:val="16"/>
           <w:szCs w:val="16"/>
+          <w:lang w:val="en-US"/>
         </w:rPr>
         <w:t xml:space="preserve">, theta, </w:t>
       </w:r>
@@ -3853,6 +3527,7 @@
         <w:rPr>
           <w:sz w:val="16"/>
           <w:szCs w:val="16"/>
+          <w:lang w:val="en-US"/>
         </w:rPr>
         <w:t>theta_dot</w:t>
       </w:r>
@@ -3861,6 +3536,7 @@
         <w:rPr>
           <w:sz w:val="16"/>
           <w:szCs w:val="16"/>
+          <w:lang w:val="en-US"/>
         </w:rPr>
         <w:t>]</w:t>
       </w:r>
@@ -4112,28 +3788,32 @@
         <w:rPr>
           <w:sz w:val="16"/>
           <w:szCs w:val="16"/>
-        </w:rPr>
-      </w:pPr>
-      <w:r>
-        <w:rPr>
-          <w:sz w:val="16"/>
-          <w:szCs w:val="16"/>
-        </w:rPr>
-        <w:t xml:space="preserve">x0 = </w:t>
-      </w:r>
-      <w:proofErr w:type="gramStart"/>
-      <w:r>
-        <w:rPr>
-          <w:sz w:val="16"/>
-          <w:szCs w:val="16"/>
-        </w:rPr>
-        <w:t xml:space="preserve">[ .2;   </w:t>
-      </w:r>
-      <w:proofErr w:type="gramEnd"/>
-      <w:r>
-        <w:rPr>
-          <w:sz w:val="16"/>
-          <w:szCs w:val="16"/>
+          <w:lang w:val="en-US"/>
+        </w:rPr>
+      </w:pPr>
+      <w:r>
+        <w:rPr>
+          <w:sz w:val="16"/>
+          <w:szCs w:val="16"/>
+          <w:lang w:val="en-US"/>
+        </w:rPr>
+        <w:t>x0 = [ .</w:t>
+      </w:r>
+      <w:proofErr w:type="gramStart"/>
+      <w:r>
+        <w:rPr>
+          <w:sz w:val="16"/>
+          <w:szCs w:val="16"/>
+          <w:lang w:val="en-US"/>
+        </w:rPr>
+        <w:t xml:space="preserve">2;   </w:t>
+      </w:r>
+      <w:proofErr w:type="gramEnd"/>
+      <w:r>
+        <w:rPr>
+          <w:sz w:val="16"/>
+          <w:szCs w:val="16"/>
+          <w:lang w:val="en-US"/>
         </w:rPr>
         <w:t xml:space="preserve"> -.</w:t>
       </w:r>
@@ -4142,6 +3822,7 @@
         <w:rPr>
           <w:sz w:val="16"/>
           <w:szCs w:val="16"/>
+          <w:lang w:val="en-US"/>
         </w:rPr>
         <w:t xml:space="preserve">2;   </w:t>
       </w:r>
@@ -4150,6 +3831,7 @@
         <w:rPr>
           <w:sz w:val="16"/>
           <w:szCs w:val="16"/>
+          <w:lang w:val="en-US"/>
         </w:rPr>
         <w:t>.</w:t>
       </w:r>
@@ -4158,6 +3840,7 @@
         <w:rPr>
           <w:sz w:val="16"/>
           <w:szCs w:val="16"/>
+          <w:lang w:val="en-US"/>
         </w:rPr>
         <w:t xml:space="preserve">4;   </w:t>
       </w:r>
@@ -4166,6 +3849,7 @@
         <w:rPr>
           <w:sz w:val="16"/>
           <w:szCs w:val="16"/>
+          <w:lang w:val="en-US"/>
         </w:rPr>
         <w:t>.8</w:t>
       </w:r>
@@ -4174,6 +3858,7 @@
         <w:rPr>
           <w:sz w:val="16"/>
           <w:szCs w:val="16"/>
+          <w:lang w:val="en-US"/>
         </w:rPr>
         <w:t>];  %</w:t>
       </w:r>
@@ -4182,30 +3867,16 @@
         <w:rPr>
           <w:sz w:val="16"/>
           <w:szCs w:val="16"/>
-        </w:rPr>
-        <w:t xml:space="preserve"> </w:t>
-      </w:r>
-      <w:proofErr w:type="spellStart"/>
-      <w:r>
-        <w:rPr>
-          <w:sz w:val="16"/>
-          <w:szCs w:val="16"/>
-        </w:rPr>
-        <w:t>initial</w:t>
-      </w:r>
-      <w:proofErr w:type="spellEnd"/>
-      <w:r>
-        <w:rPr>
-          <w:sz w:val="16"/>
-          <w:szCs w:val="16"/>
-        </w:rPr>
-        <w:t xml:space="preserve"> </w:t>
-      </w:r>
-      <w:proofErr w:type="spellStart"/>
-      <w:r>
-        <w:rPr>
-          <w:sz w:val="16"/>
-          <w:szCs w:val="16"/>
+          <w:lang w:val="en-US"/>
+        </w:rPr>
+        <w:t xml:space="preserve"> initial </w:t>
+      </w:r>
+      <w:proofErr w:type="spellStart"/>
+      <w:r>
+        <w:rPr>
+          <w:sz w:val="16"/>
+          <w:szCs w:val="16"/>
+          <w:lang w:val="en-US"/>
         </w:rPr>
         <w:t>cond</w:t>
       </w:r>
@@ -4214,6 +3885,7 @@
         <w:rPr>
           <w:sz w:val="16"/>
           <w:szCs w:val="16"/>
+          <w:lang w:val="en-US"/>
         </w:rPr>
         <w:t xml:space="preserve"> [x, </w:t>
       </w:r>
@@ -4222,6 +3894,7 @@
         <w:rPr>
           <w:sz w:val="16"/>
           <w:szCs w:val="16"/>
+          <w:lang w:val="en-US"/>
         </w:rPr>
         <w:t>x_dot</w:t>
       </w:r>
@@ -4230,6 +3903,7 @@
         <w:rPr>
           <w:sz w:val="16"/>
           <w:szCs w:val="16"/>
+          <w:lang w:val="en-US"/>
         </w:rPr>
         <w:t xml:space="preserve">, theta, </w:t>
       </w:r>
@@ -4238,6 +3912,7 @@
         <w:rPr>
           <w:sz w:val="16"/>
           <w:szCs w:val="16"/>
+          <w:lang w:val="en-US"/>
         </w:rPr>
         <w:t>theta_dot</w:t>
       </w:r>
@@ -4246,6 +3921,7 @@
         <w:rPr>
           <w:sz w:val="16"/>
           <w:szCs w:val="16"/>
+          <w:lang w:val="en-US"/>
         </w:rPr>
         <w:t>]</w:t>
       </w:r>
@@ -4361,13 +4037,15 @@
         <w:rPr>
           <w:sz w:val="16"/>
           <w:szCs w:val="16"/>
-        </w:rPr>
-      </w:pPr>
-      <w:proofErr w:type="spellStart"/>
-      <w:r>
-        <w:rPr>
-          <w:sz w:val="16"/>
-          <w:szCs w:val="16"/>
+          <w:lang w:val="en-US"/>
+        </w:rPr>
+      </w:pPr>
+      <w:proofErr w:type="spellStart"/>
+      <w:r>
+        <w:rPr>
+          <w:sz w:val="16"/>
+          <w:szCs w:val="16"/>
+          <w:lang w:val="en-US"/>
         </w:rPr>
         <w:t>Qx</w:t>
       </w:r>
@@ -4376,39 +4054,302 @@
         <w:rPr>
           <w:sz w:val="16"/>
           <w:szCs w:val="16"/>
+          <w:lang w:val="en-US"/>
         </w:rPr>
         <w:t xml:space="preserve"> = </w:t>
       </w:r>
-      <w:proofErr w:type="spellStart"/>
-      <w:proofErr w:type="gramStart"/>
-      <w:r>
-        <w:rPr>
-          <w:sz w:val="16"/>
-          <w:szCs w:val="16"/>
-        </w:rPr>
-        <w:t>diag</w:t>
-      </w:r>
-      <w:proofErr w:type="spellEnd"/>
-      <w:r>
-        <w:rPr>
-          <w:sz w:val="16"/>
-          <w:szCs w:val="16"/>
+      <w:proofErr w:type="gramStart"/>
+      <w:r>
+        <w:rPr>
+          <w:sz w:val="16"/>
+          <w:szCs w:val="16"/>
+          <w:lang w:val="en-US"/>
+        </w:rPr>
+        <w:t>diag(</w:t>
+      </w:r>
+      <w:proofErr w:type="gramEnd"/>
+      <w:r>
+        <w:rPr>
+          <w:sz w:val="16"/>
+          <w:szCs w:val="16"/>
+          <w:lang w:val="en-US"/>
+        </w:rPr>
+        <w:t>[1000,5,100,0]</w:t>
+      </w:r>
+      <w:proofErr w:type="gramStart"/>
+      <w:r>
+        <w:rPr>
+          <w:sz w:val="16"/>
+          <w:szCs w:val="16"/>
+          <w:lang w:val="en-US"/>
+        </w:rPr>
+        <w:t xml:space="preserve">);   </w:t>
+      </w:r>
+      <w:proofErr w:type="gramEnd"/>
+      <w:r>
+        <w:rPr>
+          <w:sz w:val="16"/>
+          <w:szCs w:val="16"/>
+          <w:lang w:val="en-US"/>
+        </w:rPr>
+        <w:t xml:space="preserve">      % penalize all 4 states equally</w:t>
+      </w:r>
+    </w:p>
+    <w:p>
+      <w:pPr>
+        <w:rPr>
+          <w:sz w:val="16"/>
+          <w:szCs w:val="16"/>
+          <w:lang w:val="en-US"/>
+        </w:rPr>
+      </w:pPr>
+      <w:r>
+        <w:rPr>
+          <w:sz w:val="16"/>
+          <w:szCs w:val="16"/>
+          <w:lang w:val="en-US"/>
+        </w:rPr>
+        <w:t xml:space="preserve">Qi = </w:t>
+      </w:r>
+      <w:proofErr w:type="gramStart"/>
+      <w:r>
+        <w:rPr>
+          <w:sz w:val="16"/>
+          <w:szCs w:val="16"/>
+          <w:lang w:val="en-US"/>
+        </w:rPr>
+        <w:t xml:space="preserve">1;   </w:t>
+      </w:r>
+      <w:proofErr w:type="gramEnd"/>
+      <w:r>
+        <w:rPr>
+          <w:sz w:val="16"/>
+          <w:szCs w:val="16"/>
+          <w:lang w:val="en-US"/>
+        </w:rPr>
+        <w:t xml:space="preserve">         % penalize integrator state (helps enforce tracking)</w:t>
+      </w:r>
+    </w:p>
+    <w:p>
+      <w:pPr>
+        <w:rPr>
+          <w:sz w:val="16"/>
+          <w:szCs w:val="16"/>
+          <w:lang w:val="en-US"/>
+        </w:rPr>
+      </w:pPr>
+      <w:r>
+        <w:rPr>
+          <w:sz w:val="16"/>
+          <w:szCs w:val="16"/>
+          <w:lang w:val="en-US"/>
+        </w:rPr>
+        <w:t xml:space="preserve">Q = </w:t>
+      </w:r>
+      <w:proofErr w:type="spellStart"/>
+      <w:proofErr w:type="gramStart"/>
+      <w:r>
+        <w:rPr>
+          <w:sz w:val="16"/>
+          <w:szCs w:val="16"/>
+          <w:lang w:val="en-US"/>
+        </w:rPr>
+        <w:t>blkdiag</w:t>
+      </w:r>
+      <w:proofErr w:type="spellEnd"/>
+      <w:r>
+        <w:rPr>
+          <w:sz w:val="16"/>
+          <w:szCs w:val="16"/>
+          <w:lang w:val="en-US"/>
         </w:rPr>
         <w:t>(</w:t>
       </w:r>
-      <w:proofErr w:type="gramEnd"/>
-      <w:r>
-        <w:rPr>
-          <w:sz w:val="16"/>
-          <w:szCs w:val="16"/>
-        </w:rPr>
-        <w:t>[1000,5,100,0]</w:t>
-      </w:r>
-      <w:proofErr w:type="gramStart"/>
-      <w:r>
-        <w:rPr>
-          <w:sz w:val="16"/>
-          <w:szCs w:val="16"/>
+      <w:proofErr w:type="spellStart"/>
+      <w:proofErr w:type="gramEnd"/>
+      <w:r>
+        <w:rPr>
+          <w:sz w:val="16"/>
+          <w:szCs w:val="16"/>
+          <w:lang w:val="en-US"/>
+        </w:rPr>
+        <w:t>Qx</w:t>
+      </w:r>
+      <w:proofErr w:type="spellEnd"/>
+      <w:r>
+        <w:rPr>
+          <w:sz w:val="16"/>
+          <w:szCs w:val="16"/>
+          <w:lang w:val="en-US"/>
+        </w:rPr>
+        <w:t>, Qi); % 5x5</w:t>
+      </w:r>
+    </w:p>
+    <w:p>
+      <w:pPr>
+        <w:rPr>
+          <w:sz w:val="16"/>
+          <w:szCs w:val="16"/>
+          <w:lang w:val="en-US"/>
+        </w:rPr>
+      </w:pPr>
+      <w:r>
+        <w:rPr>
+          <w:sz w:val="16"/>
+          <w:szCs w:val="16"/>
+          <w:lang w:val="en-US"/>
+        </w:rPr>
+        <w:t>R = .</w:t>
+      </w:r>
+      <w:proofErr w:type="gramStart"/>
+      <w:r>
+        <w:rPr>
+          <w:sz w:val="16"/>
+          <w:szCs w:val="16"/>
+          <w:lang w:val="en-US"/>
+        </w:rPr>
+        <w:t xml:space="preserve">01;   </w:t>
+      </w:r>
+      <w:proofErr w:type="gramEnd"/>
+      <w:r>
+        <w:rPr>
+          <w:sz w:val="16"/>
+          <w:szCs w:val="16"/>
+          <w:lang w:val="en-US"/>
+        </w:rPr>
+        <w:t xml:space="preserve">            % penalize control effort</w:t>
+      </w:r>
+    </w:p>
+    <w:p>
+      <w:pPr>
+        <w:rPr>
+          <w:sz w:val="16"/>
+          <w:szCs w:val="16"/>
+          <w:lang w:val="en-US"/>
+        </w:rPr>
+      </w:pPr>
+    </w:p>
+    <w:p>
+      <w:pPr>
+        <w:rPr>
+          <w:sz w:val="16"/>
+          <w:szCs w:val="16"/>
+          <w:lang w:val="en-US"/>
+        </w:rPr>
+      </w:pPr>
+      <w:r>
+        <w:rPr>
+          <w:sz w:val="16"/>
+          <w:szCs w:val="16"/>
+          <w:lang w:val="en-US"/>
+        </w:rPr>
+        <w:t xml:space="preserve">Ke = </w:t>
+      </w:r>
+      <w:proofErr w:type="gramStart"/>
+      <w:r>
+        <w:rPr>
+          <w:sz w:val="16"/>
+          <w:szCs w:val="16"/>
+          <w:lang w:val="en-US"/>
+        </w:rPr>
+        <w:t>dlqr(</w:t>
+      </w:r>
+      <w:proofErr w:type="spellStart"/>
+      <w:proofErr w:type="gramEnd"/>
+      <w:r>
+        <w:rPr>
+          <w:sz w:val="16"/>
+          <w:szCs w:val="16"/>
+          <w:lang w:val="en-US"/>
+        </w:rPr>
+        <w:t>A_aug</w:t>
+      </w:r>
+      <w:proofErr w:type="spellEnd"/>
+      <w:r>
+        <w:rPr>
+          <w:sz w:val="16"/>
+          <w:szCs w:val="16"/>
+          <w:lang w:val="en-US"/>
+        </w:rPr>
+        <w:t xml:space="preserve">, </w:t>
+      </w:r>
+      <w:proofErr w:type="spellStart"/>
+      <w:r>
+        <w:rPr>
+          <w:sz w:val="16"/>
+          <w:szCs w:val="16"/>
+          <w:lang w:val="en-US"/>
+        </w:rPr>
+        <w:t>B_aug</w:t>
+      </w:r>
+      <w:proofErr w:type="spellEnd"/>
+      <w:r>
+        <w:rPr>
+          <w:sz w:val="16"/>
+          <w:szCs w:val="16"/>
+          <w:lang w:val="en-US"/>
+        </w:rPr>
+        <w:t>, Q, R</w:t>
+      </w:r>
+      <w:proofErr w:type="gramStart"/>
+      <w:r>
+        <w:rPr>
+          <w:sz w:val="16"/>
+          <w:szCs w:val="16"/>
+          <w:lang w:val="en-US"/>
+        </w:rPr>
+        <w:t>);  %</w:t>
+      </w:r>
+      <w:proofErr w:type="gramEnd"/>
+      <w:r>
+        <w:rPr>
+          <w:sz w:val="16"/>
+          <w:szCs w:val="16"/>
+          <w:lang w:val="en-US"/>
+        </w:rPr>
+        <w:t xml:space="preserve"> 1x5</w:t>
+      </w:r>
+    </w:p>
+    <w:p>
+      <w:pPr>
+        <w:rPr>
+          <w:sz w:val="16"/>
+          <w:szCs w:val="16"/>
+          <w:lang w:val="en-US"/>
+        </w:rPr>
+      </w:pPr>
+      <w:r>
+        <w:rPr>
+          <w:sz w:val="16"/>
+          <w:szCs w:val="16"/>
+          <w:lang w:val="en-US"/>
+        </w:rPr>
+        <w:t xml:space="preserve">Kx = </w:t>
+      </w:r>
+      <w:proofErr w:type="gramStart"/>
+      <w:r>
+        <w:rPr>
+          <w:sz w:val="16"/>
+          <w:szCs w:val="16"/>
+          <w:lang w:val="en-US"/>
+        </w:rPr>
+        <w:t>Ke(</w:t>
+      </w:r>
+      <w:proofErr w:type="gramEnd"/>
+      <w:r>
+        <w:rPr>
+          <w:sz w:val="16"/>
+          <w:szCs w:val="16"/>
+          <w:lang w:val="en-US"/>
+        </w:rPr>
+        <w:t>1:4</w:t>
+      </w:r>
+      <w:proofErr w:type="gramStart"/>
+      <w:r>
+        <w:rPr>
+          <w:sz w:val="16"/>
+          <w:szCs w:val="16"/>
+          <w:lang w:val="en-US"/>
         </w:rPr>
         <w:t xml:space="preserve">);   </w:t>
       </w:r>
@@ -4417,377 +4358,51 @@
         <w:rPr>
           <w:sz w:val="16"/>
           <w:szCs w:val="16"/>
-        </w:rPr>
-        <w:t xml:space="preserve">      % </w:t>
-      </w:r>
-      <w:proofErr w:type="spellStart"/>
-      <w:r>
-        <w:rPr>
-          <w:sz w:val="16"/>
-          <w:szCs w:val="16"/>
-        </w:rPr>
-        <w:t>penalize</w:t>
-      </w:r>
-      <w:proofErr w:type="spellEnd"/>
-      <w:r>
-        <w:rPr>
-          <w:sz w:val="16"/>
-          <w:szCs w:val="16"/>
-        </w:rPr>
-        <w:t xml:space="preserve"> </w:t>
-      </w:r>
-      <w:proofErr w:type="spellStart"/>
-      <w:r>
-        <w:rPr>
-          <w:sz w:val="16"/>
-          <w:szCs w:val="16"/>
-        </w:rPr>
-        <w:t>all</w:t>
-      </w:r>
-      <w:proofErr w:type="spellEnd"/>
-      <w:r>
-        <w:rPr>
-          <w:sz w:val="16"/>
-          <w:szCs w:val="16"/>
-        </w:rPr>
-        <w:t xml:space="preserve"> 4 </w:t>
-      </w:r>
-      <w:proofErr w:type="spellStart"/>
-      <w:r>
-        <w:rPr>
-          <w:sz w:val="16"/>
-          <w:szCs w:val="16"/>
-        </w:rPr>
-        <w:t>states</w:t>
-      </w:r>
-      <w:proofErr w:type="spellEnd"/>
-      <w:r>
-        <w:rPr>
-          <w:sz w:val="16"/>
-          <w:szCs w:val="16"/>
-        </w:rPr>
-        <w:t xml:space="preserve"> </w:t>
-      </w:r>
-      <w:proofErr w:type="spellStart"/>
-      <w:r>
-        <w:rPr>
-          <w:sz w:val="16"/>
-          <w:szCs w:val="16"/>
-        </w:rPr>
-        <w:t>equally</w:t>
-      </w:r>
-      <w:proofErr w:type="spellEnd"/>
-    </w:p>
-    <w:p>
-      <w:pPr>
-        <w:rPr>
-          <w:sz w:val="16"/>
-          <w:szCs w:val="16"/>
-        </w:rPr>
-      </w:pPr>
-      <w:r>
-        <w:rPr>
-          <w:sz w:val="16"/>
-          <w:szCs w:val="16"/>
-        </w:rPr>
-        <w:t xml:space="preserve">Qi = </w:t>
-      </w:r>
-      <w:proofErr w:type="gramStart"/>
-      <w:r>
-        <w:rPr>
-          <w:sz w:val="16"/>
-          <w:szCs w:val="16"/>
-        </w:rPr>
-        <w:t xml:space="preserve">1;   </w:t>
-      </w:r>
-      <w:proofErr w:type="gramEnd"/>
-      <w:r>
-        <w:rPr>
-          <w:sz w:val="16"/>
-          <w:szCs w:val="16"/>
-        </w:rPr>
-        <w:t xml:space="preserve">         % </w:t>
-      </w:r>
-      <w:proofErr w:type="spellStart"/>
-      <w:r>
-        <w:rPr>
-          <w:sz w:val="16"/>
-          <w:szCs w:val="16"/>
-        </w:rPr>
-        <w:t>penalize</w:t>
-      </w:r>
-      <w:proofErr w:type="spellEnd"/>
-      <w:r>
-        <w:rPr>
-          <w:sz w:val="16"/>
-          <w:szCs w:val="16"/>
-        </w:rPr>
-        <w:t xml:space="preserve"> integrator state (helps </w:t>
-      </w:r>
-      <w:proofErr w:type="spellStart"/>
-      <w:r>
-        <w:rPr>
-          <w:sz w:val="16"/>
-          <w:szCs w:val="16"/>
-        </w:rPr>
-        <w:t>enforce</w:t>
-      </w:r>
-      <w:proofErr w:type="spellEnd"/>
-      <w:r>
-        <w:rPr>
-          <w:sz w:val="16"/>
-          <w:szCs w:val="16"/>
-        </w:rPr>
-        <w:t xml:space="preserve"> tracking)</w:t>
-      </w:r>
-    </w:p>
-    <w:p>
-      <w:pPr>
-        <w:rPr>
-          <w:sz w:val="16"/>
-          <w:szCs w:val="16"/>
-        </w:rPr>
-      </w:pPr>
-      <w:r>
-        <w:rPr>
-          <w:sz w:val="16"/>
-          <w:szCs w:val="16"/>
-        </w:rPr>
-        <w:t xml:space="preserve">Q = </w:t>
-      </w:r>
-      <w:proofErr w:type="spellStart"/>
-      <w:proofErr w:type="gramStart"/>
-      <w:r>
-        <w:rPr>
-          <w:sz w:val="16"/>
-          <w:szCs w:val="16"/>
-        </w:rPr>
-        <w:t>blkdiag</w:t>
-      </w:r>
-      <w:proofErr w:type="spellEnd"/>
-      <w:r>
-        <w:rPr>
-          <w:sz w:val="16"/>
-          <w:szCs w:val="16"/>
-        </w:rPr>
-        <w:t>(</w:t>
-      </w:r>
-      <w:proofErr w:type="spellStart"/>
-      <w:proofErr w:type="gramEnd"/>
-      <w:r>
-        <w:rPr>
-          <w:sz w:val="16"/>
-          <w:szCs w:val="16"/>
-        </w:rPr>
-        <w:t>Qx</w:t>
-      </w:r>
-      <w:proofErr w:type="spellEnd"/>
-      <w:r>
-        <w:rPr>
-          <w:sz w:val="16"/>
-          <w:szCs w:val="16"/>
-        </w:rPr>
-        <w:t>, Qi); % 5x5</w:t>
-      </w:r>
-    </w:p>
-    <w:p>
-      <w:pPr>
-        <w:rPr>
-          <w:sz w:val="16"/>
-          <w:szCs w:val="16"/>
-        </w:rPr>
-      </w:pPr>
-      <w:r>
-        <w:rPr>
-          <w:sz w:val="16"/>
-          <w:szCs w:val="16"/>
-        </w:rPr>
-        <w:t>R = .</w:t>
-      </w:r>
-      <w:proofErr w:type="gramStart"/>
-      <w:r>
-        <w:rPr>
-          <w:sz w:val="16"/>
-          <w:szCs w:val="16"/>
-        </w:rPr>
-        <w:t xml:space="preserve">01;   </w:t>
-      </w:r>
-      <w:proofErr w:type="gramEnd"/>
-      <w:r>
-        <w:rPr>
-          <w:sz w:val="16"/>
-          <w:szCs w:val="16"/>
-        </w:rPr>
-        <w:t xml:space="preserve">            % </w:t>
-      </w:r>
-      <w:proofErr w:type="spellStart"/>
-      <w:r>
-        <w:rPr>
-          <w:sz w:val="16"/>
-          <w:szCs w:val="16"/>
-        </w:rPr>
-        <w:t>penalize</w:t>
-      </w:r>
-      <w:proofErr w:type="spellEnd"/>
-      <w:r>
-        <w:rPr>
-          <w:sz w:val="16"/>
-          <w:szCs w:val="16"/>
-        </w:rPr>
-        <w:t xml:space="preserve"> control </w:t>
-      </w:r>
-      <w:proofErr w:type="spellStart"/>
-      <w:r>
-        <w:rPr>
-          <w:sz w:val="16"/>
-          <w:szCs w:val="16"/>
-        </w:rPr>
-        <w:t>effort</w:t>
-      </w:r>
-      <w:proofErr w:type="spellEnd"/>
-    </w:p>
-    <w:p>
-      <w:pPr>
-        <w:rPr>
-          <w:sz w:val="16"/>
-          <w:szCs w:val="16"/>
-        </w:rPr>
-      </w:pPr>
-    </w:p>
-    <w:p>
-      <w:pPr>
-        <w:rPr>
-          <w:sz w:val="16"/>
-          <w:szCs w:val="16"/>
-        </w:rPr>
-      </w:pPr>
-      <w:proofErr w:type="spellStart"/>
-      <w:r>
-        <w:rPr>
-          <w:sz w:val="16"/>
-          <w:szCs w:val="16"/>
-        </w:rPr>
-        <w:t>Ke</w:t>
-      </w:r>
-      <w:proofErr w:type="spellEnd"/>
-      <w:r>
-        <w:rPr>
-          <w:sz w:val="16"/>
-          <w:szCs w:val="16"/>
-        </w:rPr>
-        <w:t xml:space="preserve"> = </w:t>
-      </w:r>
-      <w:proofErr w:type="gramStart"/>
-      <w:r>
-        <w:rPr>
-          <w:sz w:val="16"/>
-          <w:szCs w:val="16"/>
-        </w:rPr>
-        <w:t>dlqr(</w:t>
-      </w:r>
-      <w:proofErr w:type="spellStart"/>
-      <w:proofErr w:type="gramEnd"/>
-      <w:r>
-        <w:rPr>
-          <w:sz w:val="16"/>
-          <w:szCs w:val="16"/>
-        </w:rPr>
-        <w:t>A_aug</w:t>
-      </w:r>
-      <w:proofErr w:type="spellEnd"/>
-      <w:r>
-        <w:rPr>
-          <w:sz w:val="16"/>
-          <w:szCs w:val="16"/>
-        </w:rPr>
-        <w:t xml:space="preserve">, </w:t>
-      </w:r>
-      <w:proofErr w:type="spellStart"/>
-      <w:r>
-        <w:rPr>
-          <w:sz w:val="16"/>
-          <w:szCs w:val="16"/>
-        </w:rPr>
-        <w:t>B_aug</w:t>
-      </w:r>
-      <w:proofErr w:type="spellEnd"/>
-      <w:r>
-        <w:rPr>
-          <w:sz w:val="16"/>
-          <w:szCs w:val="16"/>
-        </w:rPr>
-        <w:t>, Q, R</w:t>
-      </w:r>
-      <w:proofErr w:type="gramStart"/>
-      <w:r>
-        <w:rPr>
-          <w:sz w:val="16"/>
-          <w:szCs w:val="16"/>
-        </w:rPr>
-        <w:t>);  %</w:t>
-      </w:r>
-      <w:proofErr w:type="gramEnd"/>
-      <w:r>
-        <w:rPr>
-          <w:sz w:val="16"/>
-          <w:szCs w:val="16"/>
-        </w:rPr>
-        <w:t xml:space="preserve"> 1x5</w:t>
-      </w:r>
-    </w:p>
-    <w:p>
-      <w:pPr>
-        <w:rPr>
-          <w:sz w:val="16"/>
-          <w:szCs w:val="16"/>
-        </w:rPr>
-      </w:pPr>
-      <w:proofErr w:type="spellStart"/>
-      <w:r>
-        <w:rPr>
-          <w:sz w:val="16"/>
-          <w:szCs w:val="16"/>
-        </w:rPr>
-        <w:t>Kx</w:t>
-      </w:r>
-      <w:proofErr w:type="spellEnd"/>
-      <w:r>
-        <w:rPr>
-          <w:sz w:val="16"/>
-          <w:szCs w:val="16"/>
-        </w:rPr>
-        <w:t xml:space="preserve"> = </w:t>
-      </w:r>
-      <w:proofErr w:type="spellStart"/>
-      <w:proofErr w:type="gramStart"/>
-      <w:r>
-        <w:rPr>
-          <w:sz w:val="16"/>
-          <w:szCs w:val="16"/>
-        </w:rPr>
-        <w:t>Ke</w:t>
-      </w:r>
-      <w:proofErr w:type="spellEnd"/>
-      <w:r>
-        <w:rPr>
-          <w:sz w:val="16"/>
-          <w:szCs w:val="16"/>
-        </w:rPr>
-        <w:t>(</w:t>
-      </w:r>
-      <w:proofErr w:type="gramEnd"/>
-      <w:r>
-        <w:rPr>
-          <w:sz w:val="16"/>
-          <w:szCs w:val="16"/>
-        </w:rPr>
-        <w:t>1:4</w:t>
-      </w:r>
-      <w:proofErr w:type="gramStart"/>
-      <w:r>
-        <w:rPr>
-          <w:sz w:val="16"/>
-          <w:szCs w:val="16"/>
+          <w:lang w:val="en-US"/>
+        </w:rPr>
+        <w:t>% State feedback</w:t>
+      </w:r>
+    </w:p>
+    <w:p>
+      <w:pPr>
+        <w:rPr>
+          <w:sz w:val="16"/>
+          <w:szCs w:val="16"/>
+          <w:lang w:val="en-US"/>
+        </w:rPr>
+      </w:pPr>
+      <w:r>
+        <w:rPr>
+          <w:sz w:val="16"/>
+          <w:szCs w:val="16"/>
+          <w:lang w:val="en-US"/>
+        </w:rPr>
+        <w:t xml:space="preserve">Ki = </w:t>
+      </w:r>
+      <w:proofErr w:type="gramStart"/>
+      <w:r>
+        <w:rPr>
+          <w:sz w:val="16"/>
+          <w:szCs w:val="16"/>
+          <w:lang w:val="en-US"/>
+        </w:rPr>
+        <w:t>Ke(</w:t>
+      </w:r>
+      <w:proofErr w:type="gramEnd"/>
+      <w:r>
+        <w:rPr>
+          <w:sz w:val="16"/>
+          <w:szCs w:val="16"/>
+          <w:lang w:val="en-US"/>
+        </w:rPr>
+        <w:t>5</w:t>
+      </w:r>
+      <w:proofErr w:type="gramStart"/>
+      <w:r>
+        <w:rPr>
+          <w:sz w:val="16"/>
+          <w:szCs w:val="16"/>
+          <w:lang w:val="en-US"/>
         </w:rPr>
         <w:t xml:space="preserve">);   </w:t>
       </w:r>
@@ -4796,71 +4411,7 @@
         <w:rPr>
           <w:sz w:val="16"/>
           <w:szCs w:val="16"/>
-        </w:rPr>
-        <w:t>% State feedback</w:t>
-      </w:r>
-    </w:p>
-    <w:p>
-      <w:pPr>
-        <w:rPr>
-          <w:sz w:val="16"/>
-          <w:szCs w:val="16"/>
-        </w:rPr>
-      </w:pPr>
-      <w:proofErr w:type="spellStart"/>
-      <w:r>
-        <w:rPr>
-          <w:sz w:val="16"/>
-          <w:szCs w:val="16"/>
-        </w:rPr>
-        <w:t>Ki</w:t>
-      </w:r>
-      <w:proofErr w:type="spellEnd"/>
-      <w:r>
-        <w:rPr>
-          <w:sz w:val="16"/>
-          <w:szCs w:val="16"/>
-        </w:rPr>
-        <w:t xml:space="preserve"> = </w:t>
-      </w:r>
-      <w:proofErr w:type="spellStart"/>
-      <w:proofErr w:type="gramStart"/>
-      <w:r>
-        <w:rPr>
-          <w:sz w:val="16"/>
-          <w:szCs w:val="16"/>
-        </w:rPr>
-        <w:t>Ke</w:t>
-      </w:r>
-      <w:proofErr w:type="spellEnd"/>
-      <w:r>
-        <w:rPr>
-          <w:sz w:val="16"/>
-          <w:szCs w:val="16"/>
-        </w:rPr>
-        <w:t>(</w:t>
-      </w:r>
-      <w:proofErr w:type="gramEnd"/>
-      <w:r>
-        <w:rPr>
-          <w:sz w:val="16"/>
-          <w:szCs w:val="16"/>
-        </w:rPr>
-        <w:t>5</w:t>
-      </w:r>
-      <w:proofErr w:type="gramStart"/>
-      <w:r>
-        <w:rPr>
-          <w:sz w:val="16"/>
-          <w:szCs w:val="16"/>
-        </w:rPr>
-        <w:t xml:space="preserve">);   </w:t>
-      </w:r>
-      <w:proofErr w:type="gramEnd"/>
-      <w:r>
-        <w:rPr>
-          <w:sz w:val="16"/>
-          <w:szCs w:val="16"/>
+          <w:lang w:val="en-US"/>
         </w:rPr>
         <w:t xml:space="preserve">  % Integrator gain</w:t>
       </w:r>
@@ -4870,6 +4421,7 @@
         <w:rPr>
           <w:sz w:val="16"/>
           <w:szCs w:val="16"/>
+          <w:lang w:val="en-US"/>
         </w:rPr>
       </w:pPr>
     </w:p>
@@ -4877,37 +4429,24 @@
       <w:pPr>
         <w:rPr>
           <w:noProof/>
-        </w:rPr>
-      </w:pPr>
-      <w:r>
-        <w:rPr>
-          <w:sz w:val="16"/>
-          <w:szCs w:val="16"/>
+          <w:lang w:val="en-US"/>
+        </w:rPr>
+      </w:pPr>
+      <w:r>
+        <w:rPr>
+          <w:sz w:val="16"/>
+          <w:szCs w:val="16"/>
+          <w:lang w:val="en-US"/>
         </w:rPr>
         <w:br/>
-        <w:t xml:space="preserve">LQR Gain K on </w:t>
-      </w:r>
-      <w:proofErr w:type="spellStart"/>
-      <w:r>
-        <w:rPr>
-          <w:sz w:val="16"/>
-          <w:szCs w:val="16"/>
-        </w:rPr>
-        <w:t>extended</w:t>
-      </w:r>
-      <w:proofErr w:type="spellEnd"/>
-      <w:r>
-        <w:rPr>
-          <w:sz w:val="16"/>
-          <w:szCs w:val="16"/>
-        </w:rPr>
-        <w:t xml:space="preserve"> system (</w:t>
-      </w:r>
-      <w:proofErr w:type="spellStart"/>
-      <w:r>
-        <w:rPr>
-          <w:sz w:val="16"/>
-          <w:szCs w:val="16"/>
+        <w:t>LQR Gain K on extended system (</w:t>
+      </w:r>
+      <w:proofErr w:type="spellStart"/>
+      <w:r>
+        <w:rPr>
+          <w:sz w:val="16"/>
+          <w:szCs w:val="16"/>
+          <w:lang w:val="en-US"/>
         </w:rPr>
         <w:t>imd</w:t>
       </w:r>
@@ -4916,6 +4455,7 @@
         <w:rPr>
           <w:sz w:val="16"/>
           <w:szCs w:val="16"/>
+          <w:lang w:val="en-US"/>
         </w:rPr>
         <w:t>):</w:t>
       </w:r>
@@ -4923,6 +4463,7 @@
         <w:rPr>
           <w:sz w:val="16"/>
           <w:szCs w:val="16"/>
+          <w:lang w:val="en-US"/>
         </w:rPr>
         <w:br/>
         <w:t>-1092.9579, -315.95446, 638.34815, 98.460198, -8.8319058</w:t>
@@ -4989,64 +4530,34 @@
         <w:rPr>
           <w:sz w:val="16"/>
           <w:szCs w:val="16"/>
-        </w:rPr>
-      </w:pPr>
-      <w:r>
-        <w:rPr>
-          <w:sz w:val="16"/>
-          <w:szCs w:val="16"/>
-        </w:rPr>
-        <w:t xml:space="preserve">T = 5; % </w:t>
-      </w:r>
-      <w:proofErr w:type="spellStart"/>
-      <w:r>
-        <w:rPr>
-          <w:sz w:val="16"/>
-          <w:szCs w:val="16"/>
-        </w:rPr>
-        <w:t>period</w:t>
-      </w:r>
-      <w:proofErr w:type="spellEnd"/>
-    </w:p>
-    <w:p>
-      <w:pPr>
-        <w:rPr>
-          <w:sz w:val="16"/>
-          <w:szCs w:val="16"/>
-        </w:rPr>
-      </w:pPr>
-      <w:r>
-        <w:rPr>
-          <w:sz w:val="16"/>
-          <w:szCs w:val="16"/>
-        </w:rPr>
-        <w:t xml:space="preserve">k = 5; % the </w:t>
-      </w:r>
-      <w:proofErr w:type="spellStart"/>
-      <w:r>
-        <w:rPr>
-          <w:sz w:val="16"/>
-          <w:szCs w:val="16"/>
-        </w:rPr>
-        <w:t>lower</w:t>
-      </w:r>
-      <w:proofErr w:type="spellEnd"/>
-      <w:r>
-        <w:rPr>
-          <w:sz w:val="16"/>
-          <w:szCs w:val="16"/>
-        </w:rPr>
-        <w:t xml:space="preserve"> the </w:t>
-      </w:r>
-      <w:proofErr w:type="spellStart"/>
-      <w:r>
-        <w:rPr>
-          <w:sz w:val="16"/>
-          <w:szCs w:val="16"/>
-        </w:rPr>
-        <w:t>smoother</w:t>
-      </w:r>
-      <w:proofErr w:type="spellEnd"/>
+          <w:lang w:val="en-US"/>
+        </w:rPr>
+      </w:pPr>
+      <w:r>
+        <w:rPr>
+          <w:sz w:val="16"/>
+          <w:szCs w:val="16"/>
+          <w:lang w:val="en-US"/>
+        </w:rPr>
+        <w:t>T = 5; % period</w:t>
+      </w:r>
+    </w:p>
+    <w:p>
+      <w:pPr>
+        <w:rPr>
+          <w:sz w:val="16"/>
+          <w:szCs w:val="16"/>
+          <w:lang w:val="en-US"/>
+        </w:rPr>
+      </w:pPr>
+      <w:r>
+        <w:rPr>
+          <w:sz w:val="16"/>
+          <w:szCs w:val="16"/>
+          <w:lang w:val="en-US"/>
+        </w:rPr>
+        <w:t>k = 5; % the lower the smoother</w:t>
+      </w:r>
     </w:p>
     <w:p>
       <w:pPr>
@@ -5077,13 +4588,15 @@
         <w:rPr>
           <w:sz w:val="16"/>
           <w:szCs w:val="16"/>
-        </w:rPr>
-      </w:pPr>
-      <w:proofErr w:type="spellStart"/>
-      <w:r>
-        <w:rPr>
-          <w:sz w:val="16"/>
-          <w:szCs w:val="16"/>
+          <w:lang w:val="en-US"/>
+        </w:rPr>
+      </w:pPr>
+      <w:proofErr w:type="spellStart"/>
+      <w:r>
+        <w:rPr>
+          <w:sz w:val="16"/>
+          <w:szCs w:val="16"/>
+          <w:lang w:val="en-US"/>
         </w:rPr>
         <w:t>smooth_wave</w:t>
       </w:r>
@@ -5092,78 +4605,80 @@
         <w:rPr>
           <w:sz w:val="16"/>
           <w:szCs w:val="16"/>
+          <w:lang w:val="en-US"/>
         </w:rPr>
         <w:t xml:space="preserve"> = @(t) A * </w:t>
       </w:r>
-      <w:proofErr w:type="spellStart"/>
-      <w:proofErr w:type="gramStart"/>
-      <w:r>
-        <w:rPr>
-          <w:sz w:val="16"/>
-          <w:szCs w:val="16"/>
-        </w:rPr>
-        <w:t>tanh</w:t>
-      </w:r>
-      <w:proofErr w:type="spellEnd"/>
-      <w:r>
-        <w:rPr>
-          <w:sz w:val="16"/>
-          <w:szCs w:val="16"/>
-        </w:rPr>
-        <w:t>(</w:t>
-      </w:r>
-      <w:proofErr w:type="gramEnd"/>
-      <w:r>
-        <w:rPr>
-          <w:sz w:val="16"/>
-          <w:szCs w:val="16"/>
-        </w:rPr>
-        <w:t>k * sin(2*pi*(t-T/</w:t>
-      </w:r>
-      <w:proofErr w:type="gramStart"/>
-      <w:r>
-        <w:rPr>
-          <w:sz w:val="16"/>
-          <w:szCs w:val="16"/>
-        </w:rPr>
-        <w:t>4)/</w:t>
-      </w:r>
-      <w:proofErr w:type="gramEnd"/>
-      <w:r>
-        <w:rPr>
-          <w:sz w:val="16"/>
-          <w:szCs w:val="16"/>
-        </w:rPr>
-        <w:t>T)) + A;</w:t>
-      </w:r>
-    </w:p>
-    <w:p>
-      <w:pPr>
-        <w:rPr>
-          <w:sz w:val="16"/>
-          <w:szCs w:val="16"/>
-        </w:rPr>
-      </w:pPr>
-      <w:r>
-        <w:rPr>
-          <w:sz w:val="16"/>
-          <w:szCs w:val="16"/>
-        </w:rPr>
-        <w:t>x0 = [0, .2, .1, -.1]';</w:t>
-      </w:r>
-    </w:p>
-    <w:p>
-      <w:pPr>
-        <w:rPr>
-          <w:sz w:val="16"/>
-          <w:szCs w:val="16"/>
-        </w:rPr>
-      </w:pPr>
-      <w:proofErr w:type="spellStart"/>
-      <w:r>
-        <w:rPr>
-          <w:sz w:val="16"/>
-          <w:szCs w:val="16"/>
+      <w:proofErr w:type="gramStart"/>
+      <w:r>
+        <w:rPr>
+          <w:sz w:val="16"/>
+          <w:szCs w:val="16"/>
+          <w:lang w:val="en-US"/>
+        </w:rPr>
+        <w:t>tanh(</w:t>
+      </w:r>
+      <w:proofErr w:type="gramEnd"/>
+      <w:r>
+        <w:rPr>
+          <w:sz w:val="16"/>
+          <w:szCs w:val="16"/>
+          <w:lang w:val="en-US"/>
+        </w:rPr>
+        <w:t xml:space="preserve">k * sin(2*pi*(t-T/4)/T)) + </w:t>
+      </w:r>
+      <w:proofErr w:type="gramStart"/>
+      <w:r>
+        <w:rPr>
+          <w:sz w:val="16"/>
+          <w:szCs w:val="16"/>
+          <w:lang w:val="en-US"/>
+        </w:rPr>
+        <w:t>A;</w:t>
+      </w:r>
+      <w:proofErr w:type="gramEnd"/>
+    </w:p>
+    <w:p>
+      <w:pPr>
+        <w:rPr>
+          <w:sz w:val="16"/>
+          <w:szCs w:val="16"/>
+          <w:lang w:val="en-US"/>
+        </w:rPr>
+      </w:pPr>
+      <w:r>
+        <w:rPr>
+          <w:sz w:val="16"/>
+          <w:szCs w:val="16"/>
+          <w:lang w:val="en-US"/>
+        </w:rPr>
+        <w:t>x0 = [0, .2, .1, -.1]</w:t>
+      </w:r>
+      <w:proofErr w:type="gramStart"/>
+      <w:r>
+        <w:rPr>
+          <w:sz w:val="16"/>
+          <w:szCs w:val="16"/>
+          <w:lang w:val="en-US"/>
+        </w:rPr>
+        <w:t>';</w:t>
+      </w:r>
+      <w:proofErr w:type="gramEnd"/>
+    </w:p>
+    <w:p>
+      <w:pPr>
+        <w:rPr>
+          <w:sz w:val="16"/>
+          <w:szCs w:val="16"/>
+          <w:lang w:val="en-US"/>
+        </w:rPr>
+      </w:pPr>
+      <w:proofErr w:type="spellStart"/>
+      <w:r>
+        <w:rPr>
+          <w:sz w:val="16"/>
+          <w:szCs w:val="16"/>
+          <w:lang w:val="en-US"/>
         </w:rPr>
         <w:t>t_max</w:t>
       </w:r>
@@ -5172,29 +4687,43 @@
         <w:rPr>
           <w:sz w:val="16"/>
           <w:szCs w:val="16"/>
-        </w:rPr>
-        <w:t xml:space="preserve"> = 15;</w:t>
-      </w:r>
-    </w:p>
-    <w:p>
-      <w:pPr>
-        <w:rPr>
-          <w:sz w:val="16"/>
-          <w:szCs w:val="16"/>
-        </w:rPr>
-      </w:pPr>
-    </w:p>
-    <w:p>
-      <w:pPr>
-        <w:rPr>
-          <w:sz w:val="16"/>
-          <w:szCs w:val="16"/>
-        </w:rPr>
-      </w:pPr>
-      <w:r>
-        <w:rPr>
-          <w:sz w:val="16"/>
-          <w:szCs w:val="16"/>
+          <w:lang w:val="en-US"/>
+        </w:rPr>
+        <w:t xml:space="preserve"> = </w:t>
+      </w:r>
+      <w:proofErr w:type="gramStart"/>
+      <w:r>
+        <w:rPr>
+          <w:sz w:val="16"/>
+          <w:szCs w:val="16"/>
+          <w:lang w:val="en-US"/>
+        </w:rPr>
+        <w:t>15;</w:t>
+      </w:r>
+      <w:proofErr w:type="gramEnd"/>
+    </w:p>
+    <w:p>
+      <w:pPr>
+        <w:rPr>
+          <w:sz w:val="16"/>
+          <w:szCs w:val="16"/>
+          <w:lang w:val="en-US"/>
+        </w:rPr>
+      </w:pPr>
+    </w:p>
+    <w:p>
+      <w:pPr>
+        <w:rPr>
+          <w:sz w:val="16"/>
+          <w:szCs w:val="16"/>
+          <w:lang w:val="en-US"/>
+        </w:rPr>
+      </w:pPr>
+      <w:r>
+        <w:rPr>
+          <w:sz w:val="16"/>
+          <w:szCs w:val="16"/>
+          <w:lang w:val="en-US"/>
         </w:rPr>
         <w:br w:type="page"/>
       </w:r>
@@ -5204,12 +4733,14 @@
         <w:rPr>
           <w:sz w:val="16"/>
           <w:szCs w:val="16"/>
-        </w:rPr>
-      </w:pPr>
-      <w:r>
-        <w:rPr>
-          <w:sz w:val="16"/>
-          <w:szCs w:val="16"/>
+          <w:lang w:val="en-US"/>
+        </w:rPr>
+      </w:pPr>
+      <w:r>
+        <w:rPr>
+          <w:sz w:val="16"/>
+          <w:szCs w:val="16"/>
+          <w:lang w:val="en-US"/>
         </w:rPr>
         <w:lastRenderedPageBreak/>
         <w:t>PACKET LOSSES</w:t>
@@ -5268,64 +4799,34 @@
         <w:rPr>
           <w:sz w:val="16"/>
           <w:szCs w:val="16"/>
-        </w:rPr>
-      </w:pPr>
-      <w:r>
-        <w:rPr>
-          <w:sz w:val="16"/>
-          <w:szCs w:val="16"/>
-        </w:rPr>
-        <w:t xml:space="preserve">T = 5; % </w:t>
-      </w:r>
-      <w:proofErr w:type="spellStart"/>
-      <w:r>
-        <w:rPr>
-          <w:sz w:val="16"/>
-          <w:szCs w:val="16"/>
-        </w:rPr>
-        <w:t>period</w:t>
-      </w:r>
-      <w:proofErr w:type="spellEnd"/>
-    </w:p>
-    <w:p>
-      <w:pPr>
-        <w:rPr>
-          <w:sz w:val="16"/>
-          <w:szCs w:val="16"/>
-        </w:rPr>
-      </w:pPr>
-      <w:r>
-        <w:rPr>
-          <w:sz w:val="16"/>
-          <w:szCs w:val="16"/>
-        </w:rPr>
-        <w:t xml:space="preserve">k = 20; % the </w:t>
-      </w:r>
-      <w:proofErr w:type="spellStart"/>
-      <w:r>
-        <w:rPr>
-          <w:sz w:val="16"/>
-          <w:szCs w:val="16"/>
-        </w:rPr>
-        <w:t>lower</w:t>
-      </w:r>
-      <w:proofErr w:type="spellEnd"/>
-      <w:r>
-        <w:rPr>
-          <w:sz w:val="16"/>
-          <w:szCs w:val="16"/>
-        </w:rPr>
-        <w:t xml:space="preserve"> the </w:t>
-      </w:r>
-      <w:proofErr w:type="spellStart"/>
-      <w:r>
-        <w:rPr>
-          <w:sz w:val="16"/>
-          <w:szCs w:val="16"/>
-        </w:rPr>
-        <w:t>smoother</w:t>
-      </w:r>
-      <w:proofErr w:type="spellEnd"/>
+          <w:lang w:val="en-US"/>
+        </w:rPr>
+      </w:pPr>
+      <w:r>
+        <w:rPr>
+          <w:sz w:val="16"/>
+          <w:szCs w:val="16"/>
+          <w:lang w:val="en-US"/>
+        </w:rPr>
+        <w:t>T = 5; % period</w:t>
+      </w:r>
+    </w:p>
+    <w:p>
+      <w:pPr>
+        <w:rPr>
+          <w:sz w:val="16"/>
+          <w:szCs w:val="16"/>
+          <w:lang w:val="en-US"/>
+        </w:rPr>
+      </w:pPr>
+      <w:r>
+        <w:rPr>
+          <w:sz w:val="16"/>
+          <w:szCs w:val="16"/>
+          <w:lang w:val="en-US"/>
+        </w:rPr>
+        <w:t>k = 20; % the lower the smoother</w:t>
+      </w:r>
     </w:p>
     <w:p>
       <w:pPr>
@@ -5356,13 +4857,15 @@
         <w:rPr>
           <w:sz w:val="16"/>
           <w:szCs w:val="16"/>
-        </w:rPr>
-      </w:pPr>
-      <w:proofErr w:type="spellStart"/>
-      <w:r>
-        <w:rPr>
-          <w:sz w:val="16"/>
-          <w:szCs w:val="16"/>
+          <w:lang w:val="en-US"/>
+        </w:rPr>
+      </w:pPr>
+      <w:proofErr w:type="spellStart"/>
+      <w:r>
+        <w:rPr>
+          <w:sz w:val="16"/>
+          <w:szCs w:val="16"/>
+          <w:lang w:val="en-US"/>
         </w:rPr>
         <w:t>smooth_wave</w:t>
       </w:r>
@@ -5371,272 +4874,299 @@
         <w:rPr>
           <w:sz w:val="16"/>
           <w:szCs w:val="16"/>
+          <w:lang w:val="en-US"/>
         </w:rPr>
         <w:t xml:space="preserve"> = @(t) A * </w:t>
       </w:r>
-      <w:proofErr w:type="spellStart"/>
-      <w:proofErr w:type="gramStart"/>
-      <w:r>
-        <w:rPr>
-          <w:sz w:val="16"/>
-          <w:szCs w:val="16"/>
-        </w:rPr>
-        <w:t>tanh</w:t>
-      </w:r>
-      <w:proofErr w:type="spellEnd"/>
-      <w:r>
-        <w:rPr>
-          <w:sz w:val="16"/>
-          <w:szCs w:val="16"/>
+      <w:proofErr w:type="gramStart"/>
+      <w:r>
+        <w:rPr>
+          <w:sz w:val="16"/>
+          <w:szCs w:val="16"/>
+          <w:lang w:val="en-US"/>
+        </w:rPr>
+        <w:t>tanh(</w:t>
+      </w:r>
+      <w:proofErr w:type="gramEnd"/>
+      <w:r>
+        <w:rPr>
+          <w:sz w:val="16"/>
+          <w:szCs w:val="16"/>
+          <w:lang w:val="en-US"/>
+        </w:rPr>
+        <w:t xml:space="preserve">k * sin(2*pi*(t-T/4)/T)) + </w:t>
+      </w:r>
+      <w:proofErr w:type="gramStart"/>
+      <w:r>
+        <w:rPr>
+          <w:sz w:val="16"/>
+          <w:szCs w:val="16"/>
+          <w:lang w:val="en-US"/>
+        </w:rPr>
+        <w:t>A;</w:t>
+      </w:r>
+      <w:proofErr w:type="gramEnd"/>
+    </w:p>
+    <w:p>
+      <w:pPr>
+        <w:rPr>
+          <w:sz w:val="16"/>
+          <w:szCs w:val="16"/>
+          <w:lang w:val="en-US"/>
+        </w:rPr>
+      </w:pPr>
+      <w:r>
+        <w:rPr>
+          <w:sz w:val="16"/>
+          <w:szCs w:val="16"/>
+          <w:lang w:val="en-US"/>
+        </w:rPr>
+        <w:t xml:space="preserve">  </w:t>
+      </w:r>
+      <w:proofErr w:type="spellStart"/>
+      <w:proofErr w:type="gramStart"/>
+      <w:r>
+        <w:rPr>
+          <w:sz w:val="16"/>
+          <w:szCs w:val="16"/>
+          <w:lang w:val="en-US"/>
+        </w:rPr>
+        <w:t>ctrl.noise</w:t>
+      </w:r>
+      <w:proofErr w:type="gramEnd"/>
+      <w:r>
+        <w:rPr>
+          <w:sz w:val="16"/>
+          <w:szCs w:val="16"/>
+          <w:lang w:val="en-US"/>
+        </w:rPr>
+        <w:t>_std</w:t>
+      </w:r>
+      <w:proofErr w:type="spellEnd"/>
+      <w:r>
+        <w:rPr>
+          <w:sz w:val="16"/>
+          <w:szCs w:val="16"/>
+          <w:lang w:val="en-US"/>
+        </w:rPr>
+        <w:t xml:space="preserve"> = .0003 * [1 1 1 1</w:t>
+      </w:r>
+      <w:proofErr w:type="gramStart"/>
+      <w:r>
+        <w:rPr>
+          <w:sz w:val="16"/>
+          <w:szCs w:val="16"/>
+          <w:lang w:val="en-US"/>
+        </w:rPr>
+        <w:t>];</w:t>
+      </w:r>
+      <w:proofErr w:type="gramEnd"/>
+    </w:p>
+    <w:p>
+      <w:pPr>
+        <w:rPr>
+          <w:sz w:val="16"/>
+          <w:szCs w:val="16"/>
+          <w:u w:val="single"/>
+          <w:lang w:val="en-US"/>
+        </w:rPr>
+      </w:pPr>
+    </w:p>
+    <w:p>
+      <w:pPr>
+        <w:rPr>
+          <w:sz w:val="16"/>
+          <w:szCs w:val="16"/>
+          <w:lang w:val="en-US"/>
+        </w:rPr>
+      </w:pPr>
+    </w:p>
+    <w:p>
+      <w:pPr>
+        <w:rPr>
+          <w:sz w:val="16"/>
+          <w:szCs w:val="16"/>
+          <w:lang w:val="en-US"/>
+        </w:rPr>
+      </w:pPr>
+      <w:r>
+        <w:rPr>
+          <w:sz w:val="16"/>
+          <w:szCs w:val="16"/>
+          <w:lang w:val="en-US"/>
+        </w:rPr>
+        <w:t>% Generates reference signal by combining square waves</w:t>
+      </w:r>
+    </w:p>
+    <w:p>
+      <w:pPr>
+        <w:rPr>
+          <w:sz w:val="16"/>
+          <w:szCs w:val="16"/>
+          <w:lang w:val="en-US"/>
+        </w:rPr>
+      </w:pPr>
+      <w:proofErr w:type="spellStart"/>
+      <w:r>
+        <w:rPr>
+          <w:sz w:val="16"/>
+          <w:szCs w:val="16"/>
+          <w:lang w:val="en-US"/>
+        </w:rPr>
+        <w:t>poly_f</w:t>
+      </w:r>
+      <w:proofErr w:type="spellEnd"/>
+      <w:r>
+        <w:rPr>
+          <w:sz w:val="16"/>
+          <w:szCs w:val="16"/>
+          <w:lang w:val="en-US"/>
+        </w:rPr>
+        <w:t xml:space="preserve"> = </w:t>
+      </w:r>
+      <w:proofErr w:type="gramStart"/>
+      <w:r>
+        <w:rPr>
+          <w:sz w:val="16"/>
+          <w:szCs w:val="16"/>
+          <w:lang w:val="en-US"/>
+        </w:rPr>
+        <w:t>@(</w:t>
+      </w:r>
+      <w:proofErr w:type="gramEnd"/>
+      <w:r>
+        <w:rPr>
+          <w:sz w:val="16"/>
+          <w:szCs w:val="16"/>
+          <w:lang w:val="en-US"/>
+        </w:rPr>
+        <w:t>f, t) f(t</w:t>
+      </w:r>
+      <w:proofErr w:type="gramStart"/>
+      <w:r>
+        <w:rPr>
+          <w:sz w:val="16"/>
+          <w:szCs w:val="16"/>
+          <w:lang w:val="en-US"/>
+        </w:rPr>
+        <w:t>);</w:t>
+      </w:r>
+      <w:proofErr w:type="gramEnd"/>
+    </w:p>
+    <w:p>
+      <w:pPr>
+        <w:rPr>
+          <w:sz w:val="16"/>
+          <w:szCs w:val="16"/>
+          <w:lang w:val="en-US"/>
+        </w:rPr>
+      </w:pPr>
+    </w:p>
+    <w:p>
+      <w:pPr>
+        <w:rPr>
+          <w:sz w:val="16"/>
+          <w:szCs w:val="16"/>
+          <w:lang w:val="en-US"/>
+        </w:rPr>
+      </w:pPr>
+      <w:proofErr w:type="spellStart"/>
+      <w:r>
+        <w:rPr>
+          <w:sz w:val="16"/>
+          <w:szCs w:val="16"/>
+          <w:lang w:val="en-US"/>
+        </w:rPr>
+        <w:t>p_loss_vals</w:t>
+      </w:r>
+      <w:proofErr w:type="spellEnd"/>
+      <w:r>
+        <w:rPr>
+          <w:sz w:val="16"/>
+          <w:szCs w:val="16"/>
+          <w:lang w:val="en-US"/>
+        </w:rPr>
+        <w:t xml:space="preserve"> = </w:t>
+      </w:r>
+      <w:proofErr w:type="gramStart"/>
+      <w:r>
+        <w:rPr>
+          <w:sz w:val="16"/>
+          <w:szCs w:val="16"/>
+          <w:lang w:val="en-US"/>
+        </w:rPr>
+        <w:t>0:.</w:t>
+      </w:r>
+      <w:proofErr w:type="gramEnd"/>
+      <w:r>
+        <w:rPr>
+          <w:sz w:val="16"/>
+          <w:szCs w:val="16"/>
+          <w:lang w:val="en-US"/>
+        </w:rPr>
+        <w:t>025:.</w:t>
+      </w:r>
+      <w:proofErr w:type="gramStart"/>
+      <w:r>
+        <w:rPr>
+          <w:sz w:val="16"/>
+          <w:szCs w:val="16"/>
+          <w:lang w:val="en-US"/>
+        </w:rPr>
+        <w:t>55;</w:t>
+      </w:r>
+      <w:proofErr w:type="gramEnd"/>
+    </w:p>
+    <w:p>
+      <w:pPr>
+        <w:rPr>
+          <w:sz w:val="16"/>
+          <w:szCs w:val="16"/>
+          <w:lang w:val="en-US"/>
+        </w:rPr>
+      </w:pPr>
+      <w:r>
+        <w:rPr>
+          <w:sz w:val="16"/>
+          <w:szCs w:val="16"/>
+          <w:lang w:val="en-US"/>
+        </w:rPr>
+        <w:t xml:space="preserve">points = </w:t>
+      </w:r>
+      <w:proofErr w:type="spellStart"/>
+      <w:r>
+        <w:rPr>
+          <w:sz w:val="16"/>
+          <w:szCs w:val="16"/>
+          <w:lang w:val="en-US"/>
+        </w:rPr>
+        <w:t>get_points_</w:t>
+      </w:r>
+      <w:proofErr w:type="gramStart"/>
+      <w:r>
+        <w:rPr>
+          <w:sz w:val="16"/>
+          <w:szCs w:val="16"/>
+          <w:lang w:val="en-US"/>
+        </w:rPr>
+        <w:t>ploss</w:t>
+      </w:r>
+      <w:proofErr w:type="spellEnd"/>
+      <w:r>
+        <w:rPr>
+          <w:sz w:val="16"/>
+          <w:szCs w:val="16"/>
+          <w:lang w:val="en-US"/>
         </w:rPr>
         <w:t>(</w:t>
       </w:r>
-      <w:proofErr w:type="gramEnd"/>
-      <w:r>
-        <w:rPr>
-          <w:sz w:val="16"/>
-          <w:szCs w:val="16"/>
-        </w:rPr>
-        <w:t>k * sin(2*pi*(t-T/</w:t>
-      </w:r>
-      <w:proofErr w:type="gramStart"/>
-      <w:r>
-        <w:rPr>
-          <w:sz w:val="16"/>
-          <w:szCs w:val="16"/>
-        </w:rPr>
-        <w:t>4)/</w:t>
-      </w:r>
-      <w:proofErr w:type="gramEnd"/>
-      <w:r>
-        <w:rPr>
-          <w:sz w:val="16"/>
-          <w:szCs w:val="16"/>
-        </w:rPr>
-        <w:t>T)) + A;</w:t>
-      </w:r>
-    </w:p>
-    <w:p>
-      <w:pPr>
-        <w:rPr>
-          <w:sz w:val="16"/>
-          <w:szCs w:val="16"/>
-        </w:rPr>
-      </w:pPr>
-      <w:r>
-        <w:rPr>
-          <w:sz w:val="16"/>
-          <w:szCs w:val="16"/>
-        </w:rPr>
-        <w:t xml:space="preserve">  </w:t>
-      </w:r>
-      <w:proofErr w:type="spellStart"/>
-      <w:proofErr w:type="gramStart"/>
-      <w:r>
-        <w:rPr>
-          <w:sz w:val="16"/>
-          <w:szCs w:val="16"/>
-        </w:rPr>
-        <w:t>ctrl.noise</w:t>
-      </w:r>
-      <w:proofErr w:type="gramEnd"/>
-      <w:r>
-        <w:rPr>
-          <w:sz w:val="16"/>
-          <w:szCs w:val="16"/>
-        </w:rPr>
-        <w:t>_std</w:t>
-      </w:r>
-      <w:proofErr w:type="spellEnd"/>
-      <w:r>
-        <w:rPr>
-          <w:sz w:val="16"/>
-          <w:szCs w:val="16"/>
-        </w:rPr>
-        <w:t xml:space="preserve"> = .0003 * [1 1 1 1];</w:t>
-      </w:r>
-    </w:p>
-    <w:p>
-      <w:pPr>
-        <w:rPr>
-          <w:sz w:val="16"/>
-          <w:szCs w:val="16"/>
-          <w:u w:val="single"/>
-        </w:rPr>
-      </w:pPr>
-    </w:p>
-    <w:p>
-      <w:pPr>
-        <w:rPr>
-          <w:sz w:val="16"/>
-          <w:szCs w:val="16"/>
-        </w:rPr>
-      </w:pPr>
-    </w:p>
-    <w:p>
-      <w:pPr>
-        <w:rPr>
-          <w:sz w:val="16"/>
-          <w:szCs w:val="16"/>
-        </w:rPr>
-      </w:pPr>
-      <w:r>
-        <w:rPr>
-          <w:sz w:val="16"/>
-          <w:szCs w:val="16"/>
-        </w:rPr>
-        <w:t xml:space="preserve">% </w:t>
-      </w:r>
-      <w:proofErr w:type="spellStart"/>
-      <w:r>
-        <w:rPr>
-          <w:sz w:val="16"/>
-          <w:szCs w:val="16"/>
-        </w:rPr>
-        <w:t>Generates</w:t>
-      </w:r>
-      <w:proofErr w:type="spellEnd"/>
-      <w:r>
-        <w:rPr>
-          <w:sz w:val="16"/>
-          <w:szCs w:val="16"/>
-        </w:rPr>
-        <w:t xml:space="preserve"> </w:t>
-      </w:r>
-      <w:proofErr w:type="spellStart"/>
-      <w:r>
-        <w:rPr>
-          <w:sz w:val="16"/>
-          <w:szCs w:val="16"/>
-        </w:rPr>
-        <w:t>reference</w:t>
-      </w:r>
-      <w:proofErr w:type="spellEnd"/>
-      <w:r>
-        <w:rPr>
-          <w:sz w:val="16"/>
-          <w:szCs w:val="16"/>
-        </w:rPr>
-        <w:t xml:space="preserve"> </w:t>
-      </w:r>
-      <w:proofErr w:type="spellStart"/>
-      <w:r>
-        <w:rPr>
-          <w:sz w:val="16"/>
-          <w:szCs w:val="16"/>
-        </w:rPr>
-        <w:t>signal</w:t>
-      </w:r>
-      <w:proofErr w:type="spellEnd"/>
-      <w:r>
-        <w:rPr>
-          <w:sz w:val="16"/>
-          <w:szCs w:val="16"/>
-        </w:rPr>
-        <w:t xml:space="preserve"> by </w:t>
-      </w:r>
-      <w:proofErr w:type="spellStart"/>
-      <w:r>
-        <w:rPr>
-          <w:sz w:val="16"/>
-          <w:szCs w:val="16"/>
-        </w:rPr>
-        <w:t>combining</w:t>
-      </w:r>
-      <w:proofErr w:type="spellEnd"/>
-      <w:r>
-        <w:rPr>
-          <w:sz w:val="16"/>
-          <w:szCs w:val="16"/>
-        </w:rPr>
-        <w:t xml:space="preserve"> </w:t>
-      </w:r>
-      <w:proofErr w:type="spellStart"/>
-      <w:r>
-        <w:rPr>
-          <w:sz w:val="16"/>
-          <w:szCs w:val="16"/>
-        </w:rPr>
-        <w:t>square</w:t>
-      </w:r>
-      <w:proofErr w:type="spellEnd"/>
-      <w:r>
-        <w:rPr>
-          <w:sz w:val="16"/>
-          <w:szCs w:val="16"/>
-        </w:rPr>
-        <w:t xml:space="preserve"> </w:t>
-      </w:r>
-      <w:proofErr w:type="spellStart"/>
-      <w:r>
-        <w:rPr>
-          <w:sz w:val="16"/>
-          <w:szCs w:val="16"/>
-        </w:rPr>
-        <w:t>waves</w:t>
-      </w:r>
-      <w:proofErr w:type="spellEnd"/>
-    </w:p>
-    <w:p>
-      <w:pPr>
-        <w:rPr>
-          <w:sz w:val="16"/>
-          <w:szCs w:val="16"/>
-        </w:rPr>
-      </w:pPr>
-      <w:proofErr w:type="spellStart"/>
-      <w:r>
-        <w:rPr>
-          <w:sz w:val="16"/>
-          <w:szCs w:val="16"/>
-        </w:rPr>
-        <w:t>poly_f</w:t>
-      </w:r>
-      <w:proofErr w:type="spellEnd"/>
-      <w:r>
-        <w:rPr>
-          <w:sz w:val="16"/>
-          <w:szCs w:val="16"/>
-        </w:rPr>
-        <w:t xml:space="preserve"> = </w:t>
-      </w:r>
-      <w:proofErr w:type="gramStart"/>
-      <w:r>
-        <w:rPr>
-          <w:sz w:val="16"/>
-          <w:szCs w:val="16"/>
-        </w:rPr>
-        <w:t>@(</w:t>
-      </w:r>
-      <w:proofErr w:type="gramEnd"/>
-      <w:r>
-        <w:rPr>
-          <w:sz w:val="16"/>
-          <w:szCs w:val="16"/>
-        </w:rPr>
-        <w:t>f, t) f(t);</w:t>
-      </w:r>
-    </w:p>
-    <w:p>
-      <w:pPr>
-        <w:rPr>
-          <w:sz w:val="16"/>
-          <w:szCs w:val="16"/>
-        </w:rPr>
-      </w:pPr>
-    </w:p>
-    <w:p>
-      <w:pPr>
-        <w:rPr>
-          <w:sz w:val="16"/>
-          <w:szCs w:val="16"/>
-        </w:rPr>
-      </w:pPr>
-      <w:proofErr w:type="spellStart"/>
-      <w:r>
-        <w:rPr>
-          <w:sz w:val="16"/>
-          <w:szCs w:val="16"/>
+      <w:proofErr w:type="spellStart"/>
+      <w:proofErr w:type="gramEnd"/>
+      <w:r>
+        <w:rPr>
+          <w:sz w:val="16"/>
+          <w:szCs w:val="16"/>
+          <w:lang w:val="en-US"/>
         </w:rPr>
         <w:t>p_loss_vals</w:t>
       </w:r>
@@ -5645,62 +5175,7 @@
         <w:rPr>
           <w:sz w:val="16"/>
           <w:szCs w:val="16"/>
-        </w:rPr>
-        <w:t xml:space="preserve"> = 0:.025:.55;</w:t>
-      </w:r>
-    </w:p>
-    <w:p>
-      <w:pPr>
-        <w:rPr>
-          <w:sz w:val="16"/>
-          <w:szCs w:val="16"/>
-        </w:rPr>
-      </w:pPr>
-      <w:r>
-        <w:rPr>
-          <w:sz w:val="16"/>
-          <w:szCs w:val="16"/>
-        </w:rPr>
-        <w:t xml:space="preserve">points = </w:t>
-      </w:r>
-      <w:proofErr w:type="spellStart"/>
-      <w:r>
-        <w:rPr>
-          <w:sz w:val="16"/>
-          <w:szCs w:val="16"/>
-        </w:rPr>
-        <w:t>get_points_</w:t>
-      </w:r>
-      <w:proofErr w:type="gramStart"/>
-      <w:r>
-        <w:rPr>
-          <w:sz w:val="16"/>
-          <w:szCs w:val="16"/>
-        </w:rPr>
-        <w:t>ploss</w:t>
-      </w:r>
-      <w:proofErr w:type="spellEnd"/>
-      <w:r>
-        <w:rPr>
-          <w:sz w:val="16"/>
-          <w:szCs w:val="16"/>
-        </w:rPr>
-        <w:t>(</w:t>
-      </w:r>
-      <w:proofErr w:type="spellStart"/>
-      <w:proofErr w:type="gramEnd"/>
-      <w:r>
-        <w:rPr>
-          <w:sz w:val="16"/>
-          <w:szCs w:val="16"/>
-        </w:rPr>
-        <w:t>p_loss_vals</w:t>
-      </w:r>
-      <w:proofErr w:type="spellEnd"/>
-      <w:r>
-        <w:rPr>
-          <w:sz w:val="16"/>
-          <w:szCs w:val="16"/>
+          <w:lang w:val="en-US"/>
         </w:rPr>
         <w:t xml:space="preserve">, 8, </w:t>
       </w:r>
@@ -5709,39 +5184,52 @@
         <w:rPr>
           <w:sz w:val="16"/>
           <w:szCs w:val="16"/>
+          <w:lang w:val="en-US"/>
         </w:rPr>
         <w:t>smooth_wave</w:t>
       </w:r>
       <w:proofErr w:type="spellEnd"/>
-      <w:r>
-        <w:rPr>
-          <w:sz w:val="16"/>
-          <w:szCs w:val="16"/>
+      <w:proofErr w:type="gramStart"/>
+      <w:r>
+        <w:rPr>
+          <w:sz w:val="16"/>
+          <w:szCs w:val="16"/>
+          <w:lang w:val="en-US"/>
         </w:rPr>
         <w:t>);</w:t>
       </w:r>
-    </w:p>
-    <w:p>
-      <w:pPr>
-        <w:rPr>
-          <w:sz w:val="16"/>
-          <w:szCs w:val="16"/>
-        </w:rPr>
-      </w:pPr>
-    </w:p>
-    <w:p>
-      <w:pPr>
-        <w:rPr>
-          <w:sz w:val="16"/>
-          <w:szCs w:val="16"/>
-        </w:rPr>
-      </w:pPr>
-      <w:r>
-        <w:rPr>
-          <w:sz w:val="16"/>
-          <w:szCs w:val="16"/>
-        </w:rPr>
-        <w:t xml:space="preserve">    x0 = [0, .2, .1, -.1]';</w:t>
+      <w:proofErr w:type="gramEnd"/>
+    </w:p>
+    <w:p>
+      <w:pPr>
+        <w:rPr>
+          <w:sz w:val="16"/>
+          <w:szCs w:val="16"/>
+          <w:lang w:val="en-US"/>
+        </w:rPr>
+      </w:pPr>
+    </w:p>
+    <w:p>
+      <w:pPr>
+        <w:rPr>
+          <w:sz w:val="16"/>
+          <w:szCs w:val="16"/>
+        </w:rPr>
+      </w:pPr>
+      <w:r>
+        <w:rPr>
+          <w:sz w:val="16"/>
+          <w:szCs w:val="16"/>
+          <w:lang w:val="en-US"/>
+        </w:rPr>
+        <w:t xml:space="preserve">    </w:t>
+      </w:r>
+      <w:r>
+        <w:rPr>
+          <w:sz w:val="16"/>
+          <w:szCs w:val="16"/>
+        </w:rPr>
+        <w:t>x0 = [0, .2, .1, -.1]';</w:t>
       </w:r>
     </w:p>
     <w:p>
@@ -6044,6 +5532,47 @@
         </w:rPr>
         <w:br w:type="page"/>
       </w:r>
+      <w:r>
+        <w:rPr>
+          <w:noProof/>
+        </w:rPr>
+        <w:lastRenderedPageBreak/>
+        <w:drawing>
+          <wp:inline distT="0" distB="0" distL="0" distR="0" wp14:anchorId="62A281A1" wp14:editId="0F53F59A">
+            <wp:extent cx="5759450" cy="3326765"/>
+            <wp:effectExtent l="0" t="0" r="0" b="6985"/>
+            <wp:docPr id="1029843971" name="Immagine 1" descr="Immagine che contiene testo, diagramma, Diagramma, linea&#10;&#10;Il contenuto generato dall'IA potrebbe non essere corretto."/>
+            <wp:cNvGraphicFramePr>
+              <a:graphicFrameLocks xmlns:a="http://schemas.openxmlformats.org/drawingml/2006/main" noChangeAspect="1"/>
+            </wp:cNvGraphicFramePr>
+            <a:graphic xmlns:a="http://schemas.openxmlformats.org/drawingml/2006/main">
+              <a:graphicData uri="http://schemas.openxmlformats.org/drawingml/2006/picture">
+                <pic:pic xmlns:pic="http://schemas.openxmlformats.org/drawingml/2006/picture">
+                  <pic:nvPicPr>
+                    <pic:cNvPr id="1029843971" name="Immagine 1" descr="Immagine che contiene testo, diagramma, Diagramma, linea&#10;&#10;Il contenuto generato dall'IA potrebbe non essere corretto."/>
+                    <pic:cNvPicPr/>
+                  </pic:nvPicPr>
+                  <pic:blipFill>
+                    <a:blip r:embed="rId28"/>
+                    <a:stretch>
+                      <a:fillRect/>
+                    </a:stretch>
+                  </pic:blipFill>
+                  <pic:spPr>
+                    <a:xfrm>
+                      <a:off x="0" y="0"/>
+                      <a:ext cx="5759450" cy="3326765"/>
+                    </a:xfrm>
+                    <a:prstGeom prst="rect">
+                      <a:avLst/>
+                    </a:prstGeom>
+                  </pic:spPr>
+                </pic:pic>
+              </a:graphicData>
+            </a:graphic>
+          </wp:inline>
+        </w:drawing>
+      </w:r>
     </w:p>
     <w:p>
       <w:pPr>
@@ -6096,7 +5625,7 @@
                     <pic:cNvPicPr/>
                   </pic:nvPicPr>
                   <pic:blipFill>
-                    <a:blip r:embed="rId28"/>
+                    <a:blip r:embed="rId29"/>
                     <a:stretch>
                       <a:fillRect/>
                     </a:stretch>
@@ -6136,6 +5665,7 @@
         <w:rPr>
           <w:noProof/>
         </w:rPr>
+        <w:lastRenderedPageBreak/>
         <w:drawing>
           <wp:inline distT="0" distB="0" distL="0" distR="0" wp14:anchorId="0ED0BD37" wp14:editId="1BD58160">
             <wp:extent cx="6120130" cy="3319780"/>
@@ -6152,7 +5682,7 @@
                     <pic:cNvPicPr/>
                   </pic:nvPicPr>
                   <pic:blipFill>
-                    <a:blip r:embed="rId29"/>
+                    <a:blip r:embed="rId30"/>
                     <a:stretch>
                       <a:fillRect/>
                     </a:stretch>
@@ -6201,7 +5731,7 @@
                     <pic:cNvPicPr/>
                   </pic:nvPicPr>
                   <pic:blipFill>
-                    <a:blip r:embed="rId30"/>
+                    <a:blip r:embed="rId31"/>
                     <a:stretch>
                       <a:fillRect/>
                     </a:stretch>
@@ -6226,7 +5756,7 @@
           <w:noProof/>
         </w:rPr>
         <w:drawing>
-          <wp:inline distT="0" distB="0" distL="0" distR="0" wp14:anchorId="782D816B" wp14:editId="6962D672">
+          <wp:inline distT="0" distB="0" distL="0" distR="0" wp14:anchorId="782D816B" wp14:editId="6AE644C0">
             <wp:extent cx="6120130" cy="3315970"/>
             <wp:effectExtent l="0" t="0" r="0" b="0"/>
             <wp:docPr id="725791313" name="Immagine 1" descr="Immagine che contiene testo, linea, Diagramma, diagramma&#10;&#10;Il contenuto generato dall'IA potrebbe non essere corretto."/>
@@ -6241,7 +5771,7 @@
                     <pic:cNvPicPr/>
                   </pic:nvPicPr>
                   <pic:blipFill>
-                    <a:blip r:embed="rId31"/>
+                    <a:blip r:embed="rId32"/>
                     <a:stretch>
                       <a:fillRect/>
                     </a:stretch>
@@ -6274,7 +5804,48 @@
           <w:sz w:val="24"/>
           <w:szCs w:val="24"/>
         </w:rPr>
+        <w:lastRenderedPageBreak/>
         <w:t>Anche queste 100x30 il primo e 50x100 il secondo</w:t>
+      </w:r>
+      <w:r>
+        <w:rPr>
+          <w:noProof/>
+        </w:rPr>
+        <w:drawing>
+          <wp:inline distT="0" distB="0" distL="0" distR="0" wp14:anchorId="0A44CA2A" wp14:editId="514C065F">
+            <wp:extent cx="6120130" cy="3306445"/>
+            <wp:effectExtent l="0" t="0" r="0" b="8255"/>
+            <wp:docPr id="1733520039" name="Immagine 1" descr="Immagine che contiene testo, linea, Diagramma, diagramma&#10;&#10;Il contenuto generato dall'IA potrebbe non essere corretto."/>
+            <wp:cNvGraphicFramePr>
+              <a:graphicFrameLocks xmlns:a="http://schemas.openxmlformats.org/drawingml/2006/main" noChangeAspect="1"/>
+            </wp:cNvGraphicFramePr>
+            <a:graphic xmlns:a="http://schemas.openxmlformats.org/drawingml/2006/main">
+              <a:graphicData uri="http://schemas.openxmlformats.org/drawingml/2006/picture">
+                <pic:pic xmlns:pic="http://schemas.openxmlformats.org/drawingml/2006/picture">
+                  <pic:nvPicPr>
+                    <pic:cNvPr id="1733520039" name="Immagine 1" descr="Immagine che contiene testo, linea, Diagramma, diagramma&#10;&#10;Il contenuto generato dall'IA potrebbe non essere corretto."/>
+                    <pic:cNvPicPr/>
+                  </pic:nvPicPr>
+                  <pic:blipFill>
+                    <a:blip r:embed="rId33"/>
+                    <a:stretch>
+                      <a:fillRect/>
+                    </a:stretch>
+                  </pic:blipFill>
+                  <pic:spPr>
+                    <a:xfrm>
+                      <a:off x="0" y="0"/>
+                      <a:ext cx="6120130" cy="3306445"/>
+                    </a:xfrm>
+                    <a:prstGeom prst="rect">
+                      <a:avLst/>
+                    </a:prstGeom>
+                  </pic:spPr>
+                </pic:pic>
+              </a:graphicData>
+            </a:graphic>
+          </wp:inline>
+        </w:drawing>
       </w:r>
       <w:r>
         <w:rPr>
@@ -6304,7 +5875,7 @@
                     <pic:cNvPicPr/>
                   </pic:nvPicPr>
                   <pic:blipFill>
-                    <a:blip r:embed="rId32"/>
+                    <a:blip r:embed="rId34"/>
                     <a:stretch>
                       <a:fillRect/>
                     </a:stretch>
@@ -6352,7 +5923,7 @@
                     <pic:cNvPicPr/>
                   </pic:nvPicPr>
                   <pic:blipFill>
-                    <a:blip r:embed="rId33"/>
+                    <a:blip r:embed="rId35"/>
                     <a:stretch>
                       <a:fillRect/>
                     </a:stretch>
@@ -6425,7 +5996,7 @@
                     <pic:cNvPicPr/>
                   </pic:nvPicPr>
                   <pic:blipFill>
-                    <a:blip r:embed="rId34"/>
+                    <a:blip r:embed="rId36"/>
                     <a:stretch>
                       <a:fillRect/>
                     </a:stretch>
@@ -6514,7 +6085,7 @@
                     <pic:cNvPicPr/>
                   </pic:nvPicPr>
                   <pic:blipFill>
-                    <a:blip r:embed="rId35">
+                    <a:blip r:embed="rId37">
                       <a:extLst>
                         <a:ext uri="{28A0092B-C50C-407E-A947-70E740481C1C}">
                           <a14:useLocalDpi xmlns:a14="http://schemas.microsoft.com/office/drawing/2010/main" val="0"/>
@@ -6538,6 +6109,1719 @@
               </a:graphicData>
             </a:graphic>
           </wp:anchor>
+        </w:drawing>
+      </w:r>
+      <w:r>
+        <w:rPr>
+          <w:b/>
+          <w:bCs/>
+          <w:noProof/>
+        </w:rPr>
+        <w:drawing>
+          <wp:inline distT="0" distB="0" distL="0" distR="0" wp14:anchorId="45630FFE" wp14:editId="5E1E49F4">
+            <wp:extent cx="6120130" cy="4008755"/>
+            <wp:effectExtent l="19050" t="19050" r="13970" b="10795"/>
+            <wp:docPr id="1394624993" name="Immagine 1"/>
+            <wp:cNvGraphicFramePr>
+              <a:graphicFrameLocks xmlns:a="http://schemas.openxmlformats.org/drawingml/2006/main" noChangeAspect="1"/>
+            </wp:cNvGraphicFramePr>
+            <a:graphic xmlns:a="http://schemas.openxmlformats.org/drawingml/2006/main">
+              <a:graphicData uri="http://schemas.openxmlformats.org/drawingml/2006/picture">
+                <pic:pic xmlns:pic="http://schemas.openxmlformats.org/drawingml/2006/picture">
+                  <pic:nvPicPr>
+                    <pic:cNvPr id="1394624993" name=""/>
+                    <pic:cNvPicPr/>
+                  </pic:nvPicPr>
+                  <pic:blipFill>
+                    <a:blip r:embed="rId37"/>
+                    <a:stretch>
+                      <a:fillRect/>
+                    </a:stretch>
+                  </pic:blipFill>
+                  <pic:spPr>
+                    <a:xfrm>
+                      <a:off x="0" y="0"/>
+                      <a:ext cx="6120130" cy="4008755"/>
+                    </a:xfrm>
+                    <a:prstGeom prst="rect">
+                      <a:avLst/>
+                    </a:prstGeom>
+                    <a:ln>
+                      <a:solidFill>
+                        <a:schemeClr val="tx1"/>
+                      </a:solidFill>
+                    </a:ln>
+                  </pic:spPr>
+                </pic:pic>
+              </a:graphicData>
+            </a:graphic>
+          </wp:inline>
+        </w:drawing>
+      </w:r>
+    </w:p>
+    <w:p>
+      <w:pPr>
+        <w:rPr>
+          <w:b/>
+          <w:bCs/>
+          <w:sz w:val="24"/>
+          <w:szCs w:val="24"/>
+        </w:rPr>
+      </w:pPr>
+    </w:p>
+    <w:p>
+      <w:pPr>
+        <w:rPr>
+          <w:b/>
+          <w:bCs/>
+          <w:sz w:val="24"/>
+          <w:szCs w:val="24"/>
+        </w:rPr>
+      </w:pPr>
+      <w:r>
+        <w:rPr>
+          <w:noProof/>
+        </w:rPr>
+        <w:drawing>
+          <wp:inline distT="0" distB="0" distL="0" distR="0" wp14:anchorId="21435A9A" wp14:editId="11932DD0">
+            <wp:extent cx="6120130" cy="3197225"/>
+            <wp:effectExtent l="0" t="0" r="0" b="3175"/>
+            <wp:docPr id="507574731" name="Immagine 1" descr="Immagine che contiene testo, Diagramma, diagramma, linea&#10;&#10;Il contenuto generato dall'IA potrebbe non essere corretto."/>
+            <wp:cNvGraphicFramePr>
+              <a:graphicFrameLocks xmlns:a="http://schemas.openxmlformats.org/drawingml/2006/main" noChangeAspect="1"/>
+            </wp:cNvGraphicFramePr>
+            <a:graphic xmlns:a="http://schemas.openxmlformats.org/drawingml/2006/main">
+              <a:graphicData uri="http://schemas.openxmlformats.org/drawingml/2006/picture">
+                <pic:pic xmlns:pic="http://schemas.openxmlformats.org/drawingml/2006/picture">
+                  <pic:nvPicPr>
+                    <pic:cNvPr id="507574731" name="Immagine 1" descr="Immagine che contiene testo, Diagramma, diagramma, linea&#10;&#10;Il contenuto generato dall'IA potrebbe non essere corretto."/>
+                    <pic:cNvPicPr/>
+                  </pic:nvPicPr>
+                  <pic:blipFill>
+                    <a:blip r:embed="rId38"/>
+                    <a:stretch>
+                      <a:fillRect/>
+                    </a:stretch>
+                  </pic:blipFill>
+                  <pic:spPr>
+                    <a:xfrm>
+                      <a:off x="0" y="0"/>
+                      <a:ext cx="6120130" cy="3197225"/>
+                    </a:xfrm>
+                    <a:prstGeom prst="rect">
+                      <a:avLst/>
+                    </a:prstGeom>
+                  </pic:spPr>
+                </pic:pic>
+              </a:graphicData>
+            </a:graphic>
+          </wp:inline>
+        </w:drawing>
+      </w:r>
+    </w:p>
+    <w:p>
+      <w:pPr>
+        <w:rPr>
+          <w:b/>
+          <w:bCs/>
+          <w:sz w:val="24"/>
+          <w:szCs w:val="24"/>
+        </w:rPr>
+      </w:pPr>
+      <w:r>
+        <w:rPr>
+          <w:noProof/>
+        </w:rPr>
+        <w:lastRenderedPageBreak/>
+        <w:drawing>
+          <wp:inline distT="0" distB="0" distL="0" distR="0" wp14:anchorId="519B4D98" wp14:editId="4DFCB196">
+            <wp:extent cx="5759450" cy="3008630"/>
+            <wp:effectExtent l="0" t="0" r="0" b="1270"/>
+            <wp:docPr id="1989432539" name="Immagine 1" descr="Immagine che contiene testo, Diagramma, diagramma, linea&#10;&#10;Il contenuto generato dall'IA potrebbe non essere corretto."/>
+            <wp:cNvGraphicFramePr>
+              <a:graphicFrameLocks xmlns:a="http://schemas.openxmlformats.org/drawingml/2006/main" noChangeAspect="1"/>
+            </wp:cNvGraphicFramePr>
+            <a:graphic xmlns:a="http://schemas.openxmlformats.org/drawingml/2006/main">
+              <a:graphicData uri="http://schemas.openxmlformats.org/drawingml/2006/picture">
+                <pic:pic xmlns:pic="http://schemas.openxmlformats.org/drawingml/2006/picture">
+                  <pic:nvPicPr>
+                    <pic:cNvPr id="1989432539" name="Immagine 1" descr="Immagine che contiene testo, Diagramma, diagramma, linea&#10;&#10;Il contenuto generato dall'IA potrebbe non essere corretto."/>
+                    <pic:cNvPicPr/>
+                  </pic:nvPicPr>
+                  <pic:blipFill>
+                    <a:blip r:embed="rId39"/>
+                    <a:stretch>
+                      <a:fillRect/>
+                    </a:stretch>
+                  </pic:blipFill>
+                  <pic:spPr>
+                    <a:xfrm>
+                      <a:off x="0" y="0"/>
+                      <a:ext cx="5759450" cy="3008630"/>
+                    </a:xfrm>
+                    <a:prstGeom prst="rect">
+                      <a:avLst/>
+                    </a:prstGeom>
+                  </pic:spPr>
+                </pic:pic>
+              </a:graphicData>
+            </a:graphic>
+          </wp:inline>
+        </w:drawing>
+      </w:r>
+    </w:p>
+    <w:p>
+      <w:pPr>
+        <w:rPr>
+          <w:sz w:val="16"/>
+          <w:szCs w:val="16"/>
+          <w:lang w:val="en-US"/>
+        </w:rPr>
+      </w:pPr>
+      <w:r>
+        <w:rPr>
+          <w:b/>
+          <w:bCs/>
+          <w:sz w:val="36"/>
+          <w:szCs w:val="36"/>
+          <w:lang w:val="en-US"/>
+        </w:rPr>
+        <w:t>CODICE BOXPLOT</w:t>
+      </w:r>
+      <w:r>
+        <w:rPr>
+          <w:b/>
+          <w:bCs/>
+          <w:sz w:val="36"/>
+          <w:szCs w:val="36"/>
+          <w:lang w:val="en-US"/>
+        </w:rPr>
+        <w:br/>
+      </w:r>
+      <w:r>
+        <w:rPr>
+          <w:sz w:val="16"/>
+          <w:szCs w:val="16"/>
+          <w:lang w:val="en-US"/>
+        </w:rPr>
+        <w:t>%MINDIST = 1.5; % THIS IS FOR ALPHA = 1 PLOT</w:t>
+      </w:r>
+    </w:p>
+    <w:p>
+      <w:pPr>
+        <w:rPr>
+          <w:sz w:val="16"/>
+          <w:szCs w:val="16"/>
+          <w:lang w:val="en-US"/>
+        </w:rPr>
+      </w:pPr>
+      <w:r>
+        <w:rPr>
+          <w:sz w:val="16"/>
+          <w:szCs w:val="16"/>
+          <w:lang w:val="en-US"/>
+        </w:rPr>
+        <w:t xml:space="preserve">MINDIST = </w:t>
+      </w:r>
+      <w:proofErr w:type="gramStart"/>
+      <w:r>
+        <w:rPr>
+          <w:sz w:val="16"/>
+          <w:szCs w:val="16"/>
+          <w:lang w:val="en-US"/>
+        </w:rPr>
+        <w:t>0;</w:t>
+      </w:r>
+      <w:proofErr w:type="gramEnd"/>
+    </w:p>
+    <w:p>
+      <w:pPr>
+        <w:rPr>
+          <w:sz w:val="16"/>
+          <w:szCs w:val="16"/>
+          <w:lang w:val="en-US"/>
+        </w:rPr>
+      </w:pPr>
+      <w:proofErr w:type="spellStart"/>
+      <w:r>
+        <w:rPr>
+          <w:sz w:val="16"/>
+          <w:szCs w:val="16"/>
+          <w:lang w:val="en-US"/>
+        </w:rPr>
+        <w:t>idx_kept</w:t>
+      </w:r>
+      <w:proofErr w:type="spellEnd"/>
+      <w:r>
+        <w:rPr>
+          <w:sz w:val="16"/>
+          <w:szCs w:val="16"/>
+          <w:lang w:val="en-US"/>
+        </w:rPr>
+        <w:t xml:space="preserve"> = </w:t>
+      </w:r>
+      <w:proofErr w:type="spellStart"/>
+      <w:proofErr w:type="gramStart"/>
+      <w:r>
+        <w:rPr>
+          <w:sz w:val="16"/>
+          <w:szCs w:val="16"/>
+          <w:lang w:val="en-US"/>
+        </w:rPr>
+        <w:t>filterMinDist</w:t>
+      </w:r>
+      <w:proofErr w:type="spellEnd"/>
+      <w:r>
+        <w:rPr>
+          <w:sz w:val="16"/>
+          <w:szCs w:val="16"/>
+          <w:lang w:val="en-US"/>
+        </w:rPr>
+        <w:t>(</w:t>
+      </w:r>
+      <w:proofErr w:type="spellStart"/>
+      <w:proofErr w:type="gramEnd"/>
+      <w:r>
+        <w:rPr>
+          <w:sz w:val="16"/>
+          <w:szCs w:val="16"/>
+          <w:lang w:val="en-US"/>
+        </w:rPr>
+        <w:t>p_loss_vals</w:t>
+      </w:r>
+      <w:proofErr w:type="spellEnd"/>
+      <w:r>
+        <w:rPr>
+          <w:sz w:val="16"/>
+          <w:szCs w:val="16"/>
+          <w:lang w:val="en-US"/>
+        </w:rPr>
+        <w:t>*100, MINDIST</w:t>
+      </w:r>
+      <w:proofErr w:type="gramStart"/>
+      <w:r>
+        <w:rPr>
+          <w:sz w:val="16"/>
+          <w:szCs w:val="16"/>
+          <w:lang w:val="en-US"/>
+        </w:rPr>
+        <w:t>);</w:t>
+      </w:r>
+      <w:proofErr w:type="gramEnd"/>
+    </w:p>
+    <w:p>
+      <w:pPr>
+        <w:rPr>
+          <w:sz w:val="16"/>
+          <w:szCs w:val="16"/>
+          <w:lang w:val="en-US"/>
+        </w:rPr>
+      </w:pPr>
+      <w:proofErr w:type="spellStart"/>
+      <w:r>
+        <w:rPr>
+          <w:sz w:val="16"/>
+          <w:szCs w:val="16"/>
+          <w:lang w:val="en-US"/>
+        </w:rPr>
+        <w:t>filtered_vals</w:t>
+      </w:r>
+      <w:proofErr w:type="spellEnd"/>
+      <w:r>
+        <w:rPr>
+          <w:sz w:val="16"/>
+          <w:szCs w:val="16"/>
+          <w:lang w:val="en-US"/>
+        </w:rPr>
+        <w:t xml:space="preserve"> = </w:t>
+      </w:r>
+      <w:proofErr w:type="spellStart"/>
+      <w:r>
+        <w:rPr>
+          <w:sz w:val="16"/>
+          <w:szCs w:val="16"/>
+          <w:lang w:val="en-US"/>
+        </w:rPr>
+        <w:t>p_loss_vals</w:t>
+      </w:r>
+      <w:proofErr w:type="spellEnd"/>
+      <w:r>
+        <w:rPr>
+          <w:sz w:val="16"/>
+          <w:szCs w:val="16"/>
+          <w:lang w:val="en-US"/>
+        </w:rPr>
+        <w:t>(</w:t>
+      </w:r>
+      <w:proofErr w:type="spellStart"/>
+      <w:r>
+        <w:rPr>
+          <w:sz w:val="16"/>
+          <w:szCs w:val="16"/>
+          <w:lang w:val="en-US"/>
+        </w:rPr>
+        <w:t>idx_</w:t>
+      </w:r>
+      <w:proofErr w:type="gramStart"/>
+      <w:r>
+        <w:rPr>
+          <w:sz w:val="16"/>
+          <w:szCs w:val="16"/>
+          <w:lang w:val="en-US"/>
+        </w:rPr>
+        <w:t>kept</w:t>
+      </w:r>
+      <w:proofErr w:type="spellEnd"/>
+      <w:r>
+        <w:rPr>
+          <w:sz w:val="16"/>
+          <w:szCs w:val="16"/>
+          <w:lang w:val="en-US"/>
+        </w:rPr>
+        <w:t>)*100;</w:t>
+      </w:r>
+      <w:proofErr w:type="gramEnd"/>
+    </w:p>
+    <w:p>
+      <w:pPr>
+        <w:rPr>
+          <w:sz w:val="16"/>
+          <w:szCs w:val="16"/>
+          <w:lang w:val="en-US"/>
+        </w:rPr>
+      </w:pPr>
+      <w:proofErr w:type="spellStart"/>
+      <w:r>
+        <w:rPr>
+          <w:sz w:val="16"/>
+          <w:szCs w:val="16"/>
+          <w:lang w:val="en-US"/>
+        </w:rPr>
+        <w:t>filtered_points</w:t>
+      </w:r>
+      <w:proofErr w:type="spellEnd"/>
+      <w:r>
+        <w:rPr>
+          <w:sz w:val="16"/>
+          <w:szCs w:val="16"/>
+          <w:lang w:val="en-US"/>
+        </w:rPr>
+        <w:t xml:space="preserve"> = </w:t>
+      </w:r>
+      <w:proofErr w:type="gramStart"/>
+      <w:r>
+        <w:rPr>
+          <w:sz w:val="16"/>
+          <w:szCs w:val="16"/>
+          <w:lang w:val="en-US"/>
+        </w:rPr>
+        <w:t>points(</w:t>
+      </w:r>
+      <w:proofErr w:type="spellStart"/>
+      <w:proofErr w:type="gramEnd"/>
+      <w:r>
+        <w:rPr>
+          <w:sz w:val="16"/>
+          <w:szCs w:val="16"/>
+          <w:lang w:val="en-US"/>
+        </w:rPr>
+        <w:t>idx_kept</w:t>
+      </w:r>
+      <w:proofErr w:type="spellEnd"/>
+      <w:r>
+        <w:rPr>
+          <w:sz w:val="16"/>
+          <w:szCs w:val="16"/>
+          <w:lang w:val="en-US"/>
+        </w:rPr>
+        <w:t xml:space="preserve">, </w:t>
+      </w:r>
+      <w:proofErr w:type="gramStart"/>
+      <w:r>
+        <w:rPr>
+          <w:sz w:val="16"/>
+          <w:szCs w:val="16"/>
+          <w:lang w:val="en-US"/>
+        </w:rPr>
+        <w:t>:);</w:t>
+      </w:r>
+      <w:proofErr w:type="gramEnd"/>
+    </w:p>
+    <w:p>
+      <w:pPr>
+        <w:rPr>
+          <w:sz w:val="16"/>
+          <w:szCs w:val="16"/>
+          <w:lang w:val="en-US"/>
+        </w:rPr>
+      </w:pPr>
+    </w:p>
+    <w:p>
+      <w:pPr>
+        <w:rPr>
+          <w:sz w:val="16"/>
+          <w:szCs w:val="16"/>
+          <w:lang w:val="en-US"/>
+        </w:rPr>
+      </w:pPr>
+      <w:proofErr w:type="spellStart"/>
+      <w:r>
+        <w:rPr>
+          <w:sz w:val="16"/>
+          <w:szCs w:val="16"/>
+          <w:lang w:val="en-US"/>
+        </w:rPr>
+        <w:t>numBoxes</w:t>
+      </w:r>
+      <w:proofErr w:type="spellEnd"/>
+      <w:r>
+        <w:rPr>
+          <w:sz w:val="16"/>
+          <w:szCs w:val="16"/>
+          <w:lang w:val="en-US"/>
+        </w:rPr>
+        <w:t xml:space="preserve"> = </w:t>
+      </w:r>
+      <w:proofErr w:type="gramStart"/>
+      <w:r>
+        <w:rPr>
+          <w:sz w:val="16"/>
+          <w:szCs w:val="16"/>
+          <w:lang w:val="en-US"/>
+        </w:rPr>
+        <w:t>size(</w:t>
+      </w:r>
+      <w:proofErr w:type="spellStart"/>
+      <w:proofErr w:type="gramEnd"/>
+      <w:r>
+        <w:rPr>
+          <w:sz w:val="16"/>
+          <w:szCs w:val="16"/>
+          <w:lang w:val="en-US"/>
+        </w:rPr>
+        <w:t>filtered_points</w:t>
+      </w:r>
+      <w:proofErr w:type="spellEnd"/>
+      <w:r>
+        <w:rPr>
+          <w:sz w:val="16"/>
+          <w:szCs w:val="16"/>
+          <w:lang w:val="en-US"/>
+        </w:rPr>
+        <w:t>, 1</w:t>
+      </w:r>
+      <w:proofErr w:type="gramStart"/>
+      <w:r>
+        <w:rPr>
+          <w:sz w:val="16"/>
+          <w:szCs w:val="16"/>
+          <w:lang w:val="en-US"/>
+        </w:rPr>
+        <w:t xml:space="preserve">);   </w:t>
+      </w:r>
+      <w:proofErr w:type="gramEnd"/>
+      <w:r>
+        <w:rPr>
+          <w:sz w:val="16"/>
+          <w:szCs w:val="16"/>
+          <w:lang w:val="en-US"/>
+        </w:rPr>
+        <w:t xml:space="preserve">    % 100</w:t>
+      </w:r>
+    </w:p>
+    <w:p>
+      <w:pPr>
+        <w:rPr>
+          <w:sz w:val="16"/>
+          <w:szCs w:val="16"/>
+          <w:lang w:val="en-US"/>
+        </w:rPr>
+      </w:pPr>
+      <w:proofErr w:type="spellStart"/>
+      <w:r>
+        <w:rPr>
+          <w:sz w:val="16"/>
+          <w:szCs w:val="16"/>
+          <w:lang w:val="en-US"/>
+        </w:rPr>
+        <w:t>numSamples</w:t>
+      </w:r>
+      <w:proofErr w:type="spellEnd"/>
+      <w:r>
+        <w:rPr>
+          <w:sz w:val="16"/>
+          <w:szCs w:val="16"/>
+          <w:lang w:val="en-US"/>
+        </w:rPr>
+        <w:t xml:space="preserve"> = </w:t>
+      </w:r>
+      <w:proofErr w:type="gramStart"/>
+      <w:r>
+        <w:rPr>
+          <w:sz w:val="16"/>
+          <w:szCs w:val="16"/>
+          <w:lang w:val="en-US"/>
+        </w:rPr>
+        <w:t>size(</w:t>
+      </w:r>
+      <w:proofErr w:type="spellStart"/>
+      <w:proofErr w:type="gramEnd"/>
+      <w:r>
+        <w:rPr>
+          <w:sz w:val="16"/>
+          <w:szCs w:val="16"/>
+          <w:lang w:val="en-US"/>
+        </w:rPr>
+        <w:t>filtered_points</w:t>
+      </w:r>
+      <w:proofErr w:type="spellEnd"/>
+      <w:r>
+        <w:rPr>
+          <w:sz w:val="16"/>
+          <w:szCs w:val="16"/>
+          <w:lang w:val="en-US"/>
+        </w:rPr>
+        <w:t>, 2</w:t>
+      </w:r>
+      <w:proofErr w:type="gramStart"/>
+      <w:r>
+        <w:rPr>
+          <w:sz w:val="16"/>
+          <w:szCs w:val="16"/>
+          <w:lang w:val="en-US"/>
+        </w:rPr>
+        <w:t xml:space="preserve">);   </w:t>
+      </w:r>
+      <w:proofErr w:type="gramEnd"/>
+      <w:r>
+        <w:rPr>
+          <w:sz w:val="16"/>
+          <w:szCs w:val="16"/>
+          <w:lang w:val="en-US"/>
+        </w:rPr>
+        <w:t xml:space="preserve">  % 30</w:t>
+      </w:r>
+    </w:p>
+    <w:p>
+      <w:pPr>
+        <w:rPr>
+          <w:sz w:val="16"/>
+          <w:szCs w:val="16"/>
+          <w:lang w:val="en-US"/>
+        </w:rPr>
+      </w:pPr>
+    </w:p>
+    <w:p>
+      <w:pPr>
+        <w:rPr>
+          <w:sz w:val="16"/>
+          <w:szCs w:val="16"/>
+          <w:lang w:val="en-US"/>
+        </w:rPr>
+      </w:pPr>
+      <w:proofErr w:type="spellStart"/>
+      <w:r>
+        <w:rPr>
+          <w:sz w:val="16"/>
+          <w:szCs w:val="16"/>
+          <w:lang w:val="en-US"/>
+        </w:rPr>
+        <w:t>x_vals</w:t>
+      </w:r>
+      <w:proofErr w:type="spellEnd"/>
+      <w:r>
+        <w:rPr>
+          <w:sz w:val="16"/>
+          <w:szCs w:val="16"/>
+          <w:lang w:val="en-US"/>
+        </w:rPr>
+        <w:t xml:space="preserve"> = </w:t>
+      </w:r>
+      <w:proofErr w:type="spellStart"/>
+      <w:proofErr w:type="gramStart"/>
+      <w:r>
+        <w:rPr>
+          <w:sz w:val="16"/>
+          <w:szCs w:val="16"/>
+          <w:lang w:val="en-US"/>
+        </w:rPr>
+        <w:t>repelem</w:t>
+      </w:r>
+      <w:proofErr w:type="spellEnd"/>
+      <w:r>
+        <w:rPr>
+          <w:sz w:val="16"/>
+          <w:szCs w:val="16"/>
+          <w:lang w:val="en-US"/>
+        </w:rPr>
+        <w:t>(</w:t>
+      </w:r>
+      <w:proofErr w:type="spellStart"/>
+      <w:proofErr w:type="gramEnd"/>
+      <w:r>
+        <w:rPr>
+          <w:sz w:val="16"/>
+          <w:szCs w:val="16"/>
+          <w:lang w:val="en-US"/>
+        </w:rPr>
+        <w:t>filtered_vals</w:t>
+      </w:r>
+      <w:proofErr w:type="spellEnd"/>
+      <w:r>
+        <w:rPr>
+          <w:sz w:val="16"/>
+          <w:szCs w:val="16"/>
+          <w:lang w:val="en-US"/>
+        </w:rPr>
+        <w:t xml:space="preserve">, </w:t>
+      </w:r>
+      <w:proofErr w:type="spellStart"/>
+      <w:r>
+        <w:rPr>
+          <w:sz w:val="16"/>
+          <w:szCs w:val="16"/>
+          <w:lang w:val="en-US"/>
+        </w:rPr>
+        <w:t>numSamples</w:t>
+      </w:r>
+      <w:proofErr w:type="spellEnd"/>
+      <w:proofErr w:type="gramStart"/>
+      <w:r>
+        <w:rPr>
+          <w:sz w:val="16"/>
+          <w:szCs w:val="16"/>
+          <w:lang w:val="en-US"/>
+        </w:rPr>
+        <w:t xml:space="preserve">);   </w:t>
+      </w:r>
+      <w:proofErr w:type="gramEnd"/>
+      <w:r>
+        <w:rPr>
+          <w:sz w:val="16"/>
+          <w:szCs w:val="16"/>
+          <w:lang w:val="en-US"/>
+        </w:rPr>
+        <w:t>% e.g., [0 0 ... 1 1 ... 2 ...]</w:t>
+      </w:r>
+    </w:p>
+    <w:p>
+      <w:pPr>
+        <w:rPr>
+          <w:sz w:val="16"/>
+          <w:szCs w:val="16"/>
+          <w:lang w:val="en-US"/>
+        </w:rPr>
+      </w:pPr>
+      <w:proofErr w:type="spellStart"/>
+      <w:r>
+        <w:rPr>
+          <w:sz w:val="16"/>
+          <w:szCs w:val="16"/>
+          <w:lang w:val="en-US"/>
+        </w:rPr>
+        <w:t>y_vals</w:t>
+      </w:r>
+      <w:proofErr w:type="spellEnd"/>
+      <w:r>
+        <w:rPr>
+          <w:sz w:val="16"/>
+          <w:szCs w:val="16"/>
+          <w:lang w:val="en-US"/>
+        </w:rPr>
+        <w:t xml:space="preserve"> = </w:t>
+      </w:r>
+      <w:proofErr w:type="gramStart"/>
+      <w:r>
+        <w:rPr>
+          <w:sz w:val="16"/>
+          <w:szCs w:val="16"/>
+          <w:lang w:val="en-US"/>
+        </w:rPr>
+        <w:t>reshape(</w:t>
+      </w:r>
+      <w:proofErr w:type="spellStart"/>
+      <w:proofErr w:type="gramEnd"/>
+      <w:r>
+        <w:rPr>
+          <w:sz w:val="16"/>
+          <w:szCs w:val="16"/>
+          <w:lang w:val="en-US"/>
+        </w:rPr>
+        <w:t>filtered_points</w:t>
+      </w:r>
+      <w:proofErr w:type="spellEnd"/>
+      <w:r>
+        <w:rPr>
+          <w:sz w:val="16"/>
+          <w:szCs w:val="16"/>
+          <w:lang w:val="en-US"/>
+        </w:rPr>
+        <w:t>', [], 1</w:t>
+      </w:r>
+      <w:proofErr w:type="gramStart"/>
+      <w:r>
+        <w:rPr>
+          <w:sz w:val="16"/>
+          <w:szCs w:val="16"/>
+          <w:lang w:val="en-US"/>
+        </w:rPr>
+        <w:t xml:space="preserve">);   </w:t>
+      </w:r>
+      <w:proofErr w:type="gramEnd"/>
+      <w:r>
+        <w:rPr>
+          <w:sz w:val="16"/>
+          <w:szCs w:val="16"/>
+          <w:lang w:val="en-US"/>
+        </w:rPr>
+        <w:t xml:space="preserve">               % all 3000 values stacked</w:t>
+      </w:r>
+    </w:p>
+    <w:p>
+      <w:pPr>
+        <w:rPr>
+          <w:sz w:val="16"/>
+          <w:szCs w:val="16"/>
+          <w:lang w:val="en-US"/>
+        </w:rPr>
+      </w:pPr>
+    </w:p>
+    <w:p>
+      <w:pPr>
+        <w:rPr>
+          <w:sz w:val="16"/>
+          <w:szCs w:val="16"/>
+          <w:lang w:val="en-US"/>
+        </w:rPr>
+      </w:pPr>
+      <w:r>
+        <w:rPr>
+          <w:sz w:val="16"/>
+          <w:szCs w:val="16"/>
+          <w:lang w:val="en-US"/>
+        </w:rPr>
+        <w:t xml:space="preserve">% Create </w:t>
+      </w:r>
+      <w:proofErr w:type="spellStart"/>
+      <w:r>
+        <w:rPr>
+          <w:sz w:val="16"/>
+          <w:szCs w:val="16"/>
+          <w:lang w:val="en-US"/>
+        </w:rPr>
+        <w:t>boxchart</w:t>
+      </w:r>
+      <w:proofErr w:type="spellEnd"/>
+    </w:p>
+    <w:p>
+      <w:pPr>
+        <w:rPr>
+          <w:sz w:val="16"/>
+          <w:szCs w:val="16"/>
+          <w:lang w:val="en-US"/>
+        </w:rPr>
+      </w:pPr>
+      <w:proofErr w:type="gramStart"/>
+      <w:r>
+        <w:rPr>
+          <w:sz w:val="16"/>
+          <w:szCs w:val="16"/>
+          <w:lang w:val="en-US"/>
+        </w:rPr>
+        <w:t>figure;</w:t>
+      </w:r>
+      <w:proofErr w:type="gramEnd"/>
+    </w:p>
+    <w:p>
+      <w:pPr>
+        <w:rPr>
+          <w:sz w:val="16"/>
+          <w:szCs w:val="16"/>
+          <w:lang w:val="en-US"/>
+        </w:rPr>
+      </w:pPr>
+      <w:r>
+        <w:rPr>
+          <w:sz w:val="16"/>
+          <w:szCs w:val="16"/>
+          <w:lang w:val="en-US"/>
+        </w:rPr>
+        <w:t xml:space="preserve">b = </w:t>
+      </w:r>
+      <w:proofErr w:type="spellStart"/>
+      <w:proofErr w:type="gramStart"/>
+      <w:r>
+        <w:rPr>
+          <w:sz w:val="16"/>
+          <w:szCs w:val="16"/>
+          <w:lang w:val="en-US"/>
+        </w:rPr>
+        <w:t>boxchart</w:t>
+      </w:r>
+      <w:proofErr w:type="spellEnd"/>
+      <w:r>
+        <w:rPr>
+          <w:sz w:val="16"/>
+          <w:szCs w:val="16"/>
+          <w:lang w:val="en-US"/>
+        </w:rPr>
+        <w:t>(</w:t>
+      </w:r>
+      <w:proofErr w:type="spellStart"/>
+      <w:proofErr w:type="gramEnd"/>
+      <w:r>
+        <w:rPr>
+          <w:sz w:val="16"/>
+          <w:szCs w:val="16"/>
+          <w:lang w:val="en-US"/>
+        </w:rPr>
+        <w:t>x_vals</w:t>
+      </w:r>
+      <w:proofErr w:type="spellEnd"/>
+      <w:r>
+        <w:rPr>
+          <w:sz w:val="16"/>
+          <w:szCs w:val="16"/>
+          <w:lang w:val="en-US"/>
+        </w:rPr>
+        <w:t xml:space="preserve">, </w:t>
+      </w:r>
+      <w:proofErr w:type="spellStart"/>
+      <w:r>
+        <w:rPr>
+          <w:sz w:val="16"/>
+          <w:szCs w:val="16"/>
+          <w:lang w:val="en-US"/>
+        </w:rPr>
+        <w:t>y_vals</w:t>
+      </w:r>
+      <w:proofErr w:type="spellEnd"/>
+      <w:proofErr w:type="gramStart"/>
+      <w:r>
+        <w:rPr>
+          <w:sz w:val="16"/>
+          <w:szCs w:val="16"/>
+          <w:lang w:val="en-US"/>
+        </w:rPr>
+        <w:t>);</w:t>
+      </w:r>
+      <w:proofErr w:type="gramEnd"/>
+    </w:p>
+    <w:p>
+      <w:pPr>
+        <w:rPr>
+          <w:sz w:val="16"/>
+          <w:szCs w:val="16"/>
+          <w:lang w:val="en-US"/>
+        </w:rPr>
+      </w:pPr>
+    </w:p>
+    <w:p>
+      <w:pPr>
+        <w:rPr>
+          <w:sz w:val="16"/>
+          <w:szCs w:val="16"/>
+          <w:lang w:val="en-US"/>
+        </w:rPr>
+      </w:pPr>
+      <w:proofErr w:type="spellStart"/>
+      <w:r>
+        <w:rPr>
+          <w:sz w:val="16"/>
+          <w:szCs w:val="16"/>
+          <w:lang w:val="en-US"/>
+        </w:rPr>
+        <w:t>mean_values</w:t>
+      </w:r>
+      <w:proofErr w:type="spellEnd"/>
+      <w:r>
+        <w:rPr>
+          <w:sz w:val="16"/>
+          <w:szCs w:val="16"/>
+          <w:lang w:val="en-US"/>
+        </w:rPr>
+        <w:t xml:space="preserve"> = </w:t>
+      </w:r>
+      <w:proofErr w:type="gramStart"/>
+      <w:r>
+        <w:rPr>
+          <w:sz w:val="16"/>
+          <w:szCs w:val="16"/>
+          <w:lang w:val="en-US"/>
+        </w:rPr>
+        <w:t>median(</w:t>
+      </w:r>
+      <w:proofErr w:type="spellStart"/>
+      <w:proofErr w:type="gramEnd"/>
+      <w:r>
+        <w:rPr>
+          <w:sz w:val="16"/>
+          <w:szCs w:val="16"/>
+          <w:lang w:val="en-US"/>
+        </w:rPr>
+        <w:t>filtered_points</w:t>
+      </w:r>
+      <w:proofErr w:type="spellEnd"/>
+      <w:r>
+        <w:rPr>
+          <w:sz w:val="16"/>
+          <w:szCs w:val="16"/>
+          <w:lang w:val="en-US"/>
+        </w:rPr>
+        <w:t>, 2</w:t>
+      </w:r>
+      <w:proofErr w:type="gramStart"/>
+      <w:r>
+        <w:rPr>
+          <w:sz w:val="16"/>
+          <w:szCs w:val="16"/>
+          <w:lang w:val="en-US"/>
+        </w:rPr>
+        <w:t>);</w:t>
+      </w:r>
+      <w:proofErr w:type="gramEnd"/>
+    </w:p>
+    <w:p>
+      <w:pPr>
+        <w:rPr>
+          <w:sz w:val="16"/>
+          <w:szCs w:val="16"/>
+          <w:lang w:val="en-US"/>
+        </w:rPr>
+      </w:pPr>
+      <w:r>
+        <w:rPr>
+          <w:sz w:val="16"/>
+          <w:szCs w:val="16"/>
+          <w:lang w:val="en-US"/>
+        </w:rPr>
+        <w:t xml:space="preserve">hold </w:t>
+      </w:r>
+      <w:proofErr w:type="gramStart"/>
+      <w:r>
+        <w:rPr>
+          <w:sz w:val="16"/>
+          <w:szCs w:val="16"/>
+          <w:lang w:val="en-US"/>
+        </w:rPr>
+        <w:t>on;</w:t>
+      </w:r>
+      <w:proofErr w:type="gramEnd"/>
+    </w:p>
+    <w:p>
+      <w:pPr>
+        <w:rPr>
+          <w:sz w:val="16"/>
+          <w:szCs w:val="16"/>
+          <w:lang w:val="en-US"/>
+        </w:rPr>
+      </w:pPr>
+      <w:proofErr w:type="gramStart"/>
+      <w:r>
+        <w:rPr>
+          <w:sz w:val="16"/>
+          <w:szCs w:val="16"/>
+          <w:lang w:val="en-US"/>
+        </w:rPr>
+        <w:t>plot(</w:t>
+      </w:r>
+      <w:proofErr w:type="spellStart"/>
+      <w:proofErr w:type="gramEnd"/>
+      <w:r>
+        <w:rPr>
+          <w:sz w:val="16"/>
+          <w:szCs w:val="16"/>
+          <w:lang w:val="en-US"/>
+        </w:rPr>
+        <w:t>filtered_vals</w:t>
+      </w:r>
+      <w:proofErr w:type="spellEnd"/>
+      <w:r>
+        <w:rPr>
+          <w:sz w:val="16"/>
+          <w:szCs w:val="16"/>
+          <w:lang w:val="en-US"/>
+        </w:rPr>
+        <w:t xml:space="preserve">, </w:t>
+      </w:r>
+      <w:proofErr w:type="spellStart"/>
+      <w:r>
+        <w:rPr>
+          <w:sz w:val="16"/>
+          <w:szCs w:val="16"/>
+          <w:lang w:val="en-US"/>
+        </w:rPr>
+        <w:t>mean_values</w:t>
+      </w:r>
+      <w:proofErr w:type="spellEnd"/>
+      <w:r>
+        <w:rPr>
+          <w:sz w:val="16"/>
+          <w:szCs w:val="16"/>
+          <w:lang w:val="en-US"/>
+        </w:rPr>
+        <w:t>, '.-', 'LineWidth',1, 'Color', [1.0, 0.5, 0.4]);</w:t>
+      </w:r>
+    </w:p>
+    <w:p>
+      <w:pPr>
+        <w:rPr>
+          <w:sz w:val="16"/>
+          <w:szCs w:val="16"/>
+          <w:lang w:val="en-US"/>
+        </w:rPr>
+      </w:pPr>
+    </w:p>
+    <w:p>
+      <w:pPr>
+        <w:rPr>
+          <w:sz w:val="16"/>
+          <w:szCs w:val="16"/>
+          <w:lang w:val="en-US"/>
+        </w:rPr>
+      </w:pPr>
+      <w:r>
+        <w:rPr>
+          <w:sz w:val="16"/>
+          <w:szCs w:val="16"/>
+          <w:lang w:val="en-US"/>
+        </w:rPr>
+        <w:t>% Style settings</w:t>
+      </w:r>
+    </w:p>
+    <w:p>
+      <w:pPr>
+        <w:rPr>
+          <w:sz w:val="16"/>
+          <w:szCs w:val="16"/>
+          <w:lang w:val="en-US"/>
+        </w:rPr>
+      </w:pPr>
+      <w:proofErr w:type="spellStart"/>
+      <w:proofErr w:type="gramStart"/>
+      <w:r>
+        <w:rPr>
+          <w:sz w:val="16"/>
+          <w:szCs w:val="16"/>
+          <w:lang w:val="en-US"/>
+        </w:rPr>
+        <w:t>b.BoxWidth</w:t>
+      </w:r>
+      <w:proofErr w:type="spellEnd"/>
+      <w:proofErr w:type="gramEnd"/>
+      <w:r>
+        <w:rPr>
+          <w:sz w:val="16"/>
+          <w:szCs w:val="16"/>
+          <w:lang w:val="en-US"/>
+        </w:rPr>
+        <w:t xml:space="preserve"> = 0.8;                   % wider boxes (default is 0.5)</w:t>
+      </w:r>
+    </w:p>
+    <w:p>
+      <w:pPr>
+        <w:rPr>
+          <w:sz w:val="16"/>
+          <w:szCs w:val="16"/>
+          <w:lang w:val="en-US"/>
+        </w:rPr>
+      </w:pPr>
+      <w:proofErr w:type="spellStart"/>
+      <w:proofErr w:type="gramStart"/>
+      <w:r>
+        <w:rPr>
+          <w:sz w:val="16"/>
+          <w:szCs w:val="16"/>
+          <w:lang w:val="en-US"/>
+        </w:rPr>
+        <w:t>b.BoxFaceColor</w:t>
+      </w:r>
+      <w:proofErr w:type="spellEnd"/>
+      <w:proofErr w:type="gramEnd"/>
+      <w:r>
+        <w:rPr>
+          <w:sz w:val="16"/>
+          <w:szCs w:val="16"/>
+          <w:lang w:val="en-US"/>
+        </w:rPr>
+        <w:t xml:space="preserve"> = [0 0.447 0.741</w:t>
+      </w:r>
+      <w:proofErr w:type="gramStart"/>
+      <w:r>
+        <w:rPr>
+          <w:sz w:val="16"/>
+          <w:szCs w:val="16"/>
+          <w:lang w:val="en-US"/>
+        </w:rPr>
+        <w:t xml:space="preserve">];   </w:t>
+      </w:r>
+      <w:proofErr w:type="gramEnd"/>
+      <w:r>
+        <w:rPr>
+          <w:sz w:val="16"/>
+          <w:szCs w:val="16"/>
+          <w:lang w:val="en-US"/>
+        </w:rPr>
+        <w:t>% MATLAB default blue</w:t>
+      </w:r>
+    </w:p>
+    <w:p>
+      <w:pPr>
+        <w:rPr>
+          <w:sz w:val="16"/>
+          <w:szCs w:val="16"/>
+          <w:lang w:val="en-US"/>
+        </w:rPr>
+      </w:pPr>
+      <w:proofErr w:type="spellStart"/>
+      <w:proofErr w:type="gramStart"/>
+      <w:r>
+        <w:rPr>
+          <w:sz w:val="16"/>
+          <w:szCs w:val="16"/>
+          <w:lang w:val="en-US"/>
+        </w:rPr>
+        <w:t>b.LineWidth</w:t>
+      </w:r>
+      <w:proofErr w:type="spellEnd"/>
+      <w:proofErr w:type="gramEnd"/>
+      <w:r>
+        <w:rPr>
+          <w:sz w:val="16"/>
+          <w:szCs w:val="16"/>
+          <w:lang w:val="en-US"/>
+        </w:rPr>
+        <w:t xml:space="preserve"> = </w:t>
+      </w:r>
+      <w:proofErr w:type="gramStart"/>
+      <w:r>
+        <w:rPr>
+          <w:sz w:val="16"/>
+          <w:szCs w:val="16"/>
+          <w:lang w:val="en-US"/>
+        </w:rPr>
+        <w:t xml:space="preserve">1;   </w:t>
+      </w:r>
+      <w:proofErr w:type="gramEnd"/>
+      <w:r>
+        <w:rPr>
+          <w:sz w:val="16"/>
+          <w:szCs w:val="16"/>
+          <w:lang w:val="en-US"/>
+        </w:rPr>
+        <w:t xml:space="preserve">               % thicker edge</w:t>
+      </w:r>
+    </w:p>
+    <w:p>
+      <w:pPr>
+        <w:rPr>
+          <w:sz w:val="16"/>
+          <w:szCs w:val="16"/>
+          <w:lang w:val="en-US"/>
+        </w:rPr>
+      </w:pPr>
+      <w:r>
+        <w:rPr>
+          <w:sz w:val="16"/>
+          <w:szCs w:val="16"/>
+          <w:lang w:val="en-US"/>
+        </w:rPr>
+        <w:lastRenderedPageBreak/>
+        <w:t>% Axes and labels</w:t>
+      </w:r>
+    </w:p>
+    <w:p>
+      <w:pPr>
+        <w:rPr>
+          <w:sz w:val="16"/>
+          <w:szCs w:val="16"/>
+          <w:lang w:val="en-US"/>
+        </w:rPr>
+      </w:pPr>
+      <w:proofErr w:type="spellStart"/>
+      <w:proofErr w:type="gramStart"/>
+      <w:r>
+        <w:rPr>
+          <w:sz w:val="16"/>
+          <w:szCs w:val="16"/>
+          <w:lang w:val="en-US"/>
+        </w:rPr>
+        <w:t>xlabel</w:t>
+      </w:r>
+      <w:proofErr w:type="spellEnd"/>
+      <w:r>
+        <w:rPr>
+          <w:sz w:val="16"/>
+          <w:szCs w:val="16"/>
+          <w:lang w:val="en-US"/>
+        </w:rPr>
+        <w:t>(</w:t>
+      </w:r>
+      <w:proofErr w:type="gramEnd"/>
+      <w:r>
+        <w:rPr>
+          <w:sz w:val="16"/>
+          <w:szCs w:val="16"/>
+          <w:lang w:val="en-US"/>
+        </w:rPr>
+        <w:t>'Packet loss probability (%)'</w:t>
+      </w:r>
+      <w:proofErr w:type="gramStart"/>
+      <w:r>
+        <w:rPr>
+          <w:sz w:val="16"/>
+          <w:szCs w:val="16"/>
+          <w:lang w:val="en-US"/>
+        </w:rPr>
+        <w:t>);</w:t>
+      </w:r>
+      <w:proofErr w:type="gramEnd"/>
+    </w:p>
+    <w:p>
+      <w:pPr>
+        <w:rPr>
+          <w:sz w:val="16"/>
+          <w:szCs w:val="16"/>
+          <w:lang w:val="en-US"/>
+        </w:rPr>
+      </w:pPr>
+      <w:proofErr w:type="spellStart"/>
+      <w:proofErr w:type="gramStart"/>
+      <w:r>
+        <w:rPr>
+          <w:sz w:val="16"/>
+          <w:szCs w:val="16"/>
+          <w:lang w:val="en-US"/>
+        </w:rPr>
+        <w:t>ylabel</w:t>
+      </w:r>
+      <w:proofErr w:type="spellEnd"/>
+      <w:r>
+        <w:rPr>
+          <w:sz w:val="16"/>
+          <w:szCs w:val="16"/>
+          <w:lang w:val="en-US"/>
+        </w:rPr>
+        <w:t>(</w:t>
+      </w:r>
+      <w:proofErr w:type="gramEnd"/>
+      <w:r>
+        <w:rPr>
+          <w:sz w:val="16"/>
+          <w:szCs w:val="16"/>
+          <w:lang w:val="en-US"/>
+        </w:rPr>
+        <w:t>'Tracking cost'</w:t>
+      </w:r>
+      <w:proofErr w:type="gramStart"/>
+      <w:r>
+        <w:rPr>
+          <w:sz w:val="16"/>
+          <w:szCs w:val="16"/>
+          <w:lang w:val="en-US"/>
+        </w:rPr>
+        <w:t>);</w:t>
+      </w:r>
+      <w:proofErr w:type="gramEnd"/>
+    </w:p>
+    <w:p>
+      <w:pPr>
+        <w:rPr>
+          <w:sz w:val="16"/>
+          <w:szCs w:val="16"/>
+          <w:lang w:val="en-US"/>
+        </w:rPr>
+      </w:pPr>
+      <w:proofErr w:type="gramStart"/>
+      <w:r>
+        <w:rPr>
+          <w:sz w:val="16"/>
+          <w:szCs w:val="16"/>
+          <w:lang w:val="en-US"/>
+        </w:rPr>
+        <w:t>title(</w:t>
+      </w:r>
+      <w:proofErr w:type="gramEnd"/>
+      <w:r>
+        <w:rPr>
+          <w:sz w:val="16"/>
+          <w:szCs w:val="16"/>
+          <w:lang w:val="en-US"/>
+        </w:rPr>
+        <w:t>'Tracking Cost vs Packet Loss Probability'</w:t>
+      </w:r>
+      <w:proofErr w:type="gramStart"/>
+      <w:r>
+        <w:rPr>
+          <w:sz w:val="16"/>
+          <w:szCs w:val="16"/>
+          <w:lang w:val="en-US"/>
+        </w:rPr>
+        <w:t>);</w:t>
+      </w:r>
+      <w:proofErr w:type="gramEnd"/>
+    </w:p>
+    <w:p>
+      <w:pPr>
+        <w:rPr>
+          <w:sz w:val="16"/>
+          <w:szCs w:val="16"/>
+          <w:lang w:val="en-US"/>
+        </w:rPr>
+      </w:pPr>
+      <w:proofErr w:type="spellStart"/>
+      <w:proofErr w:type="gramStart"/>
+      <w:r>
+        <w:rPr>
+          <w:sz w:val="16"/>
+          <w:szCs w:val="16"/>
+          <w:lang w:val="en-US"/>
+        </w:rPr>
+        <w:t>xlim</w:t>
+      </w:r>
+      <w:proofErr w:type="spellEnd"/>
+      <w:r>
+        <w:rPr>
+          <w:sz w:val="16"/>
+          <w:szCs w:val="16"/>
+          <w:lang w:val="en-US"/>
+        </w:rPr>
+        <w:t>(</w:t>
+      </w:r>
+      <w:proofErr w:type="gramEnd"/>
+      <w:r>
+        <w:rPr>
+          <w:sz w:val="16"/>
+          <w:szCs w:val="16"/>
+          <w:lang w:val="en-US"/>
+        </w:rPr>
+        <w:t>[-1, 60]</w:t>
+      </w:r>
+      <w:proofErr w:type="gramStart"/>
+      <w:r>
+        <w:rPr>
+          <w:sz w:val="16"/>
+          <w:szCs w:val="16"/>
+          <w:lang w:val="en-US"/>
+        </w:rPr>
+        <w:t>);</w:t>
+      </w:r>
+      <w:proofErr w:type="gramEnd"/>
+    </w:p>
+    <w:p>
+      <w:pPr>
+        <w:rPr>
+          <w:sz w:val="16"/>
+          <w:szCs w:val="16"/>
+          <w:lang w:val="en-US"/>
+        </w:rPr>
+      </w:pPr>
+      <w:proofErr w:type="spellStart"/>
+      <w:proofErr w:type="gramStart"/>
+      <w:r>
+        <w:rPr>
+          <w:sz w:val="16"/>
+          <w:szCs w:val="16"/>
+          <w:lang w:val="en-US"/>
+        </w:rPr>
+        <w:t>ylim</w:t>
+      </w:r>
+      <w:proofErr w:type="spellEnd"/>
+      <w:r>
+        <w:rPr>
+          <w:sz w:val="16"/>
+          <w:szCs w:val="16"/>
+          <w:lang w:val="en-US"/>
+        </w:rPr>
+        <w:t>(</w:t>
+      </w:r>
+      <w:proofErr w:type="gramEnd"/>
+      <w:r>
+        <w:rPr>
+          <w:sz w:val="16"/>
+          <w:szCs w:val="16"/>
+          <w:lang w:val="en-US"/>
+        </w:rPr>
+        <w:t>[298.2, 299]</w:t>
+      </w:r>
+      <w:proofErr w:type="gramStart"/>
+      <w:r>
+        <w:rPr>
+          <w:sz w:val="16"/>
+          <w:szCs w:val="16"/>
+          <w:lang w:val="en-US"/>
+        </w:rPr>
+        <w:t>);</w:t>
+      </w:r>
+      <w:proofErr w:type="gramEnd"/>
+    </w:p>
+    <w:p>
+      <w:pPr>
+        <w:rPr>
+          <w:sz w:val="16"/>
+          <w:szCs w:val="16"/>
+          <w:lang w:val="en-US"/>
+        </w:rPr>
+      </w:pPr>
+      <w:r>
+        <w:rPr>
+          <w:sz w:val="16"/>
+          <w:szCs w:val="16"/>
+          <w:lang w:val="en-US"/>
+        </w:rPr>
+        <w:t>% Grid and box</w:t>
+      </w:r>
+    </w:p>
+    <w:p>
+      <w:pPr>
+        <w:rPr>
+          <w:sz w:val="16"/>
+          <w:szCs w:val="16"/>
+          <w:lang w:val="en-US"/>
+        </w:rPr>
+      </w:pPr>
+      <w:proofErr w:type="spellStart"/>
+      <w:r>
+        <w:rPr>
+          <w:sz w:val="16"/>
+          <w:szCs w:val="16"/>
+          <w:lang w:val="en-US"/>
+        </w:rPr>
+        <w:t>ygrid</w:t>
+      </w:r>
+      <w:proofErr w:type="spellEnd"/>
+      <w:r>
+        <w:rPr>
+          <w:sz w:val="16"/>
+          <w:szCs w:val="16"/>
+          <w:lang w:val="en-US"/>
+        </w:rPr>
+        <w:t xml:space="preserve"> </w:t>
+      </w:r>
+      <w:proofErr w:type="gramStart"/>
+      <w:r>
+        <w:rPr>
+          <w:sz w:val="16"/>
+          <w:szCs w:val="16"/>
+          <w:lang w:val="en-US"/>
+        </w:rPr>
+        <w:t>on;</w:t>
+      </w:r>
+      <w:proofErr w:type="gramEnd"/>
+    </w:p>
+    <w:p>
+      <w:pPr>
+        <w:rPr>
+          <w:sz w:val="16"/>
+          <w:szCs w:val="16"/>
+          <w:lang w:val="en-US"/>
+        </w:rPr>
+      </w:pPr>
+      <w:r>
+        <w:rPr>
+          <w:sz w:val="16"/>
+          <w:szCs w:val="16"/>
+          <w:lang w:val="en-US"/>
+        </w:rPr>
+        <w:t xml:space="preserve">box </w:t>
+      </w:r>
+      <w:proofErr w:type="gramStart"/>
+      <w:r>
+        <w:rPr>
+          <w:sz w:val="16"/>
+          <w:szCs w:val="16"/>
+          <w:lang w:val="en-US"/>
+        </w:rPr>
+        <w:t>on;</w:t>
+      </w:r>
+      <w:proofErr w:type="gramEnd"/>
+    </w:p>
+    <w:p>
+      <w:pPr>
+        <w:rPr>
+          <w:sz w:val="16"/>
+          <w:szCs w:val="16"/>
+          <w:lang w:val="en-US"/>
+        </w:rPr>
+      </w:pPr>
+    </w:p>
+    <w:p>
+      <w:pPr>
+        <w:rPr>
+          <w:sz w:val="16"/>
+          <w:szCs w:val="16"/>
+          <w:lang w:val="en-US"/>
+        </w:rPr>
+      </w:pPr>
+      <w:r>
+        <w:rPr>
+          <w:sz w:val="16"/>
+          <w:szCs w:val="16"/>
+          <w:lang w:val="en-US"/>
+        </w:rPr>
+        <w:t>% Optionally, reduce number of x-ticks if crowded</w:t>
+      </w:r>
+    </w:p>
+    <w:p>
+      <w:pPr>
+        <w:rPr>
+          <w:sz w:val="16"/>
+          <w:szCs w:val="16"/>
+          <w:lang w:val="en-US"/>
+        </w:rPr>
+      </w:pPr>
+      <w:proofErr w:type="spellStart"/>
+      <w:proofErr w:type="gramStart"/>
+      <w:r>
+        <w:rPr>
+          <w:sz w:val="16"/>
+          <w:szCs w:val="16"/>
+          <w:lang w:val="en-US"/>
+        </w:rPr>
+        <w:t>xticks</w:t>
+      </w:r>
+      <w:proofErr w:type="spellEnd"/>
+      <w:r>
+        <w:rPr>
+          <w:sz w:val="16"/>
+          <w:szCs w:val="16"/>
+          <w:lang w:val="en-US"/>
+        </w:rPr>
+        <w:t>(unique(round(</w:t>
+      </w:r>
+      <w:proofErr w:type="gramEnd"/>
+      <w:r>
+        <w:rPr>
+          <w:sz w:val="16"/>
+          <w:szCs w:val="16"/>
+          <w:lang w:val="en-US"/>
+        </w:rPr>
+        <w:t xml:space="preserve">100 * </w:t>
+      </w:r>
+      <w:proofErr w:type="spellStart"/>
+      <w:r>
+        <w:rPr>
+          <w:sz w:val="16"/>
+          <w:szCs w:val="16"/>
+          <w:lang w:val="en-US"/>
+        </w:rPr>
+        <w:t>p_loss_vals</w:t>
+      </w:r>
+      <w:proofErr w:type="spellEnd"/>
+      <w:r>
+        <w:rPr>
+          <w:sz w:val="16"/>
+          <w:szCs w:val="16"/>
+          <w:lang w:val="en-US"/>
+        </w:rPr>
+        <w:t xml:space="preserve">, </w:t>
+      </w:r>
+      <w:proofErr w:type="gramStart"/>
+      <w:r>
+        <w:rPr>
+          <w:sz w:val="16"/>
+          <w:szCs w:val="16"/>
+          <w:lang w:val="en-US"/>
+        </w:rPr>
+        <w:t>4)));  %</w:t>
+      </w:r>
+      <w:proofErr w:type="gramEnd"/>
+      <w:r>
+        <w:rPr>
+          <w:sz w:val="16"/>
+          <w:szCs w:val="16"/>
+          <w:lang w:val="en-US"/>
+        </w:rPr>
+        <w:t xml:space="preserve"> use only unique x values</w:t>
+      </w:r>
+    </w:p>
+    <w:p>
+      <w:pPr>
+        <w:rPr>
+          <w:sz w:val="24"/>
+          <w:szCs w:val="24"/>
+          <w:lang w:val="en-US"/>
+        </w:rPr>
+      </w:pPr>
+      <w:r>
+        <w:rPr>
+          <w:noProof/>
+        </w:rPr>
+        <w:lastRenderedPageBreak/>
+        <w:drawing>
+          <wp:inline distT="0" distB="0" distL="0" distR="0" wp14:anchorId="1752062A" wp14:editId="40C33BB8">
+            <wp:extent cx="5759450" cy="3126105"/>
+            <wp:effectExtent l="0" t="0" r="0" b="0"/>
+            <wp:docPr id="986265359" name="Immagine 1" descr="Immagine che contiene testo, linea, Diagramma, diagramma&#10;&#10;Il contenuto generato dall'IA potrebbe non essere corretto."/>
+            <wp:cNvGraphicFramePr>
+              <a:graphicFrameLocks xmlns:a="http://schemas.openxmlformats.org/drawingml/2006/main" noChangeAspect="1"/>
+            </wp:cNvGraphicFramePr>
+            <a:graphic xmlns:a="http://schemas.openxmlformats.org/drawingml/2006/main">
+              <a:graphicData uri="http://schemas.openxmlformats.org/drawingml/2006/picture">
+                <pic:pic xmlns:pic="http://schemas.openxmlformats.org/drawingml/2006/picture">
+                  <pic:nvPicPr>
+                    <pic:cNvPr id="986265359" name="Immagine 1" descr="Immagine che contiene testo, linea, Diagramma, diagramma&#10;&#10;Il contenuto generato dall'IA potrebbe non essere corretto."/>
+                    <pic:cNvPicPr/>
+                  </pic:nvPicPr>
+                  <pic:blipFill>
+                    <a:blip r:embed="rId40"/>
+                    <a:stretch>
+                      <a:fillRect/>
+                    </a:stretch>
+                  </pic:blipFill>
+                  <pic:spPr>
+                    <a:xfrm>
+                      <a:off x="0" y="0"/>
+                      <a:ext cx="5759450" cy="3126105"/>
+                    </a:xfrm>
+                    <a:prstGeom prst="rect">
+                      <a:avLst/>
+                    </a:prstGeom>
+                  </pic:spPr>
+                </pic:pic>
+              </a:graphicData>
+            </a:graphic>
+          </wp:inline>
+        </w:drawing>
+      </w:r>
+      <w:r>
+        <w:rPr>
+          <w:noProof/>
+        </w:rPr>
+        <w:drawing>
+          <wp:inline distT="0" distB="0" distL="0" distR="0" wp14:anchorId="1E9926B6" wp14:editId="746EE15E">
+            <wp:extent cx="5759450" cy="3197860"/>
+            <wp:effectExtent l="0" t="0" r="0" b="2540"/>
+            <wp:docPr id="348799999" name="Immagine 1" descr="Immagine che contiene testo, schermata, linea, Diagramma&#10;&#10;Il contenuto generato dall'IA potrebbe non essere corretto."/>
+            <wp:cNvGraphicFramePr>
+              <a:graphicFrameLocks xmlns:a="http://schemas.openxmlformats.org/drawingml/2006/main" noChangeAspect="1"/>
+            </wp:cNvGraphicFramePr>
+            <a:graphic xmlns:a="http://schemas.openxmlformats.org/drawingml/2006/main">
+              <a:graphicData uri="http://schemas.openxmlformats.org/drawingml/2006/picture">
+                <pic:pic xmlns:pic="http://schemas.openxmlformats.org/drawingml/2006/picture">
+                  <pic:nvPicPr>
+                    <pic:cNvPr id="348799999" name="Immagine 1" descr="Immagine che contiene testo, schermata, linea, Diagramma&#10;&#10;Il contenuto generato dall'IA potrebbe non essere corretto."/>
+                    <pic:cNvPicPr/>
+                  </pic:nvPicPr>
+                  <pic:blipFill>
+                    <a:blip r:embed="rId41"/>
+                    <a:stretch>
+                      <a:fillRect/>
+                    </a:stretch>
+                  </pic:blipFill>
+                  <pic:spPr>
+                    <a:xfrm>
+                      <a:off x="0" y="0"/>
+                      <a:ext cx="5759450" cy="3197860"/>
+                    </a:xfrm>
+                    <a:prstGeom prst="rect">
+                      <a:avLst/>
+                    </a:prstGeom>
+                  </pic:spPr>
+                </pic:pic>
+              </a:graphicData>
+            </a:graphic>
+          </wp:inline>
         </w:drawing>
       </w:r>
     </w:p>
